--- a/Курсовой Проект/Курсовая КГЮ.docx
+++ b/Курсовой Проект/Курсовая КГЮ.docx
@@ -1,6 +1,6 @@
 
 <file path=word/document.xml><?xml version="1.0" encoding="utf-8"?>
-<w:document xmlns:wpc="http://schemas.microsoft.com/office/word/2010/wordprocessingCanvas" xmlns:cx="http://schemas.microsoft.com/office/drawing/2014/chartex" xmlns:cx1="http://schemas.microsoft.com/office/drawing/2015/9/8/chartex" xmlns:cx2="http://schemas.microsoft.com/office/drawing/2015/10/21/chartex" xmlns:cx3="http://schemas.microsoft.com/office/drawing/2016/5/9/chartex" xmlns:cx4="http://schemas.microsoft.com/office/drawing/2016/5/10/chartex" xmlns:cx5="http://schemas.microsoft.com/office/drawing/2016/5/11/chartex" xmlns:cx6="http://schemas.microsoft.com/office/drawing/2016/5/12/chartex" xmlns:cx7="http://schemas.microsoft.com/office/drawing/2016/5/13/chartex" xmlns:cx8="http://schemas.microsoft.com/office/drawing/2016/5/14/chartex" xmlns:mc="http://schemas.openxmlformats.org/markup-compatibility/2006" xmlns:aink="http://schemas.microsoft.com/office/drawing/2016/ink" xmlns:am3d="http://schemas.microsoft.com/office/drawing/2017/model3d" xmlns:o="urn:schemas-microsoft-com:office:office" xmlns:oel="http://schemas.microsoft.com/office/2019/extlst" xmlns:r="http://schemas.openxmlformats.org/officeDocument/2006/relationships" xmlns:m="http://schemas.openxmlformats.org/officeDocument/2006/math" xmlns:v="urn:schemas-microsoft-com:vml" xmlns:wp14="http://schemas.microsoft.com/office/word/2010/wordprocessingDrawing" xmlns:wp="http://schemas.openxmlformats.org/drawingml/2006/wordprocessingDrawing" xmlns:w10="urn:schemas-microsoft-com:office:word" xmlns:w="http://schemas.openxmlformats.org/wordprocessingml/2006/main" xmlns:w14="http://schemas.microsoft.com/office/word/2010/wordml" xmlns:w15="http://schemas.microsoft.com/office/word/2012/wordml" xmlns:w16cex="http://schemas.microsoft.com/office/word/2018/wordml/cex" xmlns:w16cid="http://schemas.microsoft.com/office/word/2016/wordml/cid" xmlns:w16="http://schemas.microsoft.com/office/word/2018/wordml" xmlns:w16du="http://schemas.microsoft.com/office/word/2023/wordml/word16du" xmlns:w16sdtdh="http://schemas.microsoft.com/office/word/2020/wordml/sdtdatahash" xmlns:w16sdtfl="http://schemas.microsoft.com/office/word/2024/wordml/sdtformatlock" xmlns:w16se="http://schemas.microsoft.com/office/word/2015/wordml/symex" xmlns:wpg="http://schemas.microsoft.com/office/word/2010/wordprocessingGroup" xmlns:wpi="http://schemas.microsoft.com/office/word/2010/wordprocessingInk" xmlns:wne="http://schemas.microsoft.com/office/word/2006/wordml" xmlns:wps="http://schemas.microsoft.com/office/word/2010/wordprocessingShape" mc:Ignorable="w14 w15 w16se w16cid w16 w16cex w16sdtdh w16sdtfl w16du wp14">
+<w:document xmlns:wpc="http://schemas.microsoft.com/office/word/2010/wordprocessingCanvas" xmlns:cx="http://schemas.microsoft.com/office/drawing/2014/chartex" xmlns:cx1="http://schemas.microsoft.com/office/drawing/2015/9/8/chartex" xmlns:cx2="http://schemas.microsoft.com/office/drawing/2015/10/21/chartex" xmlns:cx3="http://schemas.microsoft.com/office/drawing/2016/5/9/chartex" xmlns:cx4="http://schemas.microsoft.com/office/drawing/2016/5/10/chartex" xmlns:cx5="http://schemas.microsoft.com/office/drawing/2016/5/11/chartex" xmlns:cx6="http://schemas.microsoft.com/office/drawing/2016/5/12/chartex" xmlns:cx7="http://schemas.microsoft.com/office/drawing/2016/5/13/chartex" xmlns:cx8="http://schemas.microsoft.com/office/drawing/2016/5/14/chartex" xmlns:mc="http://schemas.openxmlformats.org/markup-compatibility/2006" xmlns:aink="http://schemas.microsoft.com/office/drawing/2016/ink" xmlns:am3d="http://schemas.microsoft.com/office/drawing/2017/model3d" xmlns:o="urn:schemas-microsoft-com:office:office" xmlns:r="http://schemas.openxmlformats.org/officeDocument/2006/relationships" xmlns:m="http://schemas.openxmlformats.org/officeDocument/2006/math" xmlns:v="urn:schemas-microsoft-com:vml" xmlns:wp14="http://schemas.microsoft.com/office/word/2010/wordprocessingDrawing" xmlns:wp="http://schemas.openxmlformats.org/drawingml/2006/wordprocessingDrawing" xmlns:w10="urn:schemas-microsoft-com:office:word" xmlns:w="http://schemas.openxmlformats.org/wordprocessingml/2006/main" xmlns:w14="http://schemas.microsoft.com/office/word/2010/wordml" xmlns:w15="http://schemas.microsoft.com/office/word/2012/wordml" xmlns:w16cex="http://schemas.microsoft.com/office/word/2018/wordml/cex" xmlns:w16cid="http://schemas.microsoft.com/office/word/2016/wordml/cid" xmlns:w16="http://schemas.microsoft.com/office/word/2018/wordml" xmlns:w16sdtdh="http://schemas.microsoft.com/office/word/2020/wordml/sdtdatahash" xmlns:w16se="http://schemas.microsoft.com/office/word/2015/wordml/symex" xmlns:wpg="http://schemas.microsoft.com/office/word/2010/wordprocessingGroup" xmlns:wpi="http://schemas.microsoft.com/office/word/2010/wordprocessingInk" xmlns:wne="http://schemas.microsoft.com/office/word/2006/wordml" xmlns:wps="http://schemas.microsoft.com/office/word/2010/wordprocessingShape" mc:Ignorable="w14 w15 w16se w16cid w16 w16cex w16sdtdh wp14">
   <w:body>
     <w:p>
       <w:pPr>
@@ -524,7 +524,7 @@
           <w:lang w:eastAsia="ru-RU"/>
           <w14:ligatures w14:val="none"/>
         </w:rPr>
-        <w:t>К защите допущена ______________________________ 2026_ г.</w:t>
+        <w:t>К защите допущен ______________________________ 2026_ г.</w:t>
       </w:r>
     </w:p>
     <w:p>
@@ -648,6 +648,16 @@
     </w:p>
     <w:sdt>
       <w:sdtPr>
+        <w:rPr>
+          <w:rFonts w:asciiTheme="minorHAnsi" w:eastAsiaTheme="minorHAnsi" w:hAnsiTheme="minorHAnsi" w:cstheme="minorBidi"/>
+          <w:b w:val="0"/>
+          <w:color w:val="auto"/>
+          <w:kern w:val="2"/>
+          <w:sz w:val="24"/>
+          <w:szCs w:val="24"/>
+          <w:lang w:val="ru-RU"/>
+          <w14:ligatures w14:val="standardContextual"/>
+        </w:rPr>
         <w:id w:val="9103603"/>
         <w:docPartObj>
           <w:docPartGallery w:val="Table of Contents"/>
@@ -656,21 +666,14 @@
       </w:sdtPr>
       <w:sdtEndPr>
         <w:rPr>
-          <w:rFonts w:asciiTheme="minorHAnsi" w:eastAsiaTheme="minorHAnsi" w:hAnsiTheme="minorHAnsi" w:cstheme="minorBidi"/>
           <w:bCs/>
           <w:noProof/>
-          <w:color w:val="auto"/>
-          <w:kern w:val="2"/>
-          <w:sz w:val="24"/>
-          <w:szCs w:val="24"/>
-          <w:lang w:val="ru-RU"/>
-          <w14:ligatures w14:val="standardContextual"/>
         </w:rPr>
       </w:sdtEndPr>
       <w:sdtContent>
         <w:p>
           <w:pPr>
-            <w:pStyle w:val="TOCHeading"/>
+            <w:pStyle w:val="af0"/>
             <w:rPr>
               <w:lang w:val="ru-RU"/>
             </w:rPr>
@@ -683,7 +686,7 @@
         </w:p>
         <w:p>
           <w:pPr>
-            <w:pStyle w:val="TOC1"/>
+            <w:pStyle w:val="11"/>
             <w:tabs>
               <w:tab w:val="right" w:leader="dot" w:pos="9345"/>
             </w:tabs>
@@ -707,7 +710,7 @@
           <w:hyperlink w:anchor="_Toc225803667" w:history="1">
             <w:r>
               <w:rPr>
-                <w:rStyle w:val="Hyperlink"/>
+                <w:rStyle w:val="af2"/>
                 <w:rFonts w:ascii="Times New Roman" w:hAnsi="Times New Roman" w:cs="Times New Roman"/>
                 <w:noProof/>
                 <w:sz w:val="28"/>
@@ -790,7 +793,7 @@
         </w:p>
         <w:p>
           <w:pPr>
-            <w:pStyle w:val="TOC1"/>
+            <w:pStyle w:val="11"/>
             <w:tabs>
               <w:tab w:val="right" w:leader="dot" w:pos="9345"/>
             </w:tabs>
@@ -805,7 +808,7 @@
           <w:hyperlink w:anchor="_Toc225803668" w:history="1">
             <w:r>
               <w:rPr>
-                <w:rStyle w:val="Hyperlink"/>
+                <w:rStyle w:val="af2"/>
                 <w:rFonts w:ascii="Times New Roman" w:hAnsi="Times New Roman" w:cs="Times New Roman"/>
                 <w:noProof/>
                 <w:sz w:val="28"/>
@@ -817,7 +820,7 @@
             </w:r>
             <w:r>
               <w:rPr>
-                <w:rStyle w:val="Hyperlink"/>
+                <w:rStyle w:val="af2"/>
                 <w:rFonts w:ascii="Times New Roman" w:hAnsi="Times New Roman" w:cs="Times New Roman"/>
                 <w:noProof/>
                 <w:sz w:val="28"/>
@@ -827,7 +830,7 @@
             </w:r>
             <w:r>
               <w:rPr>
-                <w:rStyle w:val="Hyperlink"/>
+                <w:rStyle w:val="af2"/>
                 <w:rFonts w:ascii="Times New Roman" w:hAnsi="Times New Roman" w:cs="Times New Roman"/>
                 <w:noProof/>
                 <w:sz w:val="28"/>
@@ -909,7 +912,7 @@
         </w:p>
         <w:p>
           <w:pPr>
-            <w:pStyle w:val="TOC2"/>
+            <w:pStyle w:val="23"/>
             <w:tabs>
               <w:tab w:val="right" w:leader="dot" w:pos="9345"/>
             </w:tabs>
@@ -925,7 +928,7 @@
           <w:hyperlink w:anchor="_Toc225803669" w:history="1">
             <w:r>
               <w:rPr>
-                <w:rStyle w:val="Hyperlink"/>
+                <w:rStyle w:val="af2"/>
                 <w:rFonts w:ascii="Times New Roman" w:hAnsi="Times New Roman" w:cs="Times New Roman"/>
                 <w:noProof/>
                 <w:sz w:val="28"/>
@@ -1013,7 +1016,7 @@
         </w:p>
         <w:p>
           <w:pPr>
-            <w:pStyle w:val="TOC2"/>
+            <w:pStyle w:val="23"/>
             <w:tabs>
               <w:tab w:val="right" w:leader="dot" w:pos="9345"/>
             </w:tabs>
@@ -1029,7 +1032,7 @@
           <w:hyperlink w:anchor="_Toc225803670" w:history="1">
             <w:r>
               <w:rPr>
-                <w:rStyle w:val="Hyperlink"/>
+                <w:rStyle w:val="af2"/>
                 <w:rFonts w:ascii="Times New Roman" w:hAnsi="Times New Roman" w:cs="Times New Roman"/>
                 <w:noProof/>
                 <w:sz w:val="28"/>
@@ -1117,7 +1120,7 @@
         </w:p>
         <w:p>
           <w:pPr>
-            <w:pStyle w:val="TOC2"/>
+            <w:pStyle w:val="23"/>
             <w:tabs>
               <w:tab w:val="right" w:leader="dot" w:pos="9345"/>
             </w:tabs>
@@ -1133,7 +1136,7 @@
           <w:hyperlink w:anchor="_Toc225803671" w:history="1">
             <w:r>
               <w:rPr>
-                <w:rStyle w:val="Hyperlink"/>
+                <w:rStyle w:val="af2"/>
                 <w:rFonts w:ascii="Times New Roman" w:hAnsi="Times New Roman" w:cs="Times New Roman"/>
                 <w:noProof/>
                 <w:sz w:val="28"/>
@@ -1221,12 +1224,12 @@
         </w:p>
         <w:p>
           <w:pPr>
-            <w:pStyle w:val="TOC1"/>
+            <w:pStyle w:val="11"/>
             <w:tabs>
               <w:tab w:val="right" w:leader="dot" w:pos="9345"/>
             </w:tabs>
             <w:rPr>
-              <w:rStyle w:val="Hyperlink"/>
+              <w:rStyle w:val="af2"/>
               <w:rFonts w:ascii="Times New Roman" w:hAnsi="Times New Roman" w:cs="Times New Roman"/>
               <w:noProof/>
               <w:sz w:val="28"/>
@@ -1237,7 +1240,7 @@
           <w:hyperlink w:anchor="_Toc225803672" w:history="1">
             <w:r>
               <w:rPr>
-                <w:rStyle w:val="Hyperlink"/>
+                <w:rStyle w:val="af2"/>
                 <w:rFonts w:ascii="Times New Roman" w:hAnsi="Times New Roman" w:cs="Times New Roman"/>
                 <w:noProof/>
                 <w:sz w:val="28"/>
@@ -1249,7 +1252,7 @@
             </w:r>
             <w:r>
               <w:rPr>
-                <w:rStyle w:val="Hyperlink"/>
+                <w:rStyle w:val="af2"/>
                 <w:rFonts w:ascii="Times New Roman" w:hAnsi="Times New Roman" w:cs="Times New Roman"/>
                 <w:noProof/>
                 <w:webHidden/>
@@ -1262,7 +1265,7 @@
             </w:r>
             <w:r>
               <w:rPr>
-                <w:rStyle w:val="Hyperlink"/>
+                <w:rStyle w:val="af2"/>
                 <w:rFonts w:ascii="Times New Roman" w:hAnsi="Times New Roman" w:cs="Times New Roman"/>
                 <w:noProof/>
                 <w:webHidden/>
@@ -1275,7 +1278,7 @@
             </w:r>
             <w:r>
               <w:rPr>
-                <w:rStyle w:val="Hyperlink"/>
+                <w:rStyle w:val="af2"/>
                 <w:rFonts w:ascii="Times New Roman" w:hAnsi="Times New Roman" w:cs="Times New Roman"/>
                 <w:noProof/>
                 <w:webHidden/>
@@ -1288,7 +1291,7 @@
             </w:r>
             <w:r>
               <w:rPr>
-                <w:rStyle w:val="Hyperlink"/>
+                <w:rStyle w:val="af2"/>
                 <w:rFonts w:ascii="Times New Roman" w:hAnsi="Times New Roman" w:cs="Times New Roman"/>
                 <w:noProof/>
                 <w:webHidden/>
@@ -1300,7 +1303,7 @@
             </w:r>
             <w:r>
               <w:rPr>
-                <w:rStyle w:val="Hyperlink"/>
+                <w:rStyle w:val="af2"/>
                 <w:rFonts w:ascii="Times New Roman" w:hAnsi="Times New Roman" w:cs="Times New Roman"/>
                 <w:noProof/>
                 <w:webHidden/>
@@ -1313,7 +1316,7 @@
             </w:r>
             <w:r>
               <w:rPr>
-                <w:rStyle w:val="Hyperlink"/>
+                <w:rStyle w:val="af2"/>
                 <w:rFonts w:ascii="Times New Roman" w:hAnsi="Times New Roman" w:cs="Times New Roman"/>
                 <w:noProof/>
                 <w:webHidden/>
@@ -1326,7 +1329,7 @@
             </w:r>
             <w:r>
               <w:rPr>
-                <w:rStyle w:val="Hyperlink"/>
+                <w:rStyle w:val="af2"/>
                 <w:rFonts w:ascii="Times New Roman" w:hAnsi="Times New Roman" w:cs="Times New Roman"/>
                 <w:noProof/>
                 <w:webHidden/>
@@ -1341,12 +1344,12 @@
         </w:p>
         <w:p>
           <w:pPr>
-            <w:pStyle w:val="TOC2"/>
+            <w:pStyle w:val="23"/>
             <w:tabs>
               <w:tab w:val="right" w:leader="dot" w:pos="9345"/>
             </w:tabs>
             <w:rPr>
-              <w:rStyle w:val="Hyperlink"/>
+              <w:rStyle w:val="af2"/>
               <w:rFonts w:ascii="Times New Roman" w:hAnsi="Times New Roman" w:cs="Times New Roman"/>
               <w:noProof/>
               <w:sz w:val="28"/>
@@ -1356,7 +1359,7 @@
           <w:hyperlink w:anchor="_Toc225803673" w:history="1">
             <w:r>
               <w:rPr>
-                <w:rStyle w:val="Hyperlink"/>
+                <w:rStyle w:val="af2"/>
                 <w:rFonts w:ascii="Times New Roman" w:hAnsi="Times New Roman" w:cs="Times New Roman"/>
                 <w:noProof/>
                 <w:sz w:val="28"/>
@@ -1366,7 +1369,7 @@
             </w:r>
             <w:r>
               <w:rPr>
-                <w:rStyle w:val="Hyperlink"/>
+                <w:rStyle w:val="af2"/>
                 <w:rFonts w:ascii="Times New Roman" w:hAnsi="Times New Roman" w:cs="Times New Roman"/>
                 <w:noProof/>
                 <w:webHidden/>
@@ -1377,7 +1380,7 @@
             </w:r>
             <w:r>
               <w:rPr>
-                <w:rStyle w:val="Hyperlink"/>
+                <w:rStyle w:val="af2"/>
                 <w:rFonts w:ascii="Times New Roman" w:hAnsi="Times New Roman" w:cs="Times New Roman"/>
                 <w:noProof/>
                 <w:webHidden/>
@@ -1388,7 +1391,7 @@
             </w:r>
             <w:r>
               <w:rPr>
-                <w:rStyle w:val="Hyperlink"/>
+                <w:rStyle w:val="af2"/>
                 <w:rFonts w:ascii="Times New Roman" w:hAnsi="Times New Roman" w:cs="Times New Roman"/>
                 <w:noProof/>
                 <w:webHidden/>
@@ -1399,17 +1402,17 @@
             </w:r>
             <w:r>
               <w:rPr>
-                <w:rStyle w:val="Hyperlink"/>
-                <w:rFonts w:ascii="Times New Roman" w:hAnsi="Times New Roman" w:cs="Times New Roman"/>
-                <w:noProof/>
-                <w:webHidden/>
-                <w:sz w:val="28"/>
-                <w:szCs w:val="28"/>
-              </w:rPr>
-            </w:r>
-            <w:r>
-              <w:rPr>
-                <w:rStyle w:val="Hyperlink"/>
+                <w:rStyle w:val="af2"/>
+                <w:rFonts w:ascii="Times New Roman" w:hAnsi="Times New Roman" w:cs="Times New Roman"/>
+                <w:noProof/>
+                <w:webHidden/>
+                <w:sz w:val="28"/>
+                <w:szCs w:val="28"/>
+              </w:rPr>
+            </w:r>
+            <w:r>
+              <w:rPr>
+                <w:rStyle w:val="af2"/>
                 <w:rFonts w:ascii="Times New Roman" w:hAnsi="Times New Roman" w:cs="Times New Roman"/>
                 <w:noProof/>
                 <w:webHidden/>
@@ -1420,7 +1423,7 @@
             </w:r>
             <w:r>
               <w:rPr>
-                <w:rStyle w:val="Hyperlink"/>
+                <w:rStyle w:val="af2"/>
                 <w:rFonts w:ascii="Times New Roman" w:hAnsi="Times New Roman" w:cs="Times New Roman"/>
                 <w:noProof/>
                 <w:webHidden/>
@@ -1431,7 +1434,7 @@
             </w:r>
             <w:r>
               <w:rPr>
-                <w:rStyle w:val="Hyperlink"/>
+                <w:rStyle w:val="af2"/>
                 <w:rFonts w:ascii="Times New Roman" w:hAnsi="Times New Roman" w:cs="Times New Roman"/>
                 <w:noProof/>
                 <w:webHidden/>
@@ -1444,12 +1447,12 @@
         </w:p>
         <w:p>
           <w:pPr>
-            <w:pStyle w:val="TOC2"/>
+            <w:pStyle w:val="23"/>
             <w:tabs>
               <w:tab w:val="right" w:leader="dot" w:pos="9345"/>
             </w:tabs>
             <w:rPr>
-              <w:rStyle w:val="Hyperlink"/>
+              <w:rStyle w:val="af2"/>
               <w:rFonts w:ascii="Times New Roman" w:hAnsi="Times New Roman" w:cs="Times New Roman"/>
               <w:noProof/>
               <w:sz w:val="28"/>
@@ -1459,7 +1462,7 @@
           <w:hyperlink w:anchor="_Toc225803674" w:history="1">
             <w:r>
               <w:rPr>
-                <w:rStyle w:val="Hyperlink"/>
+                <w:rStyle w:val="af2"/>
                 <w:rFonts w:ascii="Times New Roman" w:hAnsi="Times New Roman" w:cs="Times New Roman"/>
                 <w:noProof/>
                 <w:sz w:val="28"/>
@@ -1469,7 +1472,7 @@
             </w:r>
             <w:r>
               <w:rPr>
-                <w:rStyle w:val="Hyperlink"/>
+                <w:rStyle w:val="af2"/>
                 <w:rFonts w:ascii="Times New Roman" w:hAnsi="Times New Roman" w:cs="Times New Roman"/>
                 <w:noProof/>
                 <w:webHidden/>
@@ -1480,7 +1483,7 @@
             </w:r>
             <w:r>
               <w:rPr>
-                <w:rStyle w:val="Hyperlink"/>
+                <w:rStyle w:val="af2"/>
                 <w:rFonts w:ascii="Times New Roman" w:hAnsi="Times New Roman" w:cs="Times New Roman"/>
                 <w:noProof/>
                 <w:webHidden/>
@@ -1491,7 +1494,7 @@
             </w:r>
             <w:r>
               <w:rPr>
-                <w:rStyle w:val="Hyperlink"/>
+                <w:rStyle w:val="af2"/>
                 <w:rFonts w:ascii="Times New Roman" w:hAnsi="Times New Roman" w:cs="Times New Roman"/>
                 <w:noProof/>
                 <w:webHidden/>
@@ -1502,17 +1505,17 @@
             </w:r>
             <w:r>
               <w:rPr>
-                <w:rStyle w:val="Hyperlink"/>
-                <w:rFonts w:ascii="Times New Roman" w:hAnsi="Times New Roman" w:cs="Times New Roman"/>
-                <w:noProof/>
-                <w:webHidden/>
-                <w:sz w:val="28"/>
-                <w:szCs w:val="28"/>
-              </w:rPr>
-            </w:r>
-            <w:r>
-              <w:rPr>
-                <w:rStyle w:val="Hyperlink"/>
+                <w:rStyle w:val="af2"/>
+                <w:rFonts w:ascii="Times New Roman" w:hAnsi="Times New Roman" w:cs="Times New Roman"/>
+                <w:noProof/>
+                <w:webHidden/>
+                <w:sz w:val="28"/>
+                <w:szCs w:val="28"/>
+              </w:rPr>
+            </w:r>
+            <w:r>
+              <w:rPr>
+                <w:rStyle w:val="af2"/>
                 <w:rFonts w:ascii="Times New Roman" w:hAnsi="Times New Roman" w:cs="Times New Roman"/>
                 <w:noProof/>
                 <w:webHidden/>
@@ -1523,7 +1526,7 @@
             </w:r>
             <w:r>
               <w:rPr>
-                <w:rStyle w:val="Hyperlink"/>
+                <w:rStyle w:val="af2"/>
                 <w:rFonts w:ascii="Times New Roman" w:hAnsi="Times New Roman" w:cs="Times New Roman"/>
                 <w:noProof/>
                 <w:webHidden/>
@@ -1534,7 +1537,7 @@
             </w:r>
             <w:r>
               <w:rPr>
-                <w:rStyle w:val="Hyperlink"/>
+                <w:rStyle w:val="af2"/>
                 <w:rFonts w:ascii="Times New Roman" w:hAnsi="Times New Roman" w:cs="Times New Roman"/>
                 <w:noProof/>
                 <w:webHidden/>
@@ -1547,12 +1550,12 @@
         </w:p>
         <w:p>
           <w:pPr>
-            <w:pStyle w:val="TOC2"/>
+            <w:pStyle w:val="23"/>
             <w:tabs>
               <w:tab w:val="right" w:leader="dot" w:pos="9345"/>
             </w:tabs>
             <w:rPr>
-              <w:rStyle w:val="Hyperlink"/>
+              <w:rStyle w:val="af2"/>
               <w:rFonts w:ascii="Times New Roman" w:hAnsi="Times New Roman" w:cs="Times New Roman"/>
               <w:noProof/>
               <w:sz w:val="28"/>
@@ -1562,7 +1565,7 @@
           <w:hyperlink w:anchor="_Toc225803675" w:history="1">
             <w:r>
               <w:rPr>
-                <w:rStyle w:val="Hyperlink"/>
+                <w:rStyle w:val="af2"/>
                 <w:rFonts w:ascii="Times New Roman" w:hAnsi="Times New Roman" w:cs="Times New Roman"/>
                 <w:noProof/>
                 <w:sz w:val="28"/>
@@ -1572,7 +1575,7 @@
             </w:r>
             <w:r>
               <w:rPr>
-                <w:rStyle w:val="Hyperlink"/>
+                <w:rStyle w:val="af2"/>
                 <w:rFonts w:ascii="Times New Roman" w:hAnsi="Times New Roman" w:cs="Times New Roman"/>
                 <w:noProof/>
                 <w:webHidden/>
@@ -1583,7 +1586,7 @@
             </w:r>
             <w:r>
               <w:rPr>
-                <w:rStyle w:val="Hyperlink"/>
+                <w:rStyle w:val="af2"/>
                 <w:rFonts w:ascii="Times New Roman" w:hAnsi="Times New Roman" w:cs="Times New Roman"/>
                 <w:noProof/>
                 <w:webHidden/>
@@ -1594,7 +1597,7 @@
             </w:r>
             <w:r>
               <w:rPr>
-                <w:rStyle w:val="Hyperlink"/>
+                <w:rStyle w:val="af2"/>
                 <w:rFonts w:ascii="Times New Roman" w:hAnsi="Times New Roman" w:cs="Times New Roman"/>
                 <w:noProof/>
                 <w:webHidden/>
@@ -1605,17 +1608,17 @@
             </w:r>
             <w:r>
               <w:rPr>
-                <w:rStyle w:val="Hyperlink"/>
-                <w:rFonts w:ascii="Times New Roman" w:hAnsi="Times New Roman" w:cs="Times New Roman"/>
-                <w:noProof/>
-                <w:webHidden/>
-                <w:sz w:val="28"/>
-                <w:szCs w:val="28"/>
-              </w:rPr>
-            </w:r>
-            <w:r>
-              <w:rPr>
-                <w:rStyle w:val="Hyperlink"/>
+                <w:rStyle w:val="af2"/>
+                <w:rFonts w:ascii="Times New Roman" w:hAnsi="Times New Roman" w:cs="Times New Roman"/>
+                <w:noProof/>
+                <w:webHidden/>
+                <w:sz w:val="28"/>
+                <w:szCs w:val="28"/>
+              </w:rPr>
+            </w:r>
+            <w:r>
+              <w:rPr>
+                <w:rStyle w:val="af2"/>
                 <w:rFonts w:ascii="Times New Roman" w:hAnsi="Times New Roman" w:cs="Times New Roman"/>
                 <w:noProof/>
                 <w:webHidden/>
@@ -1626,7 +1629,7 @@
             </w:r>
             <w:r>
               <w:rPr>
-                <w:rStyle w:val="Hyperlink"/>
+                <w:rStyle w:val="af2"/>
                 <w:rFonts w:ascii="Times New Roman" w:hAnsi="Times New Roman" w:cs="Times New Roman"/>
                 <w:noProof/>
                 <w:webHidden/>
@@ -1637,7 +1640,7 @@
             </w:r>
             <w:r>
               <w:rPr>
-                <w:rStyle w:val="Hyperlink"/>
+                <w:rStyle w:val="af2"/>
                 <w:rFonts w:ascii="Times New Roman" w:hAnsi="Times New Roman" w:cs="Times New Roman"/>
                 <w:noProof/>
                 <w:webHidden/>
@@ -1650,12 +1653,12 @@
         </w:p>
         <w:p>
           <w:pPr>
-            <w:pStyle w:val="TOC2"/>
+            <w:pStyle w:val="23"/>
             <w:tabs>
               <w:tab w:val="right" w:leader="dot" w:pos="9345"/>
             </w:tabs>
             <w:rPr>
-              <w:rStyle w:val="Hyperlink"/>
+              <w:rStyle w:val="af2"/>
               <w:rFonts w:ascii="Times New Roman" w:hAnsi="Times New Roman" w:cs="Times New Roman"/>
               <w:noProof/>
               <w:sz w:val="28"/>
@@ -1665,7 +1668,7 @@
           <w:hyperlink w:anchor="_Toc225803676" w:history="1">
             <w:r>
               <w:rPr>
-                <w:rStyle w:val="Hyperlink"/>
+                <w:rStyle w:val="af2"/>
                 <w:rFonts w:ascii="Times New Roman" w:hAnsi="Times New Roman" w:cs="Times New Roman"/>
                 <w:noProof/>
                 <w:sz w:val="28"/>
@@ -1675,7 +1678,7 @@
             </w:r>
             <w:r>
               <w:rPr>
-                <w:rStyle w:val="Hyperlink"/>
+                <w:rStyle w:val="af2"/>
                 <w:rFonts w:ascii="Times New Roman" w:hAnsi="Times New Roman" w:cs="Times New Roman"/>
                 <w:noProof/>
                 <w:webHidden/>
@@ -1686,7 +1689,7 @@
             </w:r>
             <w:r>
               <w:rPr>
-                <w:rStyle w:val="Hyperlink"/>
+                <w:rStyle w:val="af2"/>
                 <w:rFonts w:ascii="Times New Roman" w:hAnsi="Times New Roman" w:cs="Times New Roman"/>
                 <w:noProof/>
                 <w:webHidden/>
@@ -1697,7 +1700,7 @@
             </w:r>
             <w:r>
               <w:rPr>
-                <w:rStyle w:val="Hyperlink"/>
+                <w:rStyle w:val="af2"/>
                 <w:rFonts w:ascii="Times New Roman" w:hAnsi="Times New Roman" w:cs="Times New Roman"/>
                 <w:noProof/>
                 <w:webHidden/>
@@ -1708,17 +1711,17 @@
             </w:r>
             <w:r>
               <w:rPr>
-                <w:rStyle w:val="Hyperlink"/>
-                <w:rFonts w:ascii="Times New Roman" w:hAnsi="Times New Roman" w:cs="Times New Roman"/>
-                <w:noProof/>
-                <w:webHidden/>
-                <w:sz w:val="28"/>
-                <w:szCs w:val="28"/>
-              </w:rPr>
-            </w:r>
-            <w:r>
-              <w:rPr>
-                <w:rStyle w:val="Hyperlink"/>
+                <w:rStyle w:val="af2"/>
+                <w:rFonts w:ascii="Times New Roman" w:hAnsi="Times New Roman" w:cs="Times New Roman"/>
+                <w:noProof/>
+                <w:webHidden/>
+                <w:sz w:val="28"/>
+                <w:szCs w:val="28"/>
+              </w:rPr>
+            </w:r>
+            <w:r>
+              <w:rPr>
+                <w:rStyle w:val="af2"/>
                 <w:rFonts w:ascii="Times New Roman" w:hAnsi="Times New Roman" w:cs="Times New Roman"/>
                 <w:noProof/>
                 <w:webHidden/>
@@ -1729,7 +1732,7 @@
             </w:r>
             <w:r>
               <w:rPr>
-                <w:rStyle w:val="Hyperlink"/>
+                <w:rStyle w:val="af2"/>
                 <w:rFonts w:ascii="Times New Roman" w:hAnsi="Times New Roman" w:cs="Times New Roman"/>
                 <w:noProof/>
                 <w:webHidden/>
@@ -1740,7 +1743,7 @@
             </w:r>
             <w:r>
               <w:rPr>
-                <w:rStyle w:val="Hyperlink"/>
+                <w:rStyle w:val="af2"/>
                 <w:rFonts w:ascii="Times New Roman" w:hAnsi="Times New Roman" w:cs="Times New Roman"/>
                 <w:noProof/>
                 <w:webHidden/>
@@ -1753,12 +1756,12 @@
         </w:p>
         <w:p>
           <w:pPr>
-            <w:pStyle w:val="TOC2"/>
+            <w:pStyle w:val="23"/>
             <w:tabs>
               <w:tab w:val="right" w:leader="dot" w:pos="9345"/>
             </w:tabs>
             <w:rPr>
-              <w:rStyle w:val="Hyperlink"/>
+              <w:rStyle w:val="af2"/>
               <w:rFonts w:ascii="Times New Roman" w:hAnsi="Times New Roman" w:cs="Times New Roman"/>
               <w:noProof/>
               <w:sz w:val="28"/>
@@ -1768,7 +1771,7 @@
           <w:hyperlink w:anchor="_Toc225803677" w:history="1">
             <w:r>
               <w:rPr>
-                <w:rStyle w:val="Hyperlink"/>
+                <w:rStyle w:val="af2"/>
                 <w:rFonts w:ascii="Times New Roman" w:hAnsi="Times New Roman" w:cs="Times New Roman"/>
                 <w:noProof/>
                 <w:sz w:val="28"/>
@@ -1778,7 +1781,7 @@
             </w:r>
             <w:r>
               <w:rPr>
-                <w:rStyle w:val="Hyperlink"/>
+                <w:rStyle w:val="af2"/>
                 <w:rFonts w:ascii="Times New Roman" w:hAnsi="Times New Roman" w:cs="Times New Roman"/>
                 <w:noProof/>
                 <w:webHidden/>
@@ -1789,7 +1792,7 @@
             </w:r>
             <w:r>
               <w:rPr>
-                <w:rStyle w:val="Hyperlink"/>
+                <w:rStyle w:val="af2"/>
                 <w:rFonts w:ascii="Times New Roman" w:hAnsi="Times New Roman" w:cs="Times New Roman"/>
                 <w:noProof/>
                 <w:webHidden/>
@@ -1800,7 +1803,7 @@
             </w:r>
             <w:r>
               <w:rPr>
-                <w:rStyle w:val="Hyperlink"/>
+                <w:rStyle w:val="af2"/>
                 <w:rFonts w:ascii="Times New Roman" w:hAnsi="Times New Roman" w:cs="Times New Roman"/>
                 <w:noProof/>
                 <w:webHidden/>
@@ -1811,17 +1814,17 @@
             </w:r>
             <w:r>
               <w:rPr>
-                <w:rStyle w:val="Hyperlink"/>
-                <w:rFonts w:ascii="Times New Roman" w:hAnsi="Times New Roman" w:cs="Times New Roman"/>
-                <w:noProof/>
-                <w:webHidden/>
-                <w:sz w:val="28"/>
-                <w:szCs w:val="28"/>
-              </w:rPr>
-            </w:r>
-            <w:r>
-              <w:rPr>
-                <w:rStyle w:val="Hyperlink"/>
+                <w:rStyle w:val="af2"/>
+                <w:rFonts w:ascii="Times New Roman" w:hAnsi="Times New Roman" w:cs="Times New Roman"/>
+                <w:noProof/>
+                <w:webHidden/>
+                <w:sz w:val="28"/>
+                <w:szCs w:val="28"/>
+              </w:rPr>
+            </w:r>
+            <w:r>
+              <w:rPr>
+                <w:rStyle w:val="af2"/>
                 <w:rFonts w:ascii="Times New Roman" w:hAnsi="Times New Roman" w:cs="Times New Roman"/>
                 <w:noProof/>
                 <w:webHidden/>
@@ -1832,7 +1835,7 @@
             </w:r>
             <w:r>
               <w:rPr>
-                <w:rStyle w:val="Hyperlink"/>
+                <w:rStyle w:val="af2"/>
                 <w:rFonts w:ascii="Times New Roman" w:hAnsi="Times New Roman" w:cs="Times New Roman"/>
                 <w:noProof/>
                 <w:webHidden/>
@@ -1843,7 +1846,7 @@
             </w:r>
             <w:r>
               <w:rPr>
-                <w:rStyle w:val="Hyperlink"/>
+                <w:rStyle w:val="af2"/>
                 <w:rFonts w:ascii="Times New Roman" w:hAnsi="Times New Roman" w:cs="Times New Roman"/>
                 <w:noProof/>
                 <w:webHidden/>
@@ -1856,12 +1859,12 @@
         </w:p>
         <w:p>
           <w:pPr>
-            <w:pStyle w:val="TOC1"/>
+            <w:pStyle w:val="11"/>
             <w:tabs>
               <w:tab w:val="right" w:leader="dot" w:pos="9345"/>
             </w:tabs>
             <w:rPr>
-              <w:rStyle w:val="Hyperlink"/>
+              <w:rStyle w:val="af2"/>
               <w:rFonts w:ascii="Times New Roman" w:hAnsi="Times New Roman" w:cs="Times New Roman"/>
               <w:noProof/>
               <w:sz w:val="28"/>
@@ -1872,7 +1875,7 @@
           <w:hyperlink w:anchor="_Toc225803678" w:history="1">
             <w:r>
               <w:rPr>
-                <w:rStyle w:val="Hyperlink"/>
+                <w:rStyle w:val="af2"/>
                 <w:rFonts w:ascii="Times New Roman" w:hAnsi="Times New Roman" w:cs="Times New Roman"/>
                 <w:noProof/>
                 <w:sz w:val="28"/>
@@ -1884,7 +1887,7 @@
             </w:r>
             <w:r>
               <w:rPr>
-                <w:rStyle w:val="Hyperlink"/>
+                <w:rStyle w:val="af2"/>
                 <w:rFonts w:ascii="Times New Roman" w:hAnsi="Times New Roman" w:cs="Times New Roman"/>
                 <w:noProof/>
                 <w:webHidden/>
@@ -1897,7 +1900,7 @@
             </w:r>
             <w:r>
               <w:rPr>
-                <w:rStyle w:val="Hyperlink"/>
+                <w:rStyle w:val="af2"/>
                 <w:rFonts w:ascii="Times New Roman" w:hAnsi="Times New Roman" w:cs="Times New Roman"/>
                 <w:noProof/>
                 <w:webHidden/>
@@ -1910,7 +1913,7 @@
             </w:r>
             <w:r>
               <w:rPr>
-                <w:rStyle w:val="Hyperlink"/>
+                <w:rStyle w:val="af2"/>
                 <w:rFonts w:ascii="Times New Roman" w:hAnsi="Times New Roman" w:cs="Times New Roman"/>
                 <w:noProof/>
                 <w:webHidden/>
@@ -1923,7 +1926,7 @@
             </w:r>
             <w:r>
               <w:rPr>
-                <w:rStyle w:val="Hyperlink"/>
+                <w:rStyle w:val="af2"/>
                 <w:rFonts w:ascii="Times New Roman" w:hAnsi="Times New Roman" w:cs="Times New Roman"/>
                 <w:noProof/>
                 <w:webHidden/>
@@ -1935,7 +1938,7 @@
             </w:r>
             <w:r>
               <w:rPr>
-                <w:rStyle w:val="Hyperlink"/>
+                <w:rStyle w:val="af2"/>
                 <w:rFonts w:ascii="Times New Roman" w:hAnsi="Times New Roman" w:cs="Times New Roman"/>
                 <w:noProof/>
                 <w:webHidden/>
@@ -1948,7 +1951,7 @@
             </w:r>
             <w:r>
               <w:rPr>
-                <w:rStyle w:val="Hyperlink"/>
+                <w:rStyle w:val="af2"/>
                 <w:rFonts w:ascii="Times New Roman" w:hAnsi="Times New Roman" w:cs="Times New Roman"/>
                 <w:noProof/>
                 <w:webHidden/>
@@ -1961,7 +1964,7 @@
             </w:r>
             <w:r>
               <w:rPr>
-                <w:rStyle w:val="Hyperlink"/>
+                <w:rStyle w:val="af2"/>
                 <w:rFonts w:ascii="Times New Roman" w:hAnsi="Times New Roman" w:cs="Times New Roman"/>
                 <w:noProof/>
                 <w:webHidden/>
@@ -1976,12 +1979,12 @@
         </w:p>
         <w:p>
           <w:pPr>
-            <w:pStyle w:val="TOC2"/>
+            <w:pStyle w:val="23"/>
             <w:tabs>
               <w:tab w:val="right" w:leader="dot" w:pos="9345"/>
             </w:tabs>
             <w:rPr>
-              <w:rStyle w:val="Hyperlink"/>
+              <w:rStyle w:val="af2"/>
               <w:rFonts w:ascii="Times New Roman" w:hAnsi="Times New Roman" w:cs="Times New Roman"/>
               <w:noProof/>
               <w:sz w:val="28"/>
@@ -1991,7 +1994,7 @@
           <w:hyperlink w:anchor="_Toc225803679" w:history="1">
             <w:r>
               <w:rPr>
-                <w:rStyle w:val="Hyperlink"/>
+                <w:rStyle w:val="af2"/>
                 <w:rFonts w:ascii="Times New Roman" w:hAnsi="Times New Roman" w:cs="Times New Roman"/>
                 <w:noProof/>
                 <w:sz w:val="28"/>
@@ -2001,7 +2004,7 @@
             </w:r>
             <w:r>
               <w:rPr>
-                <w:rStyle w:val="Hyperlink"/>
+                <w:rStyle w:val="af2"/>
                 <w:rFonts w:ascii="Times New Roman" w:hAnsi="Times New Roman" w:cs="Times New Roman"/>
                 <w:noProof/>
                 <w:webHidden/>
@@ -2012,7 +2015,7 @@
             </w:r>
             <w:r>
               <w:rPr>
-                <w:rStyle w:val="Hyperlink"/>
+                <w:rStyle w:val="af2"/>
                 <w:rFonts w:ascii="Times New Roman" w:hAnsi="Times New Roman" w:cs="Times New Roman"/>
                 <w:noProof/>
                 <w:webHidden/>
@@ -2023,7 +2026,7 @@
             </w:r>
             <w:r>
               <w:rPr>
-                <w:rStyle w:val="Hyperlink"/>
+                <w:rStyle w:val="af2"/>
                 <w:rFonts w:ascii="Times New Roman" w:hAnsi="Times New Roman" w:cs="Times New Roman"/>
                 <w:noProof/>
                 <w:webHidden/>
@@ -2034,17 +2037,17 @@
             </w:r>
             <w:r>
               <w:rPr>
-                <w:rStyle w:val="Hyperlink"/>
-                <w:rFonts w:ascii="Times New Roman" w:hAnsi="Times New Roman" w:cs="Times New Roman"/>
-                <w:noProof/>
-                <w:webHidden/>
-                <w:sz w:val="28"/>
-                <w:szCs w:val="28"/>
-              </w:rPr>
-            </w:r>
-            <w:r>
-              <w:rPr>
-                <w:rStyle w:val="Hyperlink"/>
+                <w:rStyle w:val="af2"/>
+                <w:rFonts w:ascii="Times New Roman" w:hAnsi="Times New Roman" w:cs="Times New Roman"/>
+                <w:noProof/>
+                <w:webHidden/>
+                <w:sz w:val="28"/>
+                <w:szCs w:val="28"/>
+              </w:rPr>
+            </w:r>
+            <w:r>
+              <w:rPr>
+                <w:rStyle w:val="af2"/>
                 <w:rFonts w:ascii="Times New Roman" w:hAnsi="Times New Roman" w:cs="Times New Roman"/>
                 <w:noProof/>
                 <w:webHidden/>
@@ -2055,7 +2058,7 @@
             </w:r>
             <w:r>
               <w:rPr>
-                <w:rStyle w:val="Hyperlink"/>
+                <w:rStyle w:val="af2"/>
                 <w:rFonts w:ascii="Times New Roman" w:hAnsi="Times New Roman" w:cs="Times New Roman"/>
                 <w:noProof/>
                 <w:webHidden/>
@@ -2066,7 +2069,7 @@
             </w:r>
             <w:r>
               <w:rPr>
-                <w:rStyle w:val="Hyperlink"/>
+                <w:rStyle w:val="af2"/>
                 <w:rFonts w:ascii="Times New Roman" w:hAnsi="Times New Roman" w:cs="Times New Roman"/>
                 <w:noProof/>
                 <w:webHidden/>
@@ -2079,12 +2082,12 @@
         </w:p>
         <w:p>
           <w:pPr>
-            <w:pStyle w:val="TOC2"/>
+            <w:pStyle w:val="23"/>
             <w:tabs>
               <w:tab w:val="right" w:leader="dot" w:pos="9345"/>
             </w:tabs>
             <w:rPr>
-              <w:rStyle w:val="Hyperlink"/>
+              <w:rStyle w:val="af2"/>
               <w:rFonts w:ascii="Times New Roman" w:hAnsi="Times New Roman" w:cs="Times New Roman"/>
               <w:noProof/>
               <w:sz w:val="28"/>
@@ -2094,7 +2097,7 @@
           <w:hyperlink w:anchor="_Toc225803680" w:history="1">
             <w:r>
               <w:rPr>
-                <w:rStyle w:val="Hyperlink"/>
+                <w:rStyle w:val="af2"/>
                 <w:rFonts w:ascii="Times New Roman" w:hAnsi="Times New Roman" w:cs="Times New Roman"/>
                 <w:noProof/>
                 <w:sz w:val="28"/>
@@ -2104,7 +2107,7 @@
             </w:r>
             <w:r>
               <w:rPr>
-                <w:rStyle w:val="Hyperlink"/>
+                <w:rStyle w:val="af2"/>
                 <w:rFonts w:ascii="Times New Roman" w:hAnsi="Times New Roman" w:cs="Times New Roman"/>
                 <w:noProof/>
                 <w:webHidden/>
@@ -2115,7 +2118,7 @@
             </w:r>
             <w:r>
               <w:rPr>
-                <w:rStyle w:val="Hyperlink"/>
+                <w:rStyle w:val="af2"/>
                 <w:rFonts w:ascii="Times New Roman" w:hAnsi="Times New Roman" w:cs="Times New Roman"/>
                 <w:noProof/>
                 <w:webHidden/>
@@ -2126,7 +2129,7 @@
             </w:r>
             <w:r>
               <w:rPr>
-                <w:rStyle w:val="Hyperlink"/>
+                <w:rStyle w:val="af2"/>
                 <w:rFonts w:ascii="Times New Roman" w:hAnsi="Times New Roman" w:cs="Times New Roman"/>
                 <w:noProof/>
                 <w:webHidden/>
@@ -2137,17 +2140,17 @@
             </w:r>
             <w:r>
               <w:rPr>
-                <w:rStyle w:val="Hyperlink"/>
-                <w:rFonts w:ascii="Times New Roman" w:hAnsi="Times New Roman" w:cs="Times New Roman"/>
-                <w:noProof/>
-                <w:webHidden/>
-                <w:sz w:val="28"/>
-                <w:szCs w:val="28"/>
-              </w:rPr>
-            </w:r>
-            <w:r>
-              <w:rPr>
-                <w:rStyle w:val="Hyperlink"/>
+                <w:rStyle w:val="af2"/>
+                <w:rFonts w:ascii="Times New Roman" w:hAnsi="Times New Roman" w:cs="Times New Roman"/>
+                <w:noProof/>
+                <w:webHidden/>
+                <w:sz w:val="28"/>
+                <w:szCs w:val="28"/>
+              </w:rPr>
+            </w:r>
+            <w:r>
+              <w:rPr>
+                <w:rStyle w:val="af2"/>
                 <w:rFonts w:ascii="Times New Roman" w:hAnsi="Times New Roman" w:cs="Times New Roman"/>
                 <w:noProof/>
                 <w:webHidden/>
@@ -2158,7 +2161,7 @@
             </w:r>
             <w:r>
               <w:rPr>
-                <w:rStyle w:val="Hyperlink"/>
+                <w:rStyle w:val="af2"/>
                 <w:rFonts w:ascii="Times New Roman" w:hAnsi="Times New Roman" w:cs="Times New Roman"/>
                 <w:noProof/>
                 <w:webHidden/>
@@ -2169,7 +2172,7 @@
             </w:r>
             <w:r>
               <w:rPr>
-                <w:rStyle w:val="Hyperlink"/>
+                <w:rStyle w:val="af2"/>
                 <w:rFonts w:ascii="Times New Roman" w:hAnsi="Times New Roman" w:cs="Times New Roman"/>
                 <w:noProof/>
                 <w:webHidden/>
@@ -2182,12 +2185,12 @@
         </w:p>
         <w:p>
           <w:pPr>
-            <w:pStyle w:val="TOC2"/>
+            <w:pStyle w:val="23"/>
             <w:tabs>
               <w:tab w:val="right" w:leader="dot" w:pos="9345"/>
             </w:tabs>
             <w:rPr>
-              <w:rStyle w:val="Hyperlink"/>
+              <w:rStyle w:val="af2"/>
               <w:rFonts w:ascii="Times New Roman" w:hAnsi="Times New Roman" w:cs="Times New Roman"/>
               <w:noProof/>
               <w:sz w:val="28"/>
@@ -2197,7 +2200,7 @@
           <w:hyperlink w:anchor="_Toc225803681" w:history="1">
             <w:r>
               <w:rPr>
-                <w:rStyle w:val="Hyperlink"/>
+                <w:rStyle w:val="af2"/>
                 <w:rFonts w:ascii="Times New Roman" w:hAnsi="Times New Roman" w:cs="Times New Roman"/>
                 <w:noProof/>
                 <w:sz w:val="28"/>
@@ -2207,7 +2210,7 @@
             </w:r>
             <w:r>
               <w:rPr>
-                <w:rStyle w:val="Hyperlink"/>
+                <w:rStyle w:val="af2"/>
                 <w:rFonts w:ascii="Times New Roman" w:hAnsi="Times New Roman" w:cs="Times New Roman"/>
                 <w:noProof/>
                 <w:webHidden/>
@@ -2218,7 +2221,7 @@
             </w:r>
             <w:r>
               <w:rPr>
-                <w:rStyle w:val="Hyperlink"/>
+                <w:rStyle w:val="af2"/>
                 <w:rFonts w:ascii="Times New Roman" w:hAnsi="Times New Roman" w:cs="Times New Roman"/>
                 <w:noProof/>
                 <w:webHidden/>
@@ -2229,7 +2232,7 @@
             </w:r>
             <w:r>
               <w:rPr>
-                <w:rStyle w:val="Hyperlink"/>
+                <w:rStyle w:val="af2"/>
                 <w:rFonts w:ascii="Times New Roman" w:hAnsi="Times New Roman" w:cs="Times New Roman"/>
                 <w:noProof/>
                 <w:webHidden/>
@@ -2240,17 +2243,17 @@
             </w:r>
             <w:r>
               <w:rPr>
-                <w:rStyle w:val="Hyperlink"/>
-                <w:rFonts w:ascii="Times New Roman" w:hAnsi="Times New Roman" w:cs="Times New Roman"/>
-                <w:noProof/>
-                <w:webHidden/>
-                <w:sz w:val="28"/>
-                <w:szCs w:val="28"/>
-              </w:rPr>
-            </w:r>
-            <w:r>
-              <w:rPr>
-                <w:rStyle w:val="Hyperlink"/>
+                <w:rStyle w:val="af2"/>
+                <w:rFonts w:ascii="Times New Roman" w:hAnsi="Times New Roman" w:cs="Times New Roman"/>
+                <w:noProof/>
+                <w:webHidden/>
+                <w:sz w:val="28"/>
+                <w:szCs w:val="28"/>
+              </w:rPr>
+            </w:r>
+            <w:r>
+              <w:rPr>
+                <w:rStyle w:val="af2"/>
                 <w:rFonts w:ascii="Times New Roman" w:hAnsi="Times New Roman" w:cs="Times New Roman"/>
                 <w:noProof/>
                 <w:webHidden/>
@@ -2261,7 +2264,7 @@
             </w:r>
             <w:r>
               <w:rPr>
-                <w:rStyle w:val="Hyperlink"/>
+                <w:rStyle w:val="af2"/>
                 <w:rFonts w:ascii="Times New Roman" w:hAnsi="Times New Roman" w:cs="Times New Roman"/>
                 <w:noProof/>
                 <w:webHidden/>
@@ -2272,7 +2275,7 @@
             </w:r>
             <w:r>
               <w:rPr>
-                <w:rStyle w:val="Hyperlink"/>
+                <w:rStyle w:val="af2"/>
                 <w:rFonts w:ascii="Times New Roman" w:hAnsi="Times New Roman" w:cs="Times New Roman"/>
                 <w:noProof/>
                 <w:webHidden/>
@@ -2285,12 +2288,12 @@
         </w:p>
         <w:p>
           <w:pPr>
-            <w:pStyle w:val="TOC2"/>
+            <w:pStyle w:val="23"/>
             <w:tabs>
               <w:tab w:val="right" w:leader="dot" w:pos="9345"/>
             </w:tabs>
             <w:rPr>
-              <w:rStyle w:val="Hyperlink"/>
+              <w:rStyle w:val="af2"/>
               <w:rFonts w:ascii="Times New Roman" w:hAnsi="Times New Roman" w:cs="Times New Roman"/>
               <w:noProof/>
               <w:sz w:val="28"/>
@@ -2300,7 +2303,7 @@
           <w:hyperlink w:anchor="_Toc225803682" w:history="1">
             <w:r>
               <w:rPr>
-                <w:rStyle w:val="Hyperlink"/>
+                <w:rStyle w:val="af2"/>
                 <w:rFonts w:ascii="Times New Roman" w:hAnsi="Times New Roman" w:cs="Times New Roman"/>
                 <w:noProof/>
                 <w:sz w:val="28"/>
@@ -2310,7 +2313,7 @@
             </w:r>
             <w:r>
               <w:rPr>
-                <w:rStyle w:val="Hyperlink"/>
+                <w:rStyle w:val="af2"/>
                 <w:rFonts w:ascii="Times New Roman" w:hAnsi="Times New Roman" w:cs="Times New Roman"/>
                 <w:noProof/>
                 <w:webHidden/>
@@ -2321,7 +2324,7 @@
             </w:r>
             <w:r>
               <w:rPr>
-                <w:rStyle w:val="Hyperlink"/>
+                <w:rStyle w:val="af2"/>
                 <w:rFonts w:ascii="Times New Roman" w:hAnsi="Times New Roman" w:cs="Times New Roman"/>
                 <w:noProof/>
                 <w:webHidden/>
@@ -2332,7 +2335,7 @@
             </w:r>
             <w:r>
               <w:rPr>
-                <w:rStyle w:val="Hyperlink"/>
+                <w:rStyle w:val="af2"/>
                 <w:rFonts w:ascii="Times New Roman" w:hAnsi="Times New Roman" w:cs="Times New Roman"/>
                 <w:noProof/>
                 <w:webHidden/>
@@ -2343,17 +2346,17 @@
             </w:r>
             <w:r>
               <w:rPr>
-                <w:rStyle w:val="Hyperlink"/>
-                <w:rFonts w:ascii="Times New Roman" w:hAnsi="Times New Roman" w:cs="Times New Roman"/>
-                <w:noProof/>
-                <w:webHidden/>
-                <w:sz w:val="28"/>
-                <w:szCs w:val="28"/>
-              </w:rPr>
-            </w:r>
-            <w:r>
-              <w:rPr>
-                <w:rStyle w:val="Hyperlink"/>
+                <w:rStyle w:val="af2"/>
+                <w:rFonts w:ascii="Times New Roman" w:hAnsi="Times New Roman" w:cs="Times New Roman"/>
+                <w:noProof/>
+                <w:webHidden/>
+                <w:sz w:val="28"/>
+                <w:szCs w:val="28"/>
+              </w:rPr>
+            </w:r>
+            <w:r>
+              <w:rPr>
+                <w:rStyle w:val="af2"/>
                 <w:rFonts w:ascii="Times New Roman" w:hAnsi="Times New Roman" w:cs="Times New Roman"/>
                 <w:noProof/>
                 <w:webHidden/>
@@ -2364,7 +2367,7 @@
             </w:r>
             <w:r>
               <w:rPr>
-                <w:rStyle w:val="Hyperlink"/>
+                <w:rStyle w:val="af2"/>
                 <w:rFonts w:ascii="Times New Roman" w:hAnsi="Times New Roman" w:cs="Times New Roman"/>
                 <w:noProof/>
                 <w:webHidden/>
@@ -2375,7 +2378,7 @@
             </w:r>
             <w:r>
               <w:rPr>
-                <w:rStyle w:val="Hyperlink"/>
+                <w:rStyle w:val="af2"/>
                 <w:rFonts w:ascii="Times New Roman" w:hAnsi="Times New Roman" w:cs="Times New Roman"/>
                 <w:noProof/>
                 <w:webHidden/>
@@ -2388,12 +2391,12 @@
         </w:p>
         <w:p>
           <w:pPr>
-            <w:pStyle w:val="TOC2"/>
+            <w:pStyle w:val="23"/>
             <w:tabs>
               <w:tab w:val="right" w:leader="dot" w:pos="9345"/>
             </w:tabs>
             <w:rPr>
-              <w:rStyle w:val="Hyperlink"/>
+              <w:rStyle w:val="af2"/>
               <w:rFonts w:ascii="Times New Roman" w:hAnsi="Times New Roman" w:cs="Times New Roman"/>
               <w:noProof/>
               <w:sz w:val="28"/>
@@ -2403,7 +2406,7 @@
           <w:hyperlink w:anchor="_Toc225803683" w:history="1">
             <w:r>
               <w:rPr>
-                <w:rStyle w:val="Hyperlink"/>
+                <w:rStyle w:val="af2"/>
                 <w:rFonts w:ascii="Times New Roman" w:hAnsi="Times New Roman" w:cs="Times New Roman"/>
                 <w:noProof/>
                 <w:sz w:val="28"/>
@@ -2413,7 +2416,7 @@
             </w:r>
             <w:r>
               <w:rPr>
-                <w:rStyle w:val="Hyperlink"/>
+                <w:rStyle w:val="af2"/>
                 <w:rFonts w:ascii="Times New Roman" w:hAnsi="Times New Roman" w:cs="Times New Roman"/>
                 <w:noProof/>
                 <w:webHidden/>
@@ -2424,7 +2427,7 @@
             </w:r>
             <w:r>
               <w:rPr>
-                <w:rStyle w:val="Hyperlink"/>
+                <w:rStyle w:val="af2"/>
                 <w:rFonts w:ascii="Times New Roman" w:hAnsi="Times New Roman" w:cs="Times New Roman"/>
                 <w:noProof/>
                 <w:webHidden/>
@@ -2435,7 +2438,7 @@
             </w:r>
             <w:r>
               <w:rPr>
-                <w:rStyle w:val="Hyperlink"/>
+                <w:rStyle w:val="af2"/>
                 <w:rFonts w:ascii="Times New Roman" w:hAnsi="Times New Roman" w:cs="Times New Roman"/>
                 <w:noProof/>
                 <w:webHidden/>
@@ -2446,17 +2449,17 @@
             </w:r>
             <w:r>
               <w:rPr>
-                <w:rStyle w:val="Hyperlink"/>
-                <w:rFonts w:ascii="Times New Roman" w:hAnsi="Times New Roman" w:cs="Times New Roman"/>
-                <w:noProof/>
-                <w:webHidden/>
-                <w:sz w:val="28"/>
-                <w:szCs w:val="28"/>
-              </w:rPr>
-            </w:r>
-            <w:r>
-              <w:rPr>
-                <w:rStyle w:val="Hyperlink"/>
+                <w:rStyle w:val="af2"/>
+                <w:rFonts w:ascii="Times New Roman" w:hAnsi="Times New Roman" w:cs="Times New Roman"/>
+                <w:noProof/>
+                <w:webHidden/>
+                <w:sz w:val="28"/>
+                <w:szCs w:val="28"/>
+              </w:rPr>
+            </w:r>
+            <w:r>
+              <w:rPr>
+                <w:rStyle w:val="af2"/>
                 <w:rFonts w:ascii="Times New Roman" w:hAnsi="Times New Roman" w:cs="Times New Roman"/>
                 <w:noProof/>
                 <w:webHidden/>
@@ -2467,7 +2470,7 @@
             </w:r>
             <w:r>
               <w:rPr>
-                <w:rStyle w:val="Hyperlink"/>
+                <w:rStyle w:val="af2"/>
                 <w:rFonts w:ascii="Times New Roman" w:hAnsi="Times New Roman" w:cs="Times New Roman"/>
                 <w:noProof/>
                 <w:webHidden/>
@@ -2478,7 +2481,7 @@
             </w:r>
             <w:r>
               <w:rPr>
-                <w:rStyle w:val="Hyperlink"/>
+                <w:rStyle w:val="af2"/>
                 <w:rFonts w:ascii="Times New Roman" w:hAnsi="Times New Roman" w:cs="Times New Roman"/>
                 <w:noProof/>
                 <w:webHidden/>
@@ -2491,12 +2494,12 @@
         </w:p>
         <w:p>
           <w:pPr>
-            <w:pStyle w:val="TOC2"/>
+            <w:pStyle w:val="23"/>
             <w:tabs>
               <w:tab w:val="right" w:leader="dot" w:pos="9345"/>
             </w:tabs>
             <w:rPr>
-              <w:rStyle w:val="Hyperlink"/>
+              <w:rStyle w:val="af2"/>
               <w:rFonts w:ascii="Times New Roman" w:hAnsi="Times New Roman" w:cs="Times New Roman"/>
               <w:noProof/>
               <w:sz w:val="28"/>
@@ -2506,7 +2509,7 @@
           <w:hyperlink w:anchor="_Toc225803684" w:history="1">
             <w:r>
               <w:rPr>
-                <w:rStyle w:val="Hyperlink"/>
+                <w:rStyle w:val="af2"/>
                 <w:rFonts w:ascii="Times New Roman" w:hAnsi="Times New Roman" w:cs="Times New Roman"/>
                 <w:noProof/>
                 <w:sz w:val="28"/>
@@ -2516,7 +2519,7 @@
             </w:r>
             <w:r>
               <w:rPr>
-                <w:rStyle w:val="Hyperlink"/>
+                <w:rStyle w:val="af2"/>
                 <w:rFonts w:ascii="Times New Roman" w:hAnsi="Times New Roman" w:cs="Times New Roman"/>
                 <w:noProof/>
                 <w:webHidden/>
@@ -2527,7 +2530,7 @@
             </w:r>
             <w:r>
               <w:rPr>
-                <w:rStyle w:val="Hyperlink"/>
+                <w:rStyle w:val="af2"/>
                 <w:rFonts w:ascii="Times New Roman" w:hAnsi="Times New Roman" w:cs="Times New Roman"/>
                 <w:noProof/>
                 <w:webHidden/>
@@ -2538,7 +2541,7 @@
             </w:r>
             <w:r>
               <w:rPr>
-                <w:rStyle w:val="Hyperlink"/>
+                <w:rStyle w:val="af2"/>
                 <w:rFonts w:ascii="Times New Roman" w:hAnsi="Times New Roman" w:cs="Times New Roman"/>
                 <w:noProof/>
                 <w:webHidden/>
@@ -2549,17 +2552,17 @@
             </w:r>
             <w:r>
               <w:rPr>
-                <w:rStyle w:val="Hyperlink"/>
-                <w:rFonts w:ascii="Times New Roman" w:hAnsi="Times New Roman" w:cs="Times New Roman"/>
-                <w:noProof/>
-                <w:webHidden/>
-                <w:sz w:val="28"/>
-                <w:szCs w:val="28"/>
-              </w:rPr>
-            </w:r>
-            <w:r>
-              <w:rPr>
-                <w:rStyle w:val="Hyperlink"/>
+                <w:rStyle w:val="af2"/>
+                <w:rFonts w:ascii="Times New Roman" w:hAnsi="Times New Roman" w:cs="Times New Roman"/>
+                <w:noProof/>
+                <w:webHidden/>
+                <w:sz w:val="28"/>
+                <w:szCs w:val="28"/>
+              </w:rPr>
+            </w:r>
+            <w:r>
+              <w:rPr>
+                <w:rStyle w:val="af2"/>
                 <w:rFonts w:ascii="Times New Roman" w:hAnsi="Times New Roman" w:cs="Times New Roman"/>
                 <w:noProof/>
                 <w:webHidden/>
@@ -2570,7 +2573,7 @@
             </w:r>
             <w:r>
               <w:rPr>
-                <w:rStyle w:val="Hyperlink"/>
+                <w:rStyle w:val="af2"/>
                 <w:rFonts w:ascii="Times New Roman" w:hAnsi="Times New Roman" w:cs="Times New Roman"/>
                 <w:noProof/>
                 <w:webHidden/>
@@ -2581,7 +2584,7 @@
             </w:r>
             <w:r>
               <w:rPr>
-                <w:rStyle w:val="Hyperlink"/>
+                <w:rStyle w:val="af2"/>
                 <w:rFonts w:ascii="Times New Roman" w:hAnsi="Times New Roman" w:cs="Times New Roman"/>
                 <w:noProof/>
                 <w:webHidden/>
@@ -2594,12 +2597,12 @@
         </w:p>
         <w:p>
           <w:pPr>
-            <w:pStyle w:val="TOC1"/>
+            <w:pStyle w:val="11"/>
             <w:tabs>
               <w:tab w:val="right" w:leader="dot" w:pos="9345"/>
             </w:tabs>
             <w:rPr>
-              <w:rStyle w:val="Hyperlink"/>
+              <w:rStyle w:val="af2"/>
               <w:rFonts w:ascii="Times New Roman" w:hAnsi="Times New Roman" w:cs="Times New Roman"/>
               <w:noProof/>
               <w:sz w:val="28"/>
@@ -2610,7 +2613,7 @@
           <w:hyperlink w:anchor="_Toc225803685" w:history="1">
             <w:r>
               <w:rPr>
-                <w:rStyle w:val="Hyperlink"/>
+                <w:rStyle w:val="af2"/>
                 <w:rFonts w:ascii="Times New Roman" w:hAnsi="Times New Roman" w:cs="Times New Roman"/>
                 <w:noProof/>
                 <w:sz w:val="28"/>
@@ -2618,35 +2621,37 @@
                 <w:u w:val="none"/>
                 <w:lang w:eastAsia="ru-RU"/>
               </w:rPr>
-              <w:t>ГЛАВА 4. ИМ</w:t>
-            </w:r>
-            <w:r>
-              <w:rPr>
-                <w:rStyle w:val="Hyperlink"/>
-                <w:rFonts w:ascii="Times New Roman" w:hAnsi="Times New Roman" w:cs="Times New Roman"/>
-                <w:noProof/>
+              <w:t>ГЛАВА 4. ИМПЛЕМЕНТАЦИЯ И ТЕСТИРОВАНИЕ</w:t>
+            </w:r>
+            <w:r>
+              <w:rPr>
+                <w:rStyle w:val="af2"/>
+                <w:rFonts w:ascii="Times New Roman" w:hAnsi="Times New Roman" w:cs="Times New Roman"/>
+                <w:noProof/>
+                <w:webHidden/>
                 <w:sz w:val="28"/>
                 <w:szCs w:val="28"/>
                 <w:u w:val="none"/>
                 <w:lang w:eastAsia="ru-RU"/>
               </w:rPr>
-              <w:t>П</w:t>
-            </w:r>
-            <w:r>
-              <w:rPr>
-                <w:rStyle w:val="Hyperlink"/>
-                <w:rFonts w:ascii="Times New Roman" w:hAnsi="Times New Roman" w:cs="Times New Roman"/>
-                <w:noProof/>
+              <w:tab/>
+            </w:r>
+            <w:r>
+              <w:rPr>
+                <w:rStyle w:val="af2"/>
+                <w:rFonts w:ascii="Times New Roman" w:hAnsi="Times New Roman" w:cs="Times New Roman"/>
+                <w:noProof/>
+                <w:webHidden/>
                 <w:sz w:val="28"/>
                 <w:szCs w:val="28"/>
                 <w:u w:val="none"/>
                 <w:lang w:eastAsia="ru-RU"/>
               </w:rPr>
-              <w:t>ЛЕМЕНТАЦИЯ И ТЕСТИРОВАНИЕ</w:t>
-            </w:r>
-            <w:r>
-              <w:rPr>
-                <w:rStyle w:val="Hyperlink"/>
+              <w:fldChar w:fldCharType="begin"/>
+            </w:r>
+            <w:r>
+              <w:rPr>
+                <w:rStyle w:val="af2"/>
                 <w:rFonts w:ascii="Times New Roman" w:hAnsi="Times New Roman" w:cs="Times New Roman"/>
                 <w:noProof/>
                 <w:webHidden/>
@@ -2655,11 +2660,11 @@
                 <w:u w:val="none"/>
                 <w:lang w:eastAsia="ru-RU"/>
               </w:rPr>
-              <w:tab/>
-            </w:r>
-            <w:r>
-              <w:rPr>
-                <w:rStyle w:val="Hyperlink"/>
+              <w:instrText xml:space="preserve"> PAGEREF _Toc225803685 \h </w:instrText>
+            </w:r>
+            <w:r>
+              <w:rPr>
+                <w:rStyle w:val="af2"/>
                 <w:rFonts w:ascii="Times New Roman" w:hAnsi="Times New Roman" w:cs="Times New Roman"/>
                 <w:noProof/>
                 <w:webHidden/>
@@ -2668,11 +2673,10 @@
                 <w:u w:val="none"/>
                 <w:lang w:eastAsia="ru-RU"/>
               </w:rPr>
-              <w:fldChar w:fldCharType="begin"/>
-            </w:r>
-            <w:r>
-              <w:rPr>
-                <w:rStyle w:val="Hyperlink"/>
+            </w:r>
+            <w:r>
+              <w:rPr>
+                <w:rStyle w:val="af2"/>
                 <w:rFonts w:ascii="Times New Roman" w:hAnsi="Times New Roman" w:cs="Times New Roman"/>
                 <w:noProof/>
                 <w:webHidden/>
@@ -2681,11 +2685,11 @@
                 <w:u w:val="none"/>
                 <w:lang w:eastAsia="ru-RU"/>
               </w:rPr>
-              <w:instrText xml:space="preserve"> PAGEREF _Toc225803685 \h </w:instrText>
-            </w:r>
-            <w:r>
-              <w:rPr>
-                <w:rStyle w:val="Hyperlink"/>
+              <w:fldChar w:fldCharType="separate"/>
+            </w:r>
+            <w:r>
+              <w:rPr>
+                <w:rStyle w:val="af2"/>
                 <w:rFonts w:ascii="Times New Roman" w:hAnsi="Times New Roman" w:cs="Times New Roman"/>
                 <w:noProof/>
                 <w:webHidden/>
@@ -2694,36 +2698,11 @@
                 <w:u w:val="none"/>
                 <w:lang w:eastAsia="ru-RU"/>
               </w:rPr>
-            </w:r>
-            <w:r>
-              <w:rPr>
-                <w:rStyle w:val="Hyperlink"/>
-                <w:rFonts w:ascii="Times New Roman" w:hAnsi="Times New Roman" w:cs="Times New Roman"/>
-                <w:noProof/>
-                <w:webHidden/>
-                <w:sz w:val="28"/>
-                <w:szCs w:val="28"/>
-                <w:u w:val="none"/>
-                <w:lang w:eastAsia="ru-RU"/>
-              </w:rPr>
-              <w:fldChar w:fldCharType="separate"/>
-            </w:r>
-            <w:r>
-              <w:rPr>
-                <w:rStyle w:val="Hyperlink"/>
-                <w:rFonts w:ascii="Times New Roman" w:hAnsi="Times New Roman" w:cs="Times New Roman"/>
-                <w:noProof/>
-                <w:webHidden/>
-                <w:sz w:val="28"/>
-                <w:szCs w:val="28"/>
-                <w:u w:val="none"/>
-                <w:lang w:eastAsia="ru-RU"/>
-              </w:rPr>
               <w:t>16</w:t>
             </w:r>
             <w:r>
               <w:rPr>
-                <w:rStyle w:val="Hyperlink"/>
+                <w:rStyle w:val="af2"/>
                 <w:rFonts w:ascii="Times New Roman" w:hAnsi="Times New Roman" w:cs="Times New Roman"/>
                 <w:noProof/>
                 <w:webHidden/>
@@ -2738,12 +2717,12 @@
         </w:p>
         <w:p>
           <w:pPr>
-            <w:pStyle w:val="TOC2"/>
+            <w:pStyle w:val="23"/>
             <w:tabs>
               <w:tab w:val="right" w:leader="dot" w:pos="9345"/>
             </w:tabs>
             <w:rPr>
-              <w:rStyle w:val="Hyperlink"/>
+              <w:rStyle w:val="af2"/>
               <w:rFonts w:ascii="Times New Roman" w:hAnsi="Times New Roman" w:cs="Times New Roman"/>
               <w:noProof/>
               <w:sz w:val="28"/>
@@ -2753,7 +2732,7 @@
           <w:hyperlink w:anchor="_Toc225803686" w:history="1">
             <w:r>
               <w:rPr>
-                <w:rStyle w:val="Hyperlink"/>
+                <w:rStyle w:val="af2"/>
                 <w:rFonts w:ascii="Times New Roman" w:hAnsi="Times New Roman" w:cs="Times New Roman"/>
                 <w:noProof/>
                 <w:sz w:val="28"/>
@@ -2763,7 +2742,7 @@
             </w:r>
             <w:r>
               <w:rPr>
-                <w:rStyle w:val="Hyperlink"/>
+                <w:rStyle w:val="af2"/>
                 <w:rFonts w:ascii="Times New Roman" w:hAnsi="Times New Roman" w:cs="Times New Roman"/>
                 <w:noProof/>
                 <w:webHidden/>
@@ -2774,7 +2753,7 @@
             </w:r>
             <w:r>
               <w:rPr>
-                <w:rStyle w:val="Hyperlink"/>
+                <w:rStyle w:val="af2"/>
                 <w:rFonts w:ascii="Times New Roman" w:hAnsi="Times New Roman" w:cs="Times New Roman"/>
                 <w:noProof/>
                 <w:webHidden/>
@@ -2785,7 +2764,7 @@
             </w:r>
             <w:r>
               <w:rPr>
-                <w:rStyle w:val="Hyperlink"/>
+                <w:rStyle w:val="af2"/>
                 <w:rFonts w:ascii="Times New Roman" w:hAnsi="Times New Roman" w:cs="Times New Roman"/>
                 <w:noProof/>
                 <w:webHidden/>
@@ -2796,17 +2775,17 @@
             </w:r>
             <w:r>
               <w:rPr>
-                <w:rStyle w:val="Hyperlink"/>
-                <w:rFonts w:ascii="Times New Roman" w:hAnsi="Times New Roman" w:cs="Times New Roman"/>
-                <w:noProof/>
-                <w:webHidden/>
-                <w:sz w:val="28"/>
-                <w:szCs w:val="28"/>
-              </w:rPr>
-            </w:r>
-            <w:r>
-              <w:rPr>
-                <w:rStyle w:val="Hyperlink"/>
+                <w:rStyle w:val="af2"/>
+                <w:rFonts w:ascii="Times New Roman" w:hAnsi="Times New Roman" w:cs="Times New Roman"/>
+                <w:noProof/>
+                <w:webHidden/>
+                <w:sz w:val="28"/>
+                <w:szCs w:val="28"/>
+              </w:rPr>
+            </w:r>
+            <w:r>
+              <w:rPr>
+                <w:rStyle w:val="af2"/>
                 <w:rFonts w:ascii="Times New Roman" w:hAnsi="Times New Roman" w:cs="Times New Roman"/>
                 <w:noProof/>
                 <w:webHidden/>
@@ -2817,7 +2796,7 @@
             </w:r>
             <w:r>
               <w:rPr>
-                <w:rStyle w:val="Hyperlink"/>
+                <w:rStyle w:val="af2"/>
                 <w:rFonts w:ascii="Times New Roman" w:hAnsi="Times New Roman" w:cs="Times New Roman"/>
                 <w:noProof/>
                 <w:webHidden/>
@@ -2828,7 +2807,7 @@
             </w:r>
             <w:r>
               <w:rPr>
-                <w:rStyle w:val="Hyperlink"/>
+                <w:rStyle w:val="af2"/>
                 <w:rFonts w:ascii="Times New Roman" w:hAnsi="Times New Roman" w:cs="Times New Roman"/>
                 <w:noProof/>
                 <w:webHidden/>
@@ -2841,12 +2820,12 @@
         </w:p>
         <w:p>
           <w:pPr>
-            <w:pStyle w:val="TOC2"/>
+            <w:pStyle w:val="23"/>
             <w:tabs>
               <w:tab w:val="right" w:leader="dot" w:pos="9345"/>
             </w:tabs>
             <w:rPr>
-              <w:rStyle w:val="Hyperlink"/>
+              <w:rStyle w:val="af2"/>
               <w:rFonts w:ascii="Times New Roman" w:hAnsi="Times New Roman" w:cs="Times New Roman"/>
               <w:noProof/>
               <w:sz w:val="28"/>
@@ -2856,7 +2835,7 @@
           <w:hyperlink w:anchor="_Toc225803687" w:history="1">
             <w:r>
               <w:rPr>
-                <w:rStyle w:val="Hyperlink"/>
+                <w:rStyle w:val="af2"/>
                 <w:rFonts w:ascii="Times New Roman" w:hAnsi="Times New Roman" w:cs="Times New Roman"/>
                 <w:noProof/>
                 <w:sz w:val="28"/>
@@ -2866,7 +2845,7 @@
             </w:r>
             <w:r>
               <w:rPr>
-                <w:rStyle w:val="Hyperlink"/>
+                <w:rStyle w:val="af2"/>
                 <w:rFonts w:ascii="Times New Roman" w:hAnsi="Times New Roman" w:cs="Times New Roman"/>
                 <w:noProof/>
                 <w:webHidden/>
@@ -2877,7 +2856,7 @@
             </w:r>
             <w:r>
               <w:rPr>
-                <w:rStyle w:val="Hyperlink"/>
+                <w:rStyle w:val="af2"/>
                 <w:rFonts w:ascii="Times New Roman" w:hAnsi="Times New Roman" w:cs="Times New Roman"/>
                 <w:noProof/>
                 <w:webHidden/>
@@ -2888,7 +2867,7 @@
             </w:r>
             <w:r>
               <w:rPr>
-                <w:rStyle w:val="Hyperlink"/>
+                <w:rStyle w:val="af2"/>
                 <w:rFonts w:ascii="Times New Roman" w:hAnsi="Times New Roman" w:cs="Times New Roman"/>
                 <w:noProof/>
                 <w:webHidden/>
@@ -2899,17 +2878,17 @@
             </w:r>
             <w:r>
               <w:rPr>
-                <w:rStyle w:val="Hyperlink"/>
-                <w:rFonts w:ascii="Times New Roman" w:hAnsi="Times New Roman" w:cs="Times New Roman"/>
-                <w:noProof/>
-                <w:webHidden/>
-                <w:sz w:val="28"/>
-                <w:szCs w:val="28"/>
-              </w:rPr>
-            </w:r>
-            <w:r>
-              <w:rPr>
-                <w:rStyle w:val="Hyperlink"/>
+                <w:rStyle w:val="af2"/>
+                <w:rFonts w:ascii="Times New Roman" w:hAnsi="Times New Roman" w:cs="Times New Roman"/>
+                <w:noProof/>
+                <w:webHidden/>
+                <w:sz w:val="28"/>
+                <w:szCs w:val="28"/>
+              </w:rPr>
+            </w:r>
+            <w:r>
+              <w:rPr>
+                <w:rStyle w:val="af2"/>
                 <w:rFonts w:ascii="Times New Roman" w:hAnsi="Times New Roman" w:cs="Times New Roman"/>
                 <w:noProof/>
                 <w:webHidden/>
@@ -2920,7 +2899,7 @@
             </w:r>
             <w:r>
               <w:rPr>
-                <w:rStyle w:val="Hyperlink"/>
+                <w:rStyle w:val="af2"/>
                 <w:rFonts w:ascii="Times New Roman" w:hAnsi="Times New Roman" w:cs="Times New Roman"/>
                 <w:noProof/>
                 <w:webHidden/>
@@ -2931,7 +2910,7 @@
             </w:r>
             <w:r>
               <w:rPr>
-                <w:rStyle w:val="Hyperlink"/>
+                <w:rStyle w:val="af2"/>
                 <w:rFonts w:ascii="Times New Roman" w:hAnsi="Times New Roman" w:cs="Times New Roman"/>
                 <w:noProof/>
                 <w:webHidden/>
@@ -2944,12 +2923,12 @@
         </w:p>
         <w:p>
           <w:pPr>
-            <w:pStyle w:val="TOC2"/>
+            <w:pStyle w:val="23"/>
             <w:tabs>
               <w:tab w:val="right" w:leader="dot" w:pos="9345"/>
             </w:tabs>
             <w:rPr>
-              <w:rStyle w:val="Hyperlink"/>
+              <w:rStyle w:val="af2"/>
               <w:rFonts w:ascii="Times New Roman" w:hAnsi="Times New Roman" w:cs="Times New Roman"/>
               <w:noProof/>
               <w:sz w:val="28"/>
@@ -2959,7 +2938,7 @@
           <w:hyperlink w:anchor="_Toc225803688" w:history="1">
             <w:r>
               <w:rPr>
-                <w:rStyle w:val="Hyperlink"/>
+                <w:rStyle w:val="af2"/>
                 <w:rFonts w:ascii="Times New Roman" w:hAnsi="Times New Roman" w:cs="Times New Roman"/>
                 <w:noProof/>
                 <w:sz w:val="28"/>
@@ -2969,7 +2948,7 @@
             </w:r>
             <w:r>
               <w:rPr>
-                <w:rStyle w:val="Hyperlink"/>
+                <w:rStyle w:val="af2"/>
                 <w:rFonts w:ascii="Times New Roman" w:hAnsi="Times New Roman" w:cs="Times New Roman"/>
                 <w:noProof/>
                 <w:webHidden/>
@@ -2980,7 +2959,7 @@
             </w:r>
             <w:r>
               <w:rPr>
-                <w:rStyle w:val="Hyperlink"/>
+                <w:rStyle w:val="af2"/>
                 <w:rFonts w:ascii="Times New Roman" w:hAnsi="Times New Roman" w:cs="Times New Roman"/>
                 <w:noProof/>
                 <w:webHidden/>
@@ -2991,7 +2970,7 @@
             </w:r>
             <w:r>
               <w:rPr>
-                <w:rStyle w:val="Hyperlink"/>
+                <w:rStyle w:val="af2"/>
                 <w:rFonts w:ascii="Times New Roman" w:hAnsi="Times New Roman" w:cs="Times New Roman"/>
                 <w:noProof/>
                 <w:webHidden/>
@@ -3002,17 +2981,17 @@
             </w:r>
             <w:r>
               <w:rPr>
-                <w:rStyle w:val="Hyperlink"/>
-                <w:rFonts w:ascii="Times New Roman" w:hAnsi="Times New Roman" w:cs="Times New Roman"/>
-                <w:noProof/>
-                <w:webHidden/>
-                <w:sz w:val="28"/>
-                <w:szCs w:val="28"/>
-              </w:rPr>
-            </w:r>
-            <w:r>
-              <w:rPr>
-                <w:rStyle w:val="Hyperlink"/>
+                <w:rStyle w:val="af2"/>
+                <w:rFonts w:ascii="Times New Roman" w:hAnsi="Times New Roman" w:cs="Times New Roman"/>
+                <w:noProof/>
+                <w:webHidden/>
+                <w:sz w:val="28"/>
+                <w:szCs w:val="28"/>
+              </w:rPr>
+            </w:r>
+            <w:r>
+              <w:rPr>
+                <w:rStyle w:val="af2"/>
                 <w:rFonts w:ascii="Times New Roman" w:hAnsi="Times New Roman" w:cs="Times New Roman"/>
                 <w:noProof/>
                 <w:webHidden/>
@@ -3023,7 +3002,7 @@
             </w:r>
             <w:r>
               <w:rPr>
-                <w:rStyle w:val="Hyperlink"/>
+                <w:rStyle w:val="af2"/>
                 <w:rFonts w:ascii="Times New Roman" w:hAnsi="Times New Roman" w:cs="Times New Roman"/>
                 <w:noProof/>
                 <w:webHidden/>
@@ -3034,7 +3013,7 @@
             </w:r>
             <w:r>
               <w:rPr>
-                <w:rStyle w:val="Hyperlink"/>
+                <w:rStyle w:val="af2"/>
                 <w:rFonts w:ascii="Times New Roman" w:hAnsi="Times New Roman" w:cs="Times New Roman"/>
                 <w:noProof/>
                 <w:webHidden/>
@@ -3047,12 +3026,12 @@
         </w:p>
         <w:p>
           <w:pPr>
-            <w:pStyle w:val="TOC2"/>
+            <w:pStyle w:val="23"/>
             <w:tabs>
               <w:tab w:val="right" w:leader="dot" w:pos="9345"/>
             </w:tabs>
             <w:rPr>
-              <w:rStyle w:val="Hyperlink"/>
+              <w:rStyle w:val="af2"/>
               <w:rFonts w:ascii="Times New Roman" w:hAnsi="Times New Roman" w:cs="Times New Roman"/>
               <w:noProof/>
               <w:sz w:val="28"/>
@@ -3062,7 +3041,7 @@
           <w:hyperlink w:anchor="_Toc225803689" w:history="1">
             <w:r>
               <w:rPr>
-                <w:rStyle w:val="Hyperlink"/>
+                <w:rStyle w:val="af2"/>
                 <w:rFonts w:ascii="Times New Roman" w:hAnsi="Times New Roman" w:cs="Times New Roman"/>
                 <w:noProof/>
                 <w:sz w:val="28"/>
@@ -3072,7 +3051,7 @@
             </w:r>
             <w:r>
               <w:rPr>
-                <w:rStyle w:val="Hyperlink"/>
+                <w:rStyle w:val="af2"/>
                 <w:rFonts w:ascii="Times New Roman" w:hAnsi="Times New Roman" w:cs="Times New Roman"/>
                 <w:noProof/>
                 <w:webHidden/>
@@ -3083,7 +3062,7 @@
             </w:r>
             <w:r>
               <w:rPr>
-                <w:rStyle w:val="Hyperlink"/>
+                <w:rStyle w:val="af2"/>
                 <w:rFonts w:ascii="Times New Roman" w:hAnsi="Times New Roman" w:cs="Times New Roman"/>
                 <w:noProof/>
                 <w:webHidden/>
@@ -3094,7 +3073,7 @@
             </w:r>
             <w:r>
               <w:rPr>
-                <w:rStyle w:val="Hyperlink"/>
+                <w:rStyle w:val="af2"/>
                 <w:rFonts w:ascii="Times New Roman" w:hAnsi="Times New Roman" w:cs="Times New Roman"/>
                 <w:noProof/>
                 <w:webHidden/>
@@ -3105,17 +3084,17 @@
             </w:r>
             <w:r>
               <w:rPr>
-                <w:rStyle w:val="Hyperlink"/>
-                <w:rFonts w:ascii="Times New Roman" w:hAnsi="Times New Roman" w:cs="Times New Roman"/>
-                <w:noProof/>
-                <w:webHidden/>
-                <w:sz w:val="28"/>
-                <w:szCs w:val="28"/>
-              </w:rPr>
-            </w:r>
-            <w:r>
-              <w:rPr>
-                <w:rStyle w:val="Hyperlink"/>
+                <w:rStyle w:val="af2"/>
+                <w:rFonts w:ascii="Times New Roman" w:hAnsi="Times New Roman" w:cs="Times New Roman"/>
+                <w:noProof/>
+                <w:webHidden/>
+                <w:sz w:val="28"/>
+                <w:szCs w:val="28"/>
+              </w:rPr>
+            </w:r>
+            <w:r>
+              <w:rPr>
+                <w:rStyle w:val="af2"/>
                 <w:rFonts w:ascii="Times New Roman" w:hAnsi="Times New Roman" w:cs="Times New Roman"/>
                 <w:noProof/>
                 <w:webHidden/>
@@ -3126,7 +3105,7 @@
             </w:r>
             <w:r>
               <w:rPr>
-                <w:rStyle w:val="Hyperlink"/>
+                <w:rStyle w:val="af2"/>
                 <w:rFonts w:ascii="Times New Roman" w:hAnsi="Times New Roman" w:cs="Times New Roman"/>
                 <w:noProof/>
                 <w:webHidden/>
@@ -3137,7 +3116,7 @@
             </w:r>
             <w:r>
               <w:rPr>
-                <w:rStyle w:val="Hyperlink"/>
+                <w:rStyle w:val="af2"/>
                 <w:rFonts w:ascii="Times New Roman" w:hAnsi="Times New Roman" w:cs="Times New Roman"/>
                 <w:noProof/>
                 <w:webHidden/>
@@ -3150,12 +3129,12 @@
         </w:p>
         <w:p>
           <w:pPr>
-            <w:pStyle w:val="TOC2"/>
+            <w:pStyle w:val="23"/>
             <w:tabs>
               <w:tab w:val="right" w:leader="dot" w:pos="9345"/>
             </w:tabs>
             <w:rPr>
-              <w:rStyle w:val="Hyperlink"/>
+              <w:rStyle w:val="af2"/>
               <w:rFonts w:ascii="Times New Roman" w:hAnsi="Times New Roman" w:cs="Times New Roman"/>
               <w:noProof/>
               <w:sz w:val="28"/>
@@ -3165,7 +3144,7 @@
           <w:hyperlink w:anchor="_Toc225803690" w:history="1">
             <w:r>
               <w:rPr>
-                <w:rStyle w:val="Hyperlink"/>
+                <w:rStyle w:val="af2"/>
                 <w:rFonts w:ascii="Times New Roman" w:hAnsi="Times New Roman" w:cs="Times New Roman"/>
                 <w:noProof/>
                 <w:sz w:val="28"/>
@@ -3175,7 +3154,7 @@
             </w:r>
             <w:r>
               <w:rPr>
-                <w:rStyle w:val="Hyperlink"/>
+                <w:rStyle w:val="af2"/>
                 <w:rFonts w:ascii="Times New Roman" w:hAnsi="Times New Roman" w:cs="Times New Roman"/>
                 <w:noProof/>
                 <w:webHidden/>
@@ -3186,7 +3165,7 @@
             </w:r>
             <w:r>
               <w:rPr>
-                <w:rStyle w:val="Hyperlink"/>
+                <w:rStyle w:val="af2"/>
                 <w:rFonts w:ascii="Times New Roman" w:hAnsi="Times New Roman" w:cs="Times New Roman"/>
                 <w:noProof/>
                 <w:webHidden/>
@@ -3197,7 +3176,7 @@
             </w:r>
             <w:r>
               <w:rPr>
-                <w:rStyle w:val="Hyperlink"/>
+                <w:rStyle w:val="af2"/>
                 <w:rFonts w:ascii="Times New Roman" w:hAnsi="Times New Roman" w:cs="Times New Roman"/>
                 <w:noProof/>
                 <w:webHidden/>
@@ -3208,17 +3187,17 @@
             </w:r>
             <w:r>
               <w:rPr>
-                <w:rStyle w:val="Hyperlink"/>
-                <w:rFonts w:ascii="Times New Roman" w:hAnsi="Times New Roman" w:cs="Times New Roman"/>
-                <w:noProof/>
-                <w:webHidden/>
-                <w:sz w:val="28"/>
-                <w:szCs w:val="28"/>
-              </w:rPr>
-            </w:r>
-            <w:r>
-              <w:rPr>
-                <w:rStyle w:val="Hyperlink"/>
+                <w:rStyle w:val="af2"/>
+                <w:rFonts w:ascii="Times New Roman" w:hAnsi="Times New Roman" w:cs="Times New Roman"/>
+                <w:noProof/>
+                <w:webHidden/>
+                <w:sz w:val="28"/>
+                <w:szCs w:val="28"/>
+              </w:rPr>
+            </w:r>
+            <w:r>
+              <w:rPr>
+                <w:rStyle w:val="af2"/>
                 <w:rFonts w:ascii="Times New Roman" w:hAnsi="Times New Roman" w:cs="Times New Roman"/>
                 <w:noProof/>
                 <w:webHidden/>
@@ -3229,7 +3208,7 @@
             </w:r>
             <w:r>
               <w:rPr>
-                <w:rStyle w:val="Hyperlink"/>
+                <w:rStyle w:val="af2"/>
                 <w:rFonts w:ascii="Times New Roman" w:hAnsi="Times New Roman" w:cs="Times New Roman"/>
                 <w:noProof/>
                 <w:webHidden/>
@@ -3240,7 +3219,7 @@
             </w:r>
             <w:r>
               <w:rPr>
-                <w:rStyle w:val="Hyperlink"/>
+                <w:rStyle w:val="af2"/>
                 <w:rFonts w:ascii="Times New Roman" w:hAnsi="Times New Roman" w:cs="Times New Roman"/>
                 <w:noProof/>
                 <w:webHidden/>
@@ -3253,7 +3232,7 @@
         </w:p>
         <w:p>
           <w:pPr>
-            <w:pStyle w:val="TOC2"/>
+            <w:pStyle w:val="23"/>
             <w:tabs>
               <w:tab w:val="right" w:leader="dot" w:pos="9345"/>
             </w:tabs>
@@ -3266,7 +3245,7 @@
           <w:hyperlink w:anchor="_Toc225803691" w:history="1">
             <w:r>
               <w:rPr>
-                <w:rStyle w:val="Hyperlink"/>
+                <w:rStyle w:val="af2"/>
                 <w:rFonts w:ascii="Times New Roman" w:hAnsi="Times New Roman" w:cs="Times New Roman"/>
                 <w:noProof/>
                 <w:sz w:val="28"/>
@@ -3276,7 +3255,7 @@
             </w:r>
             <w:r>
               <w:rPr>
-                <w:rStyle w:val="Hyperlink"/>
+                <w:rStyle w:val="af2"/>
                 <w:rFonts w:ascii="Times New Roman" w:hAnsi="Times New Roman" w:cs="Times New Roman"/>
                 <w:noProof/>
                 <w:webHidden/>
@@ -3287,7 +3266,7 @@
             </w:r>
             <w:r>
               <w:rPr>
-                <w:rStyle w:val="Hyperlink"/>
+                <w:rStyle w:val="af2"/>
                 <w:rFonts w:ascii="Times New Roman" w:hAnsi="Times New Roman" w:cs="Times New Roman"/>
                 <w:noProof/>
                 <w:webHidden/>
@@ -3298,7 +3277,7 @@
             </w:r>
             <w:r>
               <w:rPr>
-                <w:rStyle w:val="Hyperlink"/>
+                <w:rStyle w:val="af2"/>
                 <w:rFonts w:ascii="Times New Roman" w:hAnsi="Times New Roman" w:cs="Times New Roman"/>
                 <w:noProof/>
                 <w:webHidden/>
@@ -3309,17 +3288,17 @@
             </w:r>
             <w:r>
               <w:rPr>
-                <w:rStyle w:val="Hyperlink"/>
-                <w:rFonts w:ascii="Times New Roman" w:hAnsi="Times New Roman" w:cs="Times New Roman"/>
-                <w:noProof/>
-                <w:webHidden/>
-                <w:sz w:val="28"/>
-                <w:szCs w:val="28"/>
-              </w:rPr>
-            </w:r>
-            <w:r>
-              <w:rPr>
-                <w:rStyle w:val="Hyperlink"/>
+                <w:rStyle w:val="af2"/>
+                <w:rFonts w:ascii="Times New Roman" w:hAnsi="Times New Roman" w:cs="Times New Roman"/>
+                <w:noProof/>
+                <w:webHidden/>
+                <w:sz w:val="28"/>
+                <w:szCs w:val="28"/>
+              </w:rPr>
+            </w:r>
+            <w:r>
+              <w:rPr>
+                <w:rStyle w:val="af2"/>
                 <w:rFonts w:ascii="Times New Roman" w:hAnsi="Times New Roman" w:cs="Times New Roman"/>
                 <w:noProof/>
                 <w:webHidden/>
@@ -3330,7 +3309,7 @@
             </w:r>
             <w:r>
               <w:rPr>
-                <w:rStyle w:val="Hyperlink"/>
+                <w:rStyle w:val="af2"/>
                 <w:rFonts w:ascii="Times New Roman" w:hAnsi="Times New Roman" w:cs="Times New Roman"/>
                 <w:noProof/>
                 <w:webHidden/>
@@ -3341,7 +3320,7 @@
             </w:r>
             <w:r>
               <w:rPr>
-                <w:rStyle w:val="Hyperlink"/>
+                <w:rStyle w:val="af2"/>
                 <w:rFonts w:ascii="Times New Roman" w:hAnsi="Times New Roman" w:cs="Times New Roman"/>
                 <w:noProof/>
                 <w:webHidden/>
@@ -3354,12 +3333,12 @@
         </w:p>
         <w:p>
           <w:pPr>
-            <w:pStyle w:val="TOC1"/>
+            <w:pStyle w:val="11"/>
             <w:tabs>
               <w:tab w:val="right" w:leader="dot" w:pos="9345"/>
             </w:tabs>
             <w:rPr>
-              <w:rStyle w:val="Hyperlink"/>
+              <w:rStyle w:val="af2"/>
               <w:rFonts w:ascii="Times New Roman" w:hAnsi="Times New Roman" w:cs="Times New Roman"/>
               <w:noProof/>
               <w:sz w:val="28"/>
@@ -3370,7 +3349,7 @@
           <w:hyperlink w:anchor="_Toc225803692" w:history="1">
             <w:r>
               <w:rPr>
-                <w:rStyle w:val="Hyperlink"/>
+                <w:rStyle w:val="af2"/>
                 <w:rFonts w:ascii="Times New Roman" w:hAnsi="Times New Roman" w:cs="Times New Roman"/>
                 <w:noProof/>
                 <w:sz w:val="28"/>
@@ -3382,7 +3361,7 @@
             </w:r>
             <w:r>
               <w:rPr>
-                <w:rStyle w:val="Hyperlink"/>
+                <w:rStyle w:val="af2"/>
                 <w:rFonts w:ascii="Times New Roman" w:hAnsi="Times New Roman" w:cs="Times New Roman"/>
                 <w:noProof/>
                 <w:webHidden/>
@@ -3395,7 +3374,7 @@
             </w:r>
             <w:r>
               <w:rPr>
-                <w:rStyle w:val="Hyperlink"/>
+                <w:rStyle w:val="af2"/>
                 <w:rFonts w:ascii="Times New Roman" w:hAnsi="Times New Roman" w:cs="Times New Roman"/>
                 <w:noProof/>
                 <w:webHidden/>
@@ -3408,7 +3387,7 @@
             </w:r>
             <w:r>
               <w:rPr>
-                <w:rStyle w:val="Hyperlink"/>
+                <w:rStyle w:val="af2"/>
                 <w:rFonts w:ascii="Times New Roman" w:hAnsi="Times New Roman" w:cs="Times New Roman"/>
                 <w:noProof/>
                 <w:webHidden/>
@@ -3421,7 +3400,7 @@
             </w:r>
             <w:r>
               <w:rPr>
-                <w:rStyle w:val="Hyperlink"/>
+                <w:rStyle w:val="af2"/>
                 <w:rFonts w:ascii="Times New Roman" w:hAnsi="Times New Roman" w:cs="Times New Roman"/>
                 <w:noProof/>
                 <w:webHidden/>
@@ -3433,7 +3412,7 @@
             </w:r>
             <w:r>
               <w:rPr>
-                <w:rStyle w:val="Hyperlink"/>
+                <w:rStyle w:val="af2"/>
                 <w:rFonts w:ascii="Times New Roman" w:hAnsi="Times New Roman" w:cs="Times New Roman"/>
                 <w:noProof/>
                 <w:webHidden/>
@@ -3446,7 +3425,7 @@
             </w:r>
             <w:r>
               <w:rPr>
-                <w:rStyle w:val="Hyperlink"/>
+                <w:rStyle w:val="af2"/>
                 <w:rFonts w:ascii="Times New Roman" w:hAnsi="Times New Roman" w:cs="Times New Roman"/>
                 <w:noProof/>
                 <w:webHidden/>
@@ -3459,7 +3438,7 @@
             </w:r>
             <w:r>
               <w:rPr>
-                <w:rStyle w:val="Hyperlink"/>
+                <w:rStyle w:val="af2"/>
                 <w:rFonts w:ascii="Times New Roman" w:hAnsi="Times New Roman" w:cs="Times New Roman"/>
                 <w:noProof/>
                 <w:webHidden/>
@@ -3474,12 +3453,12 @@
         </w:p>
         <w:p>
           <w:pPr>
-            <w:pStyle w:val="TOC2"/>
+            <w:pStyle w:val="23"/>
             <w:tabs>
               <w:tab w:val="right" w:leader="dot" w:pos="9345"/>
             </w:tabs>
             <w:rPr>
-              <w:rStyle w:val="Hyperlink"/>
+              <w:rStyle w:val="af2"/>
               <w:rFonts w:ascii="Times New Roman" w:hAnsi="Times New Roman" w:cs="Times New Roman"/>
               <w:noProof/>
               <w:sz w:val="28"/>
@@ -3489,7 +3468,7 @@
           <w:hyperlink w:anchor="_Toc225803693" w:history="1">
             <w:r>
               <w:rPr>
-                <w:rStyle w:val="Hyperlink"/>
+                <w:rStyle w:val="af2"/>
                 <w:rFonts w:ascii="Times New Roman" w:hAnsi="Times New Roman" w:cs="Times New Roman"/>
                 <w:noProof/>
                 <w:sz w:val="28"/>
@@ -3499,7 +3478,7 @@
             </w:r>
             <w:r>
               <w:rPr>
-                <w:rStyle w:val="Hyperlink"/>
+                <w:rStyle w:val="af2"/>
                 <w:rFonts w:ascii="Times New Roman" w:hAnsi="Times New Roman" w:cs="Times New Roman"/>
                 <w:noProof/>
                 <w:webHidden/>
@@ -3510,7 +3489,7 @@
             </w:r>
             <w:r>
               <w:rPr>
-                <w:rStyle w:val="Hyperlink"/>
+                <w:rStyle w:val="af2"/>
                 <w:rFonts w:ascii="Times New Roman" w:hAnsi="Times New Roman" w:cs="Times New Roman"/>
                 <w:noProof/>
                 <w:webHidden/>
@@ -3521,7 +3500,7 @@
             </w:r>
             <w:r>
               <w:rPr>
-                <w:rStyle w:val="Hyperlink"/>
+                <w:rStyle w:val="af2"/>
                 <w:rFonts w:ascii="Times New Roman" w:hAnsi="Times New Roman" w:cs="Times New Roman"/>
                 <w:noProof/>
                 <w:webHidden/>
@@ -3532,17 +3511,17 @@
             </w:r>
             <w:r>
               <w:rPr>
-                <w:rStyle w:val="Hyperlink"/>
-                <w:rFonts w:ascii="Times New Roman" w:hAnsi="Times New Roman" w:cs="Times New Roman"/>
-                <w:noProof/>
-                <w:webHidden/>
-                <w:sz w:val="28"/>
-                <w:szCs w:val="28"/>
-              </w:rPr>
-            </w:r>
-            <w:r>
-              <w:rPr>
-                <w:rStyle w:val="Hyperlink"/>
+                <w:rStyle w:val="af2"/>
+                <w:rFonts w:ascii="Times New Roman" w:hAnsi="Times New Roman" w:cs="Times New Roman"/>
+                <w:noProof/>
+                <w:webHidden/>
+                <w:sz w:val="28"/>
+                <w:szCs w:val="28"/>
+              </w:rPr>
+            </w:r>
+            <w:r>
+              <w:rPr>
+                <w:rStyle w:val="af2"/>
                 <w:rFonts w:ascii="Times New Roman" w:hAnsi="Times New Roman" w:cs="Times New Roman"/>
                 <w:noProof/>
                 <w:webHidden/>
@@ -3553,7 +3532,7 @@
             </w:r>
             <w:r>
               <w:rPr>
-                <w:rStyle w:val="Hyperlink"/>
+                <w:rStyle w:val="af2"/>
                 <w:rFonts w:ascii="Times New Roman" w:hAnsi="Times New Roman" w:cs="Times New Roman"/>
                 <w:noProof/>
                 <w:webHidden/>
@@ -3564,7 +3543,7 @@
             </w:r>
             <w:r>
               <w:rPr>
-                <w:rStyle w:val="Hyperlink"/>
+                <w:rStyle w:val="af2"/>
                 <w:rFonts w:ascii="Times New Roman" w:hAnsi="Times New Roman" w:cs="Times New Roman"/>
                 <w:noProof/>
                 <w:webHidden/>
@@ -3577,12 +3556,12 @@
         </w:p>
         <w:p>
           <w:pPr>
-            <w:pStyle w:val="TOC2"/>
+            <w:pStyle w:val="23"/>
             <w:tabs>
               <w:tab w:val="right" w:leader="dot" w:pos="9345"/>
             </w:tabs>
             <w:rPr>
-              <w:rStyle w:val="Hyperlink"/>
+              <w:rStyle w:val="af2"/>
               <w:rFonts w:ascii="Times New Roman" w:hAnsi="Times New Roman" w:cs="Times New Roman"/>
               <w:noProof/>
               <w:sz w:val="28"/>
@@ -3592,7 +3571,7 @@
           <w:hyperlink w:anchor="_Toc225803694" w:history="1">
             <w:r>
               <w:rPr>
-                <w:rStyle w:val="Hyperlink"/>
+                <w:rStyle w:val="af2"/>
                 <w:rFonts w:ascii="Times New Roman" w:hAnsi="Times New Roman" w:cs="Times New Roman"/>
                 <w:noProof/>
                 <w:sz w:val="28"/>
@@ -3602,7 +3581,7 @@
             </w:r>
             <w:r>
               <w:rPr>
-                <w:rStyle w:val="Hyperlink"/>
+                <w:rStyle w:val="af2"/>
                 <w:rFonts w:ascii="Times New Roman" w:hAnsi="Times New Roman" w:cs="Times New Roman"/>
                 <w:noProof/>
                 <w:webHidden/>
@@ -3613,7 +3592,7 @@
             </w:r>
             <w:r>
               <w:rPr>
-                <w:rStyle w:val="Hyperlink"/>
+                <w:rStyle w:val="af2"/>
                 <w:rFonts w:ascii="Times New Roman" w:hAnsi="Times New Roman" w:cs="Times New Roman"/>
                 <w:noProof/>
                 <w:webHidden/>
@@ -3624,7 +3603,7 @@
             </w:r>
             <w:r>
               <w:rPr>
-                <w:rStyle w:val="Hyperlink"/>
+                <w:rStyle w:val="af2"/>
                 <w:rFonts w:ascii="Times New Roman" w:hAnsi="Times New Roman" w:cs="Times New Roman"/>
                 <w:noProof/>
                 <w:webHidden/>
@@ -3635,17 +3614,17 @@
             </w:r>
             <w:r>
               <w:rPr>
-                <w:rStyle w:val="Hyperlink"/>
-                <w:rFonts w:ascii="Times New Roman" w:hAnsi="Times New Roman" w:cs="Times New Roman"/>
-                <w:noProof/>
-                <w:webHidden/>
-                <w:sz w:val="28"/>
-                <w:szCs w:val="28"/>
-              </w:rPr>
-            </w:r>
-            <w:r>
-              <w:rPr>
-                <w:rStyle w:val="Hyperlink"/>
+                <w:rStyle w:val="af2"/>
+                <w:rFonts w:ascii="Times New Roman" w:hAnsi="Times New Roman" w:cs="Times New Roman"/>
+                <w:noProof/>
+                <w:webHidden/>
+                <w:sz w:val="28"/>
+                <w:szCs w:val="28"/>
+              </w:rPr>
+            </w:r>
+            <w:r>
+              <w:rPr>
+                <w:rStyle w:val="af2"/>
                 <w:rFonts w:ascii="Times New Roman" w:hAnsi="Times New Roman" w:cs="Times New Roman"/>
                 <w:noProof/>
                 <w:webHidden/>
@@ -3656,7 +3635,7 @@
             </w:r>
             <w:r>
               <w:rPr>
-                <w:rStyle w:val="Hyperlink"/>
+                <w:rStyle w:val="af2"/>
                 <w:rFonts w:ascii="Times New Roman" w:hAnsi="Times New Roman" w:cs="Times New Roman"/>
                 <w:noProof/>
                 <w:webHidden/>
@@ -3667,7 +3646,7 @@
             </w:r>
             <w:r>
               <w:rPr>
-                <w:rStyle w:val="Hyperlink"/>
+                <w:rStyle w:val="af2"/>
                 <w:rFonts w:ascii="Times New Roman" w:hAnsi="Times New Roman" w:cs="Times New Roman"/>
                 <w:noProof/>
                 <w:webHidden/>
@@ -3680,12 +3659,12 @@
         </w:p>
         <w:p>
           <w:pPr>
-            <w:pStyle w:val="TOC2"/>
+            <w:pStyle w:val="23"/>
             <w:tabs>
               <w:tab w:val="right" w:leader="dot" w:pos="9345"/>
             </w:tabs>
             <w:rPr>
-              <w:rStyle w:val="Hyperlink"/>
+              <w:rStyle w:val="af2"/>
               <w:rFonts w:ascii="Times New Roman" w:hAnsi="Times New Roman" w:cs="Times New Roman"/>
               <w:noProof/>
               <w:sz w:val="28"/>
@@ -3695,7 +3674,7 @@
           <w:hyperlink w:anchor="_Toc225803695" w:history="1">
             <w:r>
               <w:rPr>
-                <w:rStyle w:val="Hyperlink"/>
+                <w:rStyle w:val="af2"/>
                 <w:rFonts w:ascii="Times New Roman" w:hAnsi="Times New Roman" w:cs="Times New Roman"/>
                 <w:noProof/>
                 <w:sz w:val="28"/>
@@ -3705,7 +3684,7 @@
             </w:r>
             <w:r>
               <w:rPr>
-                <w:rStyle w:val="Hyperlink"/>
+                <w:rStyle w:val="af2"/>
                 <w:rFonts w:ascii="Times New Roman" w:hAnsi="Times New Roman" w:cs="Times New Roman"/>
                 <w:noProof/>
                 <w:webHidden/>
@@ -3716,7 +3695,7 @@
             </w:r>
             <w:r>
               <w:rPr>
-                <w:rStyle w:val="Hyperlink"/>
+                <w:rStyle w:val="af2"/>
                 <w:rFonts w:ascii="Times New Roman" w:hAnsi="Times New Roman" w:cs="Times New Roman"/>
                 <w:noProof/>
                 <w:webHidden/>
@@ -3727,7 +3706,7 @@
             </w:r>
             <w:r>
               <w:rPr>
-                <w:rStyle w:val="Hyperlink"/>
+                <w:rStyle w:val="af2"/>
                 <w:rFonts w:ascii="Times New Roman" w:hAnsi="Times New Roman" w:cs="Times New Roman"/>
                 <w:noProof/>
                 <w:webHidden/>
@@ -3738,17 +3717,17 @@
             </w:r>
             <w:r>
               <w:rPr>
-                <w:rStyle w:val="Hyperlink"/>
-                <w:rFonts w:ascii="Times New Roman" w:hAnsi="Times New Roman" w:cs="Times New Roman"/>
-                <w:noProof/>
-                <w:webHidden/>
-                <w:sz w:val="28"/>
-                <w:szCs w:val="28"/>
-              </w:rPr>
-            </w:r>
-            <w:r>
-              <w:rPr>
-                <w:rStyle w:val="Hyperlink"/>
+                <w:rStyle w:val="af2"/>
+                <w:rFonts w:ascii="Times New Roman" w:hAnsi="Times New Roman" w:cs="Times New Roman"/>
+                <w:noProof/>
+                <w:webHidden/>
+                <w:sz w:val="28"/>
+                <w:szCs w:val="28"/>
+              </w:rPr>
+            </w:r>
+            <w:r>
+              <w:rPr>
+                <w:rStyle w:val="af2"/>
                 <w:rFonts w:ascii="Times New Roman" w:hAnsi="Times New Roman" w:cs="Times New Roman"/>
                 <w:noProof/>
                 <w:webHidden/>
@@ -3759,7 +3738,7 @@
             </w:r>
             <w:r>
               <w:rPr>
-                <w:rStyle w:val="Hyperlink"/>
+                <w:rStyle w:val="af2"/>
                 <w:rFonts w:ascii="Times New Roman" w:hAnsi="Times New Roman" w:cs="Times New Roman"/>
                 <w:noProof/>
                 <w:webHidden/>
@@ -3770,7 +3749,7 @@
             </w:r>
             <w:r>
               <w:rPr>
-                <w:rStyle w:val="Hyperlink"/>
+                <w:rStyle w:val="af2"/>
                 <w:rFonts w:ascii="Times New Roman" w:hAnsi="Times New Roman" w:cs="Times New Roman"/>
                 <w:noProof/>
                 <w:webHidden/>
@@ -3783,12 +3762,12 @@
         </w:p>
         <w:p>
           <w:pPr>
-            <w:pStyle w:val="TOC2"/>
+            <w:pStyle w:val="23"/>
             <w:tabs>
               <w:tab w:val="right" w:leader="dot" w:pos="9345"/>
             </w:tabs>
             <w:rPr>
-              <w:rStyle w:val="Hyperlink"/>
+              <w:rStyle w:val="af2"/>
               <w:rFonts w:ascii="Times New Roman" w:hAnsi="Times New Roman" w:cs="Times New Roman"/>
               <w:noProof/>
               <w:sz w:val="28"/>
@@ -3798,7 +3777,7 @@
           <w:hyperlink w:anchor="_Toc225803696" w:history="1">
             <w:r>
               <w:rPr>
-                <w:rStyle w:val="Hyperlink"/>
+                <w:rStyle w:val="af2"/>
                 <w:rFonts w:ascii="Times New Roman" w:hAnsi="Times New Roman" w:cs="Times New Roman"/>
                 <w:noProof/>
                 <w:sz w:val="28"/>
@@ -3808,7 +3787,7 @@
             </w:r>
             <w:r>
               <w:rPr>
-                <w:rStyle w:val="Hyperlink"/>
+                <w:rStyle w:val="af2"/>
                 <w:rFonts w:ascii="Times New Roman" w:hAnsi="Times New Roman" w:cs="Times New Roman"/>
                 <w:noProof/>
                 <w:webHidden/>
@@ -3819,7 +3798,7 @@
             </w:r>
             <w:r>
               <w:rPr>
-                <w:rStyle w:val="Hyperlink"/>
+                <w:rStyle w:val="af2"/>
                 <w:rFonts w:ascii="Times New Roman" w:hAnsi="Times New Roman" w:cs="Times New Roman"/>
                 <w:noProof/>
                 <w:webHidden/>
@@ -3830,7 +3809,7 @@
             </w:r>
             <w:r>
               <w:rPr>
-                <w:rStyle w:val="Hyperlink"/>
+                <w:rStyle w:val="af2"/>
                 <w:rFonts w:ascii="Times New Roman" w:hAnsi="Times New Roman" w:cs="Times New Roman"/>
                 <w:noProof/>
                 <w:webHidden/>
@@ -3841,17 +3820,17 @@
             </w:r>
             <w:r>
               <w:rPr>
-                <w:rStyle w:val="Hyperlink"/>
-                <w:rFonts w:ascii="Times New Roman" w:hAnsi="Times New Roman" w:cs="Times New Roman"/>
-                <w:noProof/>
-                <w:webHidden/>
-                <w:sz w:val="28"/>
-                <w:szCs w:val="28"/>
-              </w:rPr>
-            </w:r>
-            <w:r>
-              <w:rPr>
-                <w:rStyle w:val="Hyperlink"/>
+                <w:rStyle w:val="af2"/>
+                <w:rFonts w:ascii="Times New Roman" w:hAnsi="Times New Roman" w:cs="Times New Roman"/>
+                <w:noProof/>
+                <w:webHidden/>
+                <w:sz w:val="28"/>
+                <w:szCs w:val="28"/>
+              </w:rPr>
+            </w:r>
+            <w:r>
+              <w:rPr>
+                <w:rStyle w:val="af2"/>
                 <w:rFonts w:ascii="Times New Roman" w:hAnsi="Times New Roman" w:cs="Times New Roman"/>
                 <w:noProof/>
                 <w:webHidden/>
@@ -3862,7 +3841,7 @@
             </w:r>
             <w:r>
               <w:rPr>
-                <w:rStyle w:val="Hyperlink"/>
+                <w:rStyle w:val="af2"/>
                 <w:rFonts w:ascii="Times New Roman" w:hAnsi="Times New Roman" w:cs="Times New Roman"/>
                 <w:noProof/>
                 <w:webHidden/>
@@ -3873,7 +3852,7 @@
             </w:r>
             <w:r>
               <w:rPr>
-                <w:rStyle w:val="Hyperlink"/>
+                <w:rStyle w:val="af2"/>
                 <w:rFonts w:ascii="Times New Roman" w:hAnsi="Times New Roman" w:cs="Times New Roman"/>
                 <w:noProof/>
                 <w:webHidden/>
@@ -3886,12 +3865,12 @@
         </w:p>
         <w:p>
           <w:pPr>
-            <w:pStyle w:val="TOC1"/>
+            <w:pStyle w:val="11"/>
             <w:tabs>
               <w:tab w:val="right" w:leader="dot" w:pos="9345"/>
             </w:tabs>
             <w:rPr>
-              <w:rStyle w:val="Hyperlink"/>
+              <w:rStyle w:val="af2"/>
               <w:rFonts w:ascii="Times New Roman" w:hAnsi="Times New Roman" w:cs="Times New Roman"/>
               <w:noProof/>
               <w:sz w:val="28"/>
@@ -3902,7 +3881,7 @@
           <w:hyperlink w:anchor="_Toc225803697" w:history="1">
             <w:r>
               <w:rPr>
-                <w:rStyle w:val="Hyperlink"/>
+                <w:rStyle w:val="af2"/>
                 <w:rFonts w:ascii="Times New Roman" w:hAnsi="Times New Roman" w:cs="Times New Roman"/>
                 <w:noProof/>
                 <w:sz w:val="28"/>
@@ -3914,7 +3893,7 @@
             </w:r>
             <w:r>
               <w:rPr>
-                <w:rStyle w:val="Hyperlink"/>
+                <w:rStyle w:val="af2"/>
                 <w:rFonts w:ascii="Times New Roman" w:hAnsi="Times New Roman" w:cs="Times New Roman"/>
                 <w:noProof/>
                 <w:webHidden/>
@@ -3927,7 +3906,7 @@
             </w:r>
             <w:r>
               <w:rPr>
-                <w:rStyle w:val="Hyperlink"/>
+                <w:rStyle w:val="af2"/>
                 <w:rFonts w:ascii="Times New Roman" w:hAnsi="Times New Roman" w:cs="Times New Roman"/>
                 <w:noProof/>
                 <w:webHidden/>
@@ -3940,7 +3919,7 @@
             </w:r>
             <w:r>
               <w:rPr>
-                <w:rStyle w:val="Hyperlink"/>
+                <w:rStyle w:val="af2"/>
                 <w:rFonts w:ascii="Times New Roman" w:hAnsi="Times New Roman" w:cs="Times New Roman"/>
                 <w:noProof/>
                 <w:webHidden/>
@@ -3953,7 +3932,7 @@
             </w:r>
             <w:r>
               <w:rPr>
-                <w:rStyle w:val="Hyperlink"/>
+                <w:rStyle w:val="af2"/>
                 <w:rFonts w:ascii="Times New Roman" w:hAnsi="Times New Roman" w:cs="Times New Roman"/>
                 <w:noProof/>
                 <w:webHidden/>
@@ -3965,7 +3944,7 @@
             </w:r>
             <w:r>
               <w:rPr>
-                <w:rStyle w:val="Hyperlink"/>
+                <w:rStyle w:val="af2"/>
                 <w:rFonts w:ascii="Times New Roman" w:hAnsi="Times New Roman" w:cs="Times New Roman"/>
                 <w:noProof/>
                 <w:webHidden/>
@@ -3978,7 +3957,7 @@
             </w:r>
             <w:r>
               <w:rPr>
-                <w:rStyle w:val="Hyperlink"/>
+                <w:rStyle w:val="af2"/>
                 <w:rFonts w:ascii="Times New Roman" w:hAnsi="Times New Roman" w:cs="Times New Roman"/>
                 <w:noProof/>
                 <w:webHidden/>
@@ -3991,7 +3970,7 @@
             </w:r>
             <w:r>
               <w:rPr>
-                <w:rStyle w:val="Hyperlink"/>
+                <w:rStyle w:val="af2"/>
                 <w:rFonts w:ascii="Times New Roman" w:hAnsi="Times New Roman" w:cs="Times New Roman"/>
                 <w:noProof/>
                 <w:webHidden/>
@@ -4006,12 +3985,12 @@
         </w:p>
         <w:p>
           <w:pPr>
-            <w:pStyle w:val="TOC1"/>
+            <w:pStyle w:val="11"/>
             <w:tabs>
               <w:tab w:val="right" w:leader="dot" w:pos="9345"/>
             </w:tabs>
             <w:rPr>
-              <w:rStyle w:val="Hyperlink"/>
+              <w:rStyle w:val="af2"/>
               <w:rFonts w:ascii="Times New Roman" w:hAnsi="Times New Roman" w:cs="Times New Roman"/>
               <w:noProof/>
               <w:sz w:val="28"/>
@@ -4022,7 +4001,7 @@
           <w:hyperlink w:anchor="_Toc225803698" w:history="1">
             <w:r>
               <w:rPr>
-                <w:rStyle w:val="Hyperlink"/>
+                <w:rStyle w:val="af2"/>
                 <w:rFonts w:ascii="Times New Roman" w:hAnsi="Times New Roman" w:cs="Times New Roman"/>
                 <w:noProof/>
                 <w:sz w:val="28"/>
@@ -4034,7 +4013,7 @@
             </w:r>
             <w:r>
               <w:rPr>
-                <w:rStyle w:val="Hyperlink"/>
+                <w:rStyle w:val="af2"/>
                 <w:rFonts w:ascii="Times New Roman" w:hAnsi="Times New Roman" w:cs="Times New Roman"/>
                 <w:noProof/>
                 <w:webHidden/>
@@ -4047,7 +4026,7 @@
             </w:r>
             <w:r>
               <w:rPr>
-                <w:rStyle w:val="Hyperlink"/>
+                <w:rStyle w:val="af2"/>
                 <w:rFonts w:ascii="Times New Roman" w:hAnsi="Times New Roman" w:cs="Times New Roman"/>
                 <w:noProof/>
                 <w:webHidden/>
@@ -4060,7 +4039,7 @@
             </w:r>
             <w:r>
               <w:rPr>
-                <w:rStyle w:val="Hyperlink"/>
+                <w:rStyle w:val="af2"/>
                 <w:rFonts w:ascii="Times New Roman" w:hAnsi="Times New Roman" w:cs="Times New Roman"/>
                 <w:noProof/>
                 <w:webHidden/>
@@ -4073,7 +4052,7 @@
             </w:r>
             <w:r>
               <w:rPr>
-                <w:rStyle w:val="Hyperlink"/>
+                <w:rStyle w:val="af2"/>
                 <w:rFonts w:ascii="Times New Roman" w:hAnsi="Times New Roman" w:cs="Times New Roman"/>
                 <w:noProof/>
                 <w:webHidden/>
@@ -4085,7 +4064,7 @@
             </w:r>
             <w:r>
               <w:rPr>
-                <w:rStyle w:val="Hyperlink"/>
+                <w:rStyle w:val="af2"/>
                 <w:rFonts w:ascii="Times New Roman" w:hAnsi="Times New Roman" w:cs="Times New Roman"/>
                 <w:noProof/>
                 <w:webHidden/>
@@ -4098,7 +4077,7 @@
             </w:r>
             <w:r>
               <w:rPr>
-                <w:rStyle w:val="Hyperlink"/>
+                <w:rStyle w:val="af2"/>
                 <w:rFonts w:ascii="Times New Roman" w:hAnsi="Times New Roman" w:cs="Times New Roman"/>
                 <w:noProof/>
                 <w:webHidden/>
@@ -4111,7 +4090,7 @@
             </w:r>
             <w:r>
               <w:rPr>
-                <w:rStyle w:val="Hyperlink"/>
+                <w:rStyle w:val="af2"/>
                 <w:rFonts w:ascii="Times New Roman" w:hAnsi="Times New Roman" w:cs="Times New Roman"/>
                 <w:noProof/>
                 <w:webHidden/>
@@ -4126,12 +4105,12 @@
         </w:p>
         <w:p>
           <w:pPr>
-            <w:pStyle w:val="TOC1"/>
+            <w:pStyle w:val="11"/>
             <w:tabs>
               <w:tab w:val="right" w:leader="dot" w:pos="9345"/>
             </w:tabs>
             <w:rPr>
-              <w:rStyle w:val="Hyperlink"/>
+              <w:rStyle w:val="af2"/>
               <w:rFonts w:ascii="Times New Roman" w:hAnsi="Times New Roman" w:cs="Times New Roman"/>
               <w:noProof/>
               <w:sz w:val="28"/>
@@ -4142,7 +4121,7 @@
           <w:hyperlink w:anchor="_Toc225803699" w:history="1">
             <w:r>
               <w:rPr>
-                <w:rStyle w:val="Hyperlink"/>
+                <w:rStyle w:val="af2"/>
                 <w:rFonts w:ascii="Times New Roman" w:hAnsi="Times New Roman" w:cs="Times New Roman"/>
                 <w:noProof/>
                 <w:sz w:val="28"/>
@@ -4154,7 +4133,7 @@
             </w:r>
             <w:r>
               <w:rPr>
-                <w:rStyle w:val="Hyperlink"/>
+                <w:rStyle w:val="af2"/>
                 <w:rFonts w:ascii="Times New Roman" w:hAnsi="Times New Roman" w:cs="Times New Roman"/>
                 <w:noProof/>
                 <w:webHidden/>
@@ -4167,7 +4146,7 @@
             </w:r>
             <w:r>
               <w:rPr>
-                <w:rStyle w:val="Hyperlink"/>
+                <w:rStyle w:val="af2"/>
                 <w:rFonts w:ascii="Times New Roman" w:hAnsi="Times New Roman" w:cs="Times New Roman"/>
                 <w:noProof/>
                 <w:webHidden/>
@@ -4180,7 +4159,7 @@
             </w:r>
             <w:r>
               <w:rPr>
-                <w:rStyle w:val="Hyperlink"/>
+                <w:rStyle w:val="af2"/>
                 <w:rFonts w:ascii="Times New Roman" w:hAnsi="Times New Roman" w:cs="Times New Roman"/>
                 <w:noProof/>
                 <w:webHidden/>
@@ -4193,7 +4172,7 @@
             </w:r>
             <w:r>
               <w:rPr>
-                <w:rStyle w:val="Hyperlink"/>
+                <w:rStyle w:val="af2"/>
                 <w:rFonts w:ascii="Times New Roman" w:hAnsi="Times New Roman" w:cs="Times New Roman"/>
                 <w:noProof/>
                 <w:webHidden/>
@@ -4205,7 +4184,7 @@
             </w:r>
             <w:r>
               <w:rPr>
-                <w:rStyle w:val="Hyperlink"/>
+                <w:rStyle w:val="af2"/>
                 <w:rFonts w:ascii="Times New Roman" w:hAnsi="Times New Roman" w:cs="Times New Roman"/>
                 <w:noProof/>
                 <w:webHidden/>
@@ -4218,7 +4197,7 @@
             </w:r>
             <w:r>
               <w:rPr>
-                <w:rStyle w:val="Hyperlink"/>
+                <w:rStyle w:val="af2"/>
                 <w:rFonts w:ascii="Times New Roman" w:hAnsi="Times New Roman" w:cs="Times New Roman"/>
                 <w:noProof/>
                 <w:webHidden/>
@@ -4231,7 +4210,7 @@
             </w:r>
             <w:r>
               <w:rPr>
-                <w:rStyle w:val="Hyperlink"/>
+                <w:rStyle w:val="af2"/>
                 <w:rFonts w:ascii="Times New Roman" w:hAnsi="Times New Roman" w:cs="Times New Roman"/>
                 <w:noProof/>
                 <w:webHidden/>
@@ -4268,10 +4247,10 @@
     </w:p>
     <w:p>
       <w:pPr>
-        <w:pStyle w:val="Heading1"/>
+        <w:pStyle w:val="1"/>
+        <w:spacing w:before="0" w:after="0" w:line="360" w:lineRule="auto"/>
         <w:rPr>
           <w:rFonts w:eastAsiaTheme="minorEastAsia"/>
-          <w:b w:val="0"/>
           <w:lang w:eastAsia="ru-RU"/>
         </w:rPr>
       </w:pPr>
@@ -4291,2946 +4270,2924 @@
     <w:p>
       <w:pPr>
         <w:spacing w:after="0" w:line="360" w:lineRule="auto"/>
+        <w:ind w:firstLine="709"/>
+        <w:jc w:val="both"/>
+        <w:rPr>
+          <w:rFonts w:ascii="Times New Roman" w:hAnsi="Times New Roman" w:cs="Times New Roman"/>
+          <w:sz w:val="28"/>
+          <w:szCs w:val="28"/>
+        </w:rPr>
+      </w:pPr>
+      <w:r>
+        <w:rPr>
+          <w:rFonts w:ascii="Times New Roman" w:hAnsi="Times New Roman" w:cs="Times New Roman"/>
+          <w:sz w:val="28"/>
+          <w:szCs w:val="28"/>
+        </w:rPr>
+        <w:t>В современных условиях цифровизации сферы общественного питания предприятия фаст-фуд индустрии сталкиваются с необходимостью повышения эффективности процессов за счёт внедрения мобильных решений. Рост спроса на быстрое питание, повышение требований клиентов к скорости обслуживания и удобству оформления заказов, а также высокая конкуренция на рынке требуют современных инструментов заказа, коммуникации и контроля качества. Мобильное приложение позволяет объединить клиента и ресторан в едином информационном пространстве, обеспечивая онлайн-заказ, отслеживание статуса приготовления, расчёт стоимости, программу лояльности и хранение истории заказов.</w:t>
+      </w:r>
+    </w:p>
+    <w:p>
+      <w:pPr>
+        <w:spacing w:after="0" w:line="360" w:lineRule="auto"/>
+        <w:ind w:firstLine="709"/>
+        <w:jc w:val="both"/>
+        <w:rPr>
+          <w:rFonts w:ascii="Times New Roman" w:hAnsi="Times New Roman" w:cs="Times New Roman"/>
+          <w:sz w:val="28"/>
+          <w:szCs w:val="28"/>
+        </w:rPr>
+      </w:pPr>
+      <w:r>
+        <w:rPr>
+          <w:rFonts w:ascii="Times New Roman" w:hAnsi="Times New Roman" w:cs="Times New Roman"/>
+          <w:sz w:val="28"/>
+          <w:szCs w:val="28"/>
+        </w:rPr>
+        <w:t xml:space="preserve">Цель работы — разработка мобильного приложения FastFood </w:t>
+      </w:r>
+      <w:r>
+        <w:rPr>
+          <w:rFonts w:ascii="Times New Roman" w:hAnsi="Times New Roman" w:cs="Times New Roman"/>
+          <w:sz w:val="28"/>
+          <w:szCs w:val="28"/>
+        </w:rPr>
+        <w:t>App</w:t>
+      </w:r>
+      <w:r>
+        <w:rPr>
+          <w:rFonts w:ascii="Times New Roman" w:hAnsi="Times New Roman" w:cs="Times New Roman"/>
+          <w:sz w:val="28"/>
+          <w:szCs w:val="28"/>
+        </w:rPr>
+        <w:t xml:space="preserve"> на платформе Android для управления заказами фаст-фуд ресторана, обеспечивающего эффективное взаимодействие между клиентами и сотрудниками заведения, прозрачность процессов и повышение качества обслуживания.</w:t>
+      </w:r>
+    </w:p>
+    <w:p>
+      <w:pPr>
+        <w:spacing w:after="0" w:line="360" w:lineRule="auto"/>
+        <w:ind w:firstLine="709"/>
+        <w:jc w:val="both"/>
+        <w:rPr>
+          <w:rFonts w:ascii="Times New Roman" w:hAnsi="Times New Roman" w:cs="Times New Roman"/>
+          <w:sz w:val="28"/>
+          <w:szCs w:val="28"/>
+        </w:rPr>
+      </w:pPr>
+      <w:r>
+        <w:rPr>
+          <w:rFonts w:ascii="Times New Roman" w:hAnsi="Times New Roman" w:cs="Times New Roman"/>
+          <w:sz w:val="28"/>
+          <w:szCs w:val="28"/>
+        </w:rPr>
+        <w:t>Для достижения цели решаются задачи:</w:t>
+      </w:r>
+    </w:p>
+    <w:p>
+      <w:pPr>
+        <w:spacing w:after="0" w:line="360" w:lineRule="auto"/>
+        <w:ind w:firstLine="709"/>
+        <w:jc w:val="both"/>
+        <w:rPr>
+          <w:rFonts w:ascii="Times New Roman" w:hAnsi="Times New Roman" w:cs="Times New Roman"/>
+          <w:sz w:val="28"/>
+          <w:szCs w:val="28"/>
+        </w:rPr>
+      </w:pPr>
+      <w:r>
+        <w:rPr>
+          <w:rFonts w:ascii="Times New Roman" w:hAnsi="Times New Roman" w:cs="Times New Roman"/>
+          <w:sz w:val="28"/>
+          <w:szCs w:val="28"/>
+        </w:rPr>
+        <w:t>– анализ предметной области и существующих решений;</w:t>
+      </w:r>
+    </w:p>
+    <w:p>
+      <w:pPr>
+        <w:spacing w:after="0" w:line="360" w:lineRule="auto"/>
+        <w:ind w:firstLine="709"/>
+        <w:jc w:val="both"/>
+        <w:rPr>
+          <w:rFonts w:ascii="Times New Roman" w:hAnsi="Times New Roman" w:cs="Times New Roman"/>
+          <w:sz w:val="28"/>
+          <w:szCs w:val="28"/>
+        </w:rPr>
+      </w:pPr>
+      <w:r>
+        <w:rPr>
+          <w:rFonts w:ascii="Times New Roman" w:hAnsi="Times New Roman" w:cs="Times New Roman"/>
+          <w:sz w:val="28"/>
+          <w:szCs w:val="28"/>
+        </w:rPr>
+        <w:t>– формулировка требований к функционалу для клиентов и сотрудников;</w:t>
+      </w:r>
+    </w:p>
+    <w:p>
+      <w:pPr>
+        <w:spacing w:after="0" w:line="360" w:lineRule="auto"/>
+        <w:ind w:firstLine="709"/>
+        <w:jc w:val="both"/>
+        <w:rPr>
+          <w:rFonts w:ascii="Times New Roman" w:hAnsi="Times New Roman" w:cs="Times New Roman"/>
+          <w:sz w:val="28"/>
+          <w:szCs w:val="28"/>
+        </w:rPr>
+      </w:pPr>
+      <w:r>
+        <w:rPr>
+          <w:rFonts w:ascii="Times New Roman" w:hAnsi="Times New Roman" w:cs="Times New Roman"/>
+          <w:sz w:val="28"/>
+          <w:szCs w:val="28"/>
+        </w:rPr>
+        <w:t>– проектирование архитектуры и базы данных;</w:t>
+      </w:r>
+    </w:p>
+    <w:p>
+      <w:pPr>
+        <w:spacing w:after="0" w:line="360" w:lineRule="auto"/>
+        <w:ind w:firstLine="709"/>
+        <w:jc w:val="both"/>
+        <w:rPr>
+          <w:rFonts w:ascii="Times New Roman" w:hAnsi="Times New Roman" w:cs="Times New Roman"/>
+          <w:sz w:val="28"/>
+          <w:szCs w:val="28"/>
+        </w:rPr>
+      </w:pPr>
+      <w:r>
+        <w:rPr>
+          <w:rFonts w:ascii="Times New Roman" w:hAnsi="Times New Roman" w:cs="Times New Roman"/>
+          <w:sz w:val="28"/>
+          <w:szCs w:val="28"/>
+        </w:rPr>
+        <w:t>– разработка ключевых модулей (аутентификация, заказы, меню, уведомления, корзина);</w:t>
+      </w:r>
+    </w:p>
+    <w:p>
+      <w:pPr>
+        <w:spacing w:after="0" w:line="360" w:lineRule="auto"/>
+        <w:ind w:firstLine="709"/>
+        <w:jc w:val="both"/>
+        <w:rPr>
+          <w:rFonts w:ascii="Times New Roman" w:hAnsi="Times New Roman" w:cs="Times New Roman"/>
+          <w:sz w:val="28"/>
+          <w:szCs w:val="28"/>
+        </w:rPr>
+      </w:pPr>
+      <w:r>
+        <w:rPr>
+          <w:rFonts w:ascii="Times New Roman" w:hAnsi="Times New Roman" w:cs="Times New Roman"/>
+          <w:sz w:val="28"/>
+          <w:szCs w:val="28"/>
+        </w:rPr>
+        <w:t>– реализация пользовательского интерфейса и бизнес-логики;</w:t>
+      </w:r>
+    </w:p>
+    <w:p>
+      <w:pPr>
+        <w:spacing w:after="0" w:line="360" w:lineRule="auto"/>
+        <w:ind w:firstLine="709"/>
+        <w:jc w:val="both"/>
+        <w:rPr>
+          <w:rFonts w:ascii="Times New Roman" w:hAnsi="Times New Roman" w:cs="Times New Roman"/>
+          <w:sz w:val="28"/>
+          <w:szCs w:val="28"/>
+        </w:rPr>
+      </w:pPr>
+      <w:r>
+        <w:rPr>
+          <w:rFonts w:ascii="Times New Roman" w:hAnsi="Times New Roman" w:cs="Times New Roman"/>
+          <w:sz w:val="28"/>
+          <w:szCs w:val="28"/>
+        </w:rPr>
+        <w:t>– тестирование (модульное, интеграционное, функциональное, UI, производительность);</w:t>
+      </w:r>
+    </w:p>
+    <w:p>
+      <w:pPr>
+        <w:spacing w:after="0" w:line="360" w:lineRule="auto"/>
+        <w:ind w:firstLine="709"/>
+        <w:jc w:val="both"/>
+        <w:rPr>
+          <w:rFonts w:ascii="Times New Roman" w:hAnsi="Times New Roman" w:cs="Times New Roman"/>
+          <w:sz w:val="28"/>
+          <w:szCs w:val="28"/>
+        </w:rPr>
+      </w:pPr>
+      <w:r>
+        <w:rPr>
+          <w:rFonts w:ascii="Times New Roman" w:hAnsi="Times New Roman" w:cs="Times New Roman"/>
+          <w:sz w:val="28"/>
+          <w:szCs w:val="28"/>
+        </w:rPr>
+        <w:t>– подготовка инструкции по эксплуатации и списка источников.</w:t>
+      </w:r>
+    </w:p>
+    <w:p>
+      <w:pPr>
+        <w:spacing w:after="0" w:line="360" w:lineRule="auto"/>
+        <w:ind w:firstLine="709"/>
+        <w:jc w:val="both"/>
+        <w:rPr>
+          <w:rFonts w:ascii="Times New Roman" w:hAnsi="Times New Roman" w:cs="Times New Roman"/>
+          <w:sz w:val="28"/>
+          <w:szCs w:val="28"/>
+        </w:rPr>
+      </w:pPr>
+      <w:r>
+        <w:rPr>
+          <w:rFonts w:ascii="Times New Roman" w:hAnsi="Times New Roman" w:cs="Times New Roman"/>
+          <w:sz w:val="28"/>
+          <w:szCs w:val="28"/>
+        </w:rPr>
+        <w:t xml:space="preserve">Актуальность разработки обусловлена всеобщей цифровизацией и растущими ожиданиями клиентов. Современный потребитель ценит скорость и удобство: приложение позволяет сделать заказ в несколько касаний, отслеживать статус приготовления и забрать готовый заказ без очереди, </w:t>
+      </w:r>
+      <w:r>
+        <w:rPr>
+          <w:rFonts w:ascii="Times New Roman" w:hAnsi="Times New Roman" w:cs="Times New Roman"/>
+          <w:sz w:val="28"/>
+          <w:szCs w:val="28"/>
+        </w:rPr>
+        <w:lastRenderedPageBreak/>
+        <w:t>экономя время. Для самого ресторана это автоматизация приёма заказов, повышение лояльности и конкурентное преимущество.</w:t>
+      </w:r>
+    </w:p>
+    <w:p>
+      <w:pPr>
+        <w:spacing w:after="0" w:line="360" w:lineRule="auto"/>
+        <w:ind w:firstLine="709"/>
+        <w:jc w:val="both"/>
+        <w:rPr>
+          <w:rFonts w:ascii="Times New Roman" w:hAnsi="Times New Roman" w:cs="Times New Roman"/>
+          <w:sz w:val="28"/>
+          <w:szCs w:val="28"/>
+        </w:rPr>
+      </w:pPr>
+      <w:r>
+        <w:rPr>
+          <w:rFonts w:ascii="Times New Roman" w:hAnsi="Times New Roman" w:cs="Times New Roman"/>
+          <w:sz w:val="28"/>
+          <w:szCs w:val="28"/>
+        </w:rPr>
+        <w:t>Объект исследования — процессы цифровизации услуг общественного питания в сегменте фаст-фуд.</w:t>
+      </w:r>
+    </w:p>
+    <w:p>
+      <w:pPr>
+        <w:spacing w:after="0" w:line="360" w:lineRule="auto"/>
+        <w:ind w:firstLine="709"/>
+        <w:jc w:val="both"/>
+        <w:rPr>
+          <w:rFonts w:ascii="Times New Roman" w:hAnsi="Times New Roman" w:cs="Times New Roman"/>
+          <w:sz w:val="28"/>
+          <w:szCs w:val="28"/>
+        </w:rPr>
+      </w:pPr>
+      <w:r>
+        <w:rPr>
+          <w:rFonts w:ascii="Times New Roman" w:hAnsi="Times New Roman" w:cs="Times New Roman"/>
+          <w:sz w:val="28"/>
+          <w:szCs w:val="28"/>
+        </w:rPr>
+        <w:t>Предмет исследования — методы и технологии создания мобильных приложений для управления заказами фаст-фуд ресторана на Android.</w:t>
+      </w:r>
+    </w:p>
+    <w:p>
+      <w:pPr>
+        <w:spacing w:after="0" w:line="360" w:lineRule="auto"/>
+        <w:ind w:firstLine="709"/>
+        <w:jc w:val="both"/>
+        <w:rPr>
+          <w:rFonts w:ascii="Times New Roman" w:hAnsi="Times New Roman" w:cs="Times New Roman"/>
+          <w:sz w:val="28"/>
+          <w:szCs w:val="28"/>
+        </w:rPr>
+      </w:pPr>
+      <w:r>
+        <w:rPr>
+          <w:rFonts w:ascii="Times New Roman" w:hAnsi="Times New Roman" w:cs="Times New Roman"/>
+          <w:sz w:val="28"/>
+          <w:szCs w:val="28"/>
+        </w:rPr>
+        <w:t>Методологическая база включает системный подход к проектированию ПО, объектно-ориентированное программирование, принципы Material Design, практики тестирования.</w:t>
+      </w:r>
+    </w:p>
+    <w:p>
+      <w:pPr>
+        <w:spacing w:after="0" w:line="360" w:lineRule="auto"/>
+        <w:ind w:firstLine="709"/>
+        <w:jc w:val="both"/>
+        <w:rPr>
+          <w:rFonts w:ascii="Times New Roman" w:hAnsi="Times New Roman" w:cs="Times New Roman"/>
+          <w:sz w:val="28"/>
+          <w:szCs w:val="28"/>
+        </w:rPr>
+      </w:pPr>
+      <w:r>
+        <w:rPr>
+          <w:rFonts w:ascii="Times New Roman" w:hAnsi="Times New Roman" w:cs="Times New Roman"/>
+          <w:sz w:val="28"/>
+          <w:szCs w:val="28"/>
+        </w:rPr>
+        <w:t>Научная новизна — интеграция функций клиентского самообслуживания и профессионального управления рестораном в одном мобильном приложении с визуализацией статусов заказов и учётом ролей.</w:t>
+      </w:r>
+    </w:p>
+    <w:p>
+      <w:pPr>
+        <w:spacing w:after="0" w:line="360" w:lineRule="auto"/>
+        <w:ind w:firstLine="709"/>
+        <w:jc w:val="both"/>
+        <w:rPr>
+          <w:rFonts w:ascii="Times New Roman" w:hAnsi="Times New Roman" w:cs="Times New Roman"/>
+          <w:sz w:val="28"/>
+          <w:szCs w:val="28"/>
+        </w:rPr>
+      </w:pPr>
+      <w:r>
+        <w:rPr>
+          <w:rFonts w:ascii="Times New Roman" w:hAnsi="Times New Roman" w:cs="Times New Roman"/>
+          <w:sz w:val="28"/>
+          <w:szCs w:val="28"/>
+        </w:rPr>
+        <w:t>Практическая значимость — создан прототип, готовый к адаптации под реальные заведения фаст-фуд, позволяющий оптимизировать загрузку кухни, сократить время обработки заказов и повысить удовлетворённость клиентов.</w:t>
+      </w:r>
+    </w:p>
+    <w:p>
+      <w:pPr>
+        <w:rPr>
+          <w:rFonts w:ascii="Times New Roman" w:hAnsi="Times New Roman" w:cs="Times New Roman"/>
+          <w:sz w:val="28"/>
+          <w:szCs w:val="28"/>
+        </w:rPr>
+      </w:pPr>
+      <w:r>
+        <w:rPr>
+          <w:rFonts w:ascii="Times New Roman" w:hAnsi="Times New Roman" w:cs="Times New Roman"/>
+          <w:sz w:val="28"/>
+          <w:szCs w:val="28"/>
+        </w:rPr>
+        <w:br w:type="page"/>
+      </w:r>
+    </w:p>
+    <w:p>
+      <w:pPr>
+        <w:pStyle w:val="1"/>
+        <w:spacing w:before="0" w:after="0" w:line="360" w:lineRule="auto"/>
+      </w:pPr>
+      <w:bookmarkStart w:id="2" w:name="_Toc225803488"/>
+      <w:bookmarkStart w:id="3" w:name="_Toc225803668"/>
+      <w:r>
+        <w:rPr>
+          <w:rFonts w:eastAsiaTheme="minorEastAsia"/>
+          <w:lang w:eastAsia="ru-RU"/>
+        </w:rPr>
+        <w:lastRenderedPageBreak/>
+        <w:t>ГЛАВА</w:t>
+      </w:r>
+      <w:r>
+        <w:t xml:space="preserve"> 1. </w:t>
+      </w:r>
+      <w:r>
+        <w:rPr>
+          <w:rFonts w:eastAsiaTheme="minorEastAsia"/>
+          <w:lang w:eastAsia="ru-RU"/>
+        </w:rPr>
+        <w:t>ФУНКЦИОНАЛЬНЫЕ</w:t>
+      </w:r>
+      <w:r>
+        <w:rPr>
+          <w:rFonts w:eastAsiaTheme="minorEastAsia"/>
+          <w:lang w:eastAsia="ru-RU"/>
+        </w:rPr>
+        <w:t xml:space="preserve"> ВОЗМОЖНОСТИ СИСТЕМЫ</w:t>
+      </w:r>
+      <w:bookmarkEnd w:id="2"/>
+      <w:bookmarkEnd w:id="3"/>
+    </w:p>
+    <w:p>
+      <w:pPr>
+        <w:pStyle w:val="2"/>
+        <w:spacing w:before="0" w:after="0" w:line="360" w:lineRule="auto"/>
+        <w:jc w:val="left"/>
+        <w:rPr>
+          <w:bCs/>
+        </w:rPr>
+      </w:pPr>
+      <w:bookmarkStart w:id="4" w:name="_Toc225803489"/>
+      <w:bookmarkStart w:id="5" w:name="_Toc225803669"/>
+      <w:r>
+        <w:rPr>
+          <w:bCs/>
+        </w:rPr>
+        <w:t>1.1 Обзор предметной области</w:t>
+      </w:r>
+      <w:bookmarkEnd w:id="4"/>
+      <w:bookmarkEnd w:id="5"/>
+    </w:p>
+    <w:p>
+      <w:pPr>
+        <w:spacing w:after="0" w:line="360" w:lineRule="auto"/>
+        <w:ind w:firstLine="709"/>
+        <w:jc w:val="both"/>
+        <w:rPr>
+          <w:rFonts w:ascii="Times New Roman" w:hAnsi="Times New Roman" w:cs="Times New Roman"/>
+          <w:sz w:val="28"/>
+          <w:szCs w:val="28"/>
+        </w:rPr>
+      </w:pPr>
+      <w:r>
+        <w:rPr>
+          <w:rFonts w:ascii="Times New Roman" w:hAnsi="Times New Roman" w:cs="Times New Roman"/>
+          <w:sz w:val="28"/>
+          <w:szCs w:val="28"/>
+        </w:rPr>
+        <w:t>В настоящее время рынок общественного питания Российской Федерации демонстрирует устойчивый рост, при этом сегмент фаст-фуд занимает одну из лидирующих позиций по объёму выручки и количеству посетителей. Ежегодный прирост оборота в данном сегменте составляет в среднем 5–7 %. Анализ текущего состояния рынка показывает, что традиционная модель функционирования предприятий быстрого питания сталкивается с рядом системных проблем. К ним относятся, прежде всего, длительное ожидание в очередях в часы пик, низкий уровень персонализации обслуживания, высокая доля ручного приёма заказов с вероятностью ошибок, а также отсутствие инструментов для формирования лояльности клиентов. В условиях высокой конкуренции данные факторы существенно снижают эффективность бизнеса.</w:t>
+      </w:r>
+    </w:p>
+    <w:p>
+      <w:pPr>
+        <w:spacing w:after="0" w:line="360" w:lineRule="auto"/>
+        <w:ind w:firstLine="709"/>
+        <w:jc w:val="both"/>
+        <w:rPr>
+          <w:rFonts w:ascii="Times New Roman" w:hAnsi="Times New Roman" w:cs="Times New Roman"/>
+          <w:sz w:val="28"/>
+          <w:szCs w:val="28"/>
+        </w:rPr>
+      </w:pPr>
+      <w:r>
+        <w:rPr>
+          <w:rFonts w:ascii="Times New Roman" w:hAnsi="Times New Roman" w:cs="Times New Roman"/>
+          <w:sz w:val="28"/>
+          <w:szCs w:val="28"/>
+        </w:rPr>
+        <w:t>Цифровизация процессов приёма и обработки заказов посредством внедрения мобильных приложений позволяет кардинально изменить сложившуюся ситуацию. Использование таких решений способствует упорядочиванию потока заказов и оптимизации загрузки кухни, предоставляет клиенту возможность оформить заказ заранее и отслеживать статус его приготовления в реальном времени. Кроме того, внедрение электронного меню с описанием состава, калорийности и возможностью кастомизации блюд минимизирует вероятность ошибок, связанных с человеческим фактором.</w:t>
+      </w:r>
+    </w:p>
+    <w:p>
+      <w:pPr>
+        <w:spacing w:after="0" w:line="360" w:lineRule="auto"/>
+        <w:ind w:firstLine="709"/>
+        <w:jc w:val="both"/>
+        <w:rPr>
+          <w:rFonts w:ascii="Times New Roman" w:hAnsi="Times New Roman" w:cs="Times New Roman"/>
+          <w:sz w:val="28"/>
+          <w:szCs w:val="28"/>
+        </w:rPr>
+      </w:pPr>
+      <w:r>
+        <w:rPr>
+          <w:rFonts w:ascii="Times New Roman" w:hAnsi="Times New Roman" w:cs="Times New Roman"/>
+          <w:sz w:val="28"/>
+          <w:szCs w:val="28"/>
+        </w:rPr>
+        <w:t xml:space="preserve">Проведённый анализ существующих программных продуктов, представленных на рынке, выявил перекос в сторону решений крупных сетей. Значительная часть приложений разработана исключительно для конкретных сетевых брендов и не может быть адаптирована под независимые заведения. Универсальных решений, объединяющих в себе сквозное управление статусами заказов, кастомизацию блюд, программу лояльности и разграничение ролей для кухонного персонала и клиентов, на рынке представлено недостаточно. Особенно остро данная проблема стоит для </w:t>
+      </w:r>
+      <w:r>
+        <w:rPr>
+          <w:rFonts w:ascii="Times New Roman" w:hAnsi="Times New Roman" w:cs="Times New Roman"/>
+          <w:sz w:val="28"/>
+          <w:szCs w:val="28"/>
+        </w:rPr>
+        <w:lastRenderedPageBreak/>
+        <w:t xml:space="preserve">небольших и средних фаст-фуд ресторанов. Разрабатываемое решение «FastFood </w:t>
+      </w:r>
+      <w:r>
+        <w:rPr>
+          <w:rFonts w:ascii="Times New Roman" w:hAnsi="Times New Roman" w:cs="Times New Roman"/>
+          <w:sz w:val="28"/>
+          <w:szCs w:val="28"/>
+          <w:lang w:val="en-US"/>
+        </w:rPr>
+        <w:t>App</w:t>
+      </w:r>
+      <w:r>
+        <w:rPr>
+          <w:rFonts w:ascii="Times New Roman" w:hAnsi="Times New Roman" w:cs="Times New Roman"/>
+          <w:sz w:val="28"/>
+          <w:szCs w:val="28"/>
+        </w:rPr>
+        <w:t>» призвано закрыть эту нишу, обеспечив единое информационное пространство для всех участников процесса.</w:t>
+      </w:r>
+    </w:p>
+    <w:p>
+      <w:pPr>
+        <w:pStyle w:val="2"/>
+        <w:spacing w:before="0" w:after="0" w:line="360" w:lineRule="auto"/>
+        <w:jc w:val="left"/>
+        <w:rPr>
+          <w:bCs/>
+        </w:rPr>
+      </w:pPr>
+      <w:bookmarkStart w:id="6" w:name="_Toc225803490"/>
+      <w:bookmarkStart w:id="7" w:name="_Toc225803670"/>
+      <w:r>
+        <w:rPr>
+          <w:bCs/>
+        </w:rPr>
+        <w:t>1.2 Цели и задачи разработки</w:t>
+      </w:r>
+      <w:bookmarkEnd w:id="6"/>
+      <w:bookmarkEnd w:id="7"/>
+    </w:p>
+    <w:p>
+      <w:pPr>
+        <w:spacing w:after="0" w:line="360" w:lineRule="auto"/>
+        <w:ind w:firstLine="709"/>
+        <w:jc w:val="both"/>
+        <w:rPr>
+          <w:rFonts w:ascii="Times New Roman" w:hAnsi="Times New Roman" w:cs="Times New Roman"/>
+          <w:sz w:val="28"/>
+          <w:szCs w:val="28"/>
+        </w:rPr>
+      </w:pPr>
+      <w:r>
+        <w:rPr>
+          <w:rFonts w:ascii="Times New Roman" w:hAnsi="Times New Roman" w:cs="Times New Roman"/>
+          <w:sz w:val="28"/>
+          <w:szCs w:val="28"/>
+        </w:rPr>
+        <w:t>Основной целью данной курсовой работы является создание комплексного мобильного приложения «</w:t>
+      </w:r>
+      <w:proofErr w:type="spellStart"/>
+      <w:r>
+        <w:rPr>
+          <w:rFonts w:ascii="Times New Roman" w:hAnsi="Times New Roman" w:cs="Times New Roman"/>
+          <w:sz w:val="28"/>
+          <w:szCs w:val="28"/>
+        </w:rPr>
+        <w:t>FastFood</w:t>
+      </w:r>
+      <w:proofErr w:type="spellEnd"/>
+      <w:r>
+        <w:rPr>
+          <w:rFonts w:ascii="Times New Roman" w:hAnsi="Times New Roman" w:cs="Times New Roman"/>
+          <w:sz w:val="28"/>
+          <w:szCs w:val="28"/>
+        </w:rPr>
+        <w:t xml:space="preserve"> </w:t>
+      </w:r>
+      <w:r>
+        <w:rPr>
+          <w:rFonts w:ascii="Times New Roman" w:hAnsi="Times New Roman" w:cs="Times New Roman"/>
+          <w:sz w:val="28"/>
+          <w:szCs w:val="28"/>
+        </w:rPr>
+        <w:t>App</w:t>
+      </w:r>
+      <w:r>
+        <w:rPr>
+          <w:rFonts w:ascii="Times New Roman" w:hAnsi="Times New Roman" w:cs="Times New Roman"/>
+          <w:sz w:val="28"/>
+          <w:szCs w:val="28"/>
+        </w:rPr>
+        <w:t>», предназначенного для оптимизации бизнес-процессов фаст-фуд ресторана и улучшения качества клиентского сервиса. В рамках достижения генеральной цели были определены следующие частные цели: автоматизация процессов оформления и расчёта заказов, повышение скорости обслуживания за счёт предварительного оформления заказа через приложение, совершенствование механизмов уведомлений о готовности заказа, а также оптимизация управления загрузкой кухни и рабочим расписанием сотрудников. Реализация перечисленных функций позволит сформировать конкурентное преимущество ресторана за счёт внедрения современных цифровых инструментов.</w:t>
+      </w:r>
+    </w:p>
+    <w:p>
+      <w:pPr>
+        <w:spacing w:after="0" w:line="360" w:lineRule="auto"/>
+        <w:ind w:firstLine="709"/>
+        <w:jc w:val="both"/>
+        <w:rPr>
+          <w:rFonts w:ascii="Times New Roman" w:hAnsi="Times New Roman" w:cs="Times New Roman"/>
+          <w:sz w:val="28"/>
+          <w:szCs w:val="28"/>
+        </w:rPr>
+      </w:pPr>
+      <w:r>
+        <w:rPr>
+          <w:rFonts w:ascii="Times New Roman" w:hAnsi="Times New Roman" w:cs="Times New Roman"/>
+          <w:sz w:val="28"/>
+          <w:szCs w:val="28"/>
+        </w:rPr>
+        <w:t>Для достижения поставленных целей необходимо решить ряд последовательных задач. В ходе аналитического этапа требуется собрать и систематизировать требования целевых групп пользователей, а также провести детальный анализ существующих рыночных аналогов. На этапе проектирования предстоит разработать архитектуру приложения, спроектировать логическую схему данных и создать макеты пользовательского интерфейса. Непосредственно разработка заключается в реализации программных модулей на языке Java с использованием среды Android Studio. Ключевым этапом является интеграционная работа по связыванию модулей аутентификации, управления заказами, меню, корзиной и уведомлениями. Завершающими этапами выступают проведение комплекса тестов (функциональных, интеграционных), а также подготовка технической документации, включая техническое задание и руководства для пользователя, администратора и разработчика.</w:t>
+      </w:r>
+    </w:p>
+    <w:p>
+      <w:pPr>
+        <w:pStyle w:val="2"/>
+        <w:spacing w:before="0" w:after="0" w:line="360" w:lineRule="auto"/>
+      </w:pPr>
+      <w:bookmarkStart w:id="8" w:name="_Toc225803491"/>
+      <w:bookmarkStart w:id="9" w:name="_Toc225803671"/>
+      <w:r>
+        <w:lastRenderedPageBreak/>
+        <w:t>1.3 Функциональные возможности для клиентов</w:t>
+      </w:r>
+      <w:bookmarkEnd w:id="8"/>
+      <w:bookmarkEnd w:id="9"/>
+    </w:p>
+    <w:p>
+      <w:pPr>
+        <w:spacing w:after="0" w:line="360" w:lineRule="auto"/>
+        <w:ind w:firstLine="709"/>
+        <w:jc w:val="both"/>
+        <w:rPr>
+          <w:rFonts w:ascii="Times New Roman" w:hAnsi="Times New Roman" w:cs="Times New Roman"/>
+          <w:sz w:val="28"/>
+          <w:szCs w:val="28"/>
+        </w:rPr>
+      </w:pPr>
+      <w:r>
+        <w:rPr>
+          <w:rFonts w:ascii="Times New Roman" w:hAnsi="Times New Roman" w:cs="Times New Roman"/>
+          <w:sz w:val="28"/>
+          <w:szCs w:val="28"/>
+        </w:rPr>
+        <w:t>Для роли «Клиент» в разрабатываемом приложении предусмотрен широкий набор функций, обеспечивающих полный цикл взаимодействия с фаст-фуд рестораном. Начальным этапом работы является регистрация и авторизация в системе с использованием пары «</w:t>
+      </w:r>
+      <w:r>
+        <w:rPr>
+          <w:rFonts w:ascii="Times New Roman" w:hAnsi="Times New Roman" w:cs="Times New Roman"/>
+          <w:sz w:val="28"/>
+          <w:szCs w:val="28"/>
+        </w:rPr>
+        <w:t>номер</w:t>
+      </w:r>
+      <w:r>
+        <w:rPr>
+          <w:rFonts w:ascii="Times New Roman" w:hAnsi="Times New Roman" w:cs="Times New Roman"/>
+          <w:sz w:val="28"/>
+          <w:szCs w:val="28"/>
+        </w:rPr>
+        <w:t xml:space="preserve">/пароль». После входа в приложение пользователю становится доступно электронное меню, структурированное по категориям (бургеры, напитки, </w:t>
+      </w:r>
+      <w:r>
+        <w:rPr>
+          <w:rFonts w:ascii="Times New Roman" w:hAnsi="Times New Roman" w:cs="Times New Roman"/>
+          <w:sz w:val="28"/>
+          <w:szCs w:val="28"/>
+        </w:rPr>
+        <w:t xml:space="preserve">пиццы) </w:t>
+      </w:r>
+      <w:r>
+        <w:rPr>
+          <w:rFonts w:ascii="Times New Roman" w:hAnsi="Times New Roman" w:cs="Times New Roman"/>
+          <w:sz w:val="28"/>
+          <w:szCs w:val="28"/>
+        </w:rPr>
+        <w:t>с указанием описания, состава, стоимости и фотографии каждого блюда.</w:t>
+      </w:r>
+    </w:p>
+    <w:p>
+      <w:pPr>
+        <w:spacing w:after="0" w:line="360" w:lineRule="auto"/>
+        <w:ind w:firstLine="709"/>
+        <w:jc w:val="both"/>
+        <w:rPr>
+          <w:rFonts w:ascii="Times New Roman" w:hAnsi="Times New Roman" w:cs="Times New Roman"/>
+          <w:sz w:val="28"/>
+          <w:szCs w:val="28"/>
+        </w:rPr>
+      </w:pPr>
+      <w:r>
+        <w:rPr>
+          <w:rFonts w:ascii="Times New Roman" w:hAnsi="Times New Roman" w:cs="Times New Roman"/>
+          <w:sz w:val="28"/>
+          <w:szCs w:val="28"/>
+        </w:rPr>
+        <w:t>Ключевой функцией является модуль корзины, где пользователь может добавлять и удалять позиции, изменять количество</w:t>
+      </w:r>
+      <w:r>
+        <w:rPr>
+          <w:rFonts w:ascii="Times New Roman" w:hAnsi="Times New Roman" w:cs="Times New Roman"/>
+          <w:sz w:val="28"/>
+          <w:szCs w:val="28"/>
+        </w:rPr>
+        <w:t xml:space="preserve">, </w:t>
+      </w:r>
+      <w:r>
+        <w:rPr>
+          <w:rFonts w:ascii="Times New Roman" w:hAnsi="Times New Roman" w:cs="Times New Roman"/>
+          <w:sz w:val="28"/>
+          <w:szCs w:val="28"/>
+        </w:rPr>
+        <w:t>а также видеть итоговую стоимость заказа. Для повышения удобства реализована функция повторного заказа на основе истории предыдущих покупок. Клиент выбирает способ получения: самовывоз или на месте, указывая желаемое время готовности.</w:t>
+      </w:r>
+    </w:p>
+    <w:p>
+      <w:pPr>
+        <w:spacing w:after="0" w:line="360" w:lineRule="auto"/>
+        <w:ind w:firstLine="709"/>
+        <w:jc w:val="both"/>
+        <w:rPr>
+          <w:rFonts w:ascii="Times New Roman" w:hAnsi="Times New Roman" w:cs="Times New Roman"/>
+          <w:sz w:val="28"/>
+          <w:szCs w:val="28"/>
+        </w:rPr>
+      </w:pPr>
+      <w:r>
+        <w:rPr>
+          <w:rFonts w:ascii="Times New Roman" w:hAnsi="Times New Roman" w:cs="Times New Roman"/>
+          <w:sz w:val="28"/>
+          <w:szCs w:val="28"/>
+        </w:rPr>
+        <w:t>Для повышения прозрачности обслуживания</w:t>
+      </w:r>
+      <w:r>
+        <w:rPr>
+          <w:rFonts w:ascii="Times New Roman" w:hAnsi="Times New Roman" w:cs="Times New Roman"/>
+          <w:sz w:val="28"/>
+          <w:szCs w:val="28"/>
+        </w:rPr>
+        <w:t xml:space="preserve"> может быть</w:t>
+      </w:r>
+      <w:r>
+        <w:rPr>
+          <w:rFonts w:ascii="Times New Roman" w:hAnsi="Times New Roman" w:cs="Times New Roman"/>
+          <w:sz w:val="28"/>
+          <w:szCs w:val="28"/>
+        </w:rPr>
+        <w:t xml:space="preserve"> реализована функция отслеживания статуса заказа с отображением этапов: «Принят», «Готовится», «Готов к выдаче», «Выдан». Уведомления информируют клиента о смене статуса заказа. После получения заказа клиент может оставить отзыв с текстовым комментарием и оценкой по шкале рейтинга. Заверша</w:t>
+      </w:r>
+      <w:r>
+        <w:rPr>
+          <w:rFonts w:ascii="Times New Roman" w:hAnsi="Times New Roman" w:cs="Times New Roman"/>
+          <w:sz w:val="28"/>
+          <w:szCs w:val="28"/>
+        </w:rPr>
+        <w:t>ть</w:t>
+      </w:r>
+      <w:r>
+        <w:rPr>
+          <w:rFonts w:ascii="Times New Roman" w:hAnsi="Times New Roman" w:cs="Times New Roman"/>
+          <w:sz w:val="28"/>
+          <w:szCs w:val="28"/>
+        </w:rPr>
+        <w:t xml:space="preserve"> функциональную линейку клиента</w:t>
+      </w:r>
+      <w:r>
+        <w:rPr>
+          <w:rFonts w:ascii="Times New Roman" w:hAnsi="Times New Roman" w:cs="Times New Roman"/>
+          <w:sz w:val="28"/>
+          <w:szCs w:val="28"/>
+        </w:rPr>
+        <w:t xml:space="preserve"> будет</w:t>
+      </w:r>
+      <w:r>
+        <w:rPr>
+          <w:rFonts w:ascii="Times New Roman" w:hAnsi="Times New Roman" w:cs="Times New Roman"/>
+          <w:sz w:val="28"/>
+          <w:szCs w:val="28"/>
+        </w:rPr>
+        <w:t xml:space="preserve"> история заказов, где в структурированном виде представлен полный список ранее оформленных заказов с детальной информацией по составу и стоимости.</w:t>
+      </w:r>
+    </w:p>
+    <w:p>
+      <w:pPr>
+        <w:spacing w:after="0" w:line="360" w:lineRule="auto"/>
+        <w:rPr>
+          <w:rFonts w:ascii="Times New Roman" w:hAnsi="Times New Roman" w:cs="Times New Roman"/>
+          <w:sz w:val="28"/>
+          <w:szCs w:val="28"/>
+        </w:rPr>
+      </w:pPr>
+      <w:r>
+        <w:rPr>
+          <w:rFonts w:ascii="Times New Roman" w:hAnsi="Times New Roman" w:cs="Times New Roman"/>
+          <w:sz w:val="28"/>
+          <w:szCs w:val="28"/>
+        </w:rPr>
+        <w:br w:type="page"/>
+      </w:r>
+    </w:p>
+    <w:p>
+      <w:pPr>
+        <w:pStyle w:val="1"/>
+        <w:spacing w:before="0" w:after="0" w:line="360" w:lineRule="auto"/>
+        <w:rPr>
+          <w:rFonts w:eastAsiaTheme="minorEastAsia"/>
+          <w:lang w:eastAsia="ru-RU"/>
+        </w:rPr>
+      </w:pPr>
+      <w:bookmarkStart w:id="10" w:name="_Toc225803492"/>
+      <w:bookmarkStart w:id="11" w:name="_Toc225803672"/>
+      <w:r>
+        <w:rPr>
+          <w:rFonts w:eastAsiaTheme="minorEastAsia"/>
+          <w:lang w:eastAsia="ru-RU"/>
+        </w:rPr>
+        <w:lastRenderedPageBreak/>
+        <w:t>ГЛАВА 2. ПРОЕКТИРОВАНИЕ ПРИЛОЖЕНИЯ</w:t>
+      </w:r>
+      <w:bookmarkEnd w:id="10"/>
+      <w:bookmarkEnd w:id="11"/>
+    </w:p>
+    <w:p>
+      <w:pPr>
+        <w:pStyle w:val="2"/>
+        <w:spacing w:before="0" w:after="0" w:line="360" w:lineRule="auto"/>
+      </w:pPr>
+      <w:bookmarkStart w:id="12" w:name="_Toc225803493"/>
+      <w:bookmarkStart w:id="13" w:name="_Toc225803673"/>
+      <w:r>
+        <w:t>2.1 Анализ предметной области</w:t>
+      </w:r>
+      <w:bookmarkEnd w:id="12"/>
+      <w:bookmarkEnd w:id="13"/>
+    </w:p>
+    <w:p>
+      <w:pPr>
+        <w:spacing w:after="0" w:line="360" w:lineRule="auto"/>
+        <w:ind w:firstLine="709"/>
+        <w:jc w:val="both"/>
+        <w:rPr>
+          <w:rFonts w:ascii="Times New Roman" w:hAnsi="Times New Roman" w:cs="Times New Roman"/>
+          <w:sz w:val="28"/>
+          <w:szCs w:val="28"/>
+        </w:rPr>
+      </w:pPr>
+      <w:r>
+        <w:rPr>
+          <w:rFonts w:ascii="Times New Roman" w:hAnsi="Times New Roman" w:cs="Times New Roman"/>
+          <w:sz w:val="28"/>
+          <w:szCs w:val="28"/>
+        </w:rPr>
+        <w:t>Целью анализа предметной области является выявление ключевых требований и существующих ограничений отрасли общественного питания в сегменте фаст-фуд для последующего корректного проектирования программного продукта. В ходе исследования были выделены основные бизнес-процессы, характерные для деятельности фаст-фуд ресторана: приём заказа от клиента, передача заказа на кухню, приготовление блюд, сборка заказа, контроль качества и выдача клиенту. Для реализации каждого из перечисленных процессов необходима структурированная работа с данными, включающими информацию о составе заказа, перечень выбранных позиций с модификациями, планируемое время готовности, ответственного сотрудника и текущий статус выполнения.</w:t>
+      </w:r>
+    </w:p>
+    <w:p>
+      <w:pPr>
+        <w:spacing w:after="0" w:line="360" w:lineRule="auto"/>
+        <w:ind w:firstLine="709"/>
+        <w:jc w:val="both"/>
+        <w:rPr>
+          <w:rFonts w:ascii="Times New Roman" w:hAnsi="Times New Roman" w:cs="Times New Roman"/>
+          <w:sz w:val="28"/>
+          <w:szCs w:val="28"/>
+        </w:rPr>
+      </w:pPr>
+      <w:r>
+        <w:rPr>
+          <w:rFonts w:ascii="Times New Roman" w:hAnsi="Times New Roman" w:cs="Times New Roman"/>
+          <w:sz w:val="28"/>
+          <w:szCs w:val="28"/>
+        </w:rPr>
+        <w:t>Анализ целевых групп пользователей позволил выделить две основные категории. Клиенты, представленные посетителями ресторана, в первую очередь ценят удобство оформления заказа, скорость обслуживания, понятную структуру меню с ценами и составом, возможность кастомизации блюд, а также доступ к истории ранее совершённых заказов. Сотрудники, к которым относятся повара, кассиры и менеджеры, ориентированы на наличие чёткой очереди заказов, удобных инструментов управления статусами, быстрого доступа к составу каждого заказа и формирования отчётности.</w:t>
+      </w:r>
+    </w:p>
+    <w:p>
+      <w:pPr>
+        <w:spacing w:after="0" w:line="360" w:lineRule="auto"/>
+        <w:ind w:firstLine="709"/>
+        <w:jc w:val="both"/>
+        <w:rPr>
+          <w:rFonts w:ascii="Times New Roman" w:hAnsi="Times New Roman" w:cs="Times New Roman"/>
+          <w:sz w:val="28"/>
+          <w:szCs w:val="28"/>
+        </w:rPr>
+      </w:pPr>
+      <w:r>
+        <w:rPr>
+          <w:rFonts w:ascii="Times New Roman" w:hAnsi="Times New Roman" w:cs="Times New Roman"/>
+          <w:sz w:val="28"/>
+          <w:szCs w:val="28"/>
+        </w:rPr>
+        <w:t xml:space="preserve">Обзор существующих решений показал, что представленные на рынке программные продукты разделяются на два основных типа. Первый тип — клиентские приложения крупных сетей, привязанные к конкретному бренду и не подлежащие адаптации. Второй тип — внутренние POS-системы, которые не оснащены клиентским интерфейсом для предзаказа. В связи с этим ключевым требованием к разрабатываемому решению FastFood </w:t>
+      </w:r>
+      <w:r>
+        <w:rPr>
+          <w:rFonts w:ascii="Times New Roman" w:hAnsi="Times New Roman" w:cs="Times New Roman"/>
+          <w:sz w:val="28"/>
+          <w:szCs w:val="28"/>
+          <w:lang w:val="en-US"/>
+        </w:rPr>
+        <w:t>App</w:t>
+      </w:r>
+      <w:r>
+        <w:rPr>
+          <w:rFonts w:ascii="Times New Roman" w:hAnsi="Times New Roman" w:cs="Times New Roman"/>
+          <w:sz w:val="28"/>
+          <w:szCs w:val="28"/>
+        </w:rPr>
+        <w:t xml:space="preserve"> является реализация сквозной модели взаимодействия «клиент ↔ ресторан», функционирующей на единой базе данных с разграничением ролей.</w:t>
+      </w:r>
+    </w:p>
+    <w:p>
+      <w:pPr>
+        <w:spacing w:after="0" w:line="360" w:lineRule="auto"/>
+        <w:ind w:firstLine="709"/>
+        <w:jc w:val="both"/>
+        <w:rPr>
+          <w:rFonts w:ascii="Times New Roman" w:hAnsi="Times New Roman" w:cs="Times New Roman"/>
+          <w:sz w:val="28"/>
+          <w:szCs w:val="28"/>
+        </w:rPr>
+      </w:pPr>
+      <w:r>
+        <w:rPr>
+          <w:rFonts w:ascii="Times New Roman" w:hAnsi="Times New Roman" w:cs="Times New Roman"/>
+          <w:sz w:val="28"/>
+          <w:szCs w:val="28"/>
+        </w:rPr>
+        <w:lastRenderedPageBreak/>
+        <w:t>Формирование требований к системе проводилось по нескольким направлениям. Функциональные требования включают реализацию электронного меню с категориями и модификациями, управление статусами заказов, формирование корзины и расчёт итоговой стоимости, уведомления о готовности и формирование отчётов. Нефункциональные требования охватывают производительность, надёжность, безопасность данных, масштабируемость и совместимость с различными мобильными устройствами. Требования к пользовательскому интерфейсу сводятся к обеспечению интуитивности навигации, адаптивному дизайну, соответствию принципам Material Design и полноценной локализации. Критериями успешности разработки выступают полнота реализованного функционала, качество программного кода, достигаемые показатели производительности и надёжности, удобство пользовательского опыта и полнота сопроводительной документации.</w:t>
+      </w:r>
+    </w:p>
+    <w:p>
+      <w:pPr>
+        <w:pStyle w:val="2"/>
+        <w:spacing w:before="0" w:after="0" w:line="360" w:lineRule="auto"/>
+      </w:pPr>
+      <w:bookmarkStart w:id="14" w:name="_Toc225803494"/>
+      <w:bookmarkStart w:id="15" w:name="_Toc225803674"/>
+      <w:r>
+        <w:t>2.2 Концептуально-логическое проектирование</w:t>
+      </w:r>
+      <w:bookmarkEnd w:id="14"/>
+      <w:bookmarkEnd w:id="15"/>
+    </w:p>
+    <w:p>
+      <w:pPr>
+        <w:spacing w:after="0" w:line="360" w:lineRule="auto"/>
+        <w:ind w:firstLine="709"/>
+        <w:jc w:val="both"/>
+        <w:rPr>
+          <w:rFonts w:ascii="Times New Roman" w:hAnsi="Times New Roman" w:cs="Times New Roman"/>
+          <w:sz w:val="28"/>
+          <w:szCs w:val="28"/>
+        </w:rPr>
+      </w:pPr>
+      <w:r>
+        <w:rPr>
+          <w:rFonts w:ascii="Times New Roman" w:hAnsi="Times New Roman" w:cs="Times New Roman"/>
+          <w:sz w:val="28"/>
+          <w:szCs w:val="28"/>
+        </w:rPr>
+        <w:t>В основе концептуально-логического проектирования лежат принципы разделения ответственности между клиентской и административной частями приложения, централизации хранения данных, использования событийной модели для отслеживания таких действий, как оформление заказа, смена статуса или формирование отчёта, а также модульность архитектуры для обеспечения гибкости разработки и поддержки.</w:t>
+      </w:r>
+    </w:p>
+    <w:p>
+      <w:pPr>
+        <w:spacing w:after="0" w:line="360" w:lineRule="auto"/>
+        <w:ind w:firstLine="709"/>
+        <w:jc w:val="both"/>
+        <w:rPr>
+          <w:rFonts w:ascii="Times New Roman" w:hAnsi="Times New Roman" w:cs="Times New Roman"/>
+          <w:sz w:val="28"/>
+          <w:szCs w:val="28"/>
+        </w:rPr>
+      </w:pPr>
+      <w:r>
+        <w:rPr>
+          <w:rFonts w:ascii="Times New Roman" w:hAnsi="Times New Roman" w:cs="Times New Roman"/>
+          <w:sz w:val="28"/>
+          <w:szCs w:val="28"/>
+        </w:rPr>
+        <w:t>В результате анализа предметной области была выделена совокупность ключевых сущностей предметной области. К ним относятся «Пользователь», «Категория меню», «Позиция меню», «Модификация», «Заказ», «Позиция заказа» и «Отзыв».</w:t>
+      </w:r>
+    </w:p>
+    <w:p>
+      <w:pPr>
+        <w:spacing w:after="0" w:line="360" w:lineRule="auto"/>
+        <w:ind w:firstLine="709"/>
+        <w:jc w:val="both"/>
+        <w:rPr>
+          <w:rFonts w:ascii="Times New Roman" w:hAnsi="Times New Roman" w:cs="Times New Roman"/>
+          <w:sz w:val="28"/>
+          <w:szCs w:val="28"/>
+        </w:rPr>
+      </w:pPr>
+      <w:r>
+        <w:rPr>
+          <w:rFonts w:ascii="Times New Roman" w:hAnsi="Times New Roman" w:cs="Times New Roman"/>
+          <w:sz w:val="28"/>
+          <w:szCs w:val="28"/>
+        </w:rPr>
+        <w:t xml:space="preserve">Для обеспечения корректности функционирования системы разработан ряд бизнес-правил. Заказ может быть создан только авторизованным клиентом. Изменение статусов заказа доступно только уполномоченным сотрудникам в соответствии с заданной диаграммой допустимых переходов. Итоговая стоимость заказа рассчитывается как сумма стоимости выбранных позиций </w:t>
+      </w:r>
+      <w:r>
+        <w:rPr>
+          <w:rFonts w:ascii="Times New Roman" w:hAnsi="Times New Roman" w:cs="Times New Roman"/>
+          <w:sz w:val="28"/>
+          <w:szCs w:val="28"/>
+        </w:rPr>
+        <w:lastRenderedPageBreak/>
+        <w:t>меню с учётом модификаций и количества. Позиции, помеченные как временно недоступные, не должны отображаться в меню при создании новых заказов. Отзыв может быть оставлен только по завершённому заказу и единожды. Ограничения целостности базы данных включают уникальность полей логина, электронной почты, поддержку ссылочной целостности внешних ключей, проверку диапазонов значений, а также обязательность заполнения полей, отмеченных как NOT NULL.</w:t>
+      </w:r>
+    </w:p>
+    <w:p>
+      <w:pPr>
+        <w:pStyle w:val="2"/>
+        <w:spacing w:before="0" w:after="0" w:line="360" w:lineRule="auto"/>
+      </w:pPr>
+      <w:bookmarkStart w:id="16" w:name="_Toc225803495"/>
+      <w:bookmarkStart w:id="17" w:name="_Toc225803675"/>
+      <w:r>
+        <w:t>2.3 Дизайн приложения (UX/UI принципы)</w:t>
+      </w:r>
+      <w:bookmarkEnd w:id="16"/>
+      <w:bookmarkEnd w:id="17"/>
+    </w:p>
+    <w:p>
+      <w:pPr>
+        <w:spacing w:after="0" w:line="360" w:lineRule="auto"/>
+        <w:ind w:firstLine="709"/>
+        <w:jc w:val="both"/>
+        <w:rPr>
+          <w:rFonts w:ascii="Times New Roman" w:hAnsi="Times New Roman" w:cs="Times New Roman"/>
+          <w:sz w:val="28"/>
+          <w:szCs w:val="28"/>
+        </w:rPr>
+      </w:pPr>
+      <w:r>
+        <w:rPr>
+          <w:rFonts w:ascii="Times New Roman" w:hAnsi="Times New Roman" w:cs="Times New Roman"/>
+          <w:sz w:val="28"/>
+          <w:szCs w:val="28"/>
+        </w:rPr>
+        <w:t>Разработка пользовательского интерфейса базируется на принципах Material Design, что предполагает использование единой цветовой схемы в тёплых тонах, ассоциирующихся с едой и аппетитом, стандартизированных иконок и единообразных отступов. Визуальная концепция строится на светлом фоне с применением акцентного цвета для выделения интерактивных элементов и кнопок оформления заказа. Навигационная структура дифференцирована в зависимости от роли пользователя.</w:t>
+      </w:r>
+    </w:p>
+    <w:p>
+      <w:pPr>
+        <w:spacing w:after="0" w:line="360" w:lineRule="auto"/>
+        <w:ind w:firstLine="709"/>
+        <w:jc w:val="both"/>
+        <w:rPr>
+          <w:rFonts w:ascii="Times New Roman" w:hAnsi="Times New Roman" w:cs="Times New Roman"/>
+          <w:sz w:val="28"/>
+          <w:szCs w:val="28"/>
+        </w:rPr>
+      </w:pPr>
+      <w:r>
+        <w:rPr>
+          <w:rFonts w:ascii="Times New Roman" w:hAnsi="Times New Roman" w:cs="Times New Roman"/>
+          <w:sz w:val="28"/>
+          <w:szCs w:val="28"/>
+        </w:rPr>
+        <w:t>Особое внимание уделено проектированию карточек меню: крупные фотографии блюд, читаемые названия, цена и кнопка быстрого добавления в корзину. Для повышения удобства заполнения форм предусмотрены подсказки, маски ввода для телефонных номеров, а также inline-валидация с немедленным отображением сообщений об ошибках. Требования к читаемости текста обеспечиваются использованием шрифта Times New Roman с кеглем не менее 14 pt. Для управления состояниями интерфейса применяются skeleton-загрузчики для списков, состояния empty states с информативными подсказками, а также тосты и диалоговые окна для подтверждения действий пользователя. Адаптивность дизайна реализована с учётом поддержки различных плотностей пикселей (dpi) и ориентаций экрана, при этом минимизировано использование горизонтальной прокрутки.</w:t>
+      </w:r>
+    </w:p>
+    <w:p>
+      <w:pPr>
+        <w:pStyle w:val="2"/>
+        <w:spacing w:before="0" w:after="0" w:line="360" w:lineRule="auto"/>
+      </w:pPr>
+      <w:bookmarkStart w:id="18" w:name="_Toc225803496"/>
+      <w:bookmarkStart w:id="19" w:name="_Toc225803676"/>
+      <w:r>
+        <w:t>2.4 Описание экранов (ключевые)</w:t>
+      </w:r>
+      <w:bookmarkEnd w:id="18"/>
+      <w:bookmarkEnd w:id="19"/>
+    </w:p>
+    <w:p>
+      <w:pPr>
+        <w:spacing w:after="0" w:line="360" w:lineRule="auto"/>
+        <w:ind w:firstLine="709"/>
+        <w:jc w:val="both"/>
+        <w:rPr>
+          <w:rFonts w:ascii="Times New Roman" w:hAnsi="Times New Roman" w:cs="Times New Roman"/>
+          <w:sz w:val="28"/>
+          <w:szCs w:val="28"/>
+        </w:rPr>
+      </w:pPr>
+      <w:r>
+        <w:rPr>
+          <w:rFonts w:ascii="Times New Roman" w:hAnsi="Times New Roman" w:cs="Times New Roman"/>
+          <w:sz w:val="28"/>
+          <w:szCs w:val="28"/>
+        </w:rPr>
+        <w:t xml:space="preserve">В клиентской части приложения ключевыми экранами являются следующие. Экран входа и регистрации содержит поля для ввода логина, </w:t>
+      </w:r>
+      <w:r>
+        <w:rPr>
+          <w:rFonts w:ascii="Times New Roman" w:hAnsi="Times New Roman" w:cs="Times New Roman"/>
+          <w:sz w:val="28"/>
+          <w:szCs w:val="28"/>
+        </w:rPr>
+        <w:lastRenderedPageBreak/>
+        <w:t xml:space="preserve">пароля, адреса электронной почты и номера телефона, а также кнопки для выполнения соответствующих действий. Экран меню организован с категорийной навигацией (бургеры, напитки, </w:t>
+      </w:r>
+      <w:r>
+        <w:rPr>
+          <w:rFonts w:ascii="Times New Roman" w:hAnsi="Times New Roman" w:cs="Times New Roman"/>
+          <w:sz w:val="28"/>
+          <w:szCs w:val="28"/>
+        </w:rPr>
+        <w:t>пиццы</w:t>
+      </w:r>
+      <w:r>
+        <w:rPr>
+          <w:rFonts w:ascii="Times New Roman" w:hAnsi="Times New Roman" w:cs="Times New Roman"/>
+          <w:sz w:val="28"/>
+          <w:szCs w:val="28"/>
+        </w:rPr>
+        <w:t>), карточками, содержащими фотографию блюда, описание, состав, и стоимость. Экран детальной карточки блюда позволяет</w:t>
+      </w:r>
+      <w:r>
+        <w:rPr>
+          <w:rFonts w:ascii="Times New Roman" w:hAnsi="Times New Roman" w:cs="Times New Roman"/>
+          <w:sz w:val="28"/>
+          <w:szCs w:val="28"/>
+        </w:rPr>
+        <w:t xml:space="preserve"> </w:t>
+      </w:r>
+      <w:r>
+        <w:rPr>
+          <w:rFonts w:ascii="Times New Roman" w:hAnsi="Times New Roman" w:cs="Times New Roman"/>
+          <w:sz w:val="28"/>
+          <w:szCs w:val="28"/>
+        </w:rPr>
+        <w:t>указать количество и добавить позицию в корзину.</w:t>
+      </w:r>
+    </w:p>
+    <w:p>
+      <w:pPr>
+        <w:spacing w:after="0" w:line="360" w:lineRule="auto"/>
+        <w:ind w:firstLine="709"/>
+        <w:jc w:val="both"/>
+        <w:rPr>
+          <w:rFonts w:ascii="Times New Roman" w:hAnsi="Times New Roman" w:cs="Times New Roman"/>
+          <w:sz w:val="28"/>
+          <w:szCs w:val="28"/>
+        </w:rPr>
+      </w:pPr>
+      <w:r>
+        <w:rPr>
+          <w:rFonts w:ascii="Times New Roman" w:hAnsi="Times New Roman" w:cs="Times New Roman"/>
+          <w:sz w:val="28"/>
+          <w:szCs w:val="28"/>
+        </w:rPr>
+        <w:t>Экран корзины отображает список выбранных позиций с возможностью изменения количества и удаления, итоговую стоимость и кнопку оформления заказа. Процесс оформления заказа</w:t>
+      </w:r>
+      <w:r>
+        <w:rPr>
+          <w:rFonts w:ascii="Times New Roman" w:hAnsi="Times New Roman" w:cs="Times New Roman"/>
+          <w:sz w:val="28"/>
+          <w:szCs w:val="28"/>
+        </w:rPr>
+        <w:t xml:space="preserve"> будет</w:t>
+      </w:r>
+      <w:r>
+        <w:rPr>
+          <w:rFonts w:ascii="Times New Roman" w:hAnsi="Times New Roman" w:cs="Times New Roman"/>
+          <w:sz w:val="28"/>
+          <w:szCs w:val="28"/>
+        </w:rPr>
+        <w:t xml:space="preserve"> включа</w:t>
+      </w:r>
+      <w:r>
+        <w:rPr>
+          <w:rFonts w:ascii="Times New Roman" w:hAnsi="Times New Roman" w:cs="Times New Roman"/>
+          <w:sz w:val="28"/>
+          <w:szCs w:val="28"/>
+        </w:rPr>
+        <w:t>ть в себя</w:t>
+      </w:r>
+      <w:r>
+        <w:rPr>
+          <w:rFonts w:ascii="Times New Roman" w:hAnsi="Times New Roman" w:cs="Times New Roman"/>
+          <w:sz w:val="28"/>
+          <w:szCs w:val="28"/>
+        </w:rPr>
+        <w:t xml:space="preserve"> выбор способа получения (самовывоз или на месте), указание желаемого времени готовности и подтверждение заказа.</w:t>
+      </w:r>
+    </w:p>
+    <w:p>
+      <w:pPr>
+        <w:pStyle w:val="2"/>
+        <w:spacing w:before="0" w:after="0" w:line="360" w:lineRule="auto"/>
+      </w:pPr>
+      <w:bookmarkStart w:id="20" w:name="_Toc225803497"/>
+      <w:bookmarkStart w:id="21" w:name="_Toc225803677"/>
+      <w:r>
+        <w:t>2.5 Архитектурные решения</w:t>
+      </w:r>
+      <w:bookmarkEnd w:id="20"/>
+      <w:bookmarkEnd w:id="21"/>
+    </w:p>
+    <w:p>
+      <w:pPr>
+        <w:spacing w:after="0" w:line="360" w:lineRule="auto"/>
+        <w:ind w:firstLine="709"/>
+        <w:jc w:val="both"/>
+        <w:rPr>
+          <w:rFonts w:ascii="Times New Roman" w:hAnsi="Times New Roman" w:cs="Times New Roman"/>
+          <w:sz w:val="28"/>
+          <w:szCs w:val="28"/>
+        </w:rPr>
+      </w:pPr>
+      <w:r>
+        <w:rPr>
+          <w:rFonts w:ascii="Times New Roman" w:hAnsi="Times New Roman" w:cs="Times New Roman"/>
+          <w:sz w:val="28"/>
+          <w:szCs w:val="28"/>
+        </w:rPr>
+        <w:t>Архитектура клиентского приложения строится на принципе разделения на уровни: уровень пользовательского интерфейса (UI), уровень бизнес-логики, представленный менеджерами, и уровень доступа к данным (DAO) с использованием локальной базы данных</w:t>
+      </w:r>
+      <w:r>
+        <w:rPr>
+          <w:rFonts w:ascii="Times New Roman" w:hAnsi="Times New Roman" w:cs="Times New Roman"/>
+          <w:sz w:val="28"/>
+          <w:szCs w:val="28"/>
+        </w:rPr>
+        <w:t xml:space="preserve">. </w:t>
+      </w:r>
+    </w:p>
+    <w:p>
+      <w:pPr>
+        <w:spacing w:after="0" w:line="360" w:lineRule="auto"/>
+        <w:rPr>
+          <w:rFonts w:ascii="Times New Roman" w:hAnsi="Times New Roman" w:cs="Times New Roman"/>
+          <w:sz w:val="28"/>
+          <w:szCs w:val="28"/>
+        </w:rPr>
+      </w:pPr>
+      <w:r>
+        <w:rPr>
+          <w:rFonts w:ascii="Times New Roman" w:hAnsi="Times New Roman" w:cs="Times New Roman"/>
+          <w:sz w:val="28"/>
+          <w:szCs w:val="28"/>
+        </w:rPr>
+        <w:br w:type="page"/>
+      </w:r>
+    </w:p>
+    <w:p>
+      <w:pPr>
+        <w:pStyle w:val="1"/>
+        <w:rPr>
+          <w:rFonts w:eastAsiaTheme="minorEastAsia"/>
+          <w:lang w:eastAsia="ru-RU"/>
+        </w:rPr>
+      </w:pPr>
+      <w:bookmarkStart w:id="22" w:name="_Toc225803498"/>
+      <w:bookmarkStart w:id="23" w:name="_Toc225803678"/>
+      <w:r>
+        <w:rPr>
+          <w:rFonts w:eastAsiaTheme="minorEastAsia"/>
+          <w:lang w:eastAsia="ru-RU"/>
+        </w:rPr>
+        <w:lastRenderedPageBreak/>
+        <w:t>ГЛАВА 3. ПРАКТИЧЕСКАЯ РАЗРАБОТКА</w:t>
+      </w:r>
+      <w:bookmarkEnd w:id="22"/>
+      <w:bookmarkEnd w:id="23"/>
+    </w:p>
+    <w:p>
+      <w:pPr>
+        <w:pStyle w:val="2"/>
+        <w:spacing w:before="0" w:after="0" w:line="360" w:lineRule="auto"/>
+      </w:pPr>
+      <w:bookmarkStart w:id="24" w:name="_Toc225803499"/>
+      <w:bookmarkStart w:id="25" w:name="_Toc225803679"/>
+      <w:r>
+        <w:t>3.1 Проектирование базы данных</w:t>
+      </w:r>
+      <w:bookmarkEnd w:id="24"/>
+      <w:bookmarkEnd w:id="25"/>
+    </w:p>
+    <w:p>
+      <w:pPr>
+        <w:spacing w:after="0" w:line="360" w:lineRule="auto"/>
+        <w:ind w:firstLine="709"/>
+        <w:jc w:val="both"/>
+        <w:rPr>
+          <w:rFonts w:ascii="Times New Roman" w:hAnsi="Times New Roman" w:cs="Times New Roman"/>
+          <w:sz w:val="28"/>
+          <w:szCs w:val="28"/>
+        </w:rPr>
+      </w:pPr>
+      <w:r>
+        <w:rPr>
+          <w:rFonts w:ascii="Times New Roman" w:hAnsi="Times New Roman" w:cs="Times New Roman"/>
+          <w:sz w:val="28"/>
+          <w:szCs w:val="28"/>
+        </w:rPr>
+        <w:t>Структура базы данных разработана в соответствии с логической моделью и включает таблицы users, categories, menu_items, orders, order_items, reviews. Первичные ключи реализованы с AUTOINCREMENT, внешние ключи настроены с каскадным удалением для обеспечения целостности зависимых данных. Для полей логина, электронной почты и кода позиции меню установлены уникальные ограничения. С помощью конструкции CHECK реализованы ограничения для допустимых значений статусов заказов, диапазона рейтинга (1–5) и неотрицательных сумм. Для оптимизации производительности созданы индексы по полям, используемым в поиске и фильтрации: имени пользователя, статусу и дате заказа, категории позиции меню. В базе данных реализованы триггеры для генерации номера заказа, автоматического пересчёта итоговой суммы и автообновления поля updated_at.</w:t>
+      </w:r>
+    </w:p>
+    <w:p>
+      <w:pPr>
+        <w:pStyle w:val="2"/>
+        <w:spacing w:before="0" w:after="0" w:line="360" w:lineRule="auto"/>
+      </w:pPr>
+      <w:bookmarkStart w:id="26" w:name="_Toc225803500"/>
+      <w:bookmarkStart w:id="27" w:name="_Toc225803680"/>
+      <w:r>
+        <w:t>3.2 Реализация бизнес-логики</w:t>
+      </w:r>
+      <w:bookmarkEnd w:id="26"/>
+      <w:bookmarkEnd w:id="27"/>
+    </w:p>
+    <w:p>
+      <w:pPr>
+        <w:spacing w:after="0" w:line="360" w:lineRule="auto"/>
+        <w:ind w:firstLine="709"/>
+        <w:jc w:val="both"/>
+        <w:rPr>
+          <w:rFonts w:ascii="Times New Roman" w:hAnsi="Times New Roman" w:cs="Times New Roman"/>
+          <w:sz w:val="28"/>
+          <w:szCs w:val="28"/>
+        </w:rPr>
+      </w:pPr>
+      <w:r>
+        <w:rPr>
+          <w:rFonts w:ascii="Times New Roman" w:hAnsi="Times New Roman" w:cs="Times New Roman"/>
+          <w:sz w:val="28"/>
+          <w:szCs w:val="28"/>
+        </w:rPr>
+        <w:t xml:space="preserve">Бизнес-логика инкапсулирована в специализированных менеджерах. </w:t>
+      </w:r>
+      <w:r>
+        <w:rPr>
+          <w:rFonts w:ascii="Times New Roman" w:hAnsi="Times New Roman" w:cs="Times New Roman"/>
+          <w:sz w:val="28"/>
+          <w:szCs w:val="28"/>
+        </w:rPr>
+        <w:t>Р</w:t>
+      </w:r>
+      <w:r>
+        <w:rPr>
+          <w:rFonts w:ascii="Times New Roman" w:hAnsi="Times New Roman" w:cs="Times New Roman"/>
+          <w:sz w:val="28"/>
+          <w:szCs w:val="28"/>
+        </w:rPr>
+        <w:t>еализует</w:t>
+      </w:r>
+      <w:r>
+        <w:rPr>
+          <w:rFonts w:ascii="Times New Roman" w:hAnsi="Times New Roman" w:cs="Times New Roman"/>
+          <w:sz w:val="28"/>
+          <w:szCs w:val="28"/>
+        </w:rPr>
+        <w:t>ся</w:t>
+      </w:r>
+      <w:r>
+        <w:rPr>
+          <w:rFonts w:ascii="Times New Roman" w:hAnsi="Times New Roman" w:cs="Times New Roman"/>
+          <w:sz w:val="28"/>
+          <w:szCs w:val="28"/>
+        </w:rPr>
+        <w:t xml:space="preserve"> регистраци</w:t>
+      </w:r>
+      <w:r>
+        <w:rPr>
+          <w:rFonts w:ascii="Times New Roman" w:hAnsi="Times New Roman" w:cs="Times New Roman"/>
+          <w:sz w:val="28"/>
+          <w:szCs w:val="28"/>
+        </w:rPr>
+        <w:t>я</w:t>
+      </w:r>
+      <w:r>
+        <w:rPr>
+          <w:rFonts w:ascii="Times New Roman" w:hAnsi="Times New Roman" w:cs="Times New Roman"/>
+          <w:sz w:val="28"/>
+          <w:szCs w:val="28"/>
+        </w:rPr>
+        <w:t xml:space="preserve"> и вход пользователей, управление сессией, хеширование паролей по алгоритму SHA-256 и проверку ролей. </w:t>
+      </w:r>
+      <w:r>
+        <w:rPr>
+          <w:rFonts w:ascii="Times New Roman" w:hAnsi="Times New Roman" w:cs="Times New Roman"/>
+          <w:sz w:val="28"/>
+          <w:szCs w:val="28"/>
+        </w:rPr>
+        <w:t>О</w:t>
+      </w:r>
+      <w:r>
+        <w:rPr>
+          <w:rFonts w:ascii="Times New Roman" w:hAnsi="Times New Roman" w:cs="Times New Roman"/>
+          <w:sz w:val="28"/>
+          <w:szCs w:val="28"/>
+        </w:rPr>
+        <w:t>беспечивает</w:t>
+      </w:r>
+      <w:r>
+        <w:rPr>
+          <w:rFonts w:ascii="Times New Roman" w:hAnsi="Times New Roman" w:cs="Times New Roman"/>
+          <w:sz w:val="28"/>
+          <w:szCs w:val="28"/>
+        </w:rPr>
+        <w:t>ся</w:t>
+      </w:r>
+      <w:r>
+        <w:rPr>
+          <w:rFonts w:ascii="Times New Roman" w:hAnsi="Times New Roman" w:cs="Times New Roman"/>
+          <w:sz w:val="28"/>
+          <w:szCs w:val="28"/>
+        </w:rPr>
+        <w:t xml:space="preserve"> создание заказов с валидацией входных данных, автоматическим расчётом стоимости, а также смену статусов с проверкой допустимости переходов. </w:t>
+      </w:r>
+      <w:r>
+        <w:rPr>
+          <w:rFonts w:ascii="Times New Roman" w:hAnsi="Times New Roman" w:cs="Times New Roman"/>
+          <w:sz w:val="28"/>
+          <w:szCs w:val="28"/>
+        </w:rPr>
+        <w:t>П</w:t>
+      </w:r>
+      <w:r>
+        <w:rPr>
+          <w:rFonts w:ascii="Times New Roman" w:hAnsi="Times New Roman" w:cs="Times New Roman"/>
+          <w:sz w:val="28"/>
+          <w:szCs w:val="28"/>
+        </w:rPr>
+        <w:t>редоставляет</w:t>
+      </w:r>
+      <w:r>
+        <w:rPr>
+          <w:rFonts w:ascii="Times New Roman" w:hAnsi="Times New Roman" w:cs="Times New Roman"/>
+          <w:sz w:val="28"/>
+          <w:szCs w:val="28"/>
+        </w:rPr>
+        <w:t>ся</w:t>
+      </w:r>
+      <w:r>
+        <w:rPr>
+          <w:rFonts w:ascii="Times New Roman" w:hAnsi="Times New Roman" w:cs="Times New Roman"/>
+          <w:sz w:val="28"/>
+          <w:szCs w:val="28"/>
+        </w:rPr>
+        <w:t xml:space="preserve"> функционал для выборки позиций меню из каталога, включая поиск по названию, фильтрацию по категориям и проверку доступности позиции.</w:t>
+      </w:r>
+      <w:r>
+        <w:rPr>
+          <w:rFonts w:ascii="Times New Roman" w:hAnsi="Times New Roman" w:cs="Times New Roman"/>
+          <w:sz w:val="28"/>
+          <w:szCs w:val="28"/>
+        </w:rPr>
+        <w:t xml:space="preserve"> Р</w:t>
+      </w:r>
+      <w:r>
+        <w:rPr>
+          <w:rFonts w:ascii="Times New Roman" w:hAnsi="Times New Roman" w:cs="Times New Roman"/>
+          <w:sz w:val="28"/>
+          <w:szCs w:val="28"/>
+        </w:rPr>
+        <w:t>еализует</w:t>
+      </w:r>
+      <w:r>
+        <w:rPr>
+          <w:rFonts w:ascii="Times New Roman" w:hAnsi="Times New Roman" w:cs="Times New Roman"/>
+          <w:sz w:val="28"/>
+          <w:szCs w:val="28"/>
+        </w:rPr>
+        <w:t>ся</w:t>
+      </w:r>
+      <w:r>
+        <w:rPr>
+          <w:rFonts w:ascii="Times New Roman" w:hAnsi="Times New Roman" w:cs="Times New Roman"/>
+          <w:sz w:val="28"/>
+          <w:szCs w:val="28"/>
+        </w:rPr>
+        <w:t xml:space="preserve"> добавление, удаление и изменение количества позиций в корзине</w:t>
+      </w:r>
+      <w:r>
+        <w:rPr>
+          <w:rFonts w:ascii="Times New Roman" w:hAnsi="Times New Roman" w:cs="Times New Roman"/>
+          <w:sz w:val="28"/>
+          <w:szCs w:val="28"/>
+        </w:rPr>
+        <w:t>.</w:t>
+      </w:r>
+      <w:r>
+        <w:rPr>
+          <w:rFonts w:ascii="Times New Roman" w:hAnsi="Times New Roman" w:cs="Times New Roman"/>
+          <w:sz w:val="28"/>
+          <w:szCs w:val="28"/>
+        </w:rPr>
+        <w:t xml:space="preserve"> </w:t>
+      </w:r>
+    </w:p>
+    <w:p>
+      <w:pPr>
+        <w:pStyle w:val="2"/>
+        <w:spacing w:before="0" w:after="0" w:line="360" w:lineRule="auto"/>
+      </w:pPr>
+      <w:bookmarkStart w:id="28" w:name="_Toc225803501"/>
+      <w:bookmarkStart w:id="29" w:name="_Toc225803681"/>
+      <w:r>
+        <w:t>3.3 Разработка пользовательского интерфейса</w:t>
+      </w:r>
+      <w:bookmarkEnd w:id="28"/>
+      <w:bookmarkEnd w:id="29"/>
+    </w:p>
+    <w:p>
+      <w:pPr>
+        <w:spacing w:after="0" w:line="360" w:lineRule="auto"/>
+        <w:ind w:firstLine="709"/>
+        <w:jc w:val="both"/>
+        <w:rPr>
+          <w:rFonts w:ascii="Times New Roman" w:hAnsi="Times New Roman" w:cs="Times New Roman"/>
+          <w:sz w:val="28"/>
+          <w:szCs w:val="28"/>
+        </w:rPr>
+      </w:pPr>
+      <w:r>
+        <w:rPr>
+          <w:rFonts w:ascii="Times New Roman" w:hAnsi="Times New Roman" w:cs="Times New Roman"/>
+          <w:sz w:val="28"/>
+          <w:szCs w:val="28"/>
+        </w:rPr>
+        <w:t xml:space="preserve">Пользовательский интерфейс разработан в соответствии с принципами Material Design с единой цветовой схемой в тёплых тонах, акцентным выделением кнопок оформления заказа и единообразной типографикой. Навигационная структура дифференцирована по ролям: для клиентов реализована нижняя панель навигации с разделами «Меню», «Корзина», </w:t>
+      </w:r>
+      <w:r>
+        <w:rPr>
+          <w:rFonts w:ascii="Times New Roman" w:hAnsi="Times New Roman" w:cs="Times New Roman"/>
+          <w:sz w:val="28"/>
+          <w:szCs w:val="28"/>
+        </w:rPr>
+        <w:lastRenderedPageBreak/>
+        <w:t>«Заказы»</w:t>
+      </w:r>
+      <w:r>
+        <w:rPr>
+          <w:rFonts w:ascii="Times New Roman" w:hAnsi="Times New Roman" w:cs="Times New Roman"/>
+          <w:sz w:val="28"/>
+          <w:szCs w:val="28"/>
+        </w:rPr>
+        <w:t xml:space="preserve">. </w:t>
+      </w:r>
+      <w:r>
+        <w:rPr>
+          <w:rFonts w:ascii="Times New Roman" w:hAnsi="Times New Roman" w:cs="Times New Roman"/>
+          <w:sz w:val="28"/>
+          <w:szCs w:val="28"/>
+        </w:rPr>
+        <w:t>Карточки блюд оснащены крупными фотографиями, читаемыми названиями и кнопкой быстрого добавления. Формы ввода оснащены подсказками. Для пустых списков предусмотрены информативные подсказки, для загружаемых данных применяются skeleton-загрузчики, для подтверждения действий используются тосты и диалоговые окна. Экран корзины отображает все выбранные позиции с модификациями, итоговую стоимость и кнопку оформления. Экран детального просмотра заказа отображает таймлайн статусов, состав и итоговую стоимость</w:t>
+      </w:r>
+    </w:p>
+    <w:p>
+      <w:pPr>
+        <w:pStyle w:val="2"/>
+        <w:spacing w:before="0" w:after="0" w:line="360" w:lineRule="auto"/>
+      </w:pPr>
+      <w:bookmarkStart w:id="30" w:name="_Toc225803502"/>
+      <w:bookmarkStart w:id="31" w:name="_Toc225803682"/>
+      <w:r>
+        <w:t>3.4 Интеграция модулей системы</w:t>
+      </w:r>
+      <w:bookmarkEnd w:id="30"/>
+      <w:bookmarkEnd w:id="31"/>
+    </w:p>
+    <w:p>
+      <w:pPr>
+        <w:spacing w:after="0" w:line="360" w:lineRule="auto"/>
+        <w:ind w:firstLine="709"/>
+        <w:jc w:val="both"/>
+        <w:rPr>
+          <w:rFonts w:ascii="Times New Roman" w:hAnsi="Times New Roman" w:cs="Times New Roman"/>
+          <w:sz w:val="28"/>
+          <w:szCs w:val="28"/>
+        </w:rPr>
+      </w:pPr>
+      <w:r>
+        <w:rPr>
+          <w:rFonts w:ascii="Times New Roman" w:hAnsi="Times New Roman" w:cs="Times New Roman"/>
+          <w:sz w:val="28"/>
+          <w:szCs w:val="28"/>
+        </w:rPr>
+        <w:t xml:space="preserve">Слой UI вызывает методы, не обращаясь напрямую к компонентам доступа к данным. В сценарии оформления заказа пользовательский интерфейс передаёт содержимое корзины.  </w:t>
+      </w:r>
+      <w:r>
+        <w:rPr>
+          <w:rFonts w:ascii="Times New Roman" w:hAnsi="Times New Roman" w:cs="Times New Roman"/>
+          <w:sz w:val="28"/>
+          <w:szCs w:val="28"/>
+        </w:rPr>
+        <w:t>В</w:t>
+      </w:r>
+      <w:r>
+        <w:rPr>
+          <w:rFonts w:ascii="Times New Roman" w:hAnsi="Times New Roman" w:cs="Times New Roman"/>
+          <w:sz w:val="28"/>
+          <w:szCs w:val="28"/>
+        </w:rPr>
+        <w:t>ыполняет</w:t>
+      </w:r>
+      <w:r>
+        <w:rPr>
+          <w:rFonts w:ascii="Times New Roman" w:hAnsi="Times New Roman" w:cs="Times New Roman"/>
+          <w:sz w:val="28"/>
+          <w:szCs w:val="28"/>
+        </w:rPr>
+        <w:t>ся</w:t>
+      </w:r>
+      <w:r>
+        <w:rPr>
+          <w:rFonts w:ascii="Times New Roman" w:hAnsi="Times New Roman" w:cs="Times New Roman"/>
+          <w:sz w:val="28"/>
+          <w:szCs w:val="28"/>
+        </w:rPr>
+        <w:t xml:space="preserve"> валидаци</w:t>
+      </w:r>
+      <w:r>
+        <w:rPr>
+          <w:rFonts w:ascii="Times New Roman" w:hAnsi="Times New Roman" w:cs="Times New Roman"/>
+          <w:sz w:val="28"/>
+          <w:szCs w:val="28"/>
+        </w:rPr>
+        <w:t>я</w:t>
+      </w:r>
+      <w:r>
+        <w:rPr>
+          <w:rFonts w:ascii="Times New Roman" w:hAnsi="Times New Roman" w:cs="Times New Roman"/>
+          <w:sz w:val="28"/>
+          <w:szCs w:val="28"/>
+        </w:rPr>
+        <w:t>, проверяет</w:t>
+      </w:r>
+      <w:r>
+        <w:rPr>
+          <w:rFonts w:ascii="Times New Roman" w:hAnsi="Times New Roman" w:cs="Times New Roman"/>
+          <w:sz w:val="28"/>
+          <w:szCs w:val="28"/>
+        </w:rPr>
+        <w:t>ся</w:t>
+      </w:r>
+      <w:r>
+        <w:rPr>
+          <w:rFonts w:ascii="Times New Roman" w:hAnsi="Times New Roman" w:cs="Times New Roman"/>
+          <w:sz w:val="28"/>
+          <w:szCs w:val="28"/>
+        </w:rPr>
+        <w:t xml:space="preserve"> доступность позиций меню, рассчитывает</w:t>
+      </w:r>
+      <w:r>
+        <w:rPr>
+          <w:rFonts w:ascii="Times New Roman" w:hAnsi="Times New Roman" w:cs="Times New Roman"/>
+          <w:sz w:val="28"/>
+          <w:szCs w:val="28"/>
+        </w:rPr>
+        <w:t>ся</w:t>
+      </w:r>
+      <w:r>
+        <w:rPr>
+          <w:rFonts w:ascii="Times New Roman" w:hAnsi="Times New Roman" w:cs="Times New Roman"/>
+          <w:sz w:val="28"/>
+          <w:szCs w:val="28"/>
+        </w:rPr>
+        <w:t xml:space="preserve"> стоимость, сохраня</w:t>
+      </w:r>
+      <w:r>
+        <w:rPr>
+          <w:rFonts w:ascii="Times New Roman" w:hAnsi="Times New Roman" w:cs="Times New Roman"/>
+          <w:sz w:val="28"/>
+          <w:szCs w:val="28"/>
+        </w:rPr>
+        <w:t>я</w:t>
+      </w:r>
+      <w:r>
+        <w:rPr>
+          <w:rFonts w:ascii="Times New Roman" w:hAnsi="Times New Roman" w:cs="Times New Roman"/>
+          <w:sz w:val="28"/>
+          <w:szCs w:val="28"/>
+        </w:rPr>
+        <w:t xml:space="preserve"> заказ в базу данных и иницииру</w:t>
+      </w:r>
+      <w:r>
+        <w:rPr>
+          <w:rFonts w:ascii="Times New Roman" w:hAnsi="Times New Roman" w:cs="Times New Roman"/>
+          <w:sz w:val="28"/>
+          <w:szCs w:val="28"/>
+        </w:rPr>
+        <w:t>я</w:t>
+      </w:r>
+      <w:r>
+        <w:rPr>
+          <w:rFonts w:ascii="Times New Roman" w:hAnsi="Times New Roman" w:cs="Times New Roman"/>
+          <w:sz w:val="28"/>
+          <w:szCs w:val="28"/>
+        </w:rPr>
+        <w:t xml:space="preserve"> вызов для отправки уведомления. В сценарии изменения статуса заказа проверяет</w:t>
+      </w:r>
+      <w:r>
+        <w:rPr>
+          <w:rFonts w:ascii="Times New Roman" w:hAnsi="Times New Roman" w:cs="Times New Roman"/>
+          <w:sz w:val="28"/>
+          <w:szCs w:val="28"/>
+        </w:rPr>
+        <w:t>ся</w:t>
+      </w:r>
+      <w:r>
+        <w:rPr>
+          <w:rFonts w:ascii="Times New Roman" w:hAnsi="Times New Roman" w:cs="Times New Roman"/>
+          <w:sz w:val="28"/>
+          <w:szCs w:val="28"/>
+        </w:rPr>
+        <w:t xml:space="preserve"> допустимость перехода, обновляет данные, который формирует уведомление для клиента. Все модули взаимодействуют через чётко определённые интерфейсы и используют объекты DTO для передачи данных, что упрощает тестирование и позволяет в перспективе заменить локальную реализацию на взаимодействие с удалённым API.</w:t>
+      </w:r>
+    </w:p>
+    <w:p>
+      <w:pPr>
+        <w:pStyle w:val="2"/>
+        <w:spacing w:before="0" w:after="0" w:line="360" w:lineRule="auto"/>
+      </w:pPr>
+      <w:bookmarkStart w:id="32" w:name="_Toc225803503"/>
+      <w:bookmarkStart w:id="33" w:name="_Toc225803683"/>
+      <w:r>
+        <w:t>3.5 Реализация системы безопасности</w:t>
+      </w:r>
+      <w:bookmarkEnd w:id="32"/>
+      <w:bookmarkEnd w:id="33"/>
+    </w:p>
+    <w:p>
+      <w:pPr>
+        <w:spacing w:after="0" w:line="360" w:lineRule="auto"/>
+        <w:ind w:firstLine="709"/>
+        <w:jc w:val="both"/>
+        <w:rPr>
+          <w:rFonts w:ascii="Times New Roman" w:hAnsi="Times New Roman" w:cs="Times New Roman"/>
+          <w:sz w:val="28"/>
+          <w:szCs w:val="28"/>
+        </w:rPr>
+      </w:pPr>
+      <w:r>
+        <w:rPr>
+          <w:rFonts w:ascii="Times New Roman" w:hAnsi="Times New Roman" w:cs="Times New Roman"/>
+          <w:sz w:val="28"/>
+          <w:szCs w:val="28"/>
+        </w:rPr>
+        <w:t>Обеспечение безопасности реализовано по нескольким направлениям. Аутентификация осуществляется на основе пары «</w:t>
+      </w:r>
+      <w:r>
+        <w:rPr>
+          <w:rFonts w:ascii="Times New Roman" w:hAnsi="Times New Roman" w:cs="Times New Roman"/>
+          <w:sz w:val="28"/>
+          <w:szCs w:val="28"/>
+        </w:rPr>
+        <w:t>номер</w:t>
+      </w:r>
+      <w:r>
+        <w:rPr>
+          <w:rFonts w:ascii="Times New Roman" w:hAnsi="Times New Roman" w:cs="Times New Roman"/>
+          <w:sz w:val="28"/>
+          <w:szCs w:val="28"/>
+        </w:rPr>
+        <w:t xml:space="preserve"> и пароль», при этом пароли хранятся в базе данных в виде хеша SHA-256. Все операции, требующие изменения данных, проходят проверку прав доступа на уровне бизнес-логики. Валидация входных данных реализована на уровне пользовательского интерфейса для оперативной обратной связи и на уровне бизнес-логики для обеспечения безопасности. Защита базы данных обеспечивается отсутствием прямого внешнего доступа к файлу БД. </w:t>
+      </w:r>
+      <w:r>
+        <w:rPr>
+          <w:rFonts w:ascii="Times New Roman" w:hAnsi="Times New Roman" w:cs="Times New Roman"/>
+          <w:sz w:val="28"/>
+          <w:szCs w:val="28"/>
+        </w:rPr>
+        <w:lastRenderedPageBreak/>
+        <w:t>Обработка ошибок организована таким образом, что пользователю выводятся нейтральные сообщения, а для разработчика сохраняются детальные логи.</w:t>
+      </w:r>
+    </w:p>
+    <w:p>
+      <w:pPr>
+        <w:pStyle w:val="2"/>
+        <w:spacing w:before="0" w:after="0" w:line="360" w:lineRule="auto"/>
+      </w:pPr>
+      <w:bookmarkStart w:id="34" w:name="_Toc225803504"/>
+      <w:bookmarkStart w:id="35" w:name="_Toc225803684"/>
+      <w:r>
+        <w:t>3.6 Тестирование компонентов приложения</w:t>
+      </w:r>
+      <w:bookmarkEnd w:id="34"/>
+      <w:bookmarkEnd w:id="35"/>
+    </w:p>
+    <w:p>
+      <w:pPr>
+        <w:spacing w:after="0" w:line="360" w:lineRule="auto"/>
+        <w:ind w:firstLine="709"/>
+        <w:jc w:val="both"/>
+        <w:rPr>
+          <w:rFonts w:ascii="Times New Roman" w:hAnsi="Times New Roman" w:cs="Times New Roman"/>
+          <w:sz w:val="28"/>
+          <w:szCs w:val="28"/>
+        </w:rPr>
+      </w:pPr>
+      <w:r>
+        <w:rPr>
+          <w:rFonts w:ascii="Times New Roman" w:hAnsi="Times New Roman" w:cs="Times New Roman"/>
+          <w:sz w:val="28"/>
+          <w:szCs w:val="28"/>
+        </w:rPr>
+        <w:t>В процессе разработки проведён комплекс тестовых мероприятий. Модульное тестирование с использованием JUnit выполнено для проверки валидации данных, расчёта стоимости заказа с учётом модификаций, логики переходов между статусами и функций аутентификации. Интеграционное тестирование проведено для проверки взаимодействия между модулями в рамках сквозных сценариев: добавление позиций в корзину, оформление заказа, смена статусов и генерация уведомлений. Функциональное тестирование выполнялось вручную и охватило регистрацию, просмотр меню, формирование корзины, оформление и отслеживание заказов, изменение статусов со стороны сотрудника. Тестирование пользовательского интерфейса включало проверку читаемости, корректности отступов и работоспособности на экранах с разными разрешениями.</w:t>
+      </w:r>
+    </w:p>
+    <w:p>
+      <w:pPr>
+        <w:spacing w:after="0" w:line="360" w:lineRule="auto"/>
+        <w:rPr>
+          <w:rFonts w:ascii="Times New Roman" w:hAnsi="Times New Roman" w:cs="Times New Roman"/>
+          <w:sz w:val="28"/>
+          <w:szCs w:val="28"/>
+        </w:rPr>
+      </w:pPr>
+      <w:r>
+        <w:rPr>
+          <w:rFonts w:ascii="Times New Roman" w:hAnsi="Times New Roman" w:cs="Times New Roman"/>
+          <w:sz w:val="28"/>
+          <w:szCs w:val="28"/>
+        </w:rPr>
+        <w:br w:type="page"/>
+      </w:r>
+    </w:p>
+    <w:p>
+      <w:pPr>
+        <w:pStyle w:val="1"/>
+        <w:rPr>
+          <w:rFonts w:eastAsiaTheme="minorEastAsia"/>
+          <w:lang w:eastAsia="ru-RU"/>
+        </w:rPr>
+      </w:pPr>
+      <w:bookmarkStart w:id="36" w:name="_Toc225803505"/>
+      <w:bookmarkStart w:id="37" w:name="_Toc225803685"/>
+      <w:r>
+        <w:rPr>
+          <w:rFonts w:eastAsiaTheme="minorEastAsia"/>
+          <w:lang w:eastAsia="ru-RU"/>
+        </w:rPr>
+        <w:lastRenderedPageBreak/>
+        <w:t>ГЛАВА 4. ИМПЛЕМЕНТАЦИЯ И ТЕСТИРОВАНИЕ</w:t>
+      </w:r>
+      <w:bookmarkEnd w:id="36"/>
+      <w:bookmarkEnd w:id="37"/>
+    </w:p>
+    <w:p>
+      <w:pPr>
+        <w:pStyle w:val="2"/>
+        <w:spacing w:before="0" w:after="0" w:line="360" w:lineRule="auto"/>
+      </w:pPr>
+      <w:bookmarkStart w:id="38" w:name="_Toc225803506"/>
+      <w:bookmarkStart w:id="39" w:name="_Toc225803686"/>
+      <w:r>
+        <w:t>4.1 Установка и настройка среды разработки</w:t>
+      </w:r>
+      <w:bookmarkEnd w:id="38"/>
+      <w:bookmarkEnd w:id="39"/>
+    </w:p>
+    <w:p>
+      <w:pPr>
+        <w:spacing w:after="0" w:line="360" w:lineRule="auto"/>
+        <w:ind w:firstLine="709"/>
+        <w:jc w:val="both"/>
+        <w:rPr>
+          <w:rFonts w:ascii="Times New Roman" w:hAnsi="Times New Roman" w:cs="Times New Roman"/>
+          <w:sz w:val="28"/>
+          <w:szCs w:val="28"/>
+        </w:rPr>
+      </w:pPr>
+      <w:r>
+        <w:rPr>
+          <w:rFonts w:ascii="Times New Roman" w:hAnsi="Times New Roman" w:cs="Times New Roman"/>
+          <w:sz w:val="28"/>
+          <w:szCs w:val="28"/>
+        </w:rPr>
+        <w:t xml:space="preserve">Разработка приложения FastFood </w:t>
+      </w:r>
+      <w:r>
+        <w:rPr>
+          <w:rFonts w:ascii="Times New Roman" w:hAnsi="Times New Roman" w:cs="Times New Roman"/>
+          <w:sz w:val="28"/>
+          <w:szCs w:val="28"/>
+          <w:lang w:val="en-US"/>
+        </w:rPr>
+        <w:t>App</w:t>
+      </w:r>
+      <w:r>
+        <w:rPr>
+          <w:rFonts w:ascii="Times New Roman" w:hAnsi="Times New Roman" w:cs="Times New Roman"/>
+          <w:sz w:val="28"/>
+          <w:szCs w:val="28"/>
+        </w:rPr>
+        <w:t xml:space="preserve"> велась в среде Android Studio с использованием актуальной стабильной версии. Подготовка рабочего окружения включала установку Android Studio с необходимыми компонентами (Android SDK, Platform Tools, Build Tools, эмуляторы), создание проекта с минимальной версией SDK Android 5.0 (API 21) на языке Java, настройку Gradle-зависимостей (AndroidX, Material Design) и подключение физического устройства с включённой отладкой по USB для тестирования в процессе разработки.</w:t>
+      </w:r>
+    </w:p>
+    <w:p>
+      <w:pPr>
+        <w:pStyle w:val="2"/>
+        <w:spacing w:before="0" w:after="0" w:line="360" w:lineRule="auto"/>
+      </w:pPr>
+      <w:bookmarkStart w:id="40" w:name="_Toc225803507"/>
+      <w:bookmarkStart w:id="41" w:name="_Toc225803687"/>
+      <w:r>
+        <w:t>4.2 Разработка ключевых модулей</w:t>
+      </w:r>
+      <w:bookmarkEnd w:id="40"/>
+      <w:bookmarkEnd w:id="41"/>
+    </w:p>
+    <w:p>
+      <w:pPr>
+        <w:spacing w:after="0" w:line="360" w:lineRule="auto"/>
+        <w:ind w:firstLine="709"/>
+        <w:jc w:val="both"/>
+        <w:rPr>
+          <w:rFonts w:ascii="Times New Roman" w:hAnsi="Times New Roman" w:cs="Times New Roman"/>
+          <w:sz w:val="28"/>
+          <w:szCs w:val="28"/>
+        </w:rPr>
+      </w:pPr>
+      <w:r>
+        <w:rPr>
+          <w:rFonts w:ascii="Times New Roman" w:hAnsi="Times New Roman" w:cs="Times New Roman"/>
+          <w:sz w:val="28"/>
+          <w:szCs w:val="28"/>
+        </w:rPr>
+        <w:t>Разработка модулей выполнена в соответствии с многослойной архитектурой. Пользовательский интерфейс разделён на экраны для клиентов (меню, карточка блюда, корзина, оформление заказа</w:t>
+      </w:r>
+      <w:r>
+        <w:rPr>
+          <w:rFonts w:ascii="Times New Roman" w:hAnsi="Times New Roman" w:cs="Times New Roman"/>
+          <w:sz w:val="28"/>
+          <w:szCs w:val="28"/>
+        </w:rPr>
+        <w:t>)</w:t>
+      </w:r>
+      <w:r>
+        <w:rPr>
+          <w:rFonts w:ascii="Times New Roman" w:hAnsi="Times New Roman" w:cs="Times New Roman"/>
+          <w:sz w:val="28"/>
+          <w:szCs w:val="28"/>
+        </w:rPr>
+        <w:t>. Повторно используемые компоненты (адаптеры списков, карточки блюд, карточки заказов) выделены для обеспечения единообразия интерфейса.</w:t>
+      </w:r>
+    </w:p>
+    <w:p>
+      <w:pPr>
+        <w:pStyle w:val="2"/>
+        <w:spacing w:before="0" w:after="0" w:line="360" w:lineRule="auto"/>
+      </w:pPr>
+      <w:bookmarkStart w:id="42" w:name="_Toc225803508"/>
+      <w:bookmarkStart w:id="43" w:name="_Toc225803688"/>
+      <w:r>
+        <w:t>4.3 Интеграционное тестирование</w:t>
+      </w:r>
+      <w:bookmarkEnd w:id="42"/>
+      <w:bookmarkEnd w:id="43"/>
+    </w:p>
+    <w:p>
+      <w:pPr>
+        <w:spacing w:after="0" w:line="360" w:lineRule="auto"/>
+        <w:ind w:firstLine="709"/>
+        <w:jc w:val="both"/>
+        <w:rPr>
+          <w:rFonts w:ascii="Times New Roman" w:hAnsi="Times New Roman" w:cs="Times New Roman"/>
+          <w:sz w:val="28"/>
+          <w:szCs w:val="28"/>
+        </w:rPr>
+      </w:pPr>
+      <w:r>
+        <w:rPr>
+          <w:rFonts w:ascii="Times New Roman" w:hAnsi="Times New Roman" w:cs="Times New Roman"/>
+          <w:sz w:val="28"/>
+          <w:szCs w:val="28"/>
+        </w:rPr>
+        <w:t>В ходе интеграционного тестирования проверены сквозные сценарии: регистрация клиента с просмотром меню, добавлением позиций в корзину и оформлением заказа; отметка позиции меню как недоступной и проверка её скрытия в клиентском интерфейсе. Выявленные проблемы (отсутствие автоматического обновления UI после смены статуса) были устранены внедрением механизма наблюдателей и исправлением логики расчёта.</w:t>
+      </w:r>
+    </w:p>
+    <w:p>
+      <w:pPr>
+        <w:pStyle w:val="2"/>
+        <w:spacing w:before="0" w:after="0" w:line="360" w:lineRule="auto"/>
+      </w:pPr>
+      <w:bookmarkStart w:id="44" w:name="_Toc225803509"/>
+      <w:bookmarkStart w:id="45" w:name="_Toc225803689"/>
+      <w:r>
+        <w:t>4.4 Тестирование пользовательского интерфейса</w:t>
+      </w:r>
+      <w:bookmarkEnd w:id="44"/>
+      <w:bookmarkEnd w:id="45"/>
+    </w:p>
+    <w:p>
+      <w:pPr>
+        <w:spacing w:after="0" w:line="360" w:lineRule="auto"/>
+        <w:ind w:firstLine="709"/>
+        <w:jc w:val="both"/>
+        <w:rPr>
+          <w:rFonts w:ascii="Times New Roman" w:hAnsi="Times New Roman" w:cs="Times New Roman"/>
+          <w:sz w:val="28"/>
+          <w:szCs w:val="28"/>
+        </w:rPr>
+      </w:pPr>
+      <w:r>
+        <w:rPr>
+          <w:rFonts w:ascii="Times New Roman" w:hAnsi="Times New Roman" w:cs="Times New Roman"/>
+          <w:sz w:val="28"/>
+          <w:szCs w:val="28"/>
+        </w:rPr>
+        <w:t xml:space="preserve">Ручное тестирование на реальном устройстве и эмуляторе подтвердило корректность навигации, читаемость текста, достаточную контрастность, удобные размеры touch-элементов, правильную работу масок ввода, корректное отображение пустых состояний и индикаторов загрузки. Отсутствие наложений и обрезки текста на различных разрешениях экрана зафиксировано. По результатам тестирования увеличены отступы и размеры </w:t>
+      </w:r>
+      <w:r>
+        <w:rPr>
+          <w:rFonts w:ascii="Times New Roman" w:hAnsi="Times New Roman" w:cs="Times New Roman"/>
+          <w:sz w:val="28"/>
+          <w:szCs w:val="28"/>
+        </w:rPr>
+        <w:lastRenderedPageBreak/>
+        <w:t>кнопок в ряде форм, уточнены тексты подсказок и сообщений об ошибках, добавлены индикаторы загрузки на списках.</w:t>
+      </w:r>
+    </w:p>
+    <w:p>
+      <w:pPr>
+        <w:pStyle w:val="2"/>
+        <w:spacing w:before="0" w:after="0" w:line="360" w:lineRule="auto"/>
+      </w:pPr>
+      <w:bookmarkStart w:id="46" w:name="_Toc225803510"/>
+      <w:bookmarkStart w:id="47" w:name="_Toc225803690"/>
+      <w:r>
+        <w:t>4.5 Тестирование производительности</w:t>
+      </w:r>
+      <w:bookmarkEnd w:id="46"/>
+      <w:bookmarkEnd w:id="47"/>
+    </w:p>
+    <w:p>
+      <w:pPr>
+        <w:spacing w:after="0" w:line="360" w:lineRule="auto"/>
+        <w:ind w:firstLine="709"/>
+        <w:jc w:val="both"/>
+        <w:rPr>
+          <w:rFonts w:ascii="Times New Roman" w:hAnsi="Times New Roman" w:cs="Times New Roman"/>
+          <w:sz w:val="28"/>
+          <w:szCs w:val="28"/>
+        </w:rPr>
+      </w:pPr>
+      <w:r>
+        <w:rPr>
+          <w:rFonts w:ascii="Times New Roman" w:hAnsi="Times New Roman" w:cs="Times New Roman"/>
+          <w:sz w:val="28"/>
+          <w:szCs w:val="28"/>
+        </w:rPr>
+        <w:t>Измеренные на тестовых устройствах метрики показали: время запуска приложения составило 1 секунду, загрузка основных экранов (меню, список заказов) не превышает 1 секунды, отклик на действия пользователя находится в пределах 200 миллисекунд. Стрессовое тестирование с большим количеством записей (сотни заказов и позиций меню) не выявило критических задержек благодаря использованию индексов в базе данных и ленивой загрузке списков.</w:t>
+      </w:r>
+    </w:p>
+    <w:p>
+      <w:pPr>
+        <w:pStyle w:val="2"/>
+        <w:spacing w:before="0" w:after="0" w:line="360" w:lineRule="auto"/>
+      </w:pPr>
+      <w:bookmarkStart w:id="48" w:name="_Toc225803511"/>
+      <w:bookmarkStart w:id="49" w:name="_Toc225803691"/>
+      <w:r>
+        <w:t>4.6 Анализ результатов тестирования</w:t>
+      </w:r>
+      <w:bookmarkEnd w:id="48"/>
+      <w:bookmarkEnd w:id="49"/>
+    </w:p>
+    <w:p>
+      <w:pPr>
+        <w:spacing w:after="0" w:line="360" w:lineRule="auto"/>
+        <w:ind w:firstLine="709"/>
+        <w:jc w:val="both"/>
+        <w:rPr>
+          <w:rFonts w:ascii="Times New Roman" w:hAnsi="Times New Roman" w:cs="Times New Roman"/>
+          <w:sz w:val="28"/>
+          <w:szCs w:val="28"/>
+        </w:rPr>
+      </w:pPr>
+      <w:r>
+        <w:rPr>
+          <w:rFonts w:ascii="Times New Roman" w:hAnsi="Times New Roman" w:cs="Times New Roman"/>
+          <w:sz w:val="28"/>
+          <w:szCs w:val="28"/>
+        </w:rPr>
+        <w:t>По итогам всех видов тестирования установлено, что приложение соответствует заявленным требованиям: реализован полный функционал для клиентов и сотрудников, корректно работают механизмы статусов и уведомлений, показатели производительности находятся в норме. Выявленные дефекты устранены. Потенциальные улучшения (push-уведомления, онлайн-оплата, переход на облачную базу данных) зафиксированы как направления дальнейшего развития. Приложение готово к опытной эксплуатации.</w:t>
+      </w:r>
+    </w:p>
+    <w:p>
+      <w:pPr>
+        <w:rPr>
+          <w:rFonts w:ascii="Times New Roman" w:hAnsi="Times New Roman" w:cs="Times New Roman"/>
+          <w:sz w:val="28"/>
+          <w:szCs w:val="28"/>
+        </w:rPr>
+      </w:pPr>
+      <w:r>
+        <w:rPr>
+          <w:rFonts w:ascii="Times New Roman" w:hAnsi="Times New Roman" w:cs="Times New Roman"/>
+          <w:sz w:val="28"/>
+          <w:szCs w:val="28"/>
+        </w:rPr>
+        <w:br w:type="page"/>
+      </w:r>
+    </w:p>
+    <w:p>
+      <w:pPr>
+        <w:pStyle w:val="1"/>
+        <w:rPr>
+          <w:rFonts w:eastAsiaTheme="minorEastAsia"/>
+          <w:lang w:eastAsia="ru-RU"/>
+        </w:rPr>
+      </w:pPr>
+      <w:bookmarkStart w:id="50" w:name="_Toc225803512"/>
+      <w:bookmarkStart w:id="51" w:name="_Toc225803692"/>
+      <w:r>
+        <w:rPr>
+          <w:rFonts w:eastAsiaTheme="minorEastAsia"/>
+          <w:lang w:eastAsia="ru-RU"/>
+        </w:rPr>
+        <w:lastRenderedPageBreak/>
+        <w:t>ГЛАВА 5. ИНСТРУКЦИЯ ПО ЭКСПЛУАТАЦИИ</w:t>
+      </w:r>
+      <w:bookmarkEnd w:id="50"/>
+      <w:bookmarkEnd w:id="51"/>
+    </w:p>
+    <w:p>
+      <w:pPr>
+        <w:pStyle w:val="2"/>
+        <w:spacing w:before="0" w:after="0" w:line="360" w:lineRule="auto"/>
+      </w:pPr>
+      <w:bookmarkStart w:id="52" w:name="_Toc225803513"/>
+      <w:bookmarkStart w:id="53" w:name="_Toc225803693"/>
+      <w:r>
+        <w:t>5.1 Установка приложения</w:t>
+      </w:r>
+      <w:bookmarkEnd w:id="52"/>
+      <w:bookmarkEnd w:id="53"/>
+    </w:p>
+    <w:p>
+      <w:pPr>
+        <w:spacing w:after="0" w:line="360" w:lineRule="auto"/>
+        <w:ind w:firstLine="709"/>
+        <w:jc w:val="both"/>
+        <w:rPr>
+          <w:rFonts w:ascii="Times New Roman" w:hAnsi="Times New Roman" w:cs="Times New Roman"/>
+          <w:sz w:val="28"/>
+          <w:szCs w:val="28"/>
+        </w:rPr>
+      </w:pPr>
+      <w:r>
+        <w:rPr>
+          <w:rFonts w:ascii="Times New Roman" w:hAnsi="Times New Roman" w:cs="Times New Roman"/>
+          <w:sz w:val="28"/>
+          <w:szCs w:val="28"/>
+        </w:rPr>
+        <w:t xml:space="preserve">Установка приложения FastFood </w:t>
+      </w:r>
+      <w:r>
+        <w:rPr>
+          <w:rFonts w:ascii="Times New Roman" w:hAnsi="Times New Roman" w:cs="Times New Roman"/>
+          <w:sz w:val="28"/>
+          <w:szCs w:val="28"/>
+          <w:lang w:val="en-US"/>
+        </w:rPr>
+        <w:t>App</w:t>
+      </w:r>
+      <w:r>
+        <w:rPr>
+          <w:rFonts w:ascii="Times New Roman" w:hAnsi="Times New Roman" w:cs="Times New Roman"/>
+          <w:sz w:val="28"/>
+          <w:szCs w:val="28"/>
+        </w:rPr>
+        <w:t xml:space="preserve"> осуществляется из APK-файла, получаемого локально либо из внутреннего репозитория организации. Перед началом установки на устройстве необходимо разрешить установку из неизвестных источников, если данная опция не была активирована ранее. Запуск APK-файла инициирует работу мастера установки, следуя инструкциям которого пользователь завершает процесс размещения приложения на устройстве. После успешной установки на рабочем столе появляется ярлык FastFood </w:t>
+      </w:r>
+      <w:r>
+        <w:rPr>
+          <w:rFonts w:ascii="Times New Roman" w:hAnsi="Times New Roman" w:cs="Times New Roman"/>
+          <w:sz w:val="28"/>
+          <w:szCs w:val="28"/>
+          <w:lang w:val="en-US"/>
+        </w:rPr>
+        <w:t>App</w:t>
+      </w:r>
+      <w:r>
+        <w:rPr>
+          <w:rFonts w:ascii="Times New Roman" w:hAnsi="Times New Roman" w:cs="Times New Roman"/>
+          <w:sz w:val="28"/>
+          <w:szCs w:val="28"/>
+        </w:rPr>
+        <w:t>. Минимальными системными требованиями выступают операционная система Android версии 5.0 и выше, наличие не менее 1 ГБ оперативной памяти и около 50 МБ свободного дискового пространства. Для комфортной работы рекомендуется использовать устройства с 2 ГБ оперативной памяти и выше.</w:t>
+      </w:r>
+    </w:p>
+    <w:p>
+      <w:pPr>
+        <w:pStyle w:val="2"/>
+        <w:spacing w:before="0" w:after="0" w:line="360" w:lineRule="auto"/>
+      </w:pPr>
+      <w:bookmarkStart w:id="54" w:name="_Toc225803514"/>
+      <w:bookmarkStart w:id="55" w:name="_Toc225803694"/>
+      <w:r>
+        <w:t>5.2 Регистрация и авторизация</w:t>
+      </w:r>
+      <w:bookmarkEnd w:id="54"/>
+      <w:bookmarkEnd w:id="55"/>
+    </w:p>
+    <w:p>
+      <w:pPr>
+        <w:spacing w:after="0" w:line="360" w:lineRule="auto"/>
+        <w:ind w:firstLine="709"/>
+        <w:jc w:val="both"/>
+        <w:rPr>
+          <w:rFonts w:ascii="Times New Roman" w:hAnsi="Times New Roman" w:cs="Times New Roman"/>
+          <w:sz w:val="28"/>
+          <w:szCs w:val="28"/>
+        </w:rPr>
+      </w:pPr>
+      <w:r>
+        <w:rPr>
+          <w:rFonts w:ascii="Times New Roman" w:hAnsi="Times New Roman" w:cs="Times New Roman"/>
+          <w:sz w:val="28"/>
+          <w:szCs w:val="28"/>
+        </w:rPr>
+        <w:t xml:space="preserve">Процесс регистрации клиента предусматривает заполнение формы, включающей </w:t>
+      </w:r>
+      <w:r>
+        <w:rPr>
+          <w:rFonts w:ascii="Times New Roman" w:hAnsi="Times New Roman" w:cs="Times New Roman"/>
+          <w:sz w:val="28"/>
+          <w:szCs w:val="28"/>
+        </w:rPr>
+        <w:t>номер</w:t>
+      </w:r>
+      <w:r>
+        <w:rPr>
+          <w:rFonts w:ascii="Times New Roman" w:hAnsi="Times New Roman" w:cs="Times New Roman"/>
+          <w:sz w:val="28"/>
+          <w:szCs w:val="28"/>
+        </w:rPr>
+        <w:t>, пароль. Вход в приложение выполняется с использованием пары «</w:t>
+      </w:r>
+      <w:r>
+        <w:rPr>
+          <w:rFonts w:ascii="Times New Roman" w:hAnsi="Times New Roman" w:cs="Times New Roman"/>
+          <w:sz w:val="28"/>
+          <w:szCs w:val="28"/>
+        </w:rPr>
+        <w:t>номер</w:t>
+      </w:r>
+      <w:r>
+        <w:rPr>
+          <w:rFonts w:ascii="Times New Roman" w:hAnsi="Times New Roman" w:cs="Times New Roman"/>
+          <w:sz w:val="28"/>
+          <w:szCs w:val="28"/>
+        </w:rPr>
+        <w:t xml:space="preserve"> и пароль».</w:t>
+      </w:r>
+    </w:p>
+    <w:p>
+      <w:pPr>
+        <w:pStyle w:val="2"/>
+        <w:spacing w:before="0" w:after="0" w:line="360" w:lineRule="auto"/>
+      </w:pPr>
+      <w:bookmarkStart w:id="56" w:name="_Toc225803515"/>
+      <w:bookmarkStart w:id="57" w:name="_Toc225803695"/>
+      <w:r>
+        <w:t>5.3 Работа</w:t>
+      </w:r>
+      <w:r>
+        <w:t xml:space="preserve"> приложения</w:t>
+      </w:r>
+      <w:bookmarkEnd w:id="56"/>
+      <w:bookmarkEnd w:id="57"/>
+    </w:p>
+    <w:p>
+      <w:pPr>
+        <w:spacing w:after="0" w:line="360" w:lineRule="auto"/>
+        <w:ind w:firstLine="709"/>
+        <w:jc w:val="both"/>
+        <w:rPr>
+          <w:rFonts w:ascii="Times New Roman" w:hAnsi="Times New Roman" w:cs="Times New Roman"/>
+          <w:sz w:val="28"/>
+          <w:szCs w:val="28"/>
+        </w:rPr>
+      </w:pPr>
+      <w:r>
+        <w:rPr>
+          <w:rFonts w:ascii="Times New Roman" w:hAnsi="Times New Roman" w:cs="Times New Roman"/>
+          <w:sz w:val="28"/>
+          <w:szCs w:val="28"/>
+        </w:rPr>
+        <w:t>После авторизации клиенту становится доступно электронное меню ресторана, разделённое на категории: бургеры, напитки, закуски, десерты, комбо-наборы. Каждая карточка блюда содержит фотографию, название, описание, состав, калорийность и цену. При переходе в карточку блюда клиент может выбрать размер порции, добавки и модификации, указать количество и добавить позицию в корзину.</w:t>
+      </w:r>
+    </w:p>
+    <w:p>
+      <w:pPr>
+        <w:spacing w:after="0" w:line="360" w:lineRule="auto"/>
+        <w:ind w:firstLine="709"/>
+        <w:jc w:val="both"/>
+        <w:rPr>
+          <w:rFonts w:ascii="Times New Roman" w:hAnsi="Times New Roman" w:cs="Times New Roman"/>
+          <w:sz w:val="28"/>
+          <w:szCs w:val="28"/>
+        </w:rPr>
+      </w:pPr>
+      <w:r>
+        <w:rPr>
+          <w:rFonts w:ascii="Times New Roman" w:hAnsi="Times New Roman" w:cs="Times New Roman"/>
+          <w:sz w:val="28"/>
+          <w:szCs w:val="28"/>
+        </w:rPr>
+        <w:t xml:space="preserve">В разделе «Корзина» отображается список всех добавленных позиций с указанием модификаций, количества и стоимости каждой позиции, а также итоговая сумма заказа. Клиент может изменять количество или удалять позиции. При оформлении заказа выбирается способ получения (самовывоз </w:t>
+      </w:r>
+      <w:r>
+        <w:rPr>
+          <w:rFonts w:ascii="Times New Roman" w:hAnsi="Times New Roman" w:cs="Times New Roman"/>
+          <w:sz w:val="28"/>
+          <w:szCs w:val="28"/>
+        </w:rPr>
+        <w:lastRenderedPageBreak/>
+        <w:t>или на месте) и желаемое время готовности, после чего заказ отправляется на кухню.</w:t>
+      </w:r>
+    </w:p>
+    <w:p>
+      <w:pPr>
+        <w:spacing w:after="0" w:line="360" w:lineRule="auto"/>
+        <w:ind w:firstLine="709"/>
+        <w:jc w:val="both"/>
+        <w:rPr>
+          <w:rFonts w:ascii="Times New Roman" w:hAnsi="Times New Roman" w:cs="Times New Roman"/>
+          <w:sz w:val="28"/>
+          <w:szCs w:val="28"/>
+        </w:rPr>
+      </w:pPr>
+      <w:r>
+        <w:rPr>
+          <w:rFonts w:ascii="Times New Roman" w:hAnsi="Times New Roman" w:cs="Times New Roman"/>
+          <w:sz w:val="28"/>
+          <w:szCs w:val="28"/>
+        </w:rPr>
+        <w:t xml:space="preserve">В разделе «Мои заказы» </w:t>
+      </w:r>
+      <w:r>
+        <w:rPr>
+          <w:rFonts w:ascii="Times New Roman" w:hAnsi="Times New Roman" w:cs="Times New Roman"/>
+          <w:sz w:val="28"/>
+          <w:szCs w:val="28"/>
+        </w:rPr>
+        <w:t xml:space="preserve">будут </w:t>
+      </w:r>
+      <w:r>
+        <w:rPr>
+          <w:rFonts w:ascii="Times New Roman" w:hAnsi="Times New Roman" w:cs="Times New Roman"/>
+          <w:sz w:val="28"/>
+          <w:szCs w:val="28"/>
+        </w:rPr>
+        <w:t>отображатся список всех оформленных заказов с указанием текущих статусов. При переходе в карточку конкретного заказа клиент видит детальную информацию: состав заказа с модификациями, итоговую стоимость и таймлайн изменения статусов. Уведомления информируют пользователя о смене статуса заказа и его готовности к выдаче.</w:t>
+      </w:r>
+    </w:p>
+    <w:p>
+      <w:pPr>
+        <w:pStyle w:val="2"/>
+        <w:spacing w:before="0" w:after="0" w:line="360" w:lineRule="auto"/>
+      </w:pPr>
+      <w:bookmarkStart w:id="58" w:name="_Toc225803516"/>
+      <w:bookmarkStart w:id="59" w:name="_Toc225803696"/>
+      <w:r>
+        <w:t>5.</w:t>
+      </w:r>
+      <w:r>
+        <w:t>4</w:t>
+      </w:r>
+      <w:r>
+        <w:t xml:space="preserve"> Устранение неисправностей</w:t>
+      </w:r>
+      <w:bookmarkEnd w:id="58"/>
+      <w:bookmarkEnd w:id="59"/>
+    </w:p>
+    <w:p>
+      <w:pPr>
+        <w:spacing w:after="0" w:line="360" w:lineRule="auto"/>
+        <w:ind w:firstLine="709"/>
+        <w:jc w:val="both"/>
+        <w:rPr>
+          <w:rFonts w:ascii="Times New Roman" w:hAnsi="Times New Roman" w:cs="Times New Roman"/>
+          <w:sz w:val="28"/>
+          <w:szCs w:val="28"/>
+        </w:rPr>
+      </w:pPr>
+      <w:r>
+        <w:rPr>
+          <w:rFonts w:ascii="Times New Roman" w:hAnsi="Times New Roman" w:cs="Times New Roman"/>
+          <w:sz w:val="28"/>
+          <w:szCs w:val="28"/>
+        </w:rPr>
+        <w:t>В случае возникновения проблем при установке APK-файла рекомендуется проверить соответствие устройства минимальным системным требованиям, убедиться в наличии разрешения на установку из неизвестных источников, а также сверить целостность установочного файла. При невозможности входа в приложение следует проверить корректность раскладки клавиатуры и регистра вводимых символов. Если пароль был утерян, необходимо воспользоваться функцией восстановления (при её наличии) либо обратиться к администратору системы для сброса учётных данных.</w:t>
+      </w:r>
+    </w:p>
+    <w:p>
+      <w:pPr>
+        <w:spacing w:after="0" w:line="360" w:lineRule="auto"/>
+        <w:ind w:firstLine="709"/>
+        <w:jc w:val="both"/>
+        <w:rPr>
+          <w:rFonts w:ascii="Times New Roman" w:hAnsi="Times New Roman" w:cs="Times New Roman"/>
+          <w:sz w:val="28"/>
+          <w:szCs w:val="28"/>
+        </w:rPr>
+      </w:pPr>
+      <w:r>
+        <w:rPr>
+          <w:rFonts w:ascii="Times New Roman" w:hAnsi="Times New Roman" w:cs="Times New Roman"/>
+          <w:sz w:val="28"/>
+          <w:szCs w:val="28"/>
+        </w:rPr>
+        <w:t>При замедленной работе приложения рекомендуется закрыть фоновые приложения, потребляющие ресурсы устройства, или выполнить его перезагрузку. Если проблема повторяется систематически, следует сообщить о ней разработчику с указанием модели устройства и версии операционной системы. В ситуации, когда статусы заказов не обновляются в интерфейсе, необходимо выполнить принудительное обновление экрана (свайп сверху вниз), проверить наличие подключения к сети и при необходимости перезапустить приложение.</w:t>
+      </w:r>
+    </w:p>
+    <w:p>
+      <w:pPr>
+        <w:spacing w:after="0" w:line="360" w:lineRule="auto"/>
+        <w:rPr>
+          <w:rFonts w:ascii="Times New Roman" w:hAnsi="Times New Roman" w:cs="Times New Roman"/>
+          <w:sz w:val="28"/>
+          <w:szCs w:val="28"/>
+        </w:rPr>
+      </w:pPr>
+      <w:r>
+        <w:rPr>
+          <w:rFonts w:ascii="Times New Roman" w:hAnsi="Times New Roman" w:cs="Times New Roman"/>
+          <w:sz w:val="28"/>
+          <w:szCs w:val="28"/>
+        </w:rPr>
+        <w:br w:type="page"/>
+      </w:r>
+    </w:p>
+    <w:p>
+      <w:pPr>
+        <w:pStyle w:val="1"/>
+        <w:rPr>
+          <w:rFonts w:eastAsiaTheme="minorEastAsia"/>
+          <w:lang w:eastAsia="ru-RU"/>
+        </w:rPr>
+      </w:pPr>
+      <w:bookmarkStart w:id="60" w:name="_Toc225803517"/>
+      <w:bookmarkStart w:id="61" w:name="_Toc225803697"/>
+      <w:r>
+        <w:rPr>
+          <w:rFonts w:eastAsiaTheme="minorEastAsia"/>
+          <w:lang w:eastAsia="ru-RU"/>
+        </w:rPr>
+        <w:lastRenderedPageBreak/>
+        <w:t>ЗАКЛЮЧЕНИЕ</w:t>
+      </w:r>
+      <w:bookmarkEnd w:id="60"/>
+      <w:bookmarkEnd w:id="61"/>
+    </w:p>
+    <w:p>
+      <w:pPr>
+        <w:spacing w:after="0" w:line="360" w:lineRule="auto"/>
+        <w:ind w:firstLine="709"/>
+        <w:jc w:val="both"/>
+        <w:rPr>
+          <w:rFonts w:ascii="Times New Roman" w:hAnsi="Times New Roman" w:cs="Times New Roman"/>
+          <w:sz w:val="28"/>
+          <w:szCs w:val="28"/>
+        </w:rPr>
+      </w:pPr>
+      <w:r>
+        <w:rPr>
+          <w:rFonts w:ascii="Times New Roman" w:hAnsi="Times New Roman" w:cs="Times New Roman"/>
+          <w:sz w:val="28"/>
+          <w:szCs w:val="28"/>
+        </w:rPr>
+        <w:t xml:space="preserve">Цель разработки мобильного приложения FastFood </w:t>
+      </w:r>
+      <w:r>
+        <w:rPr>
+          <w:rFonts w:ascii="Times New Roman" w:hAnsi="Times New Roman" w:cs="Times New Roman"/>
+          <w:sz w:val="28"/>
+          <w:szCs w:val="28"/>
+          <w:lang w:val="en-US"/>
+        </w:rPr>
+        <w:t>App</w:t>
+      </w:r>
+      <w:r>
+        <w:rPr>
+          <w:rFonts w:ascii="Times New Roman" w:hAnsi="Times New Roman" w:cs="Times New Roman"/>
+          <w:sz w:val="28"/>
+          <w:szCs w:val="28"/>
+        </w:rPr>
+        <w:t xml:space="preserve"> для управления заказами фаст-фуд ресторана на Android достигнута. Реализованы ключевые функции для клиентов: регистрация, электронное меню с категориями, корзина, оформление и обработка заказов. Проведены проектирование (модель данных, архитектура), реализация UI и логики, тестирование (модульное, интеграционное, функциональное, UI, производительность).</w:t>
+      </w:r>
+    </w:p>
+    <w:p>
+      <w:pPr>
+        <w:spacing w:after="0" w:line="360" w:lineRule="auto"/>
+        <w:ind w:firstLine="709"/>
+        <w:jc w:val="both"/>
+        <w:rPr>
+          <w:rFonts w:ascii="Times New Roman" w:hAnsi="Times New Roman" w:cs="Times New Roman"/>
+          <w:sz w:val="28"/>
+          <w:szCs w:val="28"/>
+        </w:rPr>
+      </w:pPr>
+      <w:r>
+        <w:rPr>
+          <w:rFonts w:ascii="Times New Roman" w:hAnsi="Times New Roman" w:cs="Times New Roman"/>
+          <w:sz w:val="28"/>
+          <w:szCs w:val="28"/>
+        </w:rPr>
+        <w:t>Практическая значимость — готовый прототип, который может быть адаптирован под реальные заведения фаст-фуд, повышая скорость обслуживания, сокращая очереди и повышая удовлетворённость клиентов.</w:t>
+      </w:r>
+    </w:p>
+    <w:p>
+      <w:pPr>
+        <w:spacing w:after="0" w:line="360" w:lineRule="auto"/>
+        <w:rPr>
+          <w:rFonts w:ascii="Times New Roman" w:hAnsi="Times New Roman" w:cs="Times New Roman"/>
+          <w:sz w:val="28"/>
+          <w:szCs w:val="28"/>
+        </w:rPr>
+      </w:pPr>
+      <w:r>
+        <w:rPr>
+          <w:rFonts w:ascii="Times New Roman" w:hAnsi="Times New Roman" w:cs="Times New Roman"/>
+          <w:sz w:val="28"/>
+          <w:szCs w:val="28"/>
+        </w:rPr>
+        <w:br w:type="page"/>
+      </w:r>
+    </w:p>
+    <w:p>
+      <w:pPr>
+        <w:pStyle w:val="1"/>
+        <w:rPr>
+          <w:rFonts w:eastAsiaTheme="minorEastAsia"/>
+          <w:lang w:eastAsia="ru-RU"/>
+        </w:rPr>
+      </w:pPr>
+      <w:bookmarkStart w:id="62" w:name="_Toc225803518"/>
+      <w:bookmarkStart w:id="63" w:name="_Toc225803698"/>
+      <w:r>
+        <w:rPr>
+          <w:rFonts w:eastAsiaTheme="minorEastAsia"/>
+          <w:lang w:eastAsia="ru-RU"/>
+        </w:rPr>
+        <w:lastRenderedPageBreak/>
+        <w:t>СПИСОК ИСПОЛЬЗУЕМЫХ ИСТОЧНИКОВ</w:t>
+      </w:r>
+      <w:bookmarkEnd w:id="62"/>
+      <w:bookmarkEnd w:id="63"/>
+    </w:p>
+    <w:p>
+      <w:pPr>
+        <w:spacing w:after="0" w:line="360" w:lineRule="auto"/>
+        <w:ind w:firstLine="709"/>
+        <w:jc w:val="both"/>
+        <w:rPr>
+          <w:rFonts w:ascii="Times New Roman" w:hAnsi="Times New Roman" w:cs="Times New Roman"/>
+          <w:sz w:val="28"/>
+          <w:szCs w:val="28"/>
+        </w:rPr>
+      </w:pPr>
+      <w:r>
+        <w:rPr>
+          <w:rFonts w:ascii="Times New Roman" w:hAnsi="Times New Roman" w:cs="Times New Roman"/>
+          <w:sz w:val="28"/>
+          <w:szCs w:val="28"/>
+        </w:rPr>
+        <w:t>1. Методические рекомендации по оформлению курсовой работы по МДК.01.03 «Разработка мобильных приложений» для СПБ ГБПОУ «Ижорский политехнический колледж». – Режим доступа: file://MR_mdk0103_2025.pdf</w:t>
+      </w:r>
+    </w:p>
+    <w:p>
+      <w:pPr>
+        <w:spacing w:after="0" w:line="360" w:lineRule="auto"/>
+        <w:ind w:firstLine="709"/>
+        <w:jc w:val="both"/>
+        <w:rPr>
+          <w:rFonts w:ascii="Times New Roman" w:hAnsi="Times New Roman" w:cs="Times New Roman"/>
+          <w:sz w:val="28"/>
+          <w:szCs w:val="28"/>
+          <w:lang w:val="en-US"/>
+        </w:rPr>
+      </w:pPr>
+      <w:r>
+        <w:rPr>
+          <w:rFonts w:ascii="Times New Roman" w:hAnsi="Times New Roman" w:cs="Times New Roman"/>
+          <w:sz w:val="28"/>
+          <w:szCs w:val="28"/>
+          <w:lang w:val="en-US"/>
+        </w:rPr>
+        <w:t xml:space="preserve">2. Gamma E., Helm R., Johnson R., </w:t>
+      </w:r>
+      <w:proofErr w:type="spellStart"/>
+      <w:r>
+        <w:rPr>
+          <w:rFonts w:ascii="Times New Roman" w:hAnsi="Times New Roman" w:cs="Times New Roman"/>
+          <w:sz w:val="28"/>
+          <w:szCs w:val="28"/>
+          <w:lang w:val="en-US"/>
+        </w:rPr>
+        <w:t>Vlissides</w:t>
+      </w:r>
+      <w:proofErr w:type="spellEnd"/>
+      <w:r>
+        <w:rPr>
+          <w:rFonts w:ascii="Times New Roman" w:hAnsi="Times New Roman" w:cs="Times New Roman"/>
+          <w:sz w:val="28"/>
+          <w:szCs w:val="28"/>
+          <w:lang w:val="en-US"/>
+        </w:rPr>
+        <w:t xml:space="preserve"> J. Design Patterns. – Addison-Wesley, 1994.</w:t>
+      </w:r>
+    </w:p>
+    <w:p>
+      <w:pPr>
+        <w:spacing w:after="0" w:line="360" w:lineRule="auto"/>
+        <w:ind w:firstLine="709"/>
+        <w:jc w:val="both"/>
+        <w:rPr>
+          <w:rFonts w:ascii="Times New Roman" w:hAnsi="Times New Roman" w:cs="Times New Roman"/>
+          <w:sz w:val="28"/>
+          <w:szCs w:val="28"/>
+        </w:rPr>
+      </w:pPr>
+      <w:r>
+        <w:rPr>
+          <w:rFonts w:ascii="Times New Roman" w:hAnsi="Times New Roman" w:cs="Times New Roman"/>
+          <w:sz w:val="28"/>
+          <w:szCs w:val="28"/>
+        </w:rPr>
+        <w:t>3. Зорина, Н. В. Программирование на языке Джава : учебное пособие / Н. В. Зорина. — Москва : РТУ МИРЭА, 2021 — Часть 1 — 2021. — 164 с. — Текст : электронный // Лань : электронно-библиотечная система.</w:t>
+      </w:r>
+    </w:p>
+    <w:p>
+      <w:pPr>
+        <w:spacing w:after="0" w:line="360" w:lineRule="auto"/>
+        <w:ind w:firstLine="709"/>
+        <w:jc w:val="both"/>
+        <w:rPr>
+          <w:rFonts w:ascii="Times New Roman" w:hAnsi="Times New Roman" w:cs="Times New Roman"/>
+          <w:sz w:val="28"/>
+          <w:szCs w:val="28"/>
+        </w:rPr>
+      </w:pPr>
+      <w:r>
+        <w:rPr>
+          <w:rFonts w:ascii="Times New Roman" w:hAnsi="Times New Roman" w:cs="Times New Roman"/>
+          <w:sz w:val="28"/>
+          <w:szCs w:val="28"/>
+        </w:rPr>
+        <w:t>4. Зорина, Н. В. Программирование на языке Джава : учебное пособие / Н. В. Зорина. — Москва : РТУ МИРЭА, 2023 — Часть 2 — 2023. — 82 с. — ISBN 978-5-7339-1765-8. — Текст : электронный // Лань : электронно-библиотечная система.</w:t>
+      </w:r>
+    </w:p>
+    <w:p>
+      <w:pPr>
+        <w:spacing w:after="0" w:line="360" w:lineRule="auto"/>
+        <w:ind w:firstLine="709"/>
+        <w:jc w:val="both"/>
+        <w:rPr>
+          <w:rFonts w:ascii="Times New Roman" w:hAnsi="Times New Roman" w:cs="Times New Roman"/>
+          <w:sz w:val="28"/>
+          <w:szCs w:val="28"/>
+        </w:rPr>
+      </w:pPr>
+      <w:r>
+        <w:rPr>
+          <w:rFonts w:ascii="Times New Roman" w:hAnsi="Times New Roman" w:cs="Times New Roman"/>
+          <w:sz w:val="28"/>
+          <w:szCs w:val="28"/>
+        </w:rPr>
+        <w:t>5. Пирская, Л. В. Разработка мобильных приложений в среде Android Studio : учебное пособие / Л. В. Пирская. — Ростов-на-Дону : ЮФУ, 2019. — 123 с. — ISBN 978-5-9275-3346-6. — Текст : электронный // Лань : электронно-библиотечная система.</w:t>
+      </w:r>
+    </w:p>
+    <w:p>
+      <w:pPr>
+        <w:spacing w:after="0" w:line="360" w:lineRule="auto"/>
+        <w:ind w:firstLine="709"/>
+        <w:jc w:val="both"/>
+        <w:rPr>
+          <w:rFonts w:ascii="Times New Roman" w:hAnsi="Times New Roman" w:cs="Times New Roman"/>
+          <w:sz w:val="28"/>
+          <w:szCs w:val="28"/>
+        </w:rPr>
+      </w:pPr>
+      <w:r>
+        <w:rPr>
+          <w:rFonts w:ascii="Times New Roman" w:hAnsi="Times New Roman" w:cs="Times New Roman"/>
+          <w:sz w:val="28"/>
+          <w:szCs w:val="28"/>
+        </w:rPr>
+        <w:t>6. Каимова, Г. Т. База данных и экспертные системы : учебное пособие / Г. Т. Каимова. — Астана : КазАТИУ, 2014. — 98 с. — ISBN 9965-799-85-7. — Текст : электронный // Лань : электронно-библиотечная система.</w:t>
+      </w:r>
+    </w:p>
+    <w:p>
+      <w:pPr>
+        <w:spacing w:after="0" w:line="360" w:lineRule="auto"/>
+        <w:ind w:firstLine="709"/>
+        <w:jc w:val="both"/>
+        <w:rPr>
+          <w:rFonts w:ascii="Times New Roman" w:hAnsi="Times New Roman" w:cs="Times New Roman"/>
+          <w:sz w:val="28"/>
+          <w:szCs w:val="28"/>
+          <w:lang w:val="en-US"/>
+        </w:rPr>
+      </w:pPr>
+      <w:r>
+        <w:rPr>
+          <w:rFonts w:ascii="Times New Roman" w:hAnsi="Times New Roman" w:cs="Times New Roman"/>
+          <w:sz w:val="28"/>
+          <w:szCs w:val="28"/>
+          <w:lang w:val="en-US"/>
+        </w:rPr>
+        <w:t>7. SQLite. Official Documentation. – https://sqlite.org</w:t>
+      </w:r>
+    </w:p>
+    <w:p>
+      <w:pPr>
+        <w:spacing w:after="0" w:line="360" w:lineRule="auto"/>
+        <w:ind w:firstLine="709"/>
+        <w:jc w:val="both"/>
+        <w:rPr>
+          <w:rFonts w:ascii="Times New Roman" w:hAnsi="Times New Roman" w:cs="Times New Roman"/>
+          <w:sz w:val="28"/>
+          <w:szCs w:val="28"/>
+        </w:rPr>
+      </w:pPr>
+      <w:r>
+        <w:rPr>
+          <w:rFonts w:ascii="Times New Roman" w:hAnsi="Times New Roman" w:cs="Times New Roman"/>
+          <w:sz w:val="28"/>
+          <w:szCs w:val="28"/>
+        </w:rPr>
+        <w:t>8. Баланов, А. Н. Комплексное руководство по разработке: от мобильных приложений до веб-технологий : учебное пособие для СПО / А. Н. Баланов. — 2-е изд., стер. — Санкт-Петербург : Лань, 2025. — 64 с. — ISBN 978-5-507-51038-2. — Текст : электронный // Лань : электронно-библиотечная система.</w:t>
+      </w:r>
+    </w:p>
+    <w:p>
+      <w:pPr>
+        <w:spacing w:after="0" w:line="360" w:lineRule="auto"/>
+        <w:ind w:firstLine="709"/>
+        <w:jc w:val="both"/>
+        <w:rPr>
+          <w:rFonts w:ascii="Times New Roman" w:hAnsi="Times New Roman" w:cs="Times New Roman"/>
+          <w:sz w:val="28"/>
+          <w:szCs w:val="28"/>
+          <w:lang w:val="en-US"/>
+        </w:rPr>
+      </w:pPr>
+      <w:r>
+        <w:rPr>
+          <w:rFonts w:ascii="Times New Roman" w:hAnsi="Times New Roman" w:cs="Times New Roman"/>
+          <w:sz w:val="28"/>
+          <w:szCs w:val="28"/>
+          <w:lang w:val="en-US"/>
+        </w:rPr>
+        <w:t>9. Clean Architecture concepts for Android. – Google Developers.</w:t>
+      </w:r>
+    </w:p>
+    <w:p>
+      <w:pPr>
+        <w:spacing w:after="0" w:line="360" w:lineRule="auto"/>
+        <w:ind w:firstLine="709"/>
+        <w:jc w:val="both"/>
+        <w:rPr>
+          <w:rFonts w:ascii="Times New Roman" w:hAnsi="Times New Roman" w:cs="Times New Roman"/>
+          <w:sz w:val="28"/>
+          <w:szCs w:val="28"/>
+        </w:rPr>
+      </w:pPr>
+      <w:r>
+        <w:rPr>
+          <w:rFonts w:ascii="Times New Roman" w:hAnsi="Times New Roman" w:cs="Times New Roman"/>
+          <w:sz w:val="28"/>
+          <w:szCs w:val="28"/>
+        </w:rPr>
+        <w:t xml:space="preserve">10. Жемеров, Д. Kotlin в действии / Д. Жемеров, С. Исакова ; перевод с английского А. Н. Киселев. — Москва : ДМК Пресс, 2018. — 402 с. — ISBN </w:t>
+      </w:r>
+      <w:r>
+        <w:rPr>
+          <w:rFonts w:ascii="Times New Roman" w:hAnsi="Times New Roman" w:cs="Times New Roman"/>
+          <w:sz w:val="28"/>
+          <w:szCs w:val="28"/>
+        </w:rPr>
+        <w:lastRenderedPageBreak/>
+        <w:t>978-5-97060-497-7. — Текст : электронный // Лань : электронно-библиотечная система.</w:t>
+      </w:r>
+    </w:p>
+    <w:p>
+      <w:pPr>
+        <w:spacing w:after="0" w:line="360" w:lineRule="auto"/>
+        <w:ind w:firstLine="709"/>
+        <w:jc w:val="both"/>
+        <w:rPr>
+          <w:rFonts w:ascii="Times New Roman" w:hAnsi="Times New Roman" w:cs="Times New Roman"/>
+          <w:sz w:val="28"/>
+          <w:szCs w:val="28"/>
+        </w:rPr>
+      </w:pPr>
+      <w:r>
+        <w:rPr>
+          <w:rFonts w:ascii="Times New Roman" w:hAnsi="Times New Roman" w:cs="Times New Roman"/>
+          <w:sz w:val="28"/>
+          <w:szCs w:val="28"/>
+        </w:rPr>
+        <w:t>11. Калгина, И. С. Разработка мобильных приложений : учебное пособие / И. С. Калгина. — Чита : ЗабГУ, 2022. — 163 с. — ISBN 978-5-9293-3137-4. — Текст : электронный // Лань : электронно-библиотечная система.</w:t>
+      </w:r>
+    </w:p>
+    <w:p>
+      <w:pPr>
+        <w:spacing w:after="0" w:line="360" w:lineRule="auto"/>
+        <w:ind w:firstLine="709"/>
+        <w:jc w:val="both"/>
+        <w:rPr>
+          <w:rFonts w:ascii="Times New Roman" w:hAnsi="Times New Roman" w:cs="Times New Roman"/>
+          <w:sz w:val="28"/>
+          <w:szCs w:val="28"/>
+        </w:rPr>
+      </w:pPr>
+      <w:r>
+        <w:rPr>
+          <w:rFonts w:ascii="Times New Roman" w:hAnsi="Times New Roman" w:cs="Times New Roman"/>
+          <w:sz w:val="28"/>
+          <w:szCs w:val="28"/>
+        </w:rPr>
+        <w:t>12. Рысин, М. Л. Введение в современную Android-разработку на языке Java : учебное пособие / М. Л. Рысин. — Москва : РТУ МИРЭА, 2023 — Часть 1 — 2023. — 132 с. — ISBN 978-5-7339-1895-2. — Текст : электронный // Лань : электронно-библиотечная система.</w:t>
+      </w:r>
+    </w:p>
+    <w:p>
+      <w:pPr>
+        <w:spacing w:after="0" w:line="360" w:lineRule="auto"/>
+        <w:ind w:firstLine="709"/>
+        <w:jc w:val="both"/>
+        <w:rPr>
+          <w:rFonts w:ascii="Times New Roman" w:hAnsi="Times New Roman" w:cs="Times New Roman"/>
+          <w:sz w:val="28"/>
+          <w:szCs w:val="28"/>
+        </w:rPr>
+      </w:pPr>
+      <w:r>
+        <w:rPr>
+          <w:rFonts w:ascii="Times New Roman" w:hAnsi="Times New Roman" w:cs="Times New Roman"/>
+          <w:sz w:val="28"/>
+          <w:szCs w:val="28"/>
+        </w:rPr>
+        <w:t>13. Рысин, М. Л. Введение в современную Android-разработку на языке Java : учебное пособие / М. Л. Рысин. — Москва : РТУ МИРЭА, 2024 — Часть 2 — 2024. — 110 с. — ISBN 978-5-7339-2146-4. — Текст : электронный // Лань : электронно-библиотечная система.</w:t>
+      </w:r>
+    </w:p>
+    <w:p>
+      <w:pPr>
+        <w:spacing w:after="0" w:line="360" w:lineRule="auto"/>
+        <w:ind w:firstLine="709"/>
+        <w:jc w:val="both"/>
+        <w:rPr>
+          <w:rFonts w:ascii="Times New Roman" w:hAnsi="Times New Roman" w:cs="Times New Roman"/>
+          <w:sz w:val="28"/>
+          <w:szCs w:val="28"/>
+        </w:rPr>
+      </w:pPr>
+      <w:r>
+        <w:rPr>
+          <w:rFonts w:ascii="Times New Roman" w:hAnsi="Times New Roman" w:cs="Times New Roman"/>
+          <w:sz w:val="28"/>
+          <w:szCs w:val="28"/>
+        </w:rPr>
+        <w:t>14. Чернов, Е. А. Проектирование и разработка мобильных приложений. Часть 1 : учебное пособие / Е. А. Чернов. — Москва : РТУ МИРЭА, 2025. — 69 с. — ISBN 978-5-7339-2652-0. — Текст : электронный // Лань : электронно-библиотечная система.</w:t>
+      </w:r>
+    </w:p>
+    <w:p>
+      <w:pPr>
+        <w:spacing w:after="0" w:line="360" w:lineRule="auto"/>
+        <w:ind w:firstLine="709"/>
+        <w:jc w:val="both"/>
+        <w:rPr>
+          <w:rFonts w:ascii="Times New Roman" w:hAnsi="Times New Roman" w:cs="Times New Roman"/>
+          <w:sz w:val="28"/>
+          <w:szCs w:val="28"/>
+        </w:rPr>
+      </w:pPr>
+      <w:r>
+        <w:rPr>
+          <w:rFonts w:ascii="Times New Roman" w:hAnsi="Times New Roman" w:cs="Times New Roman"/>
+          <w:sz w:val="28"/>
+          <w:szCs w:val="28"/>
+        </w:rPr>
+        <w:t>15. Бунина, Л. В. Разработка мобильных приложений : учебное пособие / Л. В. Бунина, А. П. Титов. — Москва : РТУ МИРЭА, 2025 — Часть 1 — 2025. — 123 с. — ISBN 978-5-7339-2604-9. — Текст : электронный // Лань : электронно-библиотечная система.</w:t>
+      </w:r>
+    </w:p>
+    <w:p>
+      <w:pPr>
+        <w:spacing w:after="0" w:line="360" w:lineRule="auto"/>
+        <w:rPr>
+          <w:rFonts w:ascii="Times New Roman" w:hAnsi="Times New Roman" w:cs="Times New Roman"/>
+          <w:sz w:val="28"/>
+          <w:szCs w:val="28"/>
+        </w:rPr>
+      </w:pPr>
+      <w:r>
+        <w:rPr>
+          <w:rFonts w:ascii="Times New Roman" w:hAnsi="Times New Roman" w:cs="Times New Roman"/>
+          <w:sz w:val="28"/>
+          <w:szCs w:val="28"/>
+        </w:rPr>
+        <w:br w:type="page"/>
+      </w:r>
+    </w:p>
+    <w:p>
+      <w:pPr>
+        <w:pStyle w:val="1"/>
+      </w:pPr>
+      <w:bookmarkStart w:id="64" w:name="_Toc225803519"/>
+      <w:bookmarkStart w:id="65" w:name="_Toc225803699"/>
+      <w:r>
+        <w:lastRenderedPageBreak/>
+        <w:t>ПРИЛОЖЕНИЯ</w:t>
+      </w:r>
+      <w:bookmarkEnd w:id="64"/>
+      <w:bookmarkEnd w:id="65"/>
+    </w:p>
+    <w:p>
+      <w:pPr>
+        <w:spacing w:after="0" w:line="360" w:lineRule="auto"/>
         <w:ind w:left="170" w:right="85" w:firstLine="709"/>
         <w:jc w:val="center"/>
         <w:rPr>
-          <w:rFonts w:ascii="Times New Roman" w:eastAsiaTheme="minorEastAsia" w:hAnsi="Times New Roman" w:cs="Times New Roman"/>
+          <w:rFonts w:ascii="Times New Roman" w:hAnsi="Times New Roman" w:cs="Times New Roman"/>
           <w:b/>
-          <w:kern w:val="0"/>
-          <w:sz w:val="28"/>
-          <w:szCs w:val="28"/>
-          <w:lang w:eastAsia="ru-RU"/>
-          <w14:ligatures w14:val="none"/>
-        </w:rPr>
-      </w:pPr>
-    </w:p>
-    <w:p>
-      <w:pPr>
-        <w:spacing w:after="0" w:line="360" w:lineRule="auto"/>
-        <w:ind w:left="170" w:right="85" w:firstLine="709"/>
-        <w:jc w:val="both"/>
-        <w:rPr>
-          <w:rFonts w:ascii="Times New Roman" w:hAnsi="Times New Roman" w:cs="Times New Roman"/>
-          <w:sz w:val="28"/>
-          <w:szCs w:val="28"/>
-        </w:rPr>
-      </w:pPr>
-      <w:r>
-        <w:rPr>
-          <w:rFonts w:ascii="Times New Roman" w:hAnsi="Times New Roman" w:cs="Times New Roman"/>
-          <w:sz w:val="28"/>
-          <w:szCs w:val="28"/>
-        </w:rPr>
-        <w:t>В современных условиях цифровизации сферы общественного питания предприятия фаст-фуд индустрии сталкиваются с необходимостью повышения эффективности процессов за счёт внедрения мобильных решений. Рост спроса на быстрое питание, повышение требований клиентов к скорости обслуживания и удобству оформления заказов, а также высокая конкуренция на рынке требуют современных инструментов заказа, коммуникации и контроля качества. Мобильное приложение позволяет объединить клиента и ресторан в едином информационном пространстве, обеспечивая онлайн-заказ, отслеживание статуса приготовления, расчёт стоимости, программу лояльности и хранение истории заказов.</w:t>
-      </w:r>
-    </w:p>
-    <w:p>
-      <w:pPr>
-        <w:spacing w:after="0" w:line="360" w:lineRule="auto"/>
-        <w:ind w:left="170" w:right="85" w:firstLine="709"/>
-        <w:jc w:val="both"/>
-        <w:rPr>
-          <w:rFonts w:ascii="Times New Roman" w:hAnsi="Times New Roman" w:cs="Times New Roman"/>
-          <w:sz w:val="28"/>
-          <w:szCs w:val="28"/>
-        </w:rPr>
-      </w:pPr>
-      <w:r>
-        <w:rPr>
-          <w:rFonts w:ascii="Times New Roman" w:hAnsi="Times New Roman" w:cs="Times New Roman"/>
-          <w:sz w:val="28"/>
-          <w:szCs w:val="28"/>
-        </w:rPr>
-        <w:t xml:space="preserve">Цель работы — разработка мобильного приложения FastFood </w:t>
-      </w:r>
-      <w:r>
-        <w:rPr>
-          <w:rFonts w:ascii="Times New Roman" w:hAnsi="Times New Roman" w:cs="Times New Roman"/>
-          <w:sz w:val="28"/>
-          <w:szCs w:val="28"/>
-          <w:lang w:val="en-US"/>
-        </w:rPr>
-        <w:t>App</w:t>
-      </w:r>
-      <w:r>
-        <w:rPr>
-          <w:rFonts w:ascii="Times New Roman" w:hAnsi="Times New Roman" w:cs="Times New Roman"/>
-          <w:sz w:val="28"/>
-          <w:szCs w:val="28"/>
-        </w:rPr>
-        <w:t xml:space="preserve"> на платформе Android для управления заказами фаст-фуд ресторана, обеспечивающего эффективное взаимодействие между клиентами и сотрудниками заведения, прозрачность процессов и повышение качества обслуживания.</w:t>
-      </w:r>
-    </w:p>
-    <w:p>
-      <w:pPr>
-        <w:spacing w:after="0" w:line="360" w:lineRule="auto"/>
-        <w:ind w:left="170" w:right="85" w:firstLine="709"/>
-        <w:jc w:val="both"/>
-        <w:rPr>
-          <w:rFonts w:ascii="Times New Roman" w:hAnsi="Times New Roman" w:cs="Times New Roman"/>
-          <w:sz w:val="28"/>
-          <w:szCs w:val="28"/>
-        </w:rPr>
-      </w:pPr>
-      <w:r>
-        <w:rPr>
-          <w:rFonts w:ascii="Times New Roman" w:hAnsi="Times New Roman" w:cs="Times New Roman"/>
-          <w:sz w:val="28"/>
-          <w:szCs w:val="28"/>
-        </w:rPr>
-        <w:t>Для достижения цели решаются задачи:</w:t>
-      </w:r>
-    </w:p>
-    <w:p>
-      <w:pPr>
-        <w:spacing w:after="0" w:line="360" w:lineRule="auto"/>
-        <w:ind w:left="170" w:right="85" w:firstLine="709"/>
-        <w:jc w:val="both"/>
-        <w:rPr>
-          <w:rFonts w:ascii="Times New Roman" w:hAnsi="Times New Roman" w:cs="Times New Roman"/>
-          <w:sz w:val="28"/>
-          <w:szCs w:val="28"/>
-        </w:rPr>
-      </w:pPr>
-      <w:r>
-        <w:rPr>
-          <w:rFonts w:ascii="Times New Roman" w:hAnsi="Times New Roman" w:cs="Times New Roman"/>
-          <w:sz w:val="28"/>
-          <w:szCs w:val="28"/>
-        </w:rPr>
-        <w:t>– анализ предметной области и существующих решений;</w:t>
-      </w:r>
-    </w:p>
-    <w:p>
-      <w:pPr>
-        <w:spacing w:after="0" w:line="360" w:lineRule="auto"/>
-        <w:ind w:left="170" w:right="85" w:firstLine="709"/>
-        <w:jc w:val="both"/>
-        <w:rPr>
-          <w:rFonts w:ascii="Times New Roman" w:hAnsi="Times New Roman" w:cs="Times New Roman"/>
-          <w:sz w:val="28"/>
-          <w:szCs w:val="28"/>
-        </w:rPr>
-      </w:pPr>
-      <w:r>
-        <w:rPr>
-          <w:rFonts w:ascii="Times New Roman" w:hAnsi="Times New Roman" w:cs="Times New Roman"/>
-          <w:sz w:val="28"/>
-          <w:szCs w:val="28"/>
-        </w:rPr>
-        <w:t>– формулировка требований к функционалу для клиентов и сотрудников;</w:t>
-      </w:r>
-    </w:p>
-    <w:p>
-      <w:pPr>
-        <w:spacing w:after="0" w:line="360" w:lineRule="auto"/>
-        <w:ind w:left="170" w:right="85" w:firstLine="709"/>
-        <w:jc w:val="both"/>
-        <w:rPr>
-          <w:rFonts w:ascii="Times New Roman" w:hAnsi="Times New Roman" w:cs="Times New Roman"/>
-          <w:sz w:val="28"/>
-          <w:szCs w:val="28"/>
-        </w:rPr>
-      </w:pPr>
-      <w:r>
-        <w:rPr>
-          <w:rFonts w:ascii="Times New Roman" w:hAnsi="Times New Roman" w:cs="Times New Roman"/>
-          <w:sz w:val="28"/>
-          <w:szCs w:val="28"/>
-        </w:rPr>
-        <w:t>– проектирование архитектуры и базы данных;</w:t>
-      </w:r>
-    </w:p>
-    <w:p>
-      <w:pPr>
-        <w:spacing w:after="0" w:line="360" w:lineRule="auto"/>
-        <w:ind w:left="170" w:right="85" w:firstLine="709"/>
-        <w:jc w:val="both"/>
-        <w:rPr>
-          <w:rFonts w:ascii="Times New Roman" w:hAnsi="Times New Roman" w:cs="Times New Roman"/>
-          <w:sz w:val="28"/>
-          <w:szCs w:val="28"/>
-        </w:rPr>
-      </w:pPr>
-      <w:r>
-        <w:rPr>
-          <w:rFonts w:ascii="Times New Roman" w:hAnsi="Times New Roman" w:cs="Times New Roman"/>
-          <w:sz w:val="28"/>
-          <w:szCs w:val="28"/>
-        </w:rPr>
-        <w:t>– разработка ключевых модулей (аутентификация, заказы, меню, уведомления, корзина);</w:t>
-      </w:r>
-    </w:p>
-    <w:p>
-      <w:pPr>
-        <w:spacing w:after="0" w:line="360" w:lineRule="auto"/>
-        <w:ind w:left="170" w:right="85" w:firstLine="709"/>
-        <w:jc w:val="both"/>
-        <w:rPr>
-          <w:rFonts w:ascii="Times New Roman" w:hAnsi="Times New Roman" w:cs="Times New Roman"/>
-          <w:sz w:val="28"/>
-          <w:szCs w:val="28"/>
-        </w:rPr>
-      </w:pPr>
-      <w:r>
-        <w:rPr>
-          <w:rFonts w:ascii="Times New Roman" w:hAnsi="Times New Roman" w:cs="Times New Roman"/>
-          <w:sz w:val="28"/>
-          <w:szCs w:val="28"/>
-        </w:rPr>
-        <w:t>– реализация пользовательского интерфейса и бизнес-логики;</w:t>
-      </w:r>
-    </w:p>
-    <w:p>
-      <w:pPr>
-        <w:spacing w:after="0" w:line="360" w:lineRule="auto"/>
-        <w:ind w:left="170" w:right="85" w:firstLine="709"/>
-        <w:jc w:val="both"/>
-        <w:rPr>
-          <w:rFonts w:ascii="Times New Roman" w:hAnsi="Times New Roman" w:cs="Times New Roman"/>
-          <w:sz w:val="28"/>
-          <w:szCs w:val="28"/>
-        </w:rPr>
-      </w:pPr>
-      <w:r>
-        <w:rPr>
-          <w:rFonts w:ascii="Times New Roman" w:hAnsi="Times New Roman" w:cs="Times New Roman"/>
-          <w:sz w:val="28"/>
-          <w:szCs w:val="28"/>
-        </w:rPr>
-        <w:t>– тестирование (модульное, интеграционное, функциональное, UI, производительность);</w:t>
-      </w:r>
-    </w:p>
-    <w:p>
-      <w:pPr>
-        <w:spacing w:after="0" w:line="360" w:lineRule="auto"/>
-        <w:ind w:left="170" w:right="85" w:firstLine="709"/>
-        <w:jc w:val="both"/>
-        <w:rPr>
-          <w:rFonts w:ascii="Times New Roman" w:hAnsi="Times New Roman" w:cs="Times New Roman"/>
-          <w:sz w:val="28"/>
-          <w:szCs w:val="28"/>
-        </w:rPr>
-      </w:pPr>
-      <w:r>
-        <w:rPr>
-          <w:rFonts w:ascii="Times New Roman" w:hAnsi="Times New Roman" w:cs="Times New Roman"/>
-          <w:sz w:val="28"/>
-          <w:szCs w:val="28"/>
-        </w:rPr>
-        <w:t>– подготовка инструкции по эксплуатации и списка источников.</w:t>
-      </w:r>
-    </w:p>
-    <w:p>
-      <w:pPr>
-        <w:spacing w:after="0" w:line="360" w:lineRule="auto"/>
-        <w:ind w:left="170" w:right="85" w:firstLine="709"/>
-        <w:jc w:val="both"/>
-        <w:rPr>
-          <w:rFonts w:ascii="Times New Roman" w:hAnsi="Times New Roman" w:cs="Times New Roman"/>
-          <w:sz w:val="28"/>
-          <w:szCs w:val="28"/>
-        </w:rPr>
-      </w:pPr>
-      <w:r>
-        <w:rPr>
-          <w:rFonts w:ascii="Times New Roman" w:hAnsi="Times New Roman" w:cs="Times New Roman"/>
-          <w:sz w:val="28"/>
-          <w:szCs w:val="28"/>
-        </w:rPr>
-        <w:t xml:space="preserve">Актуальность разработки обусловлена всеобщей цифровизацией и растущими ожиданиями клиентов. Современный потребитель ценит </w:t>
-      </w:r>
-      <w:r>
-        <w:rPr>
-          <w:rFonts w:ascii="Times New Roman" w:hAnsi="Times New Roman" w:cs="Times New Roman"/>
-          <w:sz w:val="28"/>
-          <w:szCs w:val="28"/>
-        </w:rPr>
-        <w:lastRenderedPageBreak/>
-        <w:t>скорость и удобство: приложение позволяет сделать заказ в несколько касаний, отслеживать статус приготовления и забрать готовый заказ без очереди, экономя время. Для самого ресторана это автоматизация приёма заказов, повышение лояльности и конкурентное преимущество.</w:t>
-      </w:r>
-    </w:p>
-    <w:p>
-      <w:pPr>
-        <w:spacing w:after="0" w:line="360" w:lineRule="auto"/>
-        <w:ind w:left="170" w:right="85" w:firstLine="709"/>
-        <w:jc w:val="both"/>
-        <w:rPr>
-          <w:rFonts w:ascii="Times New Roman" w:hAnsi="Times New Roman" w:cs="Times New Roman"/>
-          <w:sz w:val="28"/>
-          <w:szCs w:val="28"/>
-        </w:rPr>
-      </w:pPr>
-      <w:r>
-        <w:rPr>
-          <w:rFonts w:ascii="Times New Roman" w:hAnsi="Times New Roman" w:cs="Times New Roman"/>
-          <w:sz w:val="28"/>
-          <w:szCs w:val="28"/>
-        </w:rPr>
-        <w:t>Объект исследования — процессы цифровизации услуг общественного питания в сегменте фаст-фуд.</w:t>
-      </w:r>
-    </w:p>
-    <w:p>
-      <w:pPr>
-        <w:spacing w:after="0" w:line="360" w:lineRule="auto"/>
-        <w:ind w:left="170" w:right="85" w:firstLine="709"/>
-        <w:jc w:val="both"/>
-        <w:rPr>
-          <w:rFonts w:ascii="Times New Roman" w:hAnsi="Times New Roman" w:cs="Times New Roman"/>
-          <w:sz w:val="28"/>
-          <w:szCs w:val="28"/>
-        </w:rPr>
-      </w:pPr>
-      <w:r>
-        <w:rPr>
-          <w:rFonts w:ascii="Times New Roman" w:hAnsi="Times New Roman" w:cs="Times New Roman"/>
-          <w:sz w:val="28"/>
-          <w:szCs w:val="28"/>
-        </w:rPr>
-        <w:t>Предмет исследования — методы и технологии создания мобильных приложений для управления заказами фаст-фуд ресторана на Android.</w:t>
-      </w:r>
-    </w:p>
-    <w:p>
-      <w:pPr>
-        <w:spacing w:after="0" w:line="360" w:lineRule="auto"/>
-        <w:ind w:left="170" w:right="85" w:firstLine="709"/>
-        <w:jc w:val="both"/>
-        <w:rPr>
-          <w:rFonts w:ascii="Times New Roman" w:hAnsi="Times New Roman" w:cs="Times New Roman"/>
-          <w:sz w:val="28"/>
-          <w:szCs w:val="28"/>
-        </w:rPr>
-      </w:pPr>
-      <w:r>
-        <w:rPr>
-          <w:rFonts w:ascii="Times New Roman" w:hAnsi="Times New Roman" w:cs="Times New Roman"/>
-          <w:sz w:val="28"/>
-          <w:szCs w:val="28"/>
-        </w:rPr>
-        <w:t>Методологическая база включает системный подход к проектированию ПО, объектно-ориентированное программирование, принципы Material Design, практики тестирования.</w:t>
-      </w:r>
-    </w:p>
-    <w:p>
-      <w:pPr>
-        <w:spacing w:after="0" w:line="360" w:lineRule="auto"/>
-        <w:ind w:left="170" w:right="85" w:firstLine="709"/>
-        <w:jc w:val="both"/>
-        <w:rPr>
-          <w:rFonts w:ascii="Times New Roman" w:hAnsi="Times New Roman" w:cs="Times New Roman"/>
-          <w:sz w:val="28"/>
-          <w:szCs w:val="28"/>
-        </w:rPr>
-      </w:pPr>
-      <w:r>
-        <w:rPr>
-          <w:rFonts w:ascii="Times New Roman" w:hAnsi="Times New Roman" w:cs="Times New Roman"/>
-          <w:sz w:val="28"/>
-          <w:szCs w:val="28"/>
-        </w:rPr>
-        <w:t>Научная новизна — интеграция функций клиентского самообслуживания и профессионального управления рестораном в одном мобильном приложении с визуализацией статусов заказов и учётом ролей.</w:t>
-      </w:r>
-    </w:p>
-    <w:p>
-      <w:pPr>
-        <w:spacing w:after="0" w:line="360" w:lineRule="auto"/>
-        <w:ind w:left="170" w:right="85" w:firstLine="709"/>
-        <w:jc w:val="both"/>
-        <w:rPr>
-          <w:rFonts w:ascii="Times New Roman" w:hAnsi="Times New Roman" w:cs="Times New Roman"/>
-          <w:sz w:val="28"/>
-          <w:szCs w:val="28"/>
-        </w:rPr>
-      </w:pPr>
-      <w:r>
-        <w:rPr>
-          <w:rFonts w:ascii="Times New Roman" w:hAnsi="Times New Roman" w:cs="Times New Roman"/>
-          <w:sz w:val="28"/>
-          <w:szCs w:val="28"/>
-        </w:rPr>
-        <w:t>Практическая значимость — создан прототип, готовый к адаптации под реальные заведения фаст-фуд, позволяющий оптимизировать загрузку кухни, сократить время обработки заказов и повысить удовлетворённость клиентов.</w:t>
-      </w:r>
-    </w:p>
-    <w:p>
-      <w:pPr>
-        <w:rPr>
-          <w:rFonts w:ascii="Times New Roman" w:hAnsi="Times New Roman" w:cs="Times New Roman"/>
-          <w:sz w:val="28"/>
-          <w:szCs w:val="28"/>
-        </w:rPr>
-      </w:pPr>
-      <w:r>
-        <w:rPr>
-          <w:rFonts w:ascii="Times New Roman" w:hAnsi="Times New Roman" w:cs="Times New Roman"/>
-          <w:sz w:val="28"/>
-          <w:szCs w:val="28"/>
-        </w:rPr>
-        <w:br w:type="page"/>
-      </w:r>
-    </w:p>
-    <w:p>
-      <w:pPr>
-        <w:pStyle w:val="Heading1"/>
-      </w:pPr>
-      <w:bookmarkStart w:id="2" w:name="_Toc225803488"/>
-      <w:bookmarkStart w:id="3" w:name="_Toc225803668"/>
-      <w:r>
-        <w:rPr>
-          <w:rFonts w:eastAsiaTheme="minorEastAsia"/>
-          <w:lang w:eastAsia="ru-RU"/>
-        </w:rPr>
-        <w:lastRenderedPageBreak/>
-        <w:t>ГЛАВА</w:t>
-      </w:r>
-      <w:r>
-        <w:t xml:space="preserve"> 1. </w:t>
-      </w:r>
-      <w:r>
-        <w:rPr>
-          <w:rFonts w:eastAsiaTheme="minorEastAsia"/>
-          <w:lang w:eastAsia="ru-RU"/>
-        </w:rPr>
-        <w:t>ФУНКЦИОНАЛЬНЫЕ</w:t>
-      </w:r>
-      <w:r>
-        <w:rPr>
-          <w:rFonts w:eastAsiaTheme="minorEastAsia"/>
-          <w:lang w:eastAsia="ru-RU"/>
-        </w:rPr>
-        <w:t xml:space="preserve"> ВОЗМОЖНОСТИ СИСТЕМЫ</w:t>
-      </w:r>
-      <w:bookmarkEnd w:id="2"/>
-      <w:bookmarkEnd w:id="3"/>
-    </w:p>
-    <w:p/>
-    <w:p>
-      <w:pPr>
-        <w:pStyle w:val="Heading2"/>
-        <w:rPr>
-          <w:b w:val="0"/>
-        </w:rPr>
-      </w:pPr>
-      <w:bookmarkStart w:id="4" w:name="_Toc225803489"/>
-      <w:bookmarkStart w:id="5" w:name="_Toc225803669"/>
-      <w:r>
-        <w:rPr>
-          <w:b w:val="0"/>
-        </w:rPr>
-        <w:t>1.1 Обзор предметной области</w:t>
-      </w:r>
-      <w:bookmarkEnd w:id="4"/>
-      <w:bookmarkEnd w:id="5"/>
-    </w:p>
-    <w:p>
-      <w:pPr>
-        <w:spacing w:after="0" w:line="360" w:lineRule="auto"/>
-        <w:ind w:left="170" w:right="85" w:firstLine="709"/>
-        <w:jc w:val="both"/>
-        <w:rPr>
-          <w:rFonts w:ascii="Times New Roman" w:hAnsi="Times New Roman" w:cs="Times New Roman"/>
-          <w:sz w:val="28"/>
-          <w:szCs w:val="28"/>
-        </w:rPr>
-      </w:pPr>
-      <w:r>
-        <w:rPr>
-          <w:rFonts w:ascii="Times New Roman" w:hAnsi="Times New Roman" w:cs="Times New Roman"/>
-          <w:sz w:val="28"/>
-          <w:szCs w:val="28"/>
-        </w:rPr>
-        <w:t>В настоящее время рынок общественного питания Российской Федерации демонстрирует устойчивый рост, при этом сегмент фаст-фуд занимает одну из лидирующих позиций по объёму выручки и количеству посетителей. Ежегодный прирост оборота в данном сегменте составляет в среднем 5–7 %. Анализ текущего состояния рынка показывает, что традиционная модель функционирования предприятий быстрого питания сталкивается с рядом системных проблем. К ним относятся, прежде всего, длительное ожидание в очередях в часы пик, низкий уровень персонализации обслуживания, высокая доля ручного приёма заказов с вероятностью ошибок, а также отсутствие инструментов для формирования лояльности клиентов. В условиях высокой конкуренции данные факторы существенно снижают эффективность бизнеса.</w:t>
-      </w:r>
-    </w:p>
-    <w:p>
-      <w:pPr>
-        <w:spacing w:after="0" w:line="360" w:lineRule="auto"/>
-        <w:ind w:left="170" w:right="85" w:firstLine="709"/>
-        <w:jc w:val="both"/>
-        <w:rPr>
-          <w:rFonts w:ascii="Times New Roman" w:hAnsi="Times New Roman" w:cs="Times New Roman"/>
-          <w:sz w:val="28"/>
-          <w:szCs w:val="28"/>
-        </w:rPr>
-      </w:pPr>
-      <w:r>
-        <w:rPr>
-          <w:rFonts w:ascii="Times New Roman" w:hAnsi="Times New Roman" w:cs="Times New Roman"/>
-          <w:sz w:val="28"/>
-          <w:szCs w:val="28"/>
-        </w:rPr>
-        <w:t>Цифровизация процессов приёма и обработки заказов посредством внедрения мобильных приложений позволяет кардинально изменить сложившуюся ситуацию. Использование таких решений способствует упорядочиванию потока заказов и оптимизации загрузки кухни, предоставляет клиенту возможность оформить заказ заранее и отслеживать статус его приготовления в реальном времени. Кроме того, внедрение электронного меню с описанием состава, калорийности и возможностью кастомизации блюд минимизирует вероятность ошибок, связанных с человеческим фактором.</w:t>
-      </w:r>
-    </w:p>
-    <w:p>
-      <w:pPr>
-        <w:spacing w:after="0" w:line="360" w:lineRule="auto"/>
-        <w:ind w:left="170" w:right="85" w:firstLine="709"/>
-        <w:jc w:val="both"/>
-        <w:rPr>
-          <w:rFonts w:ascii="Times New Roman" w:hAnsi="Times New Roman" w:cs="Times New Roman"/>
-          <w:sz w:val="28"/>
-          <w:szCs w:val="28"/>
-        </w:rPr>
-      </w:pPr>
-      <w:r>
-        <w:rPr>
-          <w:rFonts w:ascii="Times New Roman" w:hAnsi="Times New Roman" w:cs="Times New Roman"/>
-          <w:sz w:val="28"/>
-          <w:szCs w:val="28"/>
-        </w:rPr>
-        <w:t xml:space="preserve">Проведённый анализ существующих программных продуктов, представленных на рынке, выявил перекос в сторону решений крупных сетей. Значительная часть приложений разработана исключительно для конкретных сетевых брендов и не может быть адаптирована под независимые заведения. Универсальных решений, объединяющих в себе сквозное управление статусами заказов, кастомизацию блюд, программу </w:t>
-      </w:r>
-      <w:r>
-        <w:rPr>
-          <w:rFonts w:ascii="Times New Roman" w:hAnsi="Times New Roman" w:cs="Times New Roman"/>
-          <w:sz w:val="28"/>
-          <w:szCs w:val="28"/>
-        </w:rPr>
-        <w:lastRenderedPageBreak/>
-        <w:t xml:space="preserve">лояльности и разграничение ролей для кухонного персонала и клиентов, на рынке представлено недостаточно. Особенно остро данная проблема стоит для небольших и средних фаст-фуд ресторанов. Разрабатываемое решение «FastFood </w:t>
-      </w:r>
-      <w:r>
-        <w:rPr>
-          <w:rFonts w:ascii="Times New Roman" w:hAnsi="Times New Roman" w:cs="Times New Roman"/>
-          <w:sz w:val="28"/>
-          <w:szCs w:val="28"/>
-          <w:lang w:val="en-US"/>
-        </w:rPr>
-        <w:t>App</w:t>
-      </w:r>
-      <w:r>
-        <w:rPr>
-          <w:rFonts w:ascii="Times New Roman" w:hAnsi="Times New Roman" w:cs="Times New Roman"/>
-          <w:sz w:val="28"/>
-          <w:szCs w:val="28"/>
-        </w:rPr>
-        <w:t>» призвано закрыть эту нишу, обеспечив единое информационное пространство для всех участников процесса.</w:t>
-      </w:r>
-    </w:p>
-    <w:p>
-      <w:pPr>
-        <w:pStyle w:val="Heading2"/>
-      </w:pPr>
-      <w:bookmarkStart w:id="6" w:name="_Toc225803490"/>
-      <w:bookmarkStart w:id="7" w:name="_Toc225803670"/>
-      <w:r>
-        <w:t>1.2 Цели и задачи разработки</w:t>
-      </w:r>
-      <w:bookmarkEnd w:id="6"/>
-      <w:bookmarkEnd w:id="7"/>
-    </w:p>
-    <w:p>
-      <w:pPr>
-        <w:spacing w:after="0" w:line="360" w:lineRule="auto"/>
-        <w:ind w:left="170" w:right="85" w:firstLine="709"/>
-        <w:jc w:val="both"/>
-        <w:rPr>
-          <w:rFonts w:ascii="Times New Roman" w:hAnsi="Times New Roman" w:cs="Times New Roman"/>
-          <w:sz w:val="28"/>
-          <w:szCs w:val="28"/>
-        </w:rPr>
-      </w:pPr>
-      <w:r>
-        <w:rPr>
-          <w:rFonts w:ascii="Times New Roman" w:hAnsi="Times New Roman" w:cs="Times New Roman"/>
-          <w:sz w:val="28"/>
-          <w:szCs w:val="28"/>
-        </w:rPr>
-        <w:t xml:space="preserve">Основной целью данной курсовой работы является создание комплексного мобильного приложения «FastFood </w:t>
-      </w:r>
-      <w:r>
-        <w:rPr>
-          <w:rFonts w:ascii="Times New Roman" w:hAnsi="Times New Roman" w:cs="Times New Roman"/>
-          <w:sz w:val="28"/>
-          <w:szCs w:val="28"/>
-          <w:lang w:val="en-US"/>
-        </w:rPr>
-        <w:t>App</w:t>
-      </w:r>
-      <w:r>
-        <w:rPr>
-          <w:rFonts w:ascii="Times New Roman" w:hAnsi="Times New Roman" w:cs="Times New Roman"/>
-          <w:sz w:val="28"/>
-          <w:szCs w:val="28"/>
-        </w:rPr>
-        <w:t>», предназначенного для оптимизации бизнес-процессов фаст-фуд ресторана и улучшения качества клиентского сервиса. В рамках достижения генеральной цели были определены следующие частные цели: автоматизация процессов оформления и расчёта заказов, повышение скорости обслуживания за счёт предварительного оформления заказа через приложение, совершенствование механизмов уведомлений о готовности заказа, а также оптимизация управления загрузкой кухни и рабочим расписанием сотрудников. Реализация перечисленных функций позволит сформировать конкурентное преимущество ресторана за счёт внедрения современных цифровых инструментов.</w:t>
-      </w:r>
-    </w:p>
-    <w:p>
-      <w:pPr>
-        <w:spacing w:after="0" w:line="360" w:lineRule="auto"/>
-        <w:ind w:left="170" w:right="85" w:firstLine="709"/>
-        <w:jc w:val="both"/>
-        <w:rPr>
-          <w:rFonts w:ascii="Times New Roman" w:hAnsi="Times New Roman" w:cs="Times New Roman"/>
-          <w:sz w:val="28"/>
-          <w:szCs w:val="28"/>
-        </w:rPr>
-      </w:pPr>
-      <w:r>
-        <w:rPr>
-          <w:rFonts w:ascii="Times New Roman" w:hAnsi="Times New Roman" w:cs="Times New Roman"/>
-          <w:sz w:val="28"/>
-          <w:szCs w:val="28"/>
-        </w:rPr>
-        <w:t xml:space="preserve">Для достижения поставленных целей необходимо решить ряд последовательных задач. В ходе аналитического этапа требуется собрать и систематизировать требования целевых групп пользователей, а также провести детальный анализ существующих рыночных аналогов. На этапе проектирования предстоит разработать архитектуру приложения, спроектировать логическую схему данных и создать макеты пользовательского интерфейса. Непосредственно разработка заключается в реализации программных модулей на языке Java с использованием среды Android Studio. Ключевым этапом является интеграционная работа по связыванию модулей аутентификации, управления заказами, меню, корзиной и уведомлениями. Завершающими этапами выступают проведение </w:t>
-      </w:r>
-      <w:r>
-        <w:rPr>
-          <w:rFonts w:ascii="Times New Roman" w:hAnsi="Times New Roman" w:cs="Times New Roman"/>
-          <w:sz w:val="28"/>
-          <w:szCs w:val="28"/>
-        </w:rPr>
-        <w:lastRenderedPageBreak/>
-        <w:t>комплекса тестов (функциональных, интеграционных), а также подготовка технической документации, включая техническое задание и руководства для пользователя, администратора и разработчика.</w:t>
-      </w:r>
-    </w:p>
-    <w:p>
-      <w:pPr>
-        <w:pStyle w:val="Heading2"/>
-      </w:pPr>
-      <w:bookmarkStart w:id="8" w:name="_Toc225803491"/>
-      <w:bookmarkStart w:id="9" w:name="_Toc225803671"/>
-      <w:r>
-        <w:t>1.3 Функциональные возможности для клиентов</w:t>
-      </w:r>
-      <w:bookmarkEnd w:id="8"/>
-      <w:bookmarkEnd w:id="9"/>
-    </w:p>
-    <w:p>
-      <w:pPr>
-        <w:spacing w:after="0" w:line="360" w:lineRule="auto"/>
-        <w:ind w:left="170" w:right="85" w:firstLine="709"/>
-        <w:jc w:val="both"/>
-        <w:rPr>
-          <w:rFonts w:ascii="Times New Roman" w:hAnsi="Times New Roman" w:cs="Times New Roman"/>
-          <w:sz w:val="28"/>
-          <w:szCs w:val="28"/>
-        </w:rPr>
-      </w:pPr>
-      <w:r>
-        <w:rPr>
-          <w:rFonts w:ascii="Times New Roman" w:hAnsi="Times New Roman" w:cs="Times New Roman"/>
-          <w:sz w:val="28"/>
-          <w:szCs w:val="28"/>
-        </w:rPr>
-        <w:t>Для роли «Клиент» в разрабатываемом приложении предусмотрен широкий набор функций, обеспечивающих полный цикл взаимодействия с фаст-фуд рестораном. Начальным этапом работы является регистрация и авторизация в системе с использованием пары «</w:t>
-      </w:r>
-      <w:r>
-        <w:rPr>
-          <w:rFonts w:ascii="Times New Roman" w:hAnsi="Times New Roman" w:cs="Times New Roman"/>
-          <w:sz w:val="28"/>
-          <w:szCs w:val="28"/>
-        </w:rPr>
-        <w:t>номер</w:t>
-      </w:r>
-      <w:r>
-        <w:rPr>
-          <w:rFonts w:ascii="Times New Roman" w:hAnsi="Times New Roman" w:cs="Times New Roman"/>
-          <w:sz w:val="28"/>
-          <w:szCs w:val="28"/>
-        </w:rPr>
-        <w:t xml:space="preserve">/пароль». После входа в приложение пользователю становится доступно электронное меню, структурированное по категориям (бургеры, напитки, </w:t>
-      </w:r>
-      <w:r>
-        <w:rPr>
-          <w:rFonts w:ascii="Times New Roman" w:hAnsi="Times New Roman" w:cs="Times New Roman"/>
-          <w:sz w:val="28"/>
-          <w:szCs w:val="28"/>
-        </w:rPr>
-        <w:t xml:space="preserve">пиццы) </w:t>
-      </w:r>
-      <w:r>
-        <w:rPr>
-          <w:rFonts w:ascii="Times New Roman" w:hAnsi="Times New Roman" w:cs="Times New Roman"/>
-          <w:sz w:val="28"/>
-          <w:szCs w:val="28"/>
-        </w:rPr>
-        <w:t>с указанием описания, состава, стоимости и фотографии каждого блюда.</w:t>
-      </w:r>
-    </w:p>
-    <w:p>
-      <w:pPr>
-        <w:spacing w:after="0" w:line="360" w:lineRule="auto"/>
-        <w:ind w:left="170" w:right="85" w:firstLine="709"/>
-        <w:jc w:val="both"/>
-        <w:rPr>
-          <w:rFonts w:ascii="Times New Roman" w:hAnsi="Times New Roman" w:cs="Times New Roman"/>
-          <w:sz w:val="28"/>
-          <w:szCs w:val="28"/>
-        </w:rPr>
-      </w:pPr>
-      <w:r>
-        <w:rPr>
-          <w:rFonts w:ascii="Times New Roman" w:hAnsi="Times New Roman" w:cs="Times New Roman"/>
-          <w:sz w:val="28"/>
-          <w:szCs w:val="28"/>
-        </w:rPr>
-        <w:t>Ключевой функцией является модуль корзины, где пользователь может добавлять и удалять позиции, изменять количество</w:t>
-      </w:r>
-      <w:r>
-        <w:rPr>
-          <w:rFonts w:ascii="Times New Roman" w:hAnsi="Times New Roman" w:cs="Times New Roman"/>
-          <w:sz w:val="28"/>
-          <w:szCs w:val="28"/>
-        </w:rPr>
-        <w:t xml:space="preserve">, </w:t>
-      </w:r>
-      <w:r>
-        <w:rPr>
-          <w:rFonts w:ascii="Times New Roman" w:hAnsi="Times New Roman" w:cs="Times New Roman"/>
-          <w:sz w:val="28"/>
-          <w:szCs w:val="28"/>
-        </w:rPr>
-        <w:t>а также видеть итоговую стоимость заказа. Для повышения удобства реализована функция повторного заказа на основе истории предыдущих покупок. Клиент выбирает способ получения: самовывоз или на месте, указывая желаемое время готовности.</w:t>
-      </w:r>
-    </w:p>
-    <w:p>
-      <w:pPr>
-        <w:spacing w:after="0" w:line="360" w:lineRule="auto"/>
-        <w:ind w:left="170" w:right="85" w:firstLine="709"/>
-        <w:jc w:val="both"/>
-        <w:rPr>
-          <w:rFonts w:ascii="Times New Roman" w:hAnsi="Times New Roman" w:cs="Times New Roman"/>
-          <w:sz w:val="28"/>
-          <w:szCs w:val="28"/>
-        </w:rPr>
-      </w:pPr>
-      <w:r>
-        <w:rPr>
-          <w:rFonts w:ascii="Times New Roman" w:hAnsi="Times New Roman" w:cs="Times New Roman"/>
-          <w:sz w:val="28"/>
-          <w:szCs w:val="28"/>
-        </w:rPr>
-        <w:t>Для повышения прозрачности обслуживания</w:t>
-      </w:r>
-      <w:r>
-        <w:rPr>
-          <w:rFonts w:ascii="Times New Roman" w:hAnsi="Times New Roman" w:cs="Times New Roman"/>
-          <w:sz w:val="28"/>
-          <w:szCs w:val="28"/>
-        </w:rPr>
-        <w:t xml:space="preserve"> может быть</w:t>
-      </w:r>
-      <w:r>
-        <w:rPr>
-          <w:rFonts w:ascii="Times New Roman" w:hAnsi="Times New Roman" w:cs="Times New Roman"/>
-          <w:sz w:val="28"/>
-          <w:szCs w:val="28"/>
-        </w:rPr>
-        <w:t xml:space="preserve"> реализована функция отслеживания статуса заказа с отображением этапов: «Принят», «Готовится», «Готов к выдаче», «Выдан». Уведомления информируют клиента о смене статуса заказа. После получения заказа клиент может оставить отзыв с текстовым комментарием и оценкой по шкале рейтинга. Заверша</w:t>
-      </w:r>
-      <w:r>
-        <w:rPr>
-          <w:rFonts w:ascii="Times New Roman" w:hAnsi="Times New Roman" w:cs="Times New Roman"/>
-          <w:sz w:val="28"/>
-          <w:szCs w:val="28"/>
-        </w:rPr>
-        <w:t>ть</w:t>
-      </w:r>
-      <w:r>
-        <w:rPr>
-          <w:rFonts w:ascii="Times New Roman" w:hAnsi="Times New Roman" w:cs="Times New Roman"/>
-          <w:sz w:val="28"/>
-          <w:szCs w:val="28"/>
-        </w:rPr>
-        <w:t xml:space="preserve"> функциональную линейку клиента</w:t>
-      </w:r>
-      <w:r>
-        <w:rPr>
-          <w:rFonts w:ascii="Times New Roman" w:hAnsi="Times New Roman" w:cs="Times New Roman"/>
-          <w:sz w:val="28"/>
-          <w:szCs w:val="28"/>
-        </w:rPr>
-        <w:t xml:space="preserve"> будет</w:t>
-      </w:r>
-      <w:r>
-        <w:rPr>
-          <w:rFonts w:ascii="Times New Roman" w:hAnsi="Times New Roman" w:cs="Times New Roman"/>
-          <w:sz w:val="28"/>
-          <w:szCs w:val="28"/>
-        </w:rPr>
-        <w:t xml:space="preserve"> история заказов, где в структурированном виде представлен полный список ранее оформленных заказов с детальной информацией по составу и стоимости.</w:t>
-      </w:r>
-    </w:p>
-    <w:p>
-      <w:pPr>
-        <w:rPr>
-          <w:rFonts w:ascii="Times New Roman" w:hAnsi="Times New Roman" w:cs="Times New Roman"/>
-          <w:sz w:val="28"/>
-          <w:szCs w:val="28"/>
-        </w:rPr>
-      </w:pPr>
-      <w:r>
-        <w:rPr>
-          <w:rFonts w:ascii="Times New Roman" w:hAnsi="Times New Roman" w:cs="Times New Roman"/>
-          <w:sz w:val="28"/>
-          <w:szCs w:val="28"/>
-        </w:rPr>
-        <w:br w:type="page"/>
-      </w:r>
-    </w:p>
-    <w:p>
-      <w:pPr>
-        <w:pStyle w:val="Heading1"/>
-        <w:rPr>
-          <w:rFonts w:eastAsiaTheme="minorEastAsia"/>
-          <w:lang w:eastAsia="ru-RU"/>
-        </w:rPr>
-      </w:pPr>
-      <w:bookmarkStart w:id="10" w:name="_Toc225803492"/>
-      <w:bookmarkStart w:id="11" w:name="_Toc225803672"/>
-      <w:r>
-        <w:rPr>
-          <w:rFonts w:eastAsiaTheme="minorEastAsia"/>
-          <w:lang w:eastAsia="ru-RU"/>
-        </w:rPr>
-        <w:lastRenderedPageBreak/>
-        <w:t>ГЛАВА 2. ПРОЕКТИРОВАНИЕ ПРИЛОЖЕНИЯ</w:t>
-      </w:r>
-      <w:bookmarkEnd w:id="10"/>
-      <w:bookmarkEnd w:id="11"/>
-    </w:p>
-    <w:p/>
-    <w:p>
-      <w:pPr>
-        <w:pStyle w:val="Heading2"/>
-      </w:pPr>
-      <w:bookmarkStart w:id="12" w:name="_Toc225803493"/>
-      <w:bookmarkStart w:id="13" w:name="_Toc225803673"/>
-      <w:r>
-        <w:t>2.1 Анализ предметной области</w:t>
-      </w:r>
-      <w:bookmarkEnd w:id="12"/>
-      <w:bookmarkEnd w:id="13"/>
-    </w:p>
-    <w:p>
-      <w:pPr>
-        <w:spacing w:after="0" w:line="360" w:lineRule="auto"/>
-        <w:ind w:left="170" w:right="85" w:firstLine="709"/>
-        <w:jc w:val="both"/>
-        <w:rPr>
-          <w:rFonts w:ascii="Times New Roman" w:hAnsi="Times New Roman" w:cs="Times New Roman"/>
-          <w:sz w:val="28"/>
-          <w:szCs w:val="28"/>
-        </w:rPr>
-      </w:pPr>
-      <w:r>
-        <w:rPr>
-          <w:rFonts w:ascii="Times New Roman" w:hAnsi="Times New Roman" w:cs="Times New Roman"/>
-          <w:sz w:val="28"/>
-          <w:szCs w:val="28"/>
-        </w:rPr>
-        <w:t>Целью анализа предметной области является выявление ключевых требований и существующих ограничений отрасли общественного питания в сегменте фаст-фуд для последующего корректного проектирования программного продукта. В ходе исследования были выделены основные бизнес-процессы, характерные для деятельности фаст-фуд ресторана: приём заказа от клиента, передача заказа на кухню, приготовление блюд, сборка заказа, контроль качества и выдача клиенту. Для реализации каждого из перечисленных процессов необходима структурированная работа с данными, включающими информацию о составе заказа, перечень выбранных позиций с модификациями, планируемое время готовности, ответственного сотрудника и текущий статус выполнения.</w:t>
-      </w:r>
-    </w:p>
-    <w:p>
-      <w:pPr>
-        <w:spacing w:after="0" w:line="360" w:lineRule="auto"/>
-        <w:ind w:left="170" w:right="85" w:firstLine="709"/>
-        <w:jc w:val="both"/>
-        <w:rPr>
-          <w:rFonts w:ascii="Times New Roman" w:hAnsi="Times New Roman" w:cs="Times New Roman"/>
-          <w:sz w:val="28"/>
-          <w:szCs w:val="28"/>
-        </w:rPr>
-      </w:pPr>
-      <w:r>
-        <w:rPr>
-          <w:rFonts w:ascii="Times New Roman" w:hAnsi="Times New Roman" w:cs="Times New Roman"/>
-          <w:sz w:val="28"/>
-          <w:szCs w:val="28"/>
-        </w:rPr>
-        <w:t>Анализ целевых групп пользователей позволил выделить две основные категории. Клиенты, представленные посетителями ресторана, в первую очередь ценят удобство оформления заказа, скорость обслуживания, понятную структуру меню с ценами и составом, возможность кастомизации блюд, а также доступ к истории ранее совершённых заказов. Сотрудники, к которым относятся повара, кассиры и менеджеры, ориентированы на наличие чёткой очереди заказов, удобных инструментов управления статусами, быстрого доступа к составу каждого заказа и формирования отчётности.</w:t>
-      </w:r>
-    </w:p>
-    <w:p>
-      <w:pPr>
-        <w:spacing w:after="0" w:line="360" w:lineRule="auto"/>
-        <w:ind w:left="170" w:right="85" w:firstLine="709"/>
-        <w:jc w:val="both"/>
-        <w:rPr>
-          <w:rFonts w:ascii="Times New Roman" w:hAnsi="Times New Roman" w:cs="Times New Roman"/>
-          <w:sz w:val="28"/>
-          <w:szCs w:val="28"/>
-        </w:rPr>
-      </w:pPr>
-      <w:r>
-        <w:rPr>
-          <w:rFonts w:ascii="Times New Roman" w:hAnsi="Times New Roman" w:cs="Times New Roman"/>
-          <w:sz w:val="28"/>
-          <w:szCs w:val="28"/>
-        </w:rPr>
-        <w:t xml:space="preserve">Обзор существующих решений показал, что представленные на рынке программные продукты разделяются на два основных типа. Первый тип — клиентские приложения крупных сетей, привязанные к конкретному бренду и не подлежащие адаптации. Второй тип — внутренние POS-системы, которые не оснащены клиентским интерфейсом для предзаказа. В связи с этим ключевым требованием к разрабатываемому решению FastFood </w:t>
-      </w:r>
-      <w:r>
-        <w:rPr>
-          <w:rFonts w:ascii="Times New Roman" w:hAnsi="Times New Roman" w:cs="Times New Roman"/>
-          <w:sz w:val="28"/>
-          <w:szCs w:val="28"/>
-          <w:lang w:val="en-US"/>
-        </w:rPr>
-        <w:t>App</w:t>
-      </w:r>
-      <w:r>
-        <w:rPr>
-          <w:rFonts w:ascii="Times New Roman" w:hAnsi="Times New Roman" w:cs="Times New Roman"/>
-          <w:sz w:val="28"/>
-          <w:szCs w:val="28"/>
-        </w:rPr>
-        <w:t xml:space="preserve"> является реализация сквозной модели взаимодействия «клиент ↔ </w:t>
-      </w:r>
-      <w:r>
-        <w:rPr>
-          <w:rFonts w:ascii="Times New Roman" w:hAnsi="Times New Roman" w:cs="Times New Roman"/>
-          <w:sz w:val="28"/>
-          <w:szCs w:val="28"/>
-        </w:rPr>
-        <w:lastRenderedPageBreak/>
-        <w:t>ресторан», функционирующей на единой базе данных с разграничением ролей.</w:t>
-      </w:r>
-    </w:p>
-    <w:p>
-      <w:pPr>
-        <w:spacing w:after="0" w:line="360" w:lineRule="auto"/>
-        <w:ind w:left="170" w:right="85" w:firstLine="709"/>
-        <w:jc w:val="both"/>
-        <w:rPr>
-          <w:rFonts w:ascii="Times New Roman" w:hAnsi="Times New Roman" w:cs="Times New Roman"/>
-          <w:sz w:val="28"/>
-          <w:szCs w:val="28"/>
-        </w:rPr>
-      </w:pPr>
-      <w:r>
-        <w:rPr>
-          <w:rFonts w:ascii="Times New Roman" w:hAnsi="Times New Roman" w:cs="Times New Roman"/>
-          <w:sz w:val="28"/>
-          <w:szCs w:val="28"/>
-        </w:rPr>
-        <w:t>Формирование требований к системе проводилось по нескольким направлениям. Функциональные требования включают реализацию электронного меню с категориями и модификациями, управление статусами заказов, формирование корзины и расчёт итоговой стоимости, уведомления о готовности и формирование отчётов. Нефункциональные требования охватывают производительность, надёжность, безопасность данных, масштабируемость и совместимость с различными мобильными устройствами. Требования к пользовательскому интерфейсу сводятся к обеспечению интуитивности навигации, адаптивному дизайну, соответствию принципам Material Design и полноценной локализации. Критериями успешности разработки выступают полнота реализованного функционала, качество программного кода, достигаемые показатели производительности и надёжности, удобство пользовательского опыта и полнота сопроводительной документации.</w:t>
-      </w:r>
-    </w:p>
-    <w:p>
-      <w:pPr>
-        <w:pStyle w:val="Heading2"/>
-      </w:pPr>
-      <w:bookmarkStart w:id="14" w:name="_Toc225803494"/>
-      <w:bookmarkStart w:id="15" w:name="_Toc225803674"/>
-      <w:r>
-        <w:t>2.2 Концептуально-логическое проектирование</w:t>
-      </w:r>
-      <w:bookmarkEnd w:id="14"/>
-      <w:bookmarkEnd w:id="15"/>
-    </w:p>
-    <w:p>
-      <w:pPr>
-        <w:spacing w:after="0" w:line="360" w:lineRule="auto"/>
-        <w:ind w:left="170" w:right="85" w:firstLine="709"/>
-        <w:jc w:val="both"/>
-        <w:rPr>
-          <w:rFonts w:ascii="Times New Roman" w:hAnsi="Times New Roman" w:cs="Times New Roman"/>
-          <w:sz w:val="28"/>
-          <w:szCs w:val="28"/>
-        </w:rPr>
-      </w:pPr>
-      <w:r>
-        <w:rPr>
-          <w:rFonts w:ascii="Times New Roman" w:hAnsi="Times New Roman" w:cs="Times New Roman"/>
-          <w:sz w:val="28"/>
-          <w:szCs w:val="28"/>
-        </w:rPr>
-        <w:t>В основе концептуально-логического проектирования лежат принципы разделения ответственности между клиентской и административной частями приложения, централизации хранения данных, использования событийной модели для отслеживания таких действий, как оформление заказа, смена статуса или формирование отчёта, а также модульность архитектуры для обеспечения гибкости разработки и поддержки.</w:t>
-      </w:r>
-    </w:p>
-    <w:p>
-      <w:pPr>
-        <w:spacing w:after="0" w:line="360" w:lineRule="auto"/>
-        <w:ind w:left="170" w:right="85" w:firstLine="709"/>
-        <w:jc w:val="both"/>
-        <w:rPr>
-          <w:rFonts w:ascii="Times New Roman" w:hAnsi="Times New Roman" w:cs="Times New Roman"/>
-          <w:sz w:val="28"/>
-          <w:szCs w:val="28"/>
-        </w:rPr>
-      </w:pPr>
-      <w:r>
-        <w:rPr>
-          <w:rFonts w:ascii="Times New Roman" w:hAnsi="Times New Roman" w:cs="Times New Roman"/>
-          <w:sz w:val="28"/>
-          <w:szCs w:val="28"/>
-        </w:rPr>
-        <w:t>В результате анализа предметной области была выделена совокупность ключевых сущностей предметной области. К ним относятся «Пользователь», «Категория меню», «Позиция меню», «Модификация», «Заказ», «Позиция заказа» и «Отзыв».</w:t>
-      </w:r>
-    </w:p>
-    <w:p>
-      <w:pPr>
-        <w:spacing w:after="0" w:line="360" w:lineRule="auto"/>
-        <w:ind w:left="170" w:right="85" w:firstLine="709"/>
-        <w:jc w:val="both"/>
-        <w:rPr>
-          <w:rFonts w:ascii="Times New Roman" w:hAnsi="Times New Roman" w:cs="Times New Roman"/>
-          <w:sz w:val="28"/>
-          <w:szCs w:val="28"/>
-        </w:rPr>
-      </w:pPr>
-      <w:r>
-        <w:rPr>
-          <w:rFonts w:ascii="Times New Roman" w:hAnsi="Times New Roman" w:cs="Times New Roman"/>
-          <w:sz w:val="28"/>
-          <w:szCs w:val="28"/>
-        </w:rPr>
-        <w:lastRenderedPageBreak/>
-        <w:t>Для обеспечения корректности функционирования системы разработан ряд бизнес-правил. Заказ может быть создан только авторизованным клиентом. Изменение статусов заказа доступно только уполномоченным сотрудникам в соответствии с заданной диаграммой допустимых переходов. Итоговая стоимость заказа рассчитывается как сумма стоимости выбранных позиций меню с учётом модификаций и количества. Позиции, помеченные как временно недоступные, не должны отображаться в меню при создании новых заказов. Отзыв может быть оставлен только по завершённому заказу и единожды. Ограничения целостности базы данных включают уникальность полей логина, электронной почты, поддержку ссылочной целостности внешних ключей, проверку диапазонов значений, а также обязательность заполнения полей, отмеченных как NOT NULL.</w:t>
-      </w:r>
-    </w:p>
-    <w:p>
-      <w:pPr>
-        <w:pStyle w:val="Heading2"/>
-      </w:pPr>
-      <w:bookmarkStart w:id="16" w:name="_Toc225803495"/>
-      <w:bookmarkStart w:id="17" w:name="_Toc225803675"/>
-      <w:r>
-        <w:t>2.3 Дизайн приложения (UX/UI принципы)</w:t>
-      </w:r>
-      <w:bookmarkEnd w:id="16"/>
-      <w:bookmarkEnd w:id="17"/>
-    </w:p>
-    <w:p>
-      <w:pPr>
-        <w:spacing w:after="0" w:line="360" w:lineRule="auto"/>
-        <w:ind w:left="170" w:right="85" w:firstLine="709"/>
-        <w:jc w:val="both"/>
-        <w:rPr>
-          <w:rFonts w:ascii="Times New Roman" w:hAnsi="Times New Roman" w:cs="Times New Roman"/>
-          <w:sz w:val="28"/>
-          <w:szCs w:val="28"/>
-        </w:rPr>
-      </w:pPr>
-      <w:r>
-        <w:rPr>
-          <w:rFonts w:ascii="Times New Roman" w:hAnsi="Times New Roman" w:cs="Times New Roman"/>
-          <w:sz w:val="28"/>
-          <w:szCs w:val="28"/>
-        </w:rPr>
-        <w:t>Разработка пользовательского интерфейса базируется на принципах Material Design, что предполагает использование единой цветовой схемы в тёплых тонах, ассоциирующихся с едой и аппетитом, стандартизированных иконок и единообразных отступов. Визуальная концепция строится на светлом фоне с применением акцентного цвета для выделения интерактивных элементов и кнопок оформления заказа. Навигационная структура дифференцирована в зависимости от роли пользователя.</w:t>
-      </w:r>
-    </w:p>
-    <w:p>
-      <w:pPr>
-        <w:spacing w:after="0" w:line="360" w:lineRule="auto"/>
-        <w:ind w:left="170" w:right="85" w:firstLine="709"/>
-        <w:jc w:val="both"/>
-        <w:rPr>
-          <w:rFonts w:ascii="Times New Roman" w:hAnsi="Times New Roman" w:cs="Times New Roman"/>
-          <w:sz w:val="28"/>
-          <w:szCs w:val="28"/>
-        </w:rPr>
-      </w:pPr>
-      <w:r>
-        <w:rPr>
-          <w:rFonts w:ascii="Times New Roman" w:hAnsi="Times New Roman" w:cs="Times New Roman"/>
-          <w:sz w:val="28"/>
-          <w:szCs w:val="28"/>
-        </w:rPr>
-        <w:t xml:space="preserve">Особое внимание уделено проектированию карточек меню: крупные фотографии блюд, читаемые названия, цена и кнопка быстрого добавления в корзину. Для повышения удобства заполнения форм предусмотрены подсказки, маски ввода для телефонных номеров, а также inline-валидация с немедленным отображением сообщений об ошибках. Требования к читаемости текста обеспечиваются использованием шрифта Times New Roman с кеглем не менее 14 pt. Для управления состояниями интерфейса применяются skeleton-загрузчики для списков, состояния empty states с </w:t>
-      </w:r>
-      <w:r>
-        <w:rPr>
-          <w:rFonts w:ascii="Times New Roman" w:hAnsi="Times New Roman" w:cs="Times New Roman"/>
-          <w:sz w:val="28"/>
-          <w:szCs w:val="28"/>
-        </w:rPr>
-        <w:lastRenderedPageBreak/>
-        <w:t>информативными подсказками, а также тосты и диалоговые окна для подтверждения действий пользователя. Адаптивность дизайна реализована с учётом поддержки различных плотностей пикселей (dpi) и ориентаций экрана, при этом минимизировано использование горизонтальной прокрутки.</w:t>
-      </w:r>
-    </w:p>
-    <w:p>
-      <w:pPr>
-        <w:pStyle w:val="Heading2"/>
-      </w:pPr>
-      <w:bookmarkStart w:id="18" w:name="_Toc225803496"/>
-      <w:bookmarkStart w:id="19" w:name="_Toc225803676"/>
-      <w:r>
-        <w:t>2.4 Описание экранов (ключевые)</w:t>
-      </w:r>
-      <w:bookmarkEnd w:id="18"/>
-      <w:bookmarkEnd w:id="19"/>
-    </w:p>
-    <w:p>
-      <w:pPr>
-        <w:spacing w:after="0" w:line="360" w:lineRule="auto"/>
-        <w:ind w:left="170" w:right="85" w:firstLine="709"/>
-        <w:jc w:val="both"/>
-        <w:rPr>
-          <w:rFonts w:ascii="Times New Roman" w:hAnsi="Times New Roman" w:cs="Times New Roman"/>
-          <w:sz w:val="28"/>
-          <w:szCs w:val="28"/>
-        </w:rPr>
-      </w:pPr>
-      <w:r>
-        <w:rPr>
-          <w:rFonts w:ascii="Times New Roman" w:hAnsi="Times New Roman" w:cs="Times New Roman"/>
-          <w:sz w:val="28"/>
-          <w:szCs w:val="28"/>
-        </w:rPr>
-        <w:t xml:space="preserve">В клиентской части приложения ключевыми экранами являются следующие. Экран входа и регистрации содержит поля для ввода логина, пароля, адреса электронной почты и номера телефона, а также кнопки для выполнения соответствующих действий. Экран меню организован с категорийной навигацией (бургеры, напитки, </w:t>
-      </w:r>
-      <w:r>
-        <w:rPr>
-          <w:rFonts w:ascii="Times New Roman" w:hAnsi="Times New Roman" w:cs="Times New Roman"/>
-          <w:sz w:val="28"/>
-          <w:szCs w:val="28"/>
-        </w:rPr>
-        <w:t>пиццы</w:t>
-      </w:r>
-      <w:r>
-        <w:rPr>
-          <w:rFonts w:ascii="Times New Roman" w:hAnsi="Times New Roman" w:cs="Times New Roman"/>
-          <w:sz w:val="28"/>
-          <w:szCs w:val="28"/>
-        </w:rPr>
-        <w:t>), карточками, содержащими фотографию блюда, описание, состав, и стоимость. Экран детальной карточки блюда позволяет</w:t>
-      </w:r>
-      <w:r>
-        <w:rPr>
-          <w:rFonts w:ascii="Times New Roman" w:hAnsi="Times New Roman" w:cs="Times New Roman"/>
-          <w:sz w:val="28"/>
-          <w:szCs w:val="28"/>
-        </w:rPr>
-        <w:t xml:space="preserve"> </w:t>
-      </w:r>
-      <w:r>
-        <w:rPr>
-          <w:rFonts w:ascii="Times New Roman" w:hAnsi="Times New Roman" w:cs="Times New Roman"/>
-          <w:sz w:val="28"/>
-          <w:szCs w:val="28"/>
-        </w:rPr>
-        <w:t>указать количество и добавить позицию в корзину.</w:t>
-      </w:r>
-    </w:p>
-    <w:p>
-      <w:pPr>
-        <w:spacing w:after="0" w:line="360" w:lineRule="auto"/>
-        <w:ind w:left="170" w:right="85" w:firstLine="709"/>
-        <w:jc w:val="both"/>
-        <w:rPr>
-          <w:rFonts w:ascii="Times New Roman" w:hAnsi="Times New Roman" w:cs="Times New Roman"/>
-          <w:sz w:val="28"/>
-          <w:szCs w:val="28"/>
-        </w:rPr>
-      </w:pPr>
-      <w:r>
-        <w:rPr>
-          <w:rFonts w:ascii="Times New Roman" w:hAnsi="Times New Roman" w:cs="Times New Roman"/>
-          <w:sz w:val="28"/>
-          <w:szCs w:val="28"/>
-        </w:rPr>
-        <w:t>Экран корзины отображает список выбранных позиций с возможностью изменения количества и удаления, итоговую стоимость и кнопку оформления заказа. Процесс оформления заказа</w:t>
-      </w:r>
-      <w:r>
-        <w:rPr>
-          <w:rFonts w:ascii="Times New Roman" w:hAnsi="Times New Roman" w:cs="Times New Roman"/>
-          <w:sz w:val="28"/>
-          <w:szCs w:val="28"/>
-        </w:rPr>
-        <w:t xml:space="preserve"> будет</w:t>
-      </w:r>
-      <w:r>
-        <w:rPr>
-          <w:rFonts w:ascii="Times New Roman" w:hAnsi="Times New Roman" w:cs="Times New Roman"/>
-          <w:sz w:val="28"/>
-          <w:szCs w:val="28"/>
-        </w:rPr>
-        <w:t xml:space="preserve"> включа</w:t>
-      </w:r>
-      <w:r>
-        <w:rPr>
-          <w:rFonts w:ascii="Times New Roman" w:hAnsi="Times New Roman" w:cs="Times New Roman"/>
-          <w:sz w:val="28"/>
-          <w:szCs w:val="28"/>
-        </w:rPr>
-        <w:t>ть в себя</w:t>
-      </w:r>
-      <w:r>
-        <w:rPr>
-          <w:rFonts w:ascii="Times New Roman" w:hAnsi="Times New Roman" w:cs="Times New Roman"/>
-          <w:sz w:val="28"/>
-          <w:szCs w:val="28"/>
-        </w:rPr>
-        <w:t xml:space="preserve"> выбор способа получения (самовывоз или на месте), указание желаемого времени готовности и подтверждение заказа.</w:t>
-      </w:r>
-    </w:p>
-    <w:p>
-      <w:pPr>
-        <w:pStyle w:val="Heading2"/>
-      </w:pPr>
-      <w:bookmarkStart w:id="20" w:name="_Toc225803497"/>
-      <w:bookmarkStart w:id="21" w:name="_Toc225803677"/>
-      <w:r>
-        <w:t>2.5 Архитектурные решения</w:t>
-      </w:r>
-      <w:bookmarkEnd w:id="20"/>
-      <w:bookmarkEnd w:id="21"/>
-    </w:p>
-    <w:p>
-      <w:pPr>
-        <w:spacing w:after="0" w:line="360" w:lineRule="auto"/>
-        <w:ind w:left="170" w:right="85" w:firstLine="709"/>
-        <w:jc w:val="both"/>
-        <w:rPr>
-          <w:rFonts w:ascii="Times New Roman" w:hAnsi="Times New Roman" w:cs="Times New Roman"/>
-          <w:sz w:val="28"/>
-          <w:szCs w:val="28"/>
-        </w:rPr>
-      </w:pPr>
-      <w:r>
-        <w:rPr>
-          <w:rFonts w:ascii="Times New Roman" w:hAnsi="Times New Roman" w:cs="Times New Roman"/>
-          <w:sz w:val="28"/>
-          <w:szCs w:val="28"/>
-        </w:rPr>
-        <w:t>Архитектура клиентского приложения строится на принципе разделения на уровни: уровень пользовательского интерфейса (UI), уровень бизнес-логики, представленный менеджерами, и уровень доступа к данным (DAO) с использованием локальной базы данных</w:t>
-      </w:r>
-      <w:r>
-        <w:rPr>
-          <w:rFonts w:ascii="Times New Roman" w:hAnsi="Times New Roman" w:cs="Times New Roman"/>
-          <w:sz w:val="28"/>
-          <w:szCs w:val="28"/>
-        </w:rPr>
-        <w:t xml:space="preserve">. </w:t>
-      </w:r>
-    </w:p>
-    <w:p>
-      <w:pPr>
-        <w:rPr>
-          <w:rFonts w:ascii="Times New Roman" w:hAnsi="Times New Roman" w:cs="Times New Roman"/>
-          <w:sz w:val="28"/>
-          <w:szCs w:val="28"/>
-        </w:rPr>
-      </w:pPr>
-      <w:r>
-        <w:rPr>
-          <w:rFonts w:ascii="Times New Roman" w:hAnsi="Times New Roman" w:cs="Times New Roman"/>
-          <w:sz w:val="28"/>
-          <w:szCs w:val="28"/>
-        </w:rPr>
-        <w:br w:type="page"/>
-      </w:r>
-    </w:p>
-    <w:p>
-      <w:pPr>
-        <w:pStyle w:val="Heading1"/>
-        <w:rPr>
-          <w:rFonts w:eastAsiaTheme="minorEastAsia"/>
-          <w:lang w:eastAsia="ru-RU"/>
-        </w:rPr>
-      </w:pPr>
-      <w:bookmarkStart w:id="22" w:name="_Toc225803498"/>
-      <w:bookmarkStart w:id="23" w:name="_Toc225803678"/>
-      <w:r>
-        <w:rPr>
-          <w:rFonts w:eastAsiaTheme="minorEastAsia"/>
-          <w:lang w:eastAsia="ru-RU"/>
-        </w:rPr>
-        <w:lastRenderedPageBreak/>
-        <w:t>ГЛАВА 3. ПРАКТИЧЕСКАЯ РАЗРАБОТКА</w:t>
-      </w:r>
-      <w:bookmarkEnd w:id="22"/>
-      <w:bookmarkEnd w:id="23"/>
-    </w:p>
-    <w:p>
-      <w:pPr>
-        <w:spacing w:after="0" w:line="360" w:lineRule="auto"/>
-        <w:ind w:left="170" w:right="85" w:firstLine="709"/>
-        <w:jc w:val="both"/>
-        <w:rPr>
-          <w:rFonts w:ascii="Times New Roman" w:hAnsi="Times New Roman" w:cs="Times New Roman"/>
-          <w:sz w:val="28"/>
-          <w:szCs w:val="28"/>
-        </w:rPr>
-      </w:pPr>
-    </w:p>
-    <w:p>
-      <w:pPr>
-        <w:pStyle w:val="Heading2"/>
-      </w:pPr>
-      <w:bookmarkStart w:id="24" w:name="_Toc225803499"/>
-      <w:bookmarkStart w:id="25" w:name="_Toc225803679"/>
-      <w:r>
-        <w:t>3.1 Проектирование базы данных</w:t>
-      </w:r>
-      <w:bookmarkEnd w:id="24"/>
-      <w:bookmarkEnd w:id="25"/>
-    </w:p>
-    <w:p>
-      <w:pPr>
-        <w:spacing w:after="0" w:line="360" w:lineRule="auto"/>
-        <w:ind w:left="170" w:right="85" w:firstLine="709"/>
-        <w:jc w:val="both"/>
-        <w:rPr>
-          <w:rFonts w:ascii="Times New Roman" w:hAnsi="Times New Roman" w:cs="Times New Roman"/>
-          <w:sz w:val="28"/>
-          <w:szCs w:val="28"/>
-        </w:rPr>
-      </w:pPr>
-      <w:r>
-        <w:rPr>
-          <w:rFonts w:ascii="Times New Roman" w:hAnsi="Times New Roman" w:cs="Times New Roman"/>
-          <w:sz w:val="28"/>
-          <w:szCs w:val="28"/>
-        </w:rPr>
-        <w:t>Структура базы данных разработана в соответствии с логической моделью и включает таблицы users, categories, menu_items, orders, order_items, reviews. Первичные ключи реализованы с AUTOINCREMENT, внешние ключи настроены с каскадным удалением для обеспечения целостности зависимых данных. Для полей логина, электронной почты и кода позиции меню установлены уникальные ограничения. С помощью конструкции CHECK реализованы ограничения для допустимых значений статусов заказов, диапазона рейтинга (1–5) и неотрицательных сумм. Для оптимизации производительности созданы индексы по полям, используемым в поиске и фильтрации: имени пользователя, статусу и дате заказа, категории позиции меню. В базе данных реализованы триггеры для генерации номера заказа, автоматического пересчёта итоговой суммы и автообновления поля updated_at.</w:t>
-      </w:r>
-    </w:p>
-    <w:p>
-      <w:pPr>
-        <w:pStyle w:val="Heading2"/>
-      </w:pPr>
-      <w:bookmarkStart w:id="26" w:name="_Toc225803500"/>
-      <w:bookmarkStart w:id="27" w:name="_Toc225803680"/>
-      <w:r>
-        <w:t>3.2 Реализация бизнес-логики</w:t>
-      </w:r>
-      <w:bookmarkEnd w:id="26"/>
-      <w:bookmarkEnd w:id="27"/>
-    </w:p>
-    <w:p>
-      <w:pPr>
-        <w:spacing w:after="0" w:line="360" w:lineRule="auto"/>
-        <w:ind w:left="170" w:right="85" w:firstLine="709"/>
-        <w:jc w:val="both"/>
-        <w:rPr>
-          <w:rFonts w:ascii="Times New Roman" w:hAnsi="Times New Roman" w:cs="Times New Roman"/>
-          <w:sz w:val="28"/>
-          <w:szCs w:val="28"/>
-        </w:rPr>
-      </w:pPr>
-      <w:r>
-        <w:rPr>
-          <w:rFonts w:ascii="Times New Roman" w:hAnsi="Times New Roman" w:cs="Times New Roman"/>
-          <w:sz w:val="28"/>
-          <w:szCs w:val="28"/>
-        </w:rPr>
-        <w:t xml:space="preserve">Бизнес-логика инкапсулирована в специализированных менеджерах. </w:t>
-      </w:r>
-      <w:r>
-        <w:rPr>
-          <w:rFonts w:ascii="Times New Roman" w:hAnsi="Times New Roman" w:cs="Times New Roman"/>
-          <w:sz w:val="28"/>
-          <w:szCs w:val="28"/>
-        </w:rPr>
-        <w:t>Р</w:t>
-      </w:r>
-      <w:r>
-        <w:rPr>
-          <w:rFonts w:ascii="Times New Roman" w:hAnsi="Times New Roman" w:cs="Times New Roman"/>
-          <w:sz w:val="28"/>
-          <w:szCs w:val="28"/>
-        </w:rPr>
-        <w:t>еализует</w:t>
-      </w:r>
-      <w:r>
-        <w:rPr>
-          <w:rFonts w:ascii="Times New Roman" w:hAnsi="Times New Roman" w:cs="Times New Roman"/>
-          <w:sz w:val="28"/>
-          <w:szCs w:val="28"/>
-        </w:rPr>
-        <w:t>ся</w:t>
-      </w:r>
-      <w:r>
-        <w:rPr>
-          <w:rFonts w:ascii="Times New Roman" w:hAnsi="Times New Roman" w:cs="Times New Roman"/>
-          <w:sz w:val="28"/>
-          <w:szCs w:val="28"/>
-        </w:rPr>
-        <w:t xml:space="preserve"> регистраци</w:t>
-      </w:r>
-      <w:r>
-        <w:rPr>
-          <w:rFonts w:ascii="Times New Roman" w:hAnsi="Times New Roman" w:cs="Times New Roman"/>
-          <w:sz w:val="28"/>
-          <w:szCs w:val="28"/>
-        </w:rPr>
-        <w:t>я</w:t>
-      </w:r>
-      <w:r>
-        <w:rPr>
-          <w:rFonts w:ascii="Times New Roman" w:hAnsi="Times New Roman" w:cs="Times New Roman"/>
-          <w:sz w:val="28"/>
-          <w:szCs w:val="28"/>
-        </w:rPr>
-        <w:t xml:space="preserve"> и вход пользователей, управление сессией, хеширование паролей по алгоритму SHA-256 и проверку ролей. </w:t>
-      </w:r>
-      <w:r>
-        <w:rPr>
-          <w:rFonts w:ascii="Times New Roman" w:hAnsi="Times New Roman" w:cs="Times New Roman"/>
-          <w:sz w:val="28"/>
-          <w:szCs w:val="28"/>
-        </w:rPr>
-        <w:t>О</w:t>
-      </w:r>
-      <w:r>
-        <w:rPr>
-          <w:rFonts w:ascii="Times New Roman" w:hAnsi="Times New Roman" w:cs="Times New Roman"/>
-          <w:sz w:val="28"/>
-          <w:szCs w:val="28"/>
-        </w:rPr>
-        <w:t>беспечивает</w:t>
-      </w:r>
-      <w:r>
-        <w:rPr>
-          <w:rFonts w:ascii="Times New Roman" w:hAnsi="Times New Roman" w:cs="Times New Roman"/>
-          <w:sz w:val="28"/>
-          <w:szCs w:val="28"/>
-        </w:rPr>
-        <w:t>ся</w:t>
-      </w:r>
-      <w:r>
-        <w:rPr>
-          <w:rFonts w:ascii="Times New Roman" w:hAnsi="Times New Roman" w:cs="Times New Roman"/>
-          <w:sz w:val="28"/>
-          <w:szCs w:val="28"/>
-        </w:rPr>
-        <w:t xml:space="preserve"> создание заказов с валидацией входных данных, автоматическим расчётом стоимости, а также смену статусов с проверкой допустимости переходов. </w:t>
-      </w:r>
-      <w:r>
-        <w:rPr>
-          <w:rFonts w:ascii="Times New Roman" w:hAnsi="Times New Roman" w:cs="Times New Roman"/>
-          <w:sz w:val="28"/>
-          <w:szCs w:val="28"/>
-        </w:rPr>
-        <w:t>П</w:t>
-      </w:r>
-      <w:r>
-        <w:rPr>
-          <w:rFonts w:ascii="Times New Roman" w:hAnsi="Times New Roman" w:cs="Times New Roman"/>
-          <w:sz w:val="28"/>
-          <w:szCs w:val="28"/>
-        </w:rPr>
-        <w:t>редоставляет</w:t>
-      </w:r>
-      <w:r>
-        <w:rPr>
-          <w:rFonts w:ascii="Times New Roman" w:hAnsi="Times New Roman" w:cs="Times New Roman"/>
-          <w:sz w:val="28"/>
-          <w:szCs w:val="28"/>
-        </w:rPr>
-        <w:t>ся</w:t>
-      </w:r>
-      <w:r>
-        <w:rPr>
-          <w:rFonts w:ascii="Times New Roman" w:hAnsi="Times New Roman" w:cs="Times New Roman"/>
-          <w:sz w:val="28"/>
-          <w:szCs w:val="28"/>
-        </w:rPr>
-        <w:t xml:space="preserve"> функционал для выборки позиций меню из каталога, включая поиск по названию, фильтрацию по категориям и проверку доступности позиции.</w:t>
-      </w:r>
-      <w:r>
-        <w:rPr>
-          <w:rFonts w:ascii="Times New Roman" w:hAnsi="Times New Roman" w:cs="Times New Roman"/>
-          <w:sz w:val="28"/>
-          <w:szCs w:val="28"/>
-        </w:rPr>
-        <w:t xml:space="preserve"> Р</w:t>
-      </w:r>
-      <w:r>
-        <w:rPr>
-          <w:rFonts w:ascii="Times New Roman" w:hAnsi="Times New Roman" w:cs="Times New Roman"/>
-          <w:sz w:val="28"/>
-          <w:szCs w:val="28"/>
-        </w:rPr>
-        <w:t>еализует</w:t>
-      </w:r>
-      <w:r>
-        <w:rPr>
-          <w:rFonts w:ascii="Times New Roman" w:hAnsi="Times New Roman" w:cs="Times New Roman"/>
-          <w:sz w:val="28"/>
-          <w:szCs w:val="28"/>
-        </w:rPr>
-        <w:t>ся</w:t>
-      </w:r>
-      <w:r>
-        <w:rPr>
-          <w:rFonts w:ascii="Times New Roman" w:hAnsi="Times New Roman" w:cs="Times New Roman"/>
-          <w:sz w:val="28"/>
-          <w:szCs w:val="28"/>
-        </w:rPr>
-        <w:t xml:space="preserve"> добавление, удаление и изменение количества позиций в корзине</w:t>
-      </w:r>
-      <w:r>
-        <w:rPr>
-          <w:rFonts w:ascii="Times New Roman" w:hAnsi="Times New Roman" w:cs="Times New Roman"/>
-          <w:sz w:val="28"/>
-          <w:szCs w:val="28"/>
-        </w:rPr>
-        <w:t>.</w:t>
-      </w:r>
-      <w:r>
-        <w:rPr>
-          <w:rFonts w:ascii="Times New Roman" w:hAnsi="Times New Roman" w:cs="Times New Roman"/>
-          <w:sz w:val="28"/>
-          <w:szCs w:val="28"/>
-        </w:rPr>
-        <w:t xml:space="preserve"> </w:t>
-      </w:r>
-    </w:p>
-    <w:p>
-      <w:pPr>
-        <w:pStyle w:val="Heading2"/>
-      </w:pPr>
-      <w:bookmarkStart w:id="28" w:name="_Toc225803501"/>
-      <w:bookmarkStart w:id="29" w:name="_Toc225803681"/>
-      <w:r>
-        <w:t>3.3 Разработка пользовательского интерфейса</w:t>
-      </w:r>
-      <w:bookmarkEnd w:id="28"/>
-      <w:bookmarkEnd w:id="29"/>
-    </w:p>
-    <w:p>
-      <w:pPr>
-        <w:spacing w:after="0" w:line="360" w:lineRule="auto"/>
-        <w:ind w:left="170" w:right="85" w:firstLine="709"/>
-        <w:jc w:val="both"/>
-        <w:rPr>
-          <w:rFonts w:ascii="Times New Roman" w:hAnsi="Times New Roman" w:cs="Times New Roman"/>
-          <w:sz w:val="28"/>
-          <w:szCs w:val="28"/>
-        </w:rPr>
-      </w:pPr>
-      <w:r>
-        <w:rPr>
-          <w:rFonts w:ascii="Times New Roman" w:hAnsi="Times New Roman" w:cs="Times New Roman"/>
-          <w:sz w:val="28"/>
-          <w:szCs w:val="28"/>
-        </w:rPr>
-        <w:t xml:space="preserve">Пользовательский интерфейс разработан в соответствии с принципами Material Design с единой цветовой схемой в тёплых тонах, </w:t>
-      </w:r>
-      <w:r>
-        <w:rPr>
-          <w:rFonts w:ascii="Times New Roman" w:hAnsi="Times New Roman" w:cs="Times New Roman"/>
-          <w:sz w:val="28"/>
-          <w:szCs w:val="28"/>
-        </w:rPr>
-        <w:lastRenderedPageBreak/>
-        <w:t>акцентным выделением кнопок оформления заказа и единообразной типографикой. Навигационная структура дифференцирована по ролям: для клиентов реализована нижняя панель навигации с разделами «Меню», «Корзина», «Заказы»</w:t>
-      </w:r>
-      <w:r>
-        <w:rPr>
-          <w:rFonts w:ascii="Times New Roman" w:hAnsi="Times New Roman" w:cs="Times New Roman"/>
-          <w:sz w:val="28"/>
-          <w:szCs w:val="28"/>
-        </w:rPr>
-        <w:t xml:space="preserve">. </w:t>
-      </w:r>
-      <w:r>
-        <w:rPr>
-          <w:rFonts w:ascii="Times New Roman" w:hAnsi="Times New Roman" w:cs="Times New Roman"/>
-          <w:sz w:val="28"/>
-          <w:szCs w:val="28"/>
-        </w:rPr>
-        <w:t>Карточки блюд оснащены крупными фотографиями, читаемыми названиями и кнопкой быстрого добавления. Формы ввода оснащены подсказками. Для пустых списков предусмотрены информативные подсказки, для загружаемых данных применяются skeleton-загрузчики, для подтверждения действий используются тосты и диалоговые окна. Экран корзины отображает все выбранные позиции с модификациями, итоговую стоимость и кнопку оформления. Экран детального просмотра заказа отображает таймлайн статусов, состав и итоговую стоимость</w:t>
-      </w:r>
-    </w:p>
-    <w:p>
-      <w:pPr>
-        <w:pStyle w:val="Heading2"/>
-      </w:pPr>
-      <w:bookmarkStart w:id="30" w:name="_Toc225803502"/>
-      <w:bookmarkStart w:id="31" w:name="_Toc225803682"/>
-      <w:r>
-        <w:t>3.4 Интеграция модулей системы</w:t>
-      </w:r>
-      <w:bookmarkEnd w:id="30"/>
-      <w:bookmarkEnd w:id="31"/>
-    </w:p>
-    <w:p>
-      <w:pPr>
-        <w:spacing w:after="0" w:line="360" w:lineRule="auto"/>
-        <w:ind w:left="170" w:right="85" w:firstLine="709"/>
-        <w:jc w:val="both"/>
-        <w:rPr>
-          <w:rFonts w:ascii="Times New Roman" w:hAnsi="Times New Roman" w:cs="Times New Roman"/>
-          <w:sz w:val="28"/>
-          <w:szCs w:val="28"/>
-        </w:rPr>
-      </w:pPr>
-      <w:r>
-        <w:rPr>
-          <w:rFonts w:ascii="Times New Roman" w:hAnsi="Times New Roman" w:cs="Times New Roman"/>
-          <w:sz w:val="28"/>
-          <w:szCs w:val="28"/>
-        </w:rPr>
-        <w:t xml:space="preserve">Слой UI вызывает методы, не обращаясь напрямую к компонентам доступа к данным. В сценарии оформления заказа пользовательский интерфейс передаёт содержимое корзины.  </w:t>
-      </w:r>
-      <w:r>
-        <w:rPr>
-          <w:rFonts w:ascii="Times New Roman" w:hAnsi="Times New Roman" w:cs="Times New Roman"/>
-          <w:sz w:val="28"/>
-          <w:szCs w:val="28"/>
-        </w:rPr>
-        <w:t>В</w:t>
-      </w:r>
-      <w:r>
-        <w:rPr>
-          <w:rFonts w:ascii="Times New Roman" w:hAnsi="Times New Roman" w:cs="Times New Roman"/>
-          <w:sz w:val="28"/>
-          <w:szCs w:val="28"/>
-        </w:rPr>
-        <w:t>ыполняет</w:t>
-      </w:r>
-      <w:r>
-        <w:rPr>
-          <w:rFonts w:ascii="Times New Roman" w:hAnsi="Times New Roman" w:cs="Times New Roman"/>
-          <w:sz w:val="28"/>
-          <w:szCs w:val="28"/>
-        </w:rPr>
-        <w:t>ся</w:t>
-      </w:r>
-      <w:r>
-        <w:rPr>
-          <w:rFonts w:ascii="Times New Roman" w:hAnsi="Times New Roman" w:cs="Times New Roman"/>
-          <w:sz w:val="28"/>
-          <w:szCs w:val="28"/>
-        </w:rPr>
-        <w:t xml:space="preserve"> валидаци</w:t>
-      </w:r>
-      <w:r>
-        <w:rPr>
-          <w:rFonts w:ascii="Times New Roman" w:hAnsi="Times New Roman" w:cs="Times New Roman"/>
-          <w:sz w:val="28"/>
-          <w:szCs w:val="28"/>
-        </w:rPr>
-        <w:t>я</w:t>
-      </w:r>
-      <w:r>
-        <w:rPr>
-          <w:rFonts w:ascii="Times New Roman" w:hAnsi="Times New Roman" w:cs="Times New Roman"/>
-          <w:sz w:val="28"/>
-          <w:szCs w:val="28"/>
-        </w:rPr>
-        <w:t>, проверяет</w:t>
-      </w:r>
-      <w:r>
-        <w:rPr>
-          <w:rFonts w:ascii="Times New Roman" w:hAnsi="Times New Roman" w:cs="Times New Roman"/>
-          <w:sz w:val="28"/>
-          <w:szCs w:val="28"/>
-        </w:rPr>
-        <w:t>ся</w:t>
-      </w:r>
-      <w:r>
-        <w:rPr>
-          <w:rFonts w:ascii="Times New Roman" w:hAnsi="Times New Roman" w:cs="Times New Roman"/>
-          <w:sz w:val="28"/>
-          <w:szCs w:val="28"/>
-        </w:rPr>
-        <w:t xml:space="preserve"> доступность позиций меню, рассчитывает</w:t>
-      </w:r>
-      <w:r>
-        <w:rPr>
-          <w:rFonts w:ascii="Times New Roman" w:hAnsi="Times New Roman" w:cs="Times New Roman"/>
-          <w:sz w:val="28"/>
-          <w:szCs w:val="28"/>
-        </w:rPr>
-        <w:t>ся</w:t>
-      </w:r>
-      <w:r>
-        <w:rPr>
-          <w:rFonts w:ascii="Times New Roman" w:hAnsi="Times New Roman" w:cs="Times New Roman"/>
-          <w:sz w:val="28"/>
-          <w:szCs w:val="28"/>
-        </w:rPr>
-        <w:t xml:space="preserve"> стоимость, сохраня</w:t>
-      </w:r>
-      <w:r>
-        <w:rPr>
-          <w:rFonts w:ascii="Times New Roman" w:hAnsi="Times New Roman" w:cs="Times New Roman"/>
-          <w:sz w:val="28"/>
-          <w:szCs w:val="28"/>
-        </w:rPr>
-        <w:t>я</w:t>
-      </w:r>
-      <w:r>
-        <w:rPr>
-          <w:rFonts w:ascii="Times New Roman" w:hAnsi="Times New Roman" w:cs="Times New Roman"/>
-          <w:sz w:val="28"/>
-          <w:szCs w:val="28"/>
-        </w:rPr>
-        <w:t xml:space="preserve"> заказ в базу данных и иницииру</w:t>
-      </w:r>
-      <w:r>
-        <w:rPr>
-          <w:rFonts w:ascii="Times New Roman" w:hAnsi="Times New Roman" w:cs="Times New Roman"/>
-          <w:sz w:val="28"/>
-          <w:szCs w:val="28"/>
-        </w:rPr>
-        <w:t>я</w:t>
-      </w:r>
-      <w:r>
-        <w:rPr>
-          <w:rFonts w:ascii="Times New Roman" w:hAnsi="Times New Roman" w:cs="Times New Roman"/>
-          <w:sz w:val="28"/>
-          <w:szCs w:val="28"/>
-        </w:rPr>
-        <w:t xml:space="preserve"> вызов для отправки уведомления. В сценарии изменения статуса заказа проверяет</w:t>
-      </w:r>
-      <w:r>
-        <w:rPr>
-          <w:rFonts w:ascii="Times New Roman" w:hAnsi="Times New Roman" w:cs="Times New Roman"/>
-          <w:sz w:val="28"/>
-          <w:szCs w:val="28"/>
-        </w:rPr>
-        <w:t>ся</w:t>
-      </w:r>
-      <w:r>
-        <w:rPr>
-          <w:rFonts w:ascii="Times New Roman" w:hAnsi="Times New Roman" w:cs="Times New Roman"/>
-          <w:sz w:val="28"/>
-          <w:szCs w:val="28"/>
-        </w:rPr>
-        <w:t xml:space="preserve"> допустимость перехода, обновляет данные, который формирует уведомление для клиента. Все модули взаимодействуют через чётко определённые интерфейсы и используют объекты DTO для передачи данных, что упрощает тестирование и позволяет в перспективе заменить локальную реализацию на взаимодействие с удалённым API.</w:t>
-      </w:r>
-    </w:p>
-    <w:p>
-      <w:pPr>
-        <w:pStyle w:val="Heading2"/>
-      </w:pPr>
-      <w:bookmarkStart w:id="32" w:name="_Toc225803503"/>
-      <w:bookmarkStart w:id="33" w:name="_Toc225803683"/>
-      <w:r>
-        <w:t>3.5 Реализация системы безопасности</w:t>
-      </w:r>
-      <w:bookmarkEnd w:id="32"/>
-      <w:bookmarkEnd w:id="33"/>
-    </w:p>
-    <w:p>
-      <w:pPr>
-        <w:spacing w:after="0" w:line="360" w:lineRule="auto"/>
-        <w:ind w:left="170" w:right="85" w:firstLine="709"/>
-        <w:jc w:val="both"/>
-        <w:rPr>
-          <w:rFonts w:ascii="Times New Roman" w:hAnsi="Times New Roman" w:cs="Times New Roman"/>
-          <w:sz w:val="28"/>
-          <w:szCs w:val="28"/>
-        </w:rPr>
-      </w:pPr>
-      <w:r>
-        <w:rPr>
-          <w:rFonts w:ascii="Times New Roman" w:hAnsi="Times New Roman" w:cs="Times New Roman"/>
-          <w:sz w:val="28"/>
-          <w:szCs w:val="28"/>
-        </w:rPr>
-        <w:t>Обеспечение безопасности реализовано по нескольким направлениям. Аутентификация осуществляется на основе пары «</w:t>
-      </w:r>
-      <w:r>
-        <w:rPr>
-          <w:rFonts w:ascii="Times New Roman" w:hAnsi="Times New Roman" w:cs="Times New Roman"/>
-          <w:sz w:val="28"/>
-          <w:szCs w:val="28"/>
-        </w:rPr>
-        <w:t>номер</w:t>
-      </w:r>
-      <w:r>
-        <w:rPr>
-          <w:rFonts w:ascii="Times New Roman" w:hAnsi="Times New Roman" w:cs="Times New Roman"/>
-          <w:sz w:val="28"/>
-          <w:szCs w:val="28"/>
-        </w:rPr>
-        <w:t xml:space="preserve"> и пароль», при этом пароли хранятся в базе данных в виде хеша SHA-256. Все операции, требующие изменения данных, проходят проверку прав доступа на уровне бизнес-логики. Валидация входных данных реализована на уровне </w:t>
-      </w:r>
-      <w:r>
-        <w:rPr>
-          <w:rFonts w:ascii="Times New Roman" w:hAnsi="Times New Roman" w:cs="Times New Roman"/>
-          <w:sz w:val="28"/>
-          <w:szCs w:val="28"/>
-        </w:rPr>
-        <w:lastRenderedPageBreak/>
-        <w:t>пользовательского интерфейса для оперативной обратной связи и на уровне бизнес-логики для обеспечения безопасности. Защита базы данных обеспечивается отсутствием прямого внешнего доступа к файлу БД. Обработка ошибок организована таким образом, что пользователю выводятся нейтральные сообщения, а для разработчика сохраняются детальные логи.</w:t>
-      </w:r>
-    </w:p>
-    <w:p>
-      <w:pPr>
-        <w:pStyle w:val="Heading2"/>
-      </w:pPr>
-      <w:bookmarkStart w:id="34" w:name="_Toc225803504"/>
-      <w:bookmarkStart w:id="35" w:name="_Toc225803684"/>
-      <w:r>
-        <w:t>3.6 Тестирование компонентов приложения</w:t>
-      </w:r>
-      <w:bookmarkEnd w:id="34"/>
-      <w:bookmarkEnd w:id="35"/>
-    </w:p>
-    <w:p>
-      <w:pPr>
-        <w:spacing w:after="0" w:line="360" w:lineRule="auto"/>
-        <w:ind w:left="170" w:right="85" w:firstLine="709"/>
-        <w:jc w:val="both"/>
-        <w:rPr>
-          <w:rFonts w:ascii="Times New Roman" w:hAnsi="Times New Roman" w:cs="Times New Roman"/>
-          <w:sz w:val="28"/>
-          <w:szCs w:val="28"/>
-        </w:rPr>
-      </w:pPr>
-      <w:r>
-        <w:rPr>
-          <w:rFonts w:ascii="Times New Roman" w:hAnsi="Times New Roman" w:cs="Times New Roman"/>
-          <w:sz w:val="28"/>
-          <w:szCs w:val="28"/>
-        </w:rPr>
-        <w:t>В процессе разработки проведён комплекс тестовых мероприятий. Модульное тестирование с использованием JUnit выполнено для проверки валидации данных, расчёта стоимости заказа с учётом модификаций, логики переходов между статусами и функций аутентификации. Интеграционное тестирование проведено для проверки взаимодействия между модулями в рамках сквозных сценариев: добавление позиций в корзину, оформление заказа, смена статусов и генерация уведомлений. Функциональное тестирование выполнялось вручную и охватило регистрацию, просмотр меню, формирование корзины, оформление и отслеживание заказов, изменение статусов со стороны сотрудника. Тестирование пользовательского интерфейса включало проверку читаемости, корректности отступов и работоспособности на экранах с разными разрешениями.</w:t>
-      </w:r>
-    </w:p>
-    <w:p>
-      <w:pPr>
-        <w:rPr>
-          <w:rFonts w:ascii="Times New Roman" w:hAnsi="Times New Roman" w:cs="Times New Roman"/>
-          <w:sz w:val="28"/>
-          <w:szCs w:val="28"/>
-        </w:rPr>
-      </w:pPr>
-      <w:r>
-        <w:rPr>
-          <w:rFonts w:ascii="Times New Roman" w:hAnsi="Times New Roman" w:cs="Times New Roman"/>
-          <w:sz w:val="28"/>
-          <w:szCs w:val="28"/>
-        </w:rPr>
-        <w:br w:type="page"/>
-      </w:r>
-    </w:p>
-    <w:p>
-      <w:pPr>
-        <w:pStyle w:val="Heading1"/>
-        <w:rPr>
-          <w:rFonts w:eastAsiaTheme="minorEastAsia"/>
-          <w:lang w:eastAsia="ru-RU"/>
-        </w:rPr>
-      </w:pPr>
-      <w:bookmarkStart w:id="36" w:name="_Toc225803505"/>
-      <w:bookmarkStart w:id="37" w:name="_Toc225803685"/>
-      <w:r>
-        <w:rPr>
-          <w:rFonts w:eastAsiaTheme="minorEastAsia"/>
-          <w:lang w:eastAsia="ru-RU"/>
-        </w:rPr>
-        <w:lastRenderedPageBreak/>
-        <w:t>ГЛАВА 4. ИМПЛЕМЕНТАЦИЯ И ТЕСТИРОВАНИЕ</w:t>
-      </w:r>
-      <w:bookmarkEnd w:id="36"/>
-      <w:bookmarkEnd w:id="37"/>
-    </w:p>
-    <w:p>
-      <w:pPr>
-        <w:spacing w:after="0" w:line="360" w:lineRule="auto"/>
-        <w:ind w:left="170" w:right="85" w:firstLine="709"/>
-        <w:jc w:val="both"/>
-        <w:rPr>
-          <w:rFonts w:ascii="Times New Roman" w:hAnsi="Times New Roman" w:cs="Times New Roman"/>
-          <w:sz w:val="28"/>
-          <w:szCs w:val="28"/>
-        </w:rPr>
-      </w:pPr>
-    </w:p>
-    <w:p>
-      <w:pPr>
-        <w:pStyle w:val="Heading2"/>
-      </w:pPr>
-      <w:bookmarkStart w:id="38" w:name="_Toc225803506"/>
-      <w:bookmarkStart w:id="39" w:name="_Toc225803686"/>
-      <w:r>
-        <w:t>4.1 Установка и настройка среды разработки</w:t>
-      </w:r>
-      <w:bookmarkEnd w:id="38"/>
-      <w:bookmarkEnd w:id="39"/>
-    </w:p>
-    <w:p>
-      <w:pPr>
-        <w:spacing w:after="0" w:line="360" w:lineRule="auto"/>
-        <w:ind w:left="170" w:right="85" w:firstLine="709"/>
-        <w:jc w:val="both"/>
-        <w:rPr>
-          <w:rFonts w:ascii="Times New Roman" w:hAnsi="Times New Roman" w:cs="Times New Roman"/>
-          <w:sz w:val="28"/>
-          <w:szCs w:val="28"/>
-        </w:rPr>
-      </w:pPr>
-      <w:r>
-        <w:rPr>
-          <w:rFonts w:ascii="Times New Roman" w:hAnsi="Times New Roman" w:cs="Times New Roman"/>
-          <w:sz w:val="28"/>
-          <w:szCs w:val="28"/>
-        </w:rPr>
-        <w:t xml:space="preserve">Разработка приложения FastFood </w:t>
-      </w:r>
-      <w:r>
-        <w:rPr>
-          <w:rFonts w:ascii="Times New Roman" w:hAnsi="Times New Roman" w:cs="Times New Roman"/>
-          <w:sz w:val="28"/>
-          <w:szCs w:val="28"/>
-          <w:lang w:val="en-US"/>
-        </w:rPr>
-        <w:t>App</w:t>
-      </w:r>
-      <w:r>
-        <w:rPr>
-          <w:rFonts w:ascii="Times New Roman" w:hAnsi="Times New Roman" w:cs="Times New Roman"/>
-          <w:sz w:val="28"/>
-          <w:szCs w:val="28"/>
-        </w:rPr>
-        <w:t xml:space="preserve"> велась в среде Android Studio с использованием актуальной стабильной версии. Подготовка рабочего окружения включала установку Android Studio с необходимыми компонентами (Android SDK, Platform Tools, Build Tools, эмуляторы), создание проекта с минимальной версией SDK Android 5.0 (API 21) на языке Java, настройку Gradle-зависимостей (AndroidX, Material Design) и подключение физического устройства с включённой отладкой по USB для тестирования в процессе разработки.</w:t>
-      </w:r>
-    </w:p>
-    <w:p>
-      <w:pPr>
-        <w:pStyle w:val="Heading2"/>
-      </w:pPr>
-      <w:bookmarkStart w:id="40" w:name="_Toc225803507"/>
-      <w:bookmarkStart w:id="41" w:name="_Toc225803687"/>
-      <w:r>
-        <w:t>4.2 Разработка ключевых модулей</w:t>
-      </w:r>
-      <w:bookmarkEnd w:id="40"/>
-      <w:bookmarkEnd w:id="41"/>
-    </w:p>
-    <w:p>
-      <w:pPr>
-        <w:spacing w:after="0" w:line="360" w:lineRule="auto"/>
-        <w:ind w:left="170" w:right="85" w:firstLine="709"/>
-        <w:jc w:val="both"/>
-        <w:rPr>
-          <w:rFonts w:ascii="Times New Roman" w:hAnsi="Times New Roman" w:cs="Times New Roman"/>
-          <w:sz w:val="28"/>
-          <w:szCs w:val="28"/>
-        </w:rPr>
-      </w:pPr>
-      <w:r>
-        <w:rPr>
-          <w:rFonts w:ascii="Times New Roman" w:hAnsi="Times New Roman" w:cs="Times New Roman"/>
-          <w:sz w:val="28"/>
-          <w:szCs w:val="28"/>
-        </w:rPr>
-        <w:t>Разработка модулей выполнена в соответствии с многослойной архитектурой. Пользовательский интерфейс разделён на экраны для клиентов (меню, карточка блюда, корзина, оформление заказа</w:t>
-      </w:r>
-      <w:r>
-        <w:rPr>
-          <w:rFonts w:ascii="Times New Roman" w:hAnsi="Times New Roman" w:cs="Times New Roman"/>
-          <w:sz w:val="28"/>
-          <w:szCs w:val="28"/>
-        </w:rPr>
-        <w:t>)</w:t>
-      </w:r>
-      <w:r>
-        <w:rPr>
-          <w:rFonts w:ascii="Times New Roman" w:hAnsi="Times New Roman" w:cs="Times New Roman"/>
-          <w:sz w:val="28"/>
-          <w:szCs w:val="28"/>
-        </w:rPr>
-        <w:t>. Повторно используемые компоненты (адаптеры списков, карточки блюд, карточки заказов) выделены для обеспечения единообразия интерфейса.</w:t>
-      </w:r>
-    </w:p>
-    <w:p>
-      <w:pPr>
-        <w:pStyle w:val="Heading2"/>
-      </w:pPr>
-      <w:bookmarkStart w:id="42" w:name="_Toc225803508"/>
-      <w:bookmarkStart w:id="43" w:name="_Toc225803688"/>
-      <w:r>
-        <w:t>4.3 Интеграционное тестирование</w:t>
-      </w:r>
-      <w:bookmarkEnd w:id="42"/>
-      <w:bookmarkEnd w:id="43"/>
-    </w:p>
-    <w:p>
-      <w:pPr>
-        <w:spacing w:after="0" w:line="360" w:lineRule="auto"/>
-        <w:ind w:left="170" w:right="85" w:firstLine="709"/>
-        <w:jc w:val="both"/>
-        <w:rPr>
-          <w:rFonts w:ascii="Times New Roman" w:hAnsi="Times New Roman" w:cs="Times New Roman"/>
-          <w:sz w:val="28"/>
-          <w:szCs w:val="28"/>
-        </w:rPr>
-      </w:pPr>
-      <w:r>
-        <w:rPr>
-          <w:rFonts w:ascii="Times New Roman" w:hAnsi="Times New Roman" w:cs="Times New Roman"/>
-          <w:sz w:val="28"/>
-          <w:szCs w:val="28"/>
-        </w:rPr>
-        <w:t>В ходе интеграционного тестирования проверены сквозные сценарии: регистрация клиента с просмотром меню, добавлением позиций в корзину и оформлением заказа; отметка позиции меню как недоступной и проверка её скрытия в клиентском интерфейсе. Выявленные проблемы (отсутствие автоматического обновления UI после смены статуса) были устранены внедрением механизма наблюдателей и исправлением логики расчёта.</w:t>
-      </w:r>
-    </w:p>
-    <w:p>
-      <w:pPr>
-        <w:pStyle w:val="Heading2"/>
-      </w:pPr>
-      <w:bookmarkStart w:id="44" w:name="_Toc225803509"/>
-      <w:bookmarkStart w:id="45" w:name="_Toc225803689"/>
-      <w:r>
-        <w:t>4.4 Тестирование пользовательского интерфейса</w:t>
-      </w:r>
-      <w:bookmarkEnd w:id="44"/>
-      <w:bookmarkEnd w:id="45"/>
-    </w:p>
-    <w:p>
-      <w:pPr>
-        <w:spacing w:after="0" w:line="360" w:lineRule="auto"/>
-        <w:ind w:left="170" w:right="85" w:firstLine="709"/>
-        <w:jc w:val="both"/>
-        <w:rPr>
-          <w:rFonts w:ascii="Times New Roman" w:hAnsi="Times New Roman" w:cs="Times New Roman"/>
-          <w:sz w:val="28"/>
-          <w:szCs w:val="28"/>
-        </w:rPr>
-      </w:pPr>
-      <w:r>
-        <w:rPr>
-          <w:rFonts w:ascii="Times New Roman" w:hAnsi="Times New Roman" w:cs="Times New Roman"/>
-          <w:sz w:val="28"/>
-          <w:szCs w:val="28"/>
-        </w:rPr>
-        <w:t xml:space="preserve">Ручное тестирование на реальном устройстве и эмуляторе подтвердило корректность навигации, читаемость текста, достаточную контрастность, удобные размеры touch-элементов, правильную работу масок ввода, корректное отображение пустых состояний и индикаторов загрузки. </w:t>
-      </w:r>
-      <w:r>
-        <w:rPr>
-          <w:rFonts w:ascii="Times New Roman" w:hAnsi="Times New Roman" w:cs="Times New Roman"/>
-          <w:sz w:val="28"/>
-          <w:szCs w:val="28"/>
-        </w:rPr>
-        <w:lastRenderedPageBreak/>
-        <w:t>Отсутствие наложений и обрезки текста на различных разрешениях экрана зафиксировано. По результатам тестирования увеличены отступы и размеры кнопок в ряде форм, уточнены тексты подсказок и сообщений об ошибках, добавлены индикаторы загрузки на списках.</w:t>
-      </w:r>
-    </w:p>
-    <w:p>
-      <w:pPr>
-        <w:pStyle w:val="Heading2"/>
-      </w:pPr>
-      <w:bookmarkStart w:id="46" w:name="_Toc225803510"/>
-      <w:bookmarkStart w:id="47" w:name="_Toc225803690"/>
-      <w:r>
-        <w:t>4.5 Тестирование производительности</w:t>
-      </w:r>
-      <w:bookmarkEnd w:id="46"/>
-      <w:bookmarkEnd w:id="47"/>
-    </w:p>
-    <w:p>
-      <w:pPr>
-        <w:spacing w:after="0" w:line="360" w:lineRule="auto"/>
-        <w:ind w:left="170" w:right="85" w:firstLine="709"/>
-        <w:jc w:val="both"/>
-        <w:rPr>
-          <w:rFonts w:ascii="Times New Roman" w:hAnsi="Times New Roman" w:cs="Times New Roman"/>
-          <w:sz w:val="28"/>
-          <w:szCs w:val="28"/>
-        </w:rPr>
-      </w:pPr>
-      <w:r>
-        <w:rPr>
-          <w:rFonts w:ascii="Times New Roman" w:hAnsi="Times New Roman" w:cs="Times New Roman"/>
-          <w:sz w:val="28"/>
-          <w:szCs w:val="28"/>
-        </w:rPr>
-        <w:t>Измеренные на тестовых устройствах метрики показали: время запуска приложения составило 1 секунду, загрузка основных экранов (меню, список заказов) не превышает 1 секунды, отклик на действия пользователя находится в пределах 200 миллисекунд. Стрессовое тестирование с большим количеством записей (сотни заказов и позиций меню) не выявило критических задержек благодаря использованию индексов в базе данных и ленивой загрузке списков.</w:t>
-      </w:r>
-    </w:p>
-    <w:p>
-      <w:pPr>
-        <w:pStyle w:val="Heading2"/>
-      </w:pPr>
-      <w:bookmarkStart w:id="48" w:name="_Toc225803511"/>
-      <w:bookmarkStart w:id="49" w:name="_Toc225803691"/>
-      <w:r>
-        <w:t>4.6 Анализ результатов тестирования</w:t>
-      </w:r>
-      <w:bookmarkEnd w:id="48"/>
-      <w:bookmarkEnd w:id="49"/>
-    </w:p>
-    <w:p>
-      <w:pPr>
-        <w:spacing w:after="0" w:line="360" w:lineRule="auto"/>
-        <w:ind w:left="170" w:right="85" w:firstLine="709"/>
-        <w:jc w:val="both"/>
-        <w:rPr>
-          <w:rFonts w:ascii="Times New Roman" w:hAnsi="Times New Roman" w:cs="Times New Roman"/>
-          <w:sz w:val="28"/>
-          <w:szCs w:val="28"/>
-        </w:rPr>
-      </w:pPr>
-      <w:r>
-        <w:rPr>
-          <w:rFonts w:ascii="Times New Roman" w:hAnsi="Times New Roman" w:cs="Times New Roman"/>
-          <w:sz w:val="28"/>
-          <w:szCs w:val="28"/>
-        </w:rPr>
-        <w:t>По итогам всех видов тестирования установлено, что приложение соответствует заявленным требованиям: реализован полный функционал для клиентов и сотрудников, корректно работают механизмы статусов и уведомлений, показатели производительности находятся в норме. Выявленные дефекты устранены. Потенциальные улучшения (push-уведомления, онлайн-оплата, переход на облачную базу данных) зафиксированы как направления дальнейшего развития. Приложение готово к опытной эксплуатации.</w:t>
-      </w:r>
-    </w:p>
-    <w:p>
-      <w:pPr>
-        <w:rPr>
-          <w:rFonts w:ascii="Times New Roman" w:hAnsi="Times New Roman" w:cs="Times New Roman"/>
-          <w:sz w:val="28"/>
-          <w:szCs w:val="28"/>
-        </w:rPr>
-      </w:pPr>
-      <w:r>
-        <w:rPr>
-          <w:rFonts w:ascii="Times New Roman" w:hAnsi="Times New Roman" w:cs="Times New Roman"/>
-          <w:sz w:val="28"/>
-          <w:szCs w:val="28"/>
-        </w:rPr>
-        <w:br w:type="page"/>
-      </w:r>
-    </w:p>
-    <w:p>
-      <w:pPr>
-        <w:pStyle w:val="Heading1"/>
-        <w:rPr>
-          <w:rFonts w:eastAsiaTheme="minorEastAsia"/>
-          <w:lang w:eastAsia="ru-RU"/>
-        </w:rPr>
-      </w:pPr>
-      <w:bookmarkStart w:id="50" w:name="_Toc225803512"/>
-      <w:bookmarkStart w:id="51" w:name="_Toc225803692"/>
-      <w:r>
-        <w:rPr>
-          <w:rFonts w:eastAsiaTheme="minorEastAsia"/>
-          <w:lang w:eastAsia="ru-RU"/>
-        </w:rPr>
-        <w:lastRenderedPageBreak/>
-        <w:t>ГЛАВА 5. ИНСТРУКЦИЯ ПО ЭКСПЛУАТАЦИИ</w:t>
-      </w:r>
-      <w:bookmarkEnd w:id="50"/>
-      <w:bookmarkEnd w:id="51"/>
-    </w:p>
-    <w:p>
-      <w:pPr>
-        <w:spacing w:after="0" w:line="360" w:lineRule="auto"/>
-        <w:ind w:left="170" w:right="85" w:firstLine="709"/>
-        <w:jc w:val="both"/>
-        <w:rPr>
-          <w:rFonts w:ascii="Times New Roman" w:hAnsi="Times New Roman" w:cs="Times New Roman"/>
-          <w:sz w:val="28"/>
-          <w:szCs w:val="28"/>
-        </w:rPr>
-      </w:pPr>
-    </w:p>
-    <w:p>
-      <w:pPr>
-        <w:pStyle w:val="Heading2"/>
-      </w:pPr>
-      <w:bookmarkStart w:id="52" w:name="_Toc225803513"/>
-      <w:bookmarkStart w:id="53" w:name="_Toc225803693"/>
-      <w:r>
-        <w:t>5.1 Установка приложения</w:t>
-      </w:r>
-      <w:bookmarkEnd w:id="52"/>
-      <w:bookmarkEnd w:id="53"/>
-    </w:p>
-    <w:p>
-      <w:pPr>
-        <w:spacing w:after="0" w:line="360" w:lineRule="auto"/>
-        <w:ind w:left="170" w:right="85" w:firstLine="709"/>
-        <w:jc w:val="both"/>
-        <w:rPr>
-          <w:rFonts w:ascii="Times New Roman" w:hAnsi="Times New Roman" w:cs="Times New Roman"/>
-          <w:sz w:val="28"/>
-          <w:szCs w:val="28"/>
-        </w:rPr>
-      </w:pPr>
-      <w:r>
-        <w:rPr>
-          <w:rFonts w:ascii="Times New Roman" w:hAnsi="Times New Roman" w:cs="Times New Roman"/>
-          <w:sz w:val="28"/>
-          <w:szCs w:val="28"/>
-        </w:rPr>
-        <w:t xml:space="preserve">Установка приложения FastFood </w:t>
-      </w:r>
-      <w:r>
-        <w:rPr>
-          <w:rFonts w:ascii="Times New Roman" w:hAnsi="Times New Roman" w:cs="Times New Roman"/>
-          <w:sz w:val="28"/>
-          <w:szCs w:val="28"/>
-          <w:lang w:val="en-US"/>
-        </w:rPr>
-        <w:t>App</w:t>
-      </w:r>
-      <w:r>
-        <w:rPr>
-          <w:rFonts w:ascii="Times New Roman" w:hAnsi="Times New Roman" w:cs="Times New Roman"/>
-          <w:sz w:val="28"/>
-          <w:szCs w:val="28"/>
-        </w:rPr>
-        <w:t xml:space="preserve"> осуществляется из APK-файла, получаемого локально либо из внутреннего репозитория организации. Перед началом установки на устройстве необходимо разрешить установку из неизвестных источников, если данная опция не была активирована ранее. Запуск APK-файла инициирует работу мастера установки, следуя инструкциям которого пользователь завершает процесс размещения приложения на устройстве. После успешной установки на рабочем столе появляется ярлык FastFood </w:t>
-      </w:r>
-      <w:r>
-        <w:rPr>
-          <w:rFonts w:ascii="Times New Roman" w:hAnsi="Times New Roman" w:cs="Times New Roman"/>
-          <w:sz w:val="28"/>
-          <w:szCs w:val="28"/>
-          <w:lang w:val="en-US"/>
-        </w:rPr>
-        <w:t>App</w:t>
-      </w:r>
-      <w:r>
-        <w:rPr>
-          <w:rFonts w:ascii="Times New Roman" w:hAnsi="Times New Roman" w:cs="Times New Roman"/>
-          <w:sz w:val="28"/>
-          <w:szCs w:val="28"/>
-        </w:rPr>
-        <w:t>. Минимальными системными требованиями выступают операционная система Android версии 5.0 и выше, наличие не менее 1 ГБ оперативной памяти и около 50 МБ свободного дискового пространства. Для комфортной работы рекомендуется использовать устройства с 2 ГБ оперативной памяти и выше.</w:t>
-      </w:r>
-    </w:p>
-    <w:p>
-      <w:pPr>
-        <w:pStyle w:val="Heading2"/>
-      </w:pPr>
-      <w:bookmarkStart w:id="54" w:name="_Toc225803514"/>
-      <w:bookmarkStart w:id="55" w:name="_Toc225803694"/>
-      <w:r>
-        <w:t>5.2 Регистрация и авторизация</w:t>
-      </w:r>
-      <w:bookmarkEnd w:id="54"/>
-      <w:bookmarkEnd w:id="55"/>
-    </w:p>
-    <w:p>
-      <w:pPr>
-        <w:spacing w:after="0" w:line="360" w:lineRule="auto"/>
-        <w:ind w:left="170" w:right="85" w:firstLine="709"/>
-        <w:jc w:val="both"/>
-        <w:rPr>
-          <w:rFonts w:ascii="Times New Roman" w:hAnsi="Times New Roman" w:cs="Times New Roman"/>
-          <w:sz w:val="28"/>
-          <w:szCs w:val="28"/>
-        </w:rPr>
-      </w:pPr>
-      <w:r>
-        <w:rPr>
-          <w:rFonts w:ascii="Times New Roman" w:hAnsi="Times New Roman" w:cs="Times New Roman"/>
-          <w:sz w:val="28"/>
-          <w:szCs w:val="28"/>
-        </w:rPr>
-        <w:t xml:space="preserve">Процесс регистрации клиента предусматривает заполнение формы, включающей </w:t>
-      </w:r>
-      <w:r>
-        <w:rPr>
-          <w:rFonts w:ascii="Times New Roman" w:hAnsi="Times New Roman" w:cs="Times New Roman"/>
-          <w:sz w:val="28"/>
-          <w:szCs w:val="28"/>
-        </w:rPr>
-        <w:t>номер</w:t>
-      </w:r>
-      <w:r>
-        <w:rPr>
-          <w:rFonts w:ascii="Times New Roman" w:hAnsi="Times New Roman" w:cs="Times New Roman"/>
-          <w:sz w:val="28"/>
-          <w:szCs w:val="28"/>
-        </w:rPr>
-        <w:t>, пароль. Вход в приложение выполняется с использованием пары «</w:t>
-      </w:r>
-      <w:r>
-        <w:rPr>
-          <w:rFonts w:ascii="Times New Roman" w:hAnsi="Times New Roman" w:cs="Times New Roman"/>
-          <w:sz w:val="28"/>
-          <w:szCs w:val="28"/>
-        </w:rPr>
-        <w:t>номер</w:t>
-      </w:r>
-      <w:r>
-        <w:rPr>
-          <w:rFonts w:ascii="Times New Roman" w:hAnsi="Times New Roman" w:cs="Times New Roman"/>
-          <w:sz w:val="28"/>
-          <w:szCs w:val="28"/>
-        </w:rPr>
-        <w:t xml:space="preserve"> и пароль».</w:t>
-      </w:r>
-    </w:p>
-    <w:p>
-      <w:pPr>
-        <w:pStyle w:val="Heading2"/>
-      </w:pPr>
-      <w:bookmarkStart w:id="56" w:name="_Toc225803515"/>
-      <w:bookmarkStart w:id="57" w:name="_Toc225803695"/>
-      <w:r>
-        <w:t>5.3 Работа</w:t>
-      </w:r>
-      <w:r>
-        <w:t xml:space="preserve"> приложения</w:t>
-      </w:r>
-      <w:bookmarkEnd w:id="56"/>
-      <w:bookmarkEnd w:id="57"/>
-    </w:p>
-    <w:p>
-      <w:pPr>
-        <w:spacing w:after="0" w:line="360" w:lineRule="auto"/>
-        <w:ind w:left="170" w:right="85" w:firstLine="709"/>
-        <w:jc w:val="both"/>
-        <w:rPr>
-          <w:rFonts w:ascii="Times New Roman" w:hAnsi="Times New Roman" w:cs="Times New Roman"/>
-          <w:sz w:val="28"/>
-          <w:szCs w:val="28"/>
-        </w:rPr>
-      </w:pPr>
-      <w:r>
-        <w:rPr>
-          <w:rFonts w:ascii="Times New Roman" w:hAnsi="Times New Roman" w:cs="Times New Roman"/>
-          <w:sz w:val="28"/>
-          <w:szCs w:val="28"/>
-        </w:rPr>
-        <w:t>После авторизации клиенту становится доступно электронное меню ресторана, разделённое на категории: бургеры, напитки, закуски, десерты, комбо-наборы. Каждая карточка блюда содержит фотографию, название, описание, состав, калорийность и цену. При переходе в карточку блюда клиент может выбрать размер порции, добавки и модификации, указать количество и добавить позицию в корзину.</w:t>
-      </w:r>
-    </w:p>
-    <w:p>
-      <w:pPr>
-        <w:spacing w:after="0" w:line="360" w:lineRule="auto"/>
-        <w:ind w:left="170" w:right="85" w:firstLine="709"/>
-        <w:jc w:val="both"/>
-        <w:rPr>
-          <w:rFonts w:ascii="Times New Roman" w:hAnsi="Times New Roman" w:cs="Times New Roman"/>
-          <w:sz w:val="28"/>
-          <w:szCs w:val="28"/>
-        </w:rPr>
-      </w:pPr>
-      <w:r>
-        <w:rPr>
-          <w:rFonts w:ascii="Times New Roman" w:hAnsi="Times New Roman" w:cs="Times New Roman"/>
-          <w:sz w:val="28"/>
-          <w:szCs w:val="28"/>
-        </w:rPr>
-        <w:t xml:space="preserve">В разделе «Корзина» отображается список всех добавленных позиций с указанием модификаций, количества и стоимости каждой позиции, а также итоговая сумма заказа. Клиент может изменять количество или удалять </w:t>
-      </w:r>
-      <w:r>
-        <w:rPr>
-          <w:rFonts w:ascii="Times New Roman" w:hAnsi="Times New Roman" w:cs="Times New Roman"/>
-          <w:sz w:val="28"/>
-          <w:szCs w:val="28"/>
-        </w:rPr>
-        <w:lastRenderedPageBreak/>
-        <w:t>позиции. При оформлении заказа выбирается способ получения (самовывоз или на месте) и желаемое время готовности, после чего заказ отправляется на кухню.</w:t>
-      </w:r>
-    </w:p>
-    <w:p>
-      <w:pPr>
-        <w:spacing w:after="0" w:line="360" w:lineRule="auto"/>
-        <w:ind w:left="170" w:right="85" w:firstLine="709"/>
-        <w:jc w:val="both"/>
-        <w:rPr>
-          <w:rFonts w:ascii="Times New Roman" w:hAnsi="Times New Roman" w:cs="Times New Roman"/>
-          <w:sz w:val="28"/>
-          <w:szCs w:val="28"/>
-        </w:rPr>
-      </w:pPr>
-      <w:r>
-        <w:rPr>
-          <w:rFonts w:ascii="Times New Roman" w:hAnsi="Times New Roman" w:cs="Times New Roman"/>
-          <w:sz w:val="28"/>
-          <w:szCs w:val="28"/>
-        </w:rPr>
-        <w:t xml:space="preserve">В разделе «Мои заказы» </w:t>
-      </w:r>
-      <w:r>
-        <w:rPr>
-          <w:rFonts w:ascii="Times New Roman" w:hAnsi="Times New Roman" w:cs="Times New Roman"/>
-          <w:sz w:val="28"/>
-          <w:szCs w:val="28"/>
-        </w:rPr>
-        <w:t xml:space="preserve">будут </w:t>
-      </w:r>
-      <w:r>
-        <w:rPr>
-          <w:rFonts w:ascii="Times New Roman" w:hAnsi="Times New Roman" w:cs="Times New Roman"/>
-          <w:sz w:val="28"/>
-          <w:szCs w:val="28"/>
-        </w:rPr>
-        <w:t>отображатся список всех оформленных заказов с указанием текущих статусов. При переходе в карточку конкретного заказа клиент видит детальную информацию: состав заказа с модификациями, итоговую стоимость и таймлайн изменения статусов. Уведомления информируют пользователя о смене статуса заказа и его готовности к выдаче.</w:t>
-      </w:r>
-    </w:p>
-    <w:p>
-      <w:pPr>
-        <w:pStyle w:val="Heading2"/>
-      </w:pPr>
-      <w:bookmarkStart w:id="58" w:name="_Toc225803516"/>
-      <w:bookmarkStart w:id="59" w:name="_Toc225803696"/>
-      <w:r>
-        <w:t>5.</w:t>
-      </w:r>
-      <w:r>
-        <w:t>4</w:t>
-      </w:r>
-      <w:r>
-        <w:t xml:space="preserve"> Устранение неисправностей</w:t>
-      </w:r>
-      <w:bookmarkEnd w:id="58"/>
-      <w:bookmarkEnd w:id="59"/>
-    </w:p>
-    <w:p>
-      <w:pPr>
-        <w:spacing w:after="0" w:line="360" w:lineRule="auto"/>
-        <w:ind w:left="170" w:right="85" w:firstLine="709"/>
-        <w:jc w:val="both"/>
-        <w:rPr>
-          <w:rFonts w:ascii="Times New Roman" w:hAnsi="Times New Roman" w:cs="Times New Roman"/>
-          <w:sz w:val="28"/>
-          <w:szCs w:val="28"/>
-        </w:rPr>
-      </w:pPr>
-      <w:r>
-        <w:rPr>
-          <w:rFonts w:ascii="Times New Roman" w:hAnsi="Times New Roman" w:cs="Times New Roman"/>
-          <w:sz w:val="28"/>
-          <w:szCs w:val="28"/>
-        </w:rPr>
-        <w:t>В случае возникновения проблем при установке APK-файла рекомендуется проверить соответствие устройства минимальным системным требованиям, убедиться в наличии разрешения на установку из неизвестных источников, а также сверить целостность установочного файла. При невозможности входа в приложение следует проверить корректность раскладки клавиатуры и регистра вводимых символов. Если пароль был утерян, необходимо воспользоваться функцией восстановления (при её наличии) либо обратиться к администратору системы для сброса учётных данных.</w:t>
-      </w:r>
-    </w:p>
-    <w:p>
-      <w:pPr>
-        <w:spacing w:after="0" w:line="360" w:lineRule="auto"/>
-        <w:ind w:left="170" w:right="85" w:firstLine="709"/>
-        <w:jc w:val="both"/>
-        <w:rPr>
-          <w:rFonts w:ascii="Times New Roman" w:hAnsi="Times New Roman" w:cs="Times New Roman"/>
-          <w:sz w:val="28"/>
-          <w:szCs w:val="28"/>
-        </w:rPr>
-      </w:pPr>
-      <w:r>
-        <w:rPr>
-          <w:rFonts w:ascii="Times New Roman" w:hAnsi="Times New Roman" w:cs="Times New Roman"/>
-          <w:sz w:val="28"/>
-          <w:szCs w:val="28"/>
-        </w:rPr>
-        <w:t>При замедленной работе приложения рекомендуется закрыть фоновые приложения, потребляющие ресурсы устройства, или выполнить его перезагрузку. Если проблема повторяется систематически, следует сообщить о ней разработчику с указанием модели устройства и версии операционной системы. В ситуации, когда статусы заказов не обновляются в интерфейсе, необходимо выполнить принудительное обновление экрана (свайп сверху вниз), проверить наличие подключения к сети и при необходимости перезапустить приложение.</w:t>
-      </w:r>
-    </w:p>
-    <w:p>
-      <w:pPr>
-        <w:rPr>
-          <w:rFonts w:ascii="Times New Roman" w:hAnsi="Times New Roman" w:cs="Times New Roman"/>
-          <w:sz w:val="28"/>
-          <w:szCs w:val="28"/>
-        </w:rPr>
-      </w:pPr>
-      <w:r>
-        <w:rPr>
-          <w:rFonts w:ascii="Times New Roman" w:hAnsi="Times New Roman" w:cs="Times New Roman"/>
-          <w:sz w:val="28"/>
-          <w:szCs w:val="28"/>
-        </w:rPr>
-        <w:br w:type="page"/>
-      </w:r>
-    </w:p>
-    <w:p>
-      <w:pPr>
-        <w:pStyle w:val="Heading1"/>
-        <w:rPr>
-          <w:rFonts w:eastAsiaTheme="minorEastAsia"/>
-          <w:lang w:eastAsia="ru-RU"/>
-        </w:rPr>
-      </w:pPr>
-      <w:bookmarkStart w:id="60" w:name="_Toc225803517"/>
-      <w:bookmarkStart w:id="61" w:name="_Toc225803697"/>
-      <w:r>
-        <w:rPr>
-          <w:rFonts w:eastAsiaTheme="minorEastAsia"/>
-          <w:lang w:eastAsia="ru-RU"/>
-        </w:rPr>
-        <w:lastRenderedPageBreak/>
-        <w:t>ЗАКЛЮЧЕНИЕ</w:t>
-      </w:r>
-      <w:bookmarkEnd w:id="60"/>
-      <w:bookmarkEnd w:id="61"/>
-    </w:p>
-    <w:p>
-      <w:pPr>
-        <w:spacing w:after="0" w:line="360" w:lineRule="auto"/>
-        <w:ind w:left="170" w:right="85" w:firstLine="709"/>
-        <w:jc w:val="both"/>
-        <w:rPr>
-          <w:rFonts w:ascii="Times New Roman" w:hAnsi="Times New Roman" w:cs="Times New Roman"/>
-          <w:sz w:val="28"/>
-          <w:szCs w:val="28"/>
-        </w:rPr>
-      </w:pPr>
-    </w:p>
-    <w:p>
-      <w:pPr>
-        <w:spacing w:after="0" w:line="360" w:lineRule="auto"/>
-        <w:ind w:left="170" w:right="85" w:firstLine="709"/>
-        <w:jc w:val="both"/>
-        <w:rPr>
-          <w:rFonts w:ascii="Times New Roman" w:hAnsi="Times New Roman" w:cs="Times New Roman"/>
-          <w:sz w:val="28"/>
-          <w:szCs w:val="28"/>
-        </w:rPr>
-      </w:pPr>
-      <w:r>
-        <w:rPr>
-          <w:rFonts w:ascii="Times New Roman" w:hAnsi="Times New Roman" w:cs="Times New Roman"/>
-          <w:sz w:val="28"/>
-          <w:szCs w:val="28"/>
-        </w:rPr>
-        <w:t xml:space="preserve">Цель разработки мобильного приложения FastFood </w:t>
-      </w:r>
-      <w:r>
-        <w:rPr>
-          <w:rFonts w:ascii="Times New Roman" w:hAnsi="Times New Roman" w:cs="Times New Roman"/>
-          <w:sz w:val="28"/>
-          <w:szCs w:val="28"/>
-          <w:lang w:val="en-US"/>
-        </w:rPr>
-        <w:t>App</w:t>
-      </w:r>
-      <w:r>
-        <w:rPr>
-          <w:rFonts w:ascii="Times New Roman" w:hAnsi="Times New Roman" w:cs="Times New Roman"/>
-          <w:sz w:val="28"/>
-          <w:szCs w:val="28"/>
-        </w:rPr>
-        <w:t xml:space="preserve"> для управления заказами фаст-фуд ресторана на Android достигнута. Реализованы ключевые функции для клиентов: регистрация, электронное меню с категориями, корзина, оформление и обработка заказов. Проведены проектирование (модель данных, архитектура), реализация UI и логики, тестирование (модульное, интеграционное, функциональное, UI, производительность).</w:t>
-      </w:r>
-    </w:p>
-    <w:p>
-      <w:pPr>
-        <w:spacing w:after="0" w:line="360" w:lineRule="auto"/>
-        <w:ind w:left="170" w:right="85" w:firstLine="709"/>
-        <w:jc w:val="both"/>
-        <w:rPr>
-          <w:rFonts w:ascii="Times New Roman" w:hAnsi="Times New Roman" w:cs="Times New Roman"/>
-          <w:sz w:val="28"/>
-          <w:szCs w:val="28"/>
-        </w:rPr>
-      </w:pPr>
-      <w:r>
-        <w:rPr>
-          <w:rFonts w:ascii="Times New Roman" w:hAnsi="Times New Roman" w:cs="Times New Roman"/>
-          <w:sz w:val="28"/>
-          <w:szCs w:val="28"/>
-        </w:rPr>
-        <w:t>Практическая значимость — готовый прототип, который может быть адаптирован под реальные заведения фаст-фуд, повышая скорость обслуживания, сокращая очереди и повышая удовлетворённость клиентов.</w:t>
-      </w:r>
-    </w:p>
-    <w:p>
-      <w:pPr>
-        <w:rPr>
-          <w:rFonts w:ascii="Times New Roman" w:hAnsi="Times New Roman" w:cs="Times New Roman"/>
-          <w:sz w:val="28"/>
-          <w:szCs w:val="28"/>
-        </w:rPr>
-      </w:pPr>
-      <w:r>
-        <w:rPr>
-          <w:rFonts w:ascii="Times New Roman" w:hAnsi="Times New Roman" w:cs="Times New Roman"/>
-          <w:sz w:val="28"/>
-          <w:szCs w:val="28"/>
-        </w:rPr>
-        <w:br w:type="page"/>
-      </w:r>
-    </w:p>
-    <w:p>
-      <w:pPr>
-        <w:pStyle w:val="Heading1"/>
-        <w:rPr>
-          <w:rFonts w:eastAsiaTheme="minorEastAsia"/>
-          <w:lang w:eastAsia="ru-RU"/>
-        </w:rPr>
-      </w:pPr>
-      <w:bookmarkStart w:id="62" w:name="_Toc225803518"/>
-      <w:bookmarkStart w:id="63" w:name="_Toc225803698"/>
-      <w:r>
-        <w:rPr>
-          <w:rFonts w:eastAsiaTheme="minorEastAsia"/>
-          <w:lang w:eastAsia="ru-RU"/>
-        </w:rPr>
-        <w:lastRenderedPageBreak/>
-        <w:t>СПИСОК ИСПОЛЬЗУЕМЫХ ИСТОЧНИКОВ</w:t>
-      </w:r>
-      <w:bookmarkEnd w:id="62"/>
-      <w:bookmarkEnd w:id="63"/>
-    </w:p>
-    <w:p>
-      <w:pPr>
-        <w:spacing w:after="0" w:line="360" w:lineRule="auto"/>
-        <w:ind w:left="170" w:right="85" w:firstLine="709"/>
-        <w:jc w:val="both"/>
-        <w:rPr>
-          <w:rFonts w:ascii="Times New Roman" w:hAnsi="Times New Roman" w:cs="Times New Roman"/>
-          <w:sz w:val="28"/>
-          <w:szCs w:val="28"/>
-        </w:rPr>
-      </w:pPr>
-    </w:p>
-    <w:p>
-      <w:pPr>
-        <w:spacing w:after="0" w:line="360" w:lineRule="auto"/>
-        <w:ind w:left="170" w:right="85" w:firstLine="709"/>
-        <w:jc w:val="both"/>
-        <w:rPr>
-          <w:rFonts w:ascii="Times New Roman" w:hAnsi="Times New Roman" w:cs="Times New Roman"/>
-          <w:sz w:val="28"/>
-          <w:szCs w:val="28"/>
-        </w:rPr>
-      </w:pPr>
-      <w:r>
-        <w:rPr>
-          <w:rFonts w:ascii="Times New Roman" w:hAnsi="Times New Roman" w:cs="Times New Roman"/>
-          <w:sz w:val="28"/>
-          <w:szCs w:val="28"/>
-        </w:rPr>
-        <w:t>1. Методические рекомендации по оформлению курсовой работы по МДК.01.03 «Разработка мобильных приложений» для СПБ ГБПОУ «Ижорский политехнический колледж». – Режим доступа: file://MR_mdk0103_2025.pdf</w:t>
-      </w:r>
-    </w:p>
-    <w:p>
-      <w:pPr>
-        <w:spacing w:after="0" w:line="360" w:lineRule="auto"/>
-        <w:ind w:left="170" w:right="85" w:firstLine="709"/>
-        <w:jc w:val="both"/>
-        <w:rPr>
-          <w:rFonts w:ascii="Times New Roman" w:hAnsi="Times New Roman" w:cs="Times New Roman"/>
-          <w:sz w:val="28"/>
-          <w:szCs w:val="28"/>
-          <w:lang w:val="en-US"/>
-        </w:rPr>
-      </w:pPr>
-      <w:r>
-        <w:rPr>
-          <w:rFonts w:ascii="Times New Roman" w:hAnsi="Times New Roman" w:cs="Times New Roman"/>
-          <w:sz w:val="28"/>
-          <w:szCs w:val="28"/>
-          <w:lang w:val="en-US"/>
-        </w:rPr>
-        <w:t xml:space="preserve">2. Gamma E., Helm R., Johnson R., </w:t>
-      </w:r>
-      <w:proofErr w:type="spellStart"/>
-      <w:r>
-        <w:rPr>
-          <w:rFonts w:ascii="Times New Roman" w:hAnsi="Times New Roman" w:cs="Times New Roman"/>
-          <w:sz w:val="28"/>
-          <w:szCs w:val="28"/>
-          <w:lang w:val="en-US"/>
-        </w:rPr>
-        <w:t>Vlissides</w:t>
-      </w:r>
-      <w:proofErr w:type="spellEnd"/>
-      <w:r>
-        <w:rPr>
-          <w:rFonts w:ascii="Times New Roman" w:hAnsi="Times New Roman" w:cs="Times New Roman"/>
-          <w:sz w:val="28"/>
-          <w:szCs w:val="28"/>
-          <w:lang w:val="en-US"/>
-        </w:rPr>
-        <w:t xml:space="preserve"> J. Design Patterns. – Addison-Wesley, 1994.</w:t>
-      </w:r>
-    </w:p>
-    <w:p>
-      <w:pPr>
-        <w:spacing w:after="0" w:line="360" w:lineRule="auto"/>
-        <w:ind w:left="170" w:right="85" w:firstLine="709"/>
-        <w:jc w:val="both"/>
-        <w:rPr>
-          <w:rFonts w:ascii="Times New Roman" w:hAnsi="Times New Roman" w:cs="Times New Roman"/>
-          <w:sz w:val="28"/>
-          <w:szCs w:val="28"/>
-        </w:rPr>
-      </w:pPr>
-      <w:r>
-        <w:rPr>
-          <w:rFonts w:ascii="Times New Roman" w:hAnsi="Times New Roman" w:cs="Times New Roman"/>
-          <w:sz w:val="28"/>
-          <w:szCs w:val="28"/>
-        </w:rPr>
-        <w:t>3. Зорина, Н. В. Программирование на языке Джава : учебное пособие / Н. В. Зорина. — Москва : РТУ МИРЭА, 2021 — Часть 1 — 2021. — 164 с. — Текст : электронный // Лань : электронно-библиотечная система.</w:t>
-      </w:r>
-    </w:p>
-    <w:p>
-      <w:pPr>
-        <w:spacing w:after="0" w:line="360" w:lineRule="auto"/>
-        <w:ind w:left="170" w:right="85" w:firstLine="709"/>
-        <w:jc w:val="both"/>
-        <w:rPr>
-          <w:rFonts w:ascii="Times New Roman" w:hAnsi="Times New Roman" w:cs="Times New Roman"/>
-          <w:sz w:val="28"/>
-          <w:szCs w:val="28"/>
-        </w:rPr>
-      </w:pPr>
-      <w:r>
-        <w:rPr>
-          <w:rFonts w:ascii="Times New Roman" w:hAnsi="Times New Roman" w:cs="Times New Roman"/>
-          <w:sz w:val="28"/>
-          <w:szCs w:val="28"/>
-        </w:rPr>
-        <w:t>4. Зорина, Н. В. Программирование на языке Джава : учебное пособие / Н. В. Зорина. — Москва : РТУ МИРЭА, 2023 — Часть 2 — 2023. — 82 с. — ISBN 978-5-7339-1765-8. — Текст : электронный // Лань : электронно-библиотечная система.</w:t>
-      </w:r>
-    </w:p>
-    <w:p>
-      <w:pPr>
-        <w:spacing w:after="0" w:line="360" w:lineRule="auto"/>
-        <w:ind w:left="170" w:right="85" w:firstLine="709"/>
-        <w:jc w:val="both"/>
-        <w:rPr>
-          <w:rFonts w:ascii="Times New Roman" w:hAnsi="Times New Roman" w:cs="Times New Roman"/>
-          <w:sz w:val="28"/>
-          <w:szCs w:val="28"/>
-        </w:rPr>
-      </w:pPr>
-      <w:r>
-        <w:rPr>
-          <w:rFonts w:ascii="Times New Roman" w:hAnsi="Times New Roman" w:cs="Times New Roman"/>
-          <w:sz w:val="28"/>
-          <w:szCs w:val="28"/>
-        </w:rPr>
-        <w:t>5. Пирская, Л. В. Разработка мобильных приложений в среде Android Studio : учебное пособие / Л. В. Пирская. — Ростов-на-Дону : ЮФУ, 2019. — 123 с. — ISBN 978-5-9275-3346-6. — Текст : электронный // Лань : электронно-библиотечная система.</w:t>
-      </w:r>
-    </w:p>
-    <w:p>
-      <w:pPr>
-        <w:spacing w:after="0" w:line="360" w:lineRule="auto"/>
-        <w:ind w:left="170" w:right="85" w:firstLine="709"/>
-        <w:jc w:val="both"/>
-        <w:rPr>
-          <w:rFonts w:ascii="Times New Roman" w:hAnsi="Times New Roman" w:cs="Times New Roman"/>
-          <w:sz w:val="28"/>
-          <w:szCs w:val="28"/>
-        </w:rPr>
-      </w:pPr>
-      <w:r>
-        <w:rPr>
-          <w:rFonts w:ascii="Times New Roman" w:hAnsi="Times New Roman" w:cs="Times New Roman"/>
-          <w:sz w:val="28"/>
-          <w:szCs w:val="28"/>
-        </w:rPr>
-        <w:t>6. Каимова, Г. Т. База данных и экспертные системы : учебное пособие / Г. Т. Каимова. — Астана : КазАТИУ, 2014. — 98 с. — ISBN 9965-799-85-7. — Текст : электронный // Лань : электронно-библиотечная система.</w:t>
-      </w:r>
-    </w:p>
-    <w:p>
-      <w:pPr>
-        <w:spacing w:after="0" w:line="360" w:lineRule="auto"/>
-        <w:ind w:left="170" w:right="85" w:firstLine="709"/>
-        <w:jc w:val="both"/>
-        <w:rPr>
-          <w:rFonts w:ascii="Times New Roman" w:hAnsi="Times New Roman" w:cs="Times New Roman"/>
-          <w:sz w:val="28"/>
-          <w:szCs w:val="28"/>
-          <w:lang w:val="en-US"/>
-        </w:rPr>
-      </w:pPr>
-      <w:r>
-        <w:rPr>
-          <w:rFonts w:ascii="Times New Roman" w:hAnsi="Times New Roman" w:cs="Times New Roman"/>
-          <w:sz w:val="28"/>
-          <w:szCs w:val="28"/>
-          <w:lang w:val="en-US"/>
-        </w:rPr>
-        <w:t>7. SQLite. Official Documentation. – https://sqlite.org</w:t>
-      </w:r>
-    </w:p>
-    <w:p>
-      <w:pPr>
-        <w:spacing w:after="0" w:line="360" w:lineRule="auto"/>
-        <w:ind w:left="170" w:right="85" w:firstLine="709"/>
-        <w:jc w:val="both"/>
-        <w:rPr>
-          <w:rFonts w:ascii="Times New Roman" w:hAnsi="Times New Roman" w:cs="Times New Roman"/>
-          <w:sz w:val="28"/>
-          <w:szCs w:val="28"/>
-        </w:rPr>
-      </w:pPr>
-      <w:r>
-        <w:rPr>
-          <w:rFonts w:ascii="Times New Roman" w:hAnsi="Times New Roman" w:cs="Times New Roman"/>
-          <w:sz w:val="28"/>
-          <w:szCs w:val="28"/>
-        </w:rPr>
-        <w:t>8. Баланов, А. Н. Комплексное руководство по разработке: от мобильных приложений до веб-технологий : учебное пособие для СПО / А. Н. Баланов. — 2-е изд., стер. — Санкт-Петербург : Лань, 2025. — 64 с. — ISBN 978-5-507-51038-2. — Текст : электронный // Лань : электронно-библиотечная система.</w:t>
-      </w:r>
-    </w:p>
-    <w:p>
-      <w:pPr>
-        <w:spacing w:after="0" w:line="360" w:lineRule="auto"/>
-        <w:ind w:left="170" w:right="85" w:firstLine="709"/>
-        <w:jc w:val="both"/>
-        <w:rPr>
-          <w:rFonts w:ascii="Times New Roman" w:hAnsi="Times New Roman" w:cs="Times New Roman"/>
-          <w:sz w:val="28"/>
-          <w:szCs w:val="28"/>
-          <w:lang w:val="en-US"/>
-        </w:rPr>
-      </w:pPr>
-      <w:r>
-        <w:rPr>
-          <w:rFonts w:ascii="Times New Roman" w:hAnsi="Times New Roman" w:cs="Times New Roman"/>
-          <w:sz w:val="28"/>
-          <w:szCs w:val="28"/>
-          <w:lang w:val="en-US"/>
-        </w:rPr>
-        <w:t>9. Clean Architecture concepts for Android. – Google Developers.</w:t>
-      </w:r>
-    </w:p>
-    <w:p>
-      <w:pPr>
-        <w:spacing w:after="0" w:line="360" w:lineRule="auto"/>
-        <w:ind w:left="170" w:right="85" w:firstLine="709"/>
-        <w:jc w:val="both"/>
-        <w:rPr>
-          <w:rFonts w:ascii="Times New Roman" w:hAnsi="Times New Roman" w:cs="Times New Roman"/>
-          <w:sz w:val="28"/>
-          <w:szCs w:val="28"/>
-        </w:rPr>
-      </w:pPr>
-      <w:r>
-        <w:rPr>
-          <w:rFonts w:ascii="Times New Roman" w:hAnsi="Times New Roman" w:cs="Times New Roman"/>
-          <w:sz w:val="28"/>
-          <w:szCs w:val="28"/>
-        </w:rPr>
-        <w:lastRenderedPageBreak/>
-        <w:t>10. Жемеров, Д. Kotlin в действии / Д. Жемеров, С. Исакова ; перевод с английского А. Н. Киселев. — Москва : ДМК Пресс, 2018. — 402 с. — ISBN 978-5-97060-497-7. — Текст : электронный // Лань : электронно-библиотечная система.</w:t>
-      </w:r>
-    </w:p>
-    <w:p>
-      <w:pPr>
-        <w:spacing w:after="0" w:line="360" w:lineRule="auto"/>
-        <w:ind w:left="170" w:right="85" w:firstLine="709"/>
-        <w:jc w:val="both"/>
-        <w:rPr>
-          <w:rFonts w:ascii="Times New Roman" w:hAnsi="Times New Roman" w:cs="Times New Roman"/>
-          <w:sz w:val="28"/>
-          <w:szCs w:val="28"/>
-        </w:rPr>
-      </w:pPr>
-      <w:r>
-        <w:rPr>
-          <w:rFonts w:ascii="Times New Roman" w:hAnsi="Times New Roman" w:cs="Times New Roman"/>
-          <w:sz w:val="28"/>
-          <w:szCs w:val="28"/>
-        </w:rPr>
-        <w:t>11. Калгина, И. С. Разработка мобильных приложений : учебное пособие / И. С. Калгина. — Чита : ЗабГУ, 2022. — 163 с. — ISBN 978-5-9293-3137-4. — Текст : электронный // Лань : электронно-библиотечная система.</w:t>
-      </w:r>
-    </w:p>
-    <w:p>
-      <w:pPr>
-        <w:spacing w:after="0" w:line="360" w:lineRule="auto"/>
-        <w:ind w:left="170" w:right="85" w:firstLine="709"/>
-        <w:jc w:val="both"/>
-        <w:rPr>
-          <w:rFonts w:ascii="Times New Roman" w:hAnsi="Times New Roman" w:cs="Times New Roman"/>
-          <w:sz w:val="28"/>
-          <w:szCs w:val="28"/>
-        </w:rPr>
-      </w:pPr>
-      <w:r>
-        <w:rPr>
-          <w:rFonts w:ascii="Times New Roman" w:hAnsi="Times New Roman" w:cs="Times New Roman"/>
-          <w:sz w:val="28"/>
-          <w:szCs w:val="28"/>
-        </w:rPr>
-        <w:t>12. Рысин, М. Л. Введение в современную Android-разработку на языке Java : учебное пособие / М. Л. Рысин. — Москва : РТУ МИРЭА, 2023 — Часть 1 — 2023. — 132 с. — ISBN 978-5-7339-1895-2. — Текст : электронный // Лань : электронно-библиотечная система.</w:t>
-      </w:r>
-    </w:p>
-    <w:p>
-      <w:pPr>
-        <w:spacing w:after="0" w:line="360" w:lineRule="auto"/>
-        <w:ind w:left="170" w:right="85" w:firstLine="709"/>
-        <w:jc w:val="both"/>
-        <w:rPr>
-          <w:rFonts w:ascii="Times New Roman" w:hAnsi="Times New Roman" w:cs="Times New Roman"/>
-          <w:sz w:val="28"/>
-          <w:szCs w:val="28"/>
-        </w:rPr>
-      </w:pPr>
-      <w:r>
-        <w:rPr>
-          <w:rFonts w:ascii="Times New Roman" w:hAnsi="Times New Roman" w:cs="Times New Roman"/>
-          <w:sz w:val="28"/>
-          <w:szCs w:val="28"/>
-        </w:rPr>
-        <w:t>13. Рысин, М. Л. Введение в современную Android-разработку на языке Java : учебное пособие / М. Л. Рысин. — Москва : РТУ МИРЭА, 2024 — Часть 2 — 2024. — 110 с. — ISBN 978-5-7339-2146-4. — Текст : электронный // Лань : электронно-библиотечная система.</w:t>
-      </w:r>
-    </w:p>
-    <w:p>
-      <w:pPr>
-        <w:spacing w:after="0" w:line="360" w:lineRule="auto"/>
-        <w:ind w:left="170" w:right="85" w:firstLine="709"/>
-        <w:jc w:val="both"/>
-        <w:rPr>
-          <w:rFonts w:ascii="Times New Roman" w:hAnsi="Times New Roman" w:cs="Times New Roman"/>
-          <w:sz w:val="28"/>
-          <w:szCs w:val="28"/>
-        </w:rPr>
-      </w:pPr>
-      <w:r>
-        <w:rPr>
-          <w:rFonts w:ascii="Times New Roman" w:hAnsi="Times New Roman" w:cs="Times New Roman"/>
-          <w:sz w:val="28"/>
-          <w:szCs w:val="28"/>
-        </w:rPr>
-        <w:t>14. Чернов, Е. А. Проектирование и разработка мобильных приложений. Часть 1 : учебное пособие / Е. А. Чернов. — Москва : РТУ МИРЭА, 2025. — 69 с. — ISBN 978-5-7339-2652-0. — Текст : электронный // Лань : электронно-библиотечная система.</w:t>
-      </w:r>
-    </w:p>
-    <w:p>
-      <w:pPr>
-        <w:spacing w:after="0" w:line="360" w:lineRule="auto"/>
-        <w:ind w:left="170" w:right="85" w:firstLine="709"/>
-        <w:jc w:val="both"/>
-        <w:rPr>
-          <w:rFonts w:ascii="Times New Roman" w:hAnsi="Times New Roman" w:cs="Times New Roman"/>
-          <w:sz w:val="28"/>
-          <w:szCs w:val="28"/>
-        </w:rPr>
-      </w:pPr>
-      <w:r>
-        <w:rPr>
-          <w:rFonts w:ascii="Times New Roman" w:hAnsi="Times New Roman" w:cs="Times New Roman"/>
-          <w:sz w:val="28"/>
-          <w:szCs w:val="28"/>
-        </w:rPr>
-        <w:t>15. Бунина, Л. В. Разработка мобильных приложений : учебное пособие / Л. В. Бунина, А. П. Титов. — Москва : РТУ МИРЭА, 2025 — Часть 1 — 2025. — 123 с. — ISBN 978-5-7339-2604-9. — Текст : электронный // Лань : электронно-библиотечная система.</w:t>
-      </w:r>
-    </w:p>
-    <w:p>
-      <w:pPr>
-        <w:rPr>
-          <w:rFonts w:ascii="Times New Roman" w:hAnsi="Times New Roman" w:cs="Times New Roman"/>
-          <w:sz w:val="28"/>
-          <w:szCs w:val="28"/>
-        </w:rPr>
-      </w:pPr>
-      <w:r>
-        <w:rPr>
-          <w:rFonts w:ascii="Times New Roman" w:hAnsi="Times New Roman" w:cs="Times New Roman"/>
-          <w:sz w:val="28"/>
-          <w:szCs w:val="28"/>
-        </w:rPr>
-        <w:br w:type="page"/>
-      </w:r>
-    </w:p>
-    <w:p>
-      <w:pPr>
-        <w:pStyle w:val="Heading1"/>
-      </w:pPr>
-      <w:bookmarkStart w:id="64" w:name="_Toc225803519"/>
-      <w:bookmarkStart w:id="65" w:name="_Toc225803699"/>
-      <w:r>
-        <w:lastRenderedPageBreak/>
-        <w:t>ПРИЛОЖЕНИЯ</w:t>
-      </w:r>
-      <w:bookmarkEnd w:id="64"/>
-      <w:bookmarkEnd w:id="65"/>
-    </w:p>
-    <w:p>
-      <w:pPr>
-        <w:spacing w:after="0" w:line="360" w:lineRule="auto"/>
-        <w:ind w:left="170" w:right="85" w:firstLine="709"/>
-        <w:jc w:val="center"/>
-        <w:rPr>
-          <w:rFonts w:ascii="Times New Roman" w:hAnsi="Times New Roman" w:cs="Times New Roman"/>
-          <w:b/>
-          <w:sz w:val="28"/>
-          <w:szCs w:val="28"/>
-        </w:rPr>
-      </w:pPr>
-    </w:p>
-    <w:p>
-      <w:pPr>
-        <w:pStyle w:val="Heading2"/>
+          <w:sz w:val="28"/>
+          <w:szCs w:val="28"/>
+        </w:rPr>
+      </w:pPr>
+    </w:p>
+    <w:p>
+      <w:pPr>
+        <w:pStyle w:val="2"/>
       </w:pPr>
       <w:r>
         <w:t xml:space="preserve">Приложение: Листинги исходного кода  </w:t>
@@ -7320,7 +7277,7 @@
     </w:p>
     <w:p>
       <w:pPr>
-        <w:pStyle w:val="Heading2"/>
+        <w:pStyle w:val="2"/>
       </w:pPr>
       <w:r>
         <w:lastRenderedPageBreak/>
@@ -7822,7 +7779,7 @@
 </file>
 
 <file path=word/endnotes.xml><?xml version="1.0" encoding="utf-8"?>
-<w:endnotes xmlns:wpc="http://schemas.microsoft.com/office/word/2010/wordprocessingCanvas" xmlns:cx="http://schemas.microsoft.com/office/drawing/2014/chartex" xmlns:cx1="http://schemas.microsoft.com/office/drawing/2015/9/8/chartex" xmlns:cx2="http://schemas.microsoft.com/office/drawing/2015/10/21/chartex" xmlns:cx3="http://schemas.microsoft.com/office/drawing/2016/5/9/chartex" xmlns:cx4="http://schemas.microsoft.com/office/drawing/2016/5/10/chartex" xmlns:cx5="http://schemas.microsoft.com/office/drawing/2016/5/11/chartex" xmlns:cx6="http://schemas.microsoft.com/office/drawing/2016/5/12/chartex" xmlns:cx7="http://schemas.microsoft.com/office/drawing/2016/5/13/chartex" xmlns:cx8="http://schemas.microsoft.com/office/drawing/2016/5/14/chartex" xmlns:mc="http://schemas.openxmlformats.org/markup-compatibility/2006" xmlns:aink="http://schemas.microsoft.com/office/drawing/2016/ink" xmlns:am3d="http://schemas.microsoft.com/office/drawing/2017/model3d" xmlns:o="urn:schemas-microsoft-com:office:office" xmlns:oel="http://schemas.microsoft.com/office/2019/extlst" xmlns:r="http://schemas.openxmlformats.org/officeDocument/2006/relationships" xmlns:m="http://schemas.openxmlformats.org/officeDocument/2006/math" xmlns:v="urn:schemas-microsoft-com:vml" xmlns:wp14="http://schemas.microsoft.com/office/word/2010/wordprocessingDrawing" xmlns:wp="http://schemas.openxmlformats.org/drawingml/2006/wordprocessingDrawing" xmlns:w10="urn:schemas-microsoft-com:office:word" xmlns:w="http://schemas.openxmlformats.org/wordprocessingml/2006/main" xmlns:w14="http://schemas.microsoft.com/office/word/2010/wordml" xmlns:w15="http://schemas.microsoft.com/office/word/2012/wordml" xmlns:w16cex="http://schemas.microsoft.com/office/word/2018/wordml/cex" xmlns:w16cid="http://schemas.microsoft.com/office/word/2016/wordml/cid" xmlns:w16="http://schemas.microsoft.com/office/word/2018/wordml" xmlns:w16du="http://schemas.microsoft.com/office/word/2023/wordml/word16du" xmlns:w16sdtdh="http://schemas.microsoft.com/office/word/2020/wordml/sdtdatahash" xmlns:w16sdtfl="http://schemas.microsoft.com/office/word/2024/wordml/sdtformatlock" xmlns:w16se="http://schemas.microsoft.com/office/word/2015/wordml/symex" xmlns:wpg="http://schemas.microsoft.com/office/word/2010/wordprocessingGroup" xmlns:wpi="http://schemas.microsoft.com/office/word/2010/wordprocessingInk" xmlns:wne="http://schemas.microsoft.com/office/word/2006/wordml" xmlns:wps="http://schemas.microsoft.com/office/word/2010/wordprocessingShape" mc:Ignorable="w14 w15 w16se w16cid w16 w16cex w16sdtdh w16sdtfl w16du wp14">
+<w:endnotes xmlns:wpc="http://schemas.microsoft.com/office/word/2010/wordprocessingCanvas" xmlns:cx="http://schemas.microsoft.com/office/drawing/2014/chartex" xmlns:cx1="http://schemas.microsoft.com/office/drawing/2015/9/8/chartex" xmlns:cx2="http://schemas.microsoft.com/office/drawing/2015/10/21/chartex" xmlns:cx3="http://schemas.microsoft.com/office/drawing/2016/5/9/chartex" xmlns:cx4="http://schemas.microsoft.com/office/drawing/2016/5/10/chartex" xmlns:cx5="http://schemas.microsoft.com/office/drawing/2016/5/11/chartex" xmlns:cx6="http://schemas.microsoft.com/office/drawing/2016/5/12/chartex" xmlns:cx7="http://schemas.microsoft.com/office/drawing/2016/5/13/chartex" xmlns:cx8="http://schemas.microsoft.com/office/drawing/2016/5/14/chartex" xmlns:mc="http://schemas.openxmlformats.org/markup-compatibility/2006" xmlns:aink="http://schemas.microsoft.com/office/drawing/2016/ink" xmlns:am3d="http://schemas.microsoft.com/office/drawing/2017/model3d" xmlns:o="urn:schemas-microsoft-com:office:office" xmlns:r="http://schemas.openxmlformats.org/officeDocument/2006/relationships" xmlns:m="http://schemas.openxmlformats.org/officeDocument/2006/math" xmlns:v="urn:schemas-microsoft-com:vml" xmlns:wp14="http://schemas.microsoft.com/office/word/2010/wordprocessingDrawing" xmlns:wp="http://schemas.openxmlformats.org/drawingml/2006/wordprocessingDrawing" xmlns:w10="urn:schemas-microsoft-com:office:word" xmlns:w="http://schemas.openxmlformats.org/wordprocessingml/2006/main" xmlns:w14="http://schemas.microsoft.com/office/word/2010/wordml" xmlns:w15="http://schemas.microsoft.com/office/word/2012/wordml" xmlns:w16cex="http://schemas.microsoft.com/office/word/2018/wordml/cex" xmlns:w16cid="http://schemas.microsoft.com/office/word/2016/wordml/cid" xmlns:w16="http://schemas.microsoft.com/office/word/2018/wordml" xmlns:w16sdtdh="http://schemas.microsoft.com/office/word/2020/wordml/sdtdatahash" xmlns:w16se="http://schemas.microsoft.com/office/word/2015/wordml/symex" xmlns:wpg="http://schemas.microsoft.com/office/word/2010/wordprocessingGroup" xmlns:wpi="http://schemas.microsoft.com/office/word/2010/wordprocessingInk" xmlns:wne="http://schemas.microsoft.com/office/word/2006/wordml" xmlns:wps="http://schemas.microsoft.com/office/word/2010/wordprocessingShape" mc:Ignorable="w14 w15 w16se w16cid w16 w16cex w16sdtdh wp14">
   <w:endnote w:type="separator" w:id="-1">
     <w:p>
       <w:pPr>
@@ -7847,7 +7804,7 @@
 </file>
 
 <file path=word/footnotes.xml><?xml version="1.0" encoding="utf-8"?>
-<w:footnotes xmlns:wpc="http://schemas.microsoft.com/office/word/2010/wordprocessingCanvas" xmlns:cx="http://schemas.microsoft.com/office/drawing/2014/chartex" xmlns:cx1="http://schemas.microsoft.com/office/drawing/2015/9/8/chartex" xmlns:cx2="http://schemas.microsoft.com/office/drawing/2015/10/21/chartex" xmlns:cx3="http://schemas.microsoft.com/office/drawing/2016/5/9/chartex" xmlns:cx4="http://schemas.microsoft.com/office/drawing/2016/5/10/chartex" xmlns:cx5="http://schemas.microsoft.com/office/drawing/2016/5/11/chartex" xmlns:cx6="http://schemas.microsoft.com/office/drawing/2016/5/12/chartex" xmlns:cx7="http://schemas.microsoft.com/office/drawing/2016/5/13/chartex" xmlns:cx8="http://schemas.microsoft.com/office/drawing/2016/5/14/chartex" xmlns:mc="http://schemas.openxmlformats.org/markup-compatibility/2006" xmlns:aink="http://schemas.microsoft.com/office/drawing/2016/ink" xmlns:am3d="http://schemas.microsoft.com/office/drawing/2017/model3d" xmlns:o="urn:schemas-microsoft-com:office:office" xmlns:oel="http://schemas.microsoft.com/office/2019/extlst" xmlns:r="http://schemas.openxmlformats.org/officeDocument/2006/relationships" xmlns:m="http://schemas.openxmlformats.org/officeDocument/2006/math" xmlns:v="urn:schemas-microsoft-com:vml" xmlns:wp14="http://schemas.microsoft.com/office/word/2010/wordprocessingDrawing" xmlns:wp="http://schemas.openxmlformats.org/drawingml/2006/wordprocessingDrawing" xmlns:w10="urn:schemas-microsoft-com:office:word" xmlns:w="http://schemas.openxmlformats.org/wordprocessingml/2006/main" xmlns:w14="http://schemas.microsoft.com/office/word/2010/wordml" xmlns:w15="http://schemas.microsoft.com/office/word/2012/wordml" xmlns:w16cex="http://schemas.microsoft.com/office/word/2018/wordml/cex" xmlns:w16cid="http://schemas.microsoft.com/office/word/2016/wordml/cid" xmlns:w16="http://schemas.microsoft.com/office/word/2018/wordml" xmlns:w16du="http://schemas.microsoft.com/office/word/2023/wordml/word16du" xmlns:w16sdtdh="http://schemas.microsoft.com/office/word/2020/wordml/sdtdatahash" xmlns:w16sdtfl="http://schemas.microsoft.com/office/word/2024/wordml/sdtformatlock" xmlns:w16se="http://schemas.microsoft.com/office/word/2015/wordml/symex" xmlns:wpg="http://schemas.microsoft.com/office/word/2010/wordprocessingGroup" xmlns:wpi="http://schemas.microsoft.com/office/word/2010/wordprocessingInk" xmlns:wne="http://schemas.microsoft.com/office/word/2006/wordml" xmlns:wps="http://schemas.microsoft.com/office/word/2010/wordprocessingShape" mc:Ignorable="w14 w15 w16se w16cid w16 w16cex w16sdtdh w16sdtfl w16du wp14">
+<w:footnotes xmlns:wpc="http://schemas.microsoft.com/office/word/2010/wordprocessingCanvas" xmlns:cx="http://schemas.microsoft.com/office/drawing/2014/chartex" xmlns:cx1="http://schemas.microsoft.com/office/drawing/2015/9/8/chartex" xmlns:cx2="http://schemas.microsoft.com/office/drawing/2015/10/21/chartex" xmlns:cx3="http://schemas.microsoft.com/office/drawing/2016/5/9/chartex" xmlns:cx4="http://schemas.microsoft.com/office/drawing/2016/5/10/chartex" xmlns:cx5="http://schemas.microsoft.com/office/drawing/2016/5/11/chartex" xmlns:cx6="http://schemas.microsoft.com/office/drawing/2016/5/12/chartex" xmlns:cx7="http://schemas.microsoft.com/office/drawing/2016/5/13/chartex" xmlns:cx8="http://schemas.microsoft.com/office/drawing/2016/5/14/chartex" xmlns:mc="http://schemas.openxmlformats.org/markup-compatibility/2006" xmlns:aink="http://schemas.microsoft.com/office/drawing/2016/ink" xmlns:am3d="http://schemas.microsoft.com/office/drawing/2017/model3d" xmlns:o="urn:schemas-microsoft-com:office:office" xmlns:r="http://schemas.openxmlformats.org/officeDocument/2006/relationships" xmlns:m="http://schemas.openxmlformats.org/officeDocument/2006/math" xmlns:v="urn:schemas-microsoft-com:vml" xmlns:wp14="http://schemas.microsoft.com/office/word/2010/wordprocessingDrawing" xmlns:wp="http://schemas.openxmlformats.org/drawingml/2006/wordprocessingDrawing" xmlns:w10="urn:schemas-microsoft-com:office:word" xmlns:w="http://schemas.openxmlformats.org/wordprocessingml/2006/main" xmlns:w14="http://schemas.microsoft.com/office/word/2010/wordml" xmlns:w15="http://schemas.microsoft.com/office/word/2012/wordml" xmlns:w16cex="http://schemas.microsoft.com/office/word/2018/wordml/cex" xmlns:w16cid="http://schemas.microsoft.com/office/word/2016/wordml/cid" xmlns:w16="http://schemas.microsoft.com/office/word/2018/wordml" xmlns:w16sdtdh="http://schemas.microsoft.com/office/word/2020/wordml/sdtdatahash" xmlns:w16se="http://schemas.microsoft.com/office/word/2015/wordml/symex" xmlns:wpg="http://schemas.microsoft.com/office/word/2010/wordprocessingGroup" xmlns:wpi="http://schemas.microsoft.com/office/word/2010/wordprocessingInk" xmlns:wne="http://schemas.microsoft.com/office/word/2006/wordml" xmlns:wps="http://schemas.microsoft.com/office/word/2010/wordprocessingShape" mc:Ignorable="w14 w15 w16se w16cid w16 w16cex w16sdtdh wp14">
   <w:footnote w:type="separator" w:id="-1">
     <w:p>
       <w:pPr>
@@ -7872,7 +7829,7 @@
 </file>
 
 <file path=word/header1.xml><?xml version="1.0" encoding="utf-8"?>
-<w:hdr xmlns:wpc="http://schemas.microsoft.com/office/word/2010/wordprocessingCanvas" xmlns:cx="http://schemas.microsoft.com/office/drawing/2014/chartex" xmlns:cx1="http://schemas.microsoft.com/office/drawing/2015/9/8/chartex" xmlns:cx2="http://schemas.microsoft.com/office/drawing/2015/10/21/chartex" xmlns:cx3="http://schemas.microsoft.com/office/drawing/2016/5/9/chartex" xmlns:cx4="http://schemas.microsoft.com/office/drawing/2016/5/10/chartex" xmlns:cx5="http://schemas.microsoft.com/office/drawing/2016/5/11/chartex" xmlns:cx6="http://schemas.microsoft.com/office/drawing/2016/5/12/chartex" xmlns:cx7="http://schemas.microsoft.com/office/drawing/2016/5/13/chartex" xmlns:cx8="http://schemas.microsoft.com/office/drawing/2016/5/14/chartex" xmlns:mc="http://schemas.openxmlformats.org/markup-compatibility/2006" xmlns:aink="http://schemas.microsoft.com/office/drawing/2016/ink" xmlns:am3d="http://schemas.microsoft.com/office/drawing/2017/model3d" xmlns:o="urn:schemas-microsoft-com:office:office" xmlns:oel="http://schemas.microsoft.com/office/2019/extlst" xmlns:r="http://schemas.openxmlformats.org/officeDocument/2006/relationships" xmlns:m="http://schemas.openxmlformats.org/officeDocument/2006/math" xmlns:v="urn:schemas-microsoft-com:vml" xmlns:wp14="http://schemas.microsoft.com/office/word/2010/wordprocessingDrawing" xmlns:wp="http://schemas.openxmlformats.org/drawingml/2006/wordprocessingDrawing" xmlns:w10="urn:schemas-microsoft-com:office:word" xmlns:w="http://schemas.openxmlformats.org/wordprocessingml/2006/main" xmlns:w14="http://schemas.microsoft.com/office/word/2010/wordml" xmlns:w15="http://schemas.microsoft.com/office/word/2012/wordml" xmlns:w16cex="http://schemas.microsoft.com/office/word/2018/wordml/cex" xmlns:w16cid="http://schemas.microsoft.com/office/word/2016/wordml/cid" xmlns:w16="http://schemas.microsoft.com/office/word/2018/wordml" xmlns:w16du="http://schemas.microsoft.com/office/word/2023/wordml/word16du" xmlns:w16sdtdh="http://schemas.microsoft.com/office/word/2020/wordml/sdtdatahash" xmlns:w16sdtfl="http://schemas.microsoft.com/office/word/2024/wordml/sdtformatlock" xmlns:w16se="http://schemas.microsoft.com/office/word/2015/wordml/symex" xmlns:wpg="http://schemas.microsoft.com/office/word/2010/wordprocessingGroup" xmlns:wpi="http://schemas.microsoft.com/office/word/2010/wordprocessingInk" xmlns:wne="http://schemas.microsoft.com/office/word/2006/wordml" xmlns:wps="http://schemas.microsoft.com/office/word/2010/wordprocessingShape" mc:Ignorable="w14 w15 w16se w16cid w16 w16cex w16sdtdh w16sdtfl w16du wp14">
+<w:hdr xmlns:wpc="http://schemas.microsoft.com/office/word/2010/wordprocessingCanvas" xmlns:cx="http://schemas.microsoft.com/office/drawing/2014/chartex" xmlns:cx1="http://schemas.microsoft.com/office/drawing/2015/9/8/chartex" xmlns:cx2="http://schemas.microsoft.com/office/drawing/2015/10/21/chartex" xmlns:cx3="http://schemas.microsoft.com/office/drawing/2016/5/9/chartex" xmlns:cx4="http://schemas.microsoft.com/office/drawing/2016/5/10/chartex" xmlns:cx5="http://schemas.microsoft.com/office/drawing/2016/5/11/chartex" xmlns:cx6="http://schemas.microsoft.com/office/drawing/2016/5/12/chartex" xmlns:cx7="http://schemas.microsoft.com/office/drawing/2016/5/13/chartex" xmlns:cx8="http://schemas.microsoft.com/office/drawing/2016/5/14/chartex" xmlns:mc="http://schemas.openxmlformats.org/markup-compatibility/2006" xmlns:aink="http://schemas.microsoft.com/office/drawing/2016/ink" xmlns:am3d="http://schemas.microsoft.com/office/drawing/2017/model3d" xmlns:o="urn:schemas-microsoft-com:office:office" xmlns:r="http://schemas.openxmlformats.org/officeDocument/2006/relationships" xmlns:m="http://schemas.openxmlformats.org/officeDocument/2006/math" xmlns:v="urn:schemas-microsoft-com:vml" xmlns:wp14="http://schemas.microsoft.com/office/word/2010/wordprocessingDrawing" xmlns:wp="http://schemas.openxmlformats.org/drawingml/2006/wordprocessingDrawing" xmlns:w10="urn:schemas-microsoft-com:office:word" xmlns:w="http://schemas.openxmlformats.org/wordprocessingml/2006/main" xmlns:w14="http://schemas.microsoft.com/office/word/2010/wordml" xmlns:w15="http://schemas.microsoft.com/office/word/2012/wordml" xmlns:w16cex="http://schemas.microsoft.com/office/word/2018/wordml/cex" xmlns:w16cid="http://schemas.microsoft.com/office/word/2016/wordml/cid" xmlns:w16="http://schemas.microsoft.com/office/word/2018/wordml" xmlns:w16sdtdh="http://schemas.microsoft.com/office/word/2020/wordml/sdtdatahash" xmlns:w16se="http://schemas.microsoft.com/office/word/2015/wordml/symex" xmlns:wpg="http://schemas.microsoft.com/office/word/2010/wordprocessingGroup" xmlns:wpi="http://schemas.microsoft.com/office/word/2010/wordprocessingInk" xmlns:wne="http://schemas.microsoft.com/office/word/2006/wordml" xmlns:wps="http://schemas.microsoft.com/office/word/2010/wordprocessingShape" mc:Ignorable="w14 w15 w16se w16cid w16 w16cex w16sdtdh wp14">
   <w:sdt>
     <w:sdtPr>
       <w:id w:val="854916839"/>
@@ -7889,7 +7846,7 @@
     <w:sdtContent>
       <w:p>
         <w:pPr>
-          <w:pStyle w:val="Header"/>
+          <w:pStyle w:val="ac"/>
           <w:jc w:val="center"/>
         </w:pPr>
         <w:r>
@@ -7918,14 +7875,14 @@
   </w:sdt>
   <w:p>
     <w:pPr>
-      <w:pStyle w:val="Header"/>
+      <w:pStyle w:val="ac"/>
     </w:pPr>
   </w:p>
 </w:hdr>
 </file>
 
 <file path=word/styles.xml><?xml version="1.0" encoding="utf-8"?>
-<w:styles xmlns:mc="http://schemas.openxmlformats.org/markup-compatibility/2006" xmlns:r="http://schemas.openxmlformats.org/officeDocument/2006/relationships" xmlns:w="http://schemas.openxmlformats.org/wordprocessingml/2006/main" xmlns:w14="http://schemas.microsoft.com/office/word/2010/wordml" xmlns:w15="http://schemas.microsoft.com/office/word/2012/wordml" xmlns:w16cex="http://schemas.microsoft.com/office/word/2018/wordml/cex" xmlns:w16cid="http://schemas.microsoft.com/office/word/2016/wordml/cid" xmlns:w16="http://schemas.microsoft.com/office/word/2018/wordml" xmlns:w16du="http://schemas.microsoft.com/office/word/2023/wordml/word16du" xmlns:w16sdtdh="http://schemas.microsoft.com/office/word/2020/wordml/sdtdatahash" xmlns:w16sdtfl="http://schemas.microsoft.com/office/word/2024/wordml/sdtformatlock" xmlns:w16se="http://schemas.microsoft.com/office/word/2015/wordml/symex" mc:Ignorable="w14 w15 w16se w16cid w16 w16cex w16sdtdh w16sdtfl w16du">
+<w:styles xmlns:mc="http://schemas.openxmlformats.org/markup-compatibility/2006" xmlns:r="http://schemas.openxmlformats.org/officeDocument/2006/relationships" xmlns:w="http://schemas.openxmlformats.org/wordprocessingml/2006/main" xmlns:w14="http://schemas.microsoft.com/office/word/2010/wordml" xmlns:w15="http://schemas.microsoft.com/office/word/2012/wordml" xmlns:w16cex="http://schemas.microsoft.com/office/word/2018/wordml/cex" xmlns:w16cid="http://schemas.microsoft.com/office/word/2016/wordml/cid" xmlns:w16="http://schemas.microsoft.com/office/word/2018/wordml" xmlns:w16sdtdh="http://schemas.microsoft.com/office/word/2020/wordml/sdtdatahash" xmlns:w16se="http://schemas.microsoft.com/office/word/2015/wordml/symex" mc:Ignorable="w14 w15 w16se w16cid w16 w16cex w16sdtdh">
   <w:docDefaults>
     <w:rPrDefault>
       <w:rPr>
@@ -8321,15 +8278,15 @@
     <w:lsdException w:name="Unresolved Mention" w:semiHidden="1" w:unhideWhenUsed="1"/>
     <w:lsdException w:name="Smart Link" w:semiHidden="1" w:unhideWhenUsed="1"/>
   </w:latentStyles>
-  <w:style w:type="paragraph" w:default="1" w:styleId="Normal">
+  <w:style w:type="paragraph" w:default="1" w:styleId="a">
     <w:name w:val="Normal"/>
     <w:qFormat/>
   </w:style>
-  <w:style w:type="paragraph" w:styleId="Heading1">
+  <w:style w:type="paragraph" w:styleId="1">
     <w:name w:val="heading 1"/>
-    <w:basedOn w:val="Normal"/>
-    <w:next w:val="Normal"/>
-    <w:link w:val="Heading1Char"/>
+    <w:basedOn w:val="a"/>
+    <w:next w:val="a"/>
+    <w:link w:val="10"/>
     <w:uiPriority w:val="9"/>
     <w:qFormat/>
     <w:rsid w:val="003C2AF7"/>
@@ -8348,11 +8305,11 @@
       <w:szCs w:val="40"/>
     </w:rPr>
   </w:style>
-  <w:style w:type="paragraph" w:styleId="Heading2">
+  <w:style w:type="paragraph" w:styleId="2">
     <w:name w:val="heading 2"/>
-    <w:basedOn w:val="Normal"/>
-    <w:next w:val="Normal"/>
-    <w:link w:val="Heading2Char"/>
+    <w:basedOn w:val="a"/>
+    <w:next w:val="a"/>
+    <w:link w:val="20"/>
     <w:uiPriority w:val="9"/>
     <w:unhideWhenUsed/>
     <w:qFormat/>
@@ -8372,11 +8329,11 @@
       <w:szCs w:val="32"/>
     </w:rPr>
   </w:style>
-  <w:style w:type="paragraph" w:styleId="Heading3">
+  <w:style w:type="paragraph" w:styleId="3">
     <w:name w:val="heading 3"/>
-    <w:basedOn w:val="Normal"/>
-    <w:next w:val="Normal"/>
-    <w:link w:val="Heading3Char"/>
+    <w:basedOn w:val="a"/>
+    <w:next w:val="a"/>
+    <w:link w:val="30"/>
     <w:uiPriority w:val="9"/>
     <w:semiHidden/>
     <w:unhideWhenUsed/>
@@ -8395,11 +8352,11 @@
       <w:szCs w:val="28"/>
     </w:rPr>
   </w:style>
-  <w:style w:type="paragraph" w:styleId="Heading4">
+  <w:style w:type="paragraph" w:styleId="4">
     <w:name w:val="heading 4"/>
-    <w:basedOn w:val="Normal"/>
-    <w:next w:val="Normal"/>
-    <w:link w:val="Heading4Char"/>
+    <w:basedOn w:val="a"/>
+    <w:next w:val="a"/>
+    <w:link w:val="40"/>
     <w:uiPriority w:val="9"/>
     <w:semiHidden/>
     <w:unhideWhenUsed/>
@@ -8418,11 +8375,11 @@
       <w:color w:val="0F4761" w:themeColor="accent1" w:themeShade="BF"/>
     </w:rPr>
   </w:style>
-  <w:style w:type="paragraph" w:styleId="Heading5">
+  <w:style w:type="paragraph" w:styleId="5">
     <w:name w:val="heading 5"/>
-    <w:basedOn w:val="Normal"/>
-    <w:next w:val="Normal"/>
-    <w:link w:val="Heading5Char"/>
+    <w:basedOn w:val="a"/>
+    <w:next w:val="a"/>
+    <w:link w:val="50"/>
     <w:uiPriority w:val="9"/>
     <w:semiHidden/>
     <w:unhideWhenUsed/>
@@ -8439,11 +8396,11 @@
       <w:color w:val="0F4761" w:themeColor="accent1" w:themeShade="BF"/>
     </w:rPr>
   </w:style>
-  <w:style w:type="paragraph" w:styleId="Heading6">
+  <w:style w:type="paragraph" w:styleId="6">
     <w:name w:val="heading 6"/>
-    <w:basedOn w:val="Normal"/>
-    <w:next w:val="Normal"/>
-    <w:link w:val="Heading6Char"/>
+    <w:basedOn w:val="a"/>
+    <w:next w:val="a"/>
+    <w:link w:val="60"/>
     <w:uiPriority w:val="9"/>
     <w:semiHidden/>
     <w:unhideWhenUsed/>
@@ -8462,11 +8419,11 @@
       <w:color w:val="595959" w:themeColor="text1" w:themeTint="A6"/>
     </w:rPr>
   </w:style>
-  <w:style w:type="paragraph" w:styleId="Heading7">
+  <w:style w:type="paragraph" w:styleId="7">
     <w:name w:val="heading 7"/>
-    <w:basedOn w:val="Normal"/>
-    <w:next w:val="Normal"/>
-    <w:link w:val="Heading7Char"/>
+    <w:basedOn w:val="a"/>
+    <w:next w:val="a"/>
+    <w:link w:val="70"/>
     <w:uiPriority w:val="9"/>
     <w:semiHidden/>
     <w:unhideWhenUsed/>
@@ -8483,11 +8440,11 @@
       <w:color w:val="595959" w:themeColor="text1" w:themeTint="A6"/>
     </w:rPr>
   </w:style>
-  <w:style w:type="paragraph" w:styleId="Heading8">
+  <w:style w:type="paragraph" w:styleId="8">
     <w:name w:val="heading 8"/>
-    <w:basedOn w:val="Normal"/>
-    <w:next w:val="Normal"/>
-    <w:link w:val="Heading8Char"/>
+    <w:basedOn w:val="a"/>
+    <w:next w:val="a"/>
+    <w:link w:val="80"/>
     <w:uiPriority w:val="9"/>
     <w:semiHidden/>
     <w:unhideWhenUsed/>
@@ -8506,11 +8463,11 @@
       <w:color w:val="272727" w:themeColor="text1" w:themeTint="D8"/>
     </w:rPr>
   </w:style>
-  <w:style w:type="paragraph" w:styleId="Heading9">
+  <w:style w:type="paragraph" w:styleId="9">
     <w:name w:val="heading 9"/>
-    <w:basedOn w:val="Normal"/>
-    <w:next w:val="Normal"/>
-    <w:link w:val="Heading9Char"/>
+    <w:basedOn w:val="a"/>
+    <w:next w:val="a"/>
+    <w:link w:val="90"/>
     <w:uiPriority w:val="9"/>
     <w:semiHidden/>
     <w:unhideWhenUsed/>
@@ -8527,12 +8484,13 @@
       <w:color w:val="272727" w:themeColor="text1" w:themeTint="D8"/>
     </w:rPr>
   </w:style>
-  <w:style w:type="character" w:default="1" w:styleId="DefaultParagraphFont">
+  <w:style w:type="character" w:default="1" w:styleId="a0">
     <w:name w:val="Default Paragraph Font"/>
     <w:uiPriority w:val="1"/>
+    <w:semiHidden/>
     <w:unhideWhenUsed/>
   </w:style>
-  <w:style w:type="table" w:default="1" w:styleId="TableNormal">
+  <w:style w:type="table" w:default="1" w:styleId="a1">
     <w:name w:val="Normal Table"/>
     <w:uiPriority w:val="99"/>
     <w:semiHidden/>
@@ -8547,16 +8505,16 @@
       </w:tblCellMar>
     </w:tblPr>
   </w:style>
-  <w:style w:type="numbering" w:default="1" w:styleId="NoList">
+  <w:style w:type="numbering" w:default="1" w:styleId="a2">
     <w:name w:val="No List"/>
     <w:uiPriority w:val="99"/>
     <w:semiHidden/>
     <w:unhideWhenUsed/>
   </w:style>
-  <w:style w:type="character" w:customStyle="1" w:styleId="Heading1Char">
-    <w:name w:val="Heading 1 Char"/>
-    <w:basedOn w:val="DefaultParagraphFont"/>
-    <w:link w:val="Heading1"/>
+  <w:style w:type="character" w:customStyle="1" w:styleId="10">
+    <w:name w:val="Заголовок 1 Знак"/>
+    <w:basedOn w:val="a0"/>
+    <w:link w:val="1"/>
     <w:uiPriority w:val="9"/>
     <w:rsid w:val="003C2AF7"/>
     <w:rPr>
@@ -8567,10 +8525,10 @@
       <w:szCs w:val="40"/>
     </w:rPr>
   </w:style>
-  <w:style w:type="character" w:customStyle="1" w:styleId="Heading2Char">
-    <w:name w:val="Heading 2 Char"/>
-    <w:basedOn w:val="DefaultParagraphFont"/>
-    <w:link w:val="Heading2"/>
+  <w:style w:type="character" w:customStyle="1" w:styleId="20">
+    <w:name w:val="Заголовок 2 Знак"/>
+    <w:basedOn w:val="a0"/>
+    <w:link w:val="2"/>
     <w:uiPriority w:val="9"/>
     <w:rsid w:val="003C2AF7"/>
     <w:rPr>
@@ -8581,10 +8539,10 @@
       <w:szCs w:val="32"/>
     </w:rPr>
   </w:style>
-  <w:style w:type="character" w:customStyle="1" w:styleId="Heading3Char">
-    <w:name w:val="Heading 3 Char"/>
-    <w:basedOn w:val="DefaultParagraphFont"/>
-    <w:link w:val="Heading3"/>
+  <w:style w:type="character" w:customStyle="1" w:styleId="30">
+    <w:name w:val="Заголовок 3 Знак"/>
+    <w:basedOn w:val="a0"/>
+    <w:link w:val="3"/>
     <w:uiPriority w:val="9"/>
     <w:semiHidden/>
     <w:rsid w:val="002C27AC"/>
@@ -8595,10 +8553,10 @@
       <w:szCs w:val="28"/>
     </w:rPr>
   </w:style>
-  <w:style w:type="character" w:customStyle="1" w:styleId="Heading4Char">
-    <w:name w:val="Heading 4 Char"/>
-    <w:basedOn w:val="DefaultParagraphFont"/>
-    <w:link w:val="Heading4"/>
+  <w:style w:type="character" w:customStyle="1" w:styleId="40">
+    <w:name w:val="Заголовок 4 Знак"/>
+    <w:basedOn w:val="a0"/>
+    <w:link w:val="4"/>
     <w:uiPriority w:val="9"/>
     <w:semiHidden/>
     <w:rsid w:val="002C27AC"/>
@@ -8609,10 +8567,10 @@
       <w:color w:val="0F4761" w:themeColor="accent1" w:themeShade="BF"/>
     </w:rPr>
   </w:style>
-  <w:style w:type="character" w:customStyle="1" w:styleId="Heading5Char">
-    <w:name w:val="Heading 5 Char"/>
-    <w:basedOn w:val="DefaultParagraphFont"/>
-    <w:link w:val="Heading5"/>
+  <w:style w:type="character" w:customStyle="1" w:styleId="50">
+    <w:name w:val="Заголовок 5 Знак"/>
+    <w:basedOn w:val="a0"/>
+    <w:link w:val="5"/>
     <w:uiPriority w:val="9"/>
     <w:semiHidden/>
     <w:rsid w:val="002C27AC"/>
@@ -8621,10 +8579,10 @@
       <w:color w:val="0F4761" w:themeColor="accent1" w:themeShade="BF"/>
     </w:rPr>
   </w:style>
-  <w:style w:type="character" w:customStyle="1" w:styleId="Heading6Char">
-    <w:name w:val="Heading 6 Char"/>
-    <w:basedOn w:val="DefaultParagraphFont"/>
-    <w:link w:val="Heading6"/>
+  <w:style w:type="character" w:customStyle="1" w:styleId="60">
+    <w:name w:val="Заголовок 6 Знак"/>
+    <w:basedOn w:val="a0"/>
+    <w:link w:val="6"/>
     <w:uiPriority w:val="9"/>
     <w:semiHidden/>
     <w:rsid w:val="002C27AC"/>
@@ -8635,10 +8593,10 @@
       <w:color w:val="595959" w:themeColor="text1" w:themeTint="A6"/>
     </w:rPr>
   </w:style>
-  <w:style w:type="character" w:customStyle="1" w:styleId="Heading7Char">
-    <w:name w:val="Heading 7 Char"/>
-    <w:basedOn w:val="DefaultParagraphFont"/>
-    <w:link w:val="Heading7"/>
+  <w:style w:type="character" w:customStyle="1" w:styleId="70">
+    <w:name w:val="Заголовок 7 Знак"/>
+    <w:basedOn w:val="a0"/>
+    <w:link w:val="7"/>
     <w:uiPriority w:val="9"/>
     <w:semiHidden/>
     <w:rsid w:val="002C27AC"/>
@@ -8647,10 +8605,10 @@
       <w:color w:val="595959" w:themeColor="text1" w:themeTint="A6"/>
     </w:rPr>
   </w:style>
-  <w:style w:type="character" w:customStyle="1" w:styleId="Heading8Char">
-    <w:name w:val="Heading 8 Char"/>
-    <w:basedOn w:val="DefaultParagraphFont"/>
-    <w:link w:val="Heading8"/>
+  <w:style w:type="character" w:customStyle="1" w:styleId="80">
+    <w:name w:val="Заголовок 8 Знак"/>
+    <w:basedOn w:val="a0"/>
+    <w:link w:val="8"/>
     <w:uiPriority w:val="9"/>
     <w:semiHidden/>
     <w:rsid w:val="002C27AC"/>
@@ -8661,10 +8619,10 @@
       <w:color w:val="272727" w:themeColor="text1" w:themeTint="D8"/>
     </w:rPr>
   </w:style>
-  <w:style w:type="character" w:customStyle="1" w:styleId="Heading9Char">
-    <w:name w:val="Heading 9 Char"/>
-    <w:basedOn w:val="DefaultParagraphFont"/>
-    <w:link w:val="Heading9"/>
+  <w:style w:type="character" w:customStyle="1" w:styleId="90">
+    <w:name w:val="Заголовок 9 Знак"/>
+    <w:basedOn w:val="a0"/>
+    <w:link w:val="9"/>
     <w:uiPriority w:val="9"/>
     <w:semiHidden/>
     <w:rsid w:val="002C27AC"/>
@@ -8673,11 +8631,11 @@
       <w:color w:val="272727" w:themeColor="text1" w:themeTint="D8"/>
     </w:rPr>
   </w:style>
-  <w:style w:type="paragraph" w:styleId="Title">
+  <w:style w:type="paragraph" w:styleId="a3">
     <w:name w:val="Title"/>
-    <w:basedOn w:val="Normal"/>
-    <w:next w:val="Normal"/>
-    <w:link w:val="TitleChar"/>
+    <w:basedOn w:val="a"/>
+    <w:next w:val="a"/>
+    <w:link w:val="a4"/>
     <w:uiPriority w:val="10"/>
     <w:qFormat/>
     <w:rsid w:val="002C27AC"/>
@@ -8693,10 +8651,10 @@
       <w:szCs w:val="56"/>
     </w:rPr>
   </w:style>
-  <w:style w:type="character" w:customStyle="1" w:styleId="TitleChar">
-    <w:name w:val="Title Char"/>
-    <w:basedOn w:val="DefaultParagraphFont"/>
-    <w:link w:val="Title"/>
+  <w:style w:type="character" w:customStyle="1" w:styleId="a4">
+    <w:name w:val="Заголовок Знак"/>
+    <w:basedOn w:val="a0"/>
+    <w:link w:val="a3"/>
     <w:uiPriority w:val="10"/>
     <w:rsid w:val="002C27AC"/>
     <w:rPr>
@@ -8707,11 +8665,11 @@
       <w:szCs w:val="56"/>
     </w:rPr>
   </w:style>
-  <w:style w:type="paragraph" w:styleId="Subtitle">
+  <w:style w:type="paragraph" w:styleId="a5">
     <w:name w:val="Subtitle"/>
-    <w:basedOn w:val="Normal"/>
-    <w:next w:val="Normal"/>
-    <w:link w:val="SubtitleChar"/>
+    <w:basedOn w:val="a"/>
+    <w:next w:val="a"/>
+    <w:link w:val="a6"/>
     <w:uiPriority w:val="11"/>
     <w:qFormat/>
     <w:rsid w:val="002C27AC"/>
@@ -8728,10 +8686,10 @@
       <w:szCs w:val="28"/>
     </w:rPr>
   </w:style>
-  <w:style w:type="character" w:customStyle="1" w:styleId="SubtitleChar">
-    <w:name w:val="Subtitle Char"/>
-    <w:basedOn w:val="DefaultParagraphFont"/>
-    <w:link w:val="Subtitle"/>
+  <w:style w:type="character" w:customStyle="1" w:styleId="a6">
+    <w:name w:val="Подзаголовок Знак"/>
+    <w:basedOn w:val="a0"/>
+    <w:link w:val="a5"/>
     <w:uiPriority w:val="11"/>
     <w:rsid w:val="002C27AC"/>
     <w:rPr>
@@ -8742,11 +8700,11 @@
       <w:szCs w:val="28"/>
     </w:rPr>
   </w:style>
-  <w:style w:type="paragraph" w:styleId="Quote">
+  <w:style w:type="paragraph" w:styleId="21">
     <w:name w:val="Quote"/>
-    <w:basedOn w:val="Normal"/>
-    <w:next w:val="Normal"/>
-    <w:link w:val="QuoteChar"/>
+    <w:basedOn w:val="a"/>
+    <w:next w:val="a"/>
+    <w:link w:val="22"/>
     <w:uiPriority w:val="29"/>
     <w:qFormat/>
     <w:rsid w:val="002C27AC"/>
@@ -8760,10 +8718,10 @@
       <w:color w:val="404040" w:themeColor="text1" w:themeTint="BF"/>
     </w:rPr>
   </w:style>
-  <w:style w:type="character" w:customStyle="1" w:styleId="QuoteChar">
-    <w:name w:val="Quote Char"/>
-    <w:basedOn w:val="DefaultParagraphFont"/>
-    <w:link w:val="Quote"/>
+  <w:style w:type="character" w:customStyle="1" w:styleId="22">
+    <w:name w:val="Цитата 2 Знак"/>
+    <w:basedOn w:val="a0"/>
+    <w:link w:val="21"/>
     <w:uiPriority w:val="29"/>
     <w:rsid w:val="002C27AC"/>
     <w:rPr>
@@ -8772,9 +8730,9 @@
       <w:color w:val="404040" w:themeColor="text1" w:themeTint="BF"/>
     </w:rPr>
   </w:style>
-  <w:style w:type="paragraph" w:styleId="ListParagraph">
+  <w:style w:type="paragraph" w:styleId="a7">
     <w:name w:val="List Paragraph"/>
-    <w:basedOn w:val="Normal"/>
+    <w:basedOn w:val="a"/>
     <w:uiPriority w:val="34"/>
     <w:qFormat/>
     <w:rsid w:val="002C27AC"/>
@@ -8783,9 +8741,9 @@
       <w:contextualSpacing/>
     </w:pPr>
   </w:style>
-  <w:style w:type="character" w:styleId="IntenseEmphasis">
+  <w:style w:type="character" w:styleId="a8">
     <w:name w:val="Intense Emphasis"/>
-    <w:basedOn w:val="DefaultParagraphFont"/>
+    <w:basedOn w:val="a0"/>
     <w:uiPriority w:val="21"/>
     <w:qFormat/>
     <w:rsid w:val="002C27AC"/>
@@ -8795,11 +8753,11 @@
       <w:color w:val="0F4761" w:themeColor="accent1" w:themeShade="BF"/>
     </w:rPr>
   </w:style>
-  <w:style w:type="paragraph" w:styleId="IntenseQuote">
+  <w:style w:type="paragraph" w:styleId="a9">
     <w:name w:val="Intense Quote"/>
-    <w:basedOn w:val="Normal"/>
-    <w:next w:val="Normal"/>
-    <w:link w:val="IntenseQuoteChar"/>
+    <w:basedOn w:val="a"/>
+    <w:next w:val="a"/>
+    <w:link w:val="aa"/>
     <w:uiPriority w:val="30"/>
     <w:qFormat/>
     <w:rsid w:val="002C27AC"/>
@@ -8818,10 +8776,10 @@
       <w:color w:val="0F4761" w:themeColor="accent1" w:themeShade="BF"/>
     </w:rPr>
   </w:style>
-  <w:style w:type="character" w:customStyle="1" w:styleId="IntenseQuoteChar">
-    <w:name w:val="Intense Quote Char"/>
-    <w:basedOn w:val="DefaultParagraphFont"/>
-    <w:link w:val="IntenseQuote"/>
+  <w:style w:type="character" w:customStyle="1" w:styleId="aa">
+    <w:name w:val="Выделенная цитата Знак"/>
+    <w:basedOn w:val="a0"/>
+    <w:link w:val="a9"/>
     <w:uiPriority w:val="30"/>
     <w:rsid w:val="002C27AC"/>
     <w:rPr>
@@ -8830,9 +8788,9 @@
       <w:color w:val="0F4761" w:themeColor="accent1" w:themeShade="BF"/>
     </w:rPr>
   </w:style>
-  <w:style w:type="character" w:styleId="IntenseReference">
+  <w:style w:type="character" w:styleId="ab">
     <w:name w:val="Intense Reference"/>
-    <w:basedOn w:val="DefaultParagraphFont"/>
+    <w:basedOn w:val="a0"/>
     <w:uiPriority w:val="32"/>
     <w:qFormat/>
     <w:rsid w:val="002C27AC"/>
@@ -8844,10 +8802,10 @@
       <w:spacing w:val="5"/>
     </w:rPr>
   </w:style>
-  <w:style w:type="paragraph" w:styleId="Header">
+  <w:style w:type="paragraph" w:styleId="ac">
     <w:name w:val="header"/>
-    <w:basedOn w:val="Normal"/>
-    <w:link w:val="HeaderChar"/>
+    <w:basedOn w:val="a"/>
+    <w:link w:val="ad"/>
     <w:uiPriority w:val="99"/>
     <w:unhideWhenUsed/>
     <w:rsid w:val="000F7D8E"/>
@@ -8859,17 +8817,17 @@
       <w:spacing w:after="0" w:line="240" w:lineRule="auto"/>
     </w:pPr>
   </w:style>
-  <w:style w:type="character" w:customStyle="1" w:styleId="HeaderChar">
-    <w:name w:val="Header Char"/>
-    <w:basedOn w:val="DefaultParagraphFont"/>
-    <w:link w:val="Header"/>
+  <w:style w:type="character" w:customStyle="1" w:styleId="ad">
+    <w:name w:val="Верхний колонтитул Знак"/>
+    <w:basedOn w:val="a0"/>
+    <w:link w:val="ac"/>
     <w:uiPriority w:val="99"/>
     <w:rsid w:val="000F7D8E"/>
   </w:style>
-  <w:style w:type="paragraph" w:styleId="Footer">
+  <w:style w:type="paragraph" w:styleId="ae">
     <w:name w:val="footer"/>
-    <w:basedOn w:val="Normal"/>
-    <w:link w:val="FooterChar"/>
+    <w:basedOn w:val="a"/>
+    <w:link w:val="af"/>
     <w:uiPriority w:val="99"/>
     <w:unhideWhenUsed/>
     <w:rsid w:val="000F7D8E"/>
@@ -8881,17 +8839,17 @@
       <w:spacing w:after="0" w:line="240" w:lineRule="auto"/>
     </w:pPr>
   </w:style>
-  <w:style w:type="character" w:customStyle="1" w:styleId="FooterChar">
-    <w:name w:val="Footer Char"/>
-    <w:basedOn w:val="DefaultParagraphFont"/>
-    <w:link w:val="Footer"/>
+  <w:style w:type="character" w:customStyle="1" w:styleId="af">
+    <w:name w:val="Нижний колонтитул Знак"/>
+    <w:basedOn w:val="a0"/>
+    <w:link w:val="ae"/>
     <w:uiPriority w:val="99"/>
     <w:rsid w:val="000F7D8E"/>
   </w:style>
-  <w:style w:type="paragraph" w:styleId="TOCHeading">
+  <w:style w:type="paragraph" w:styleId="af0">
     <w:name w:val="TOC Heading"/>
-    <w:basedOn w:val="Heading1"/>
-    <w:next w:val="Normal"/>
+    <w:basedOn w:val="1"/>
+    <w:next w:val="a"/>
     <w:uiPriority w:val="39"/>
     <w:unhideWhenUsed/>
     <w:qFormat/>
@@ -8908,7 +8866,7 @@
       <w14:ligatures w14:val="none"/>
     </w:rPr>
   </w:style>
-  <w:style w:type="paragraph" w:styleId="NoSpacing">
+  <w:style w:type="paragraph" w:styleId="af1">
     <w:name w:val="No Spacing"/>
     <w:uiPriority w:val="1"/>
     <w:qFormat/>
@@ -8917,10 +8875,10 @@
       <w:spacing w:after="0" w:line="240" w:lineRule="auto"/>
     </w:pPr>
   </w:style>
-  <w:style w:type="paragraph" w:styleId="TOC1">
+  <w:style w:type="paragraph" w:styleId="11">
     <w:name w:val="toc 1"/>
-    <w:basedOn w:val="Normal"/>
-    <w:next w:val="Normal"/>
+    <w:basedOn w:val="a"/>
+    <w:next w:val="a"/>
     <w:autoRedefine/>
     <w:uiPriority w:val="39"/>
     <w:unhideWhenUsed/>
@@ -8929,9 +8887,9 @@
       <w:spacing w:after="100"/>
     </w:pPr>
   </w:style>
-  <w:style w:type="character" w:styleId="Hyperlink">
+  <w:style w:type="character" w:styleId="af2">
     <w:name w:val="Hyperlink"/>
-    <w:basedOn w:val="DefaultParagraphFont"/>
+    <w:basedOn w:val="a0"/>
     <w:uiPriority w:val="99"/>
     <w:unhideWhenUsed/>
     <w:rsid w:val="003C2AF7"/>
@@ -8940,10 +8898,10 @@
       <w:u w:val="single"/>
     </w:rPr>
   </w:style>
-  <w:style w:type="paragraph" w:styleId="TOC2">
+  <w:style w:type="paragraph" w:styleId="23">
     <w:name w:val="toc 2"/>
-    <w:basedOn w:val="Normal"/>
-    <w:next w:val="Normal"/>
+    <w:basedOn w:val="a"/>
+    <w:next w:val="a"/>
     <w:autoRedefine/>
     <w:uiPriority w:val="39"/>
     <w:unhideWhenUsed/>
